--- a/questionnaire-v3-short-fa.docx
+++ b/questionnaire-v3-short-fa.docx
@@ -188,7 +188,7 @@
           <w:szCs w:val="22"/>
           <w:rtl/>
         </w:rPr>
-        <w:t xml:space="preserve">حسابرس گرامی، از شما دعوت می‌شود در پژوهشی دانشگاهی درباره شرایط فعالیت در تیم‌های حسابرسی مستقل شرکت کنید. این پرسشنامه شامل سؤال‌هایی درباره تجربه کار در یک تیم حسابرسی، شرایط شغلی، ویژگی‌های فردی و برخی رفتارهای مرتبط با اجرای حسابرسی است. پاسخ‌گویی به پرسشنامه حدود [۱۸ تا ۲۱] دقیقه طول می‌کشد. نتایج فقط برای اهداف علمی استفاده می‌شود و پاسخ‌های فردی یا نتایج قابل‌شناساییِ تیم‌ها در اختیار مؤسسه حسابرسی، سرپرست تیم یا صاحبکار قرار نمی‌گیرد. در سراسر پرسشنامه، منظور از «مأموریت مرجع»، همان مأموریت حسابرسی صورت‌های مالی است که کد تیم آن در این فرم درج شده است. لطفاً هنگام پاسخ به سؤال‌های مربوط به تیم و مأموریت، فقط همان مأموریت را در نظر بگیرید.</w:t>
+        <w:t xml:space="preserve">حسابرس گرامی، از شما دعوت می‌شود در پژوهشی دانشگاهی درباره شرایط فعالیت در تیم‌های حسابرسی مستقل شرکت کنید. این پرسشنامه شامل سؤال‌هایی درباره تجربه کار در یک تیم حسابرسی، شرایط شغلی، ویژگی‌های فردی و برخی رفتارهای مرتبط با اجرای حسابرسی است. پاسخ‌گویی به پرسشنامه حدود [۱۹ تا ۲۲] دقیقه طول می‌کشد. نتایج فقط برای اهداف علمی استفاده می‌شود و پاسخ‌های فردی یا نتایج قابل‌شناساییِ تیم‌ها در اختیار مؤسسه حسابرسی، سرپرست تیم یا صاحبکار قرار نمی‌گیرد. در سراسر پرسشنامه، منظور از «مأموریت مرجع»، همان مأموریت حسابرسی صورت‌های مالی است که کد تیم آن در این فرم درج شده است. لطفاً هنگام پاسخ به سؤال‌های مربوط به تیم و مأموریت، فقط همان مأموریت را در نظر بگیرید.</w:t>
       </w:r>
     </w:p>
     <w:p>
@@ -35495,6 +35495,2945 @@
     </w:p>
     <w:p>
       <w:pPr>
+        <w:spacing w:after="80"/>
+      </w:pPr>
+    </w:p>
+    <w:p>
+      <w:pPr>
+        <w:bidi/>
+        <w:spacing w:after="100" w:line="300"/>
+      </w:pPr>
+      <w:r>
+        <w:rPr>
+          <w:rFonts w:ascii="Arial" w:cs="Arial" w:eastAsia="Arial" w:hAnsi="Arial"/>
+          <w:sz w:val="20"/>
+          <w:szCs w:val="20"/>
+          <w:rtl/>
+        </w:rPr>
+        <w:t xml:space="preserve">گرایش به گروه (مقیاس کلی درباره‌ی خودتان، نه این تیم). −۳ = کاملاً مخالفم … ۰ = نه موافق نه مخالف … +۳ = کاملاً موافقم</w:t>
+      </w:r>
+    </w:p>
+    <w:tbl>
+      <w:tblPr>
+        <w:bidiVisual/>
+        <w:tblW w:type="dxa" w:w="9500"/>
+        <w:tblBorders>
+          <w:top w:val="single" w:color="auto" w:sz="4"/>
+          <w:left w:val="single" w:color="auto" w:sz="4"/>
+          <w:bottom w:val="single" w:color="auto" w:sz="4"/>
+          <w:right w:val="single" w:color="auto" w:sz="4"/>
+          <w:insideH w:val="single" w:color="auto" w:sz="4"/>
+          <w:insideV w:val="single" w:color="auto" w:sz="4"/>
+        </w:tblBorders>
+      </w:tblPr>
+      <w:tblGrid>
+        <w:gridCol w:w="650"/>
+        <w:gridCol w:w="4930"/>
+        <w:gridCol w:w="560"/>
+        <w:gridCol w:w="560"/>
+        <w:gridCol w:w="560"/>
+        <w:gridCol w:w="560"/>
+        <w:gridCol w:w="560"/>
+        <w:gridCol w:w="560"/>
+        <w:gridCol w:w="560"/>
+      </w:tblGrid>
+      <w:tr>
+        <w:trPr>
+          <w:cantSplit/>
+          <w:tblHeader/>
+        </w:trPr>
+        <w:tc>
+          <w:tcPr>
+            <w:tcW w:type="dxa" w:w="650"/>
+            <w:tcBorders>
+              <w:top w:val="single" w:color="A6A6A6" w:sz="4"/>
+              <w:left w:val="single" w:color="A6A6A6" w:sz="4"/>
+              <w:bottom w:val="single" w:color="A6A6A6" w:sz="4"/>
+              <w:right w:val="single" w:color="A6A6A6" w:sz="4"/>
+            </w:tcBorders>
+            <w:shd w:fill="D9E2F3" w:color="auto" w:val="clear"/>
+            <w:tcMar>
+              <w:top w:type="dxa" w:w="50"/>
+              <w:left w:type="dxa" w:w="60"/>
+              <w:bottom w:type="dxa" w:w="50"/>
+              <w:right w:type="dxa" w:w="60"/>
+            </w:tcMar>
+          </w:tcPr>
+          <w:p>
+            <w:pPr>
+              <w:bidi/>
+              <w:spacing w:after="0" w:line="260"/>
+              <w:jc w:val="center"/>
+            </w:pPr>
+            <w:r>
+              <w:rPr>
+                <w:rFonts w:ascii="Arial" w:cs="Arial" w:eastAsia="Arial" w:hAnsi="Arial"/>
+                <w:b/>
+                <w:bCs/>
+                <w:sz w:val="19"/>
+                <w:szCs w:val="19"/>
+                <w:rtl/>
+              </w:rPr>
+              <w:t xml:space="preserve"/>
+            </w:r>
+          </w:p>
+        </w:tc>
+        <w:tc>
+          <w:tcPr>
+            <w:tcW w:type="dxa" w:w="4930"/>
+            <w:tcBorders>
+              <w:top w:val="single" w:color="A6A6A6" w:sz="4"/>
+              <w:left w:val="single" w:color="A6A6A6" w:sz="4"/>
+              <w:bottom w:val="single" w:color="A6A6A6" w:sz="4"/>
+              <w:right w:val="single" w:color="A6A6A6" w:sz="4"/>
+            </w:tcBorders>
+            <w:shd w:fill="D9E2F3" w:color="auto" w:val="clear"/>
+            <w:tcMar>
+              <w:top w:type="dxa" w:w="50"/>
+              <w:left w:type="dxa" w:w="60"/>
+              <w:bottom w:type="dxa" w:w="50"/>
+              <w:right w:type="dxa" w:w="60"/>
+            </w:tcMar>
+          </w:tcPr>
+          <w:p>
+            <w:pPr>
+              <w:bidi/>
+              <w:spacing w:after="0" w:line="260"/>
+            </w:pPr>
+            <w:r>
+              <w:rPr>
+                <w:rFonts w:ascii="Arial" w:cs="Arial" w:eastAsia="Arial" w:hAnsi="Arial"/>
+                <w:b/>
+                <w:bCs/>
+                <w:sz w:val="19"/>
+                <w:szCs w:val="19"/>
+                <w:rtl/>
+              </w:rPr>
+              <w:t xml:space="preserve">عبارت</w:t>
+            </w:r>
+          </w:p>
+        </w:tc>
+        <w:tc>
+          <w:tcPr>
+            <w:tcW w:type="dxa" w:w="560"/>
+            <w:tcBorders>
+              <w:top w:val="single" w:color="A6A6A6" w:sz="4"/>
+              <w:left w:val="single" w:color="A6A6A6" w:sz="4"/>
+              <w:bottom w:val="single" w:color="A6A6A6" w:sz="4"/>
+              <w:right w:val="single" w:color="A6A6A6" w:sz="4"/>
+            </w:tcBorders>
+            <w:shd w:fill="D9E2F3" w:color="auto" w:val="clear"/>
+            <w:tcMar>
+              <w:top w:type="dxa" w:w="50"/>
+              <w:left w:type="dxa" w:w="60"/>
+              <w:bottom w:type="dxa" w:w="50"/>
+              <w:right w:type="dxa" w:w="60"/>
+            </w:tcMar>
+          </w:tcPr>
+          <w:p>
+            <w:pPr>
+              <w:bidi/>
+              <w:spacing w:after="0" w:line="260"/>
+              <w:jc w:val="center"/>
+            </w:pPr>
+            <w:r>
+              <w:rPr>
+                <w:rFonts w:ascii="Arial" w:cs="Arial" w:eastAsia="Arial" w:hAnsi="Arial"/>
+                <w:b/>
+                <w:bCs/>
+                <w:sz w:val="15"/>
+                <w:szCs w:val="15"/>
+                <w:rtl/>
+              </w:rPr>
+              <w:t xml:space="preserve">−۳</w:t>
+            </w:r>
+          </w:p>
+        </w:tc>
+        <w:tc>
+          <w:tcPr>
+            <w:tcW w:type="dxa" w:w="560"/>
+            <w:tcBorders>
+              <w:top w:val="single" w:color="A6A6A6" w:sz="4"/>
+              <w:left w:val="single" w:color="A6A6A6" w:sz="4"/>
+              <w:bottom w:val="single" w:color="A6A6A6" w:sz="4"/>
+              <w:right w:val="single" w:color="A6A6A6" w:sz="4"/>
+            </w:tcBorders>
+            <w:shd w:fill="D9E2F3" w:color="auto" w:val="clear"/>
+            <w:tcMar>
+              <w:top w:type="dxa" w:w="50"/>
+              <w:left w:type="dxa" w:w="60"/>
+              <w:bottom w:type="dxa" w:w="50"/>
+              <w:right w:type="dxa" w:w="60"/>
+            </w:tcMar>
+          </w:tcPr>
+          <w:p>
+            <w:pPr>
+              <w:bidi/>
+              <w:spacing w:after="0" w:line="260"/>
+              <w:jc w:val="center"/>
+            </w:pPr>
+            <w:r>
+              <w:rPr>
+                <w:rFonts w:ascii="Arial" w:cs="Arial" w:eastAsia="Arial" w:hAnsi="Arial"/>
+                <w:b/>
+                <w:bCs/>
+                <w:sz w:val="15"/>
+                <w:szCs w:val="15"/>
+                <w:rtl/>
+              </w:rPr>
+              <w:t xml:space="preserve">−۲</w:t>
+            </w:r>
+          </w:p>
+        </w:tc>
+        <w:tc>
+          <w:tcPr>
+            <w:tcW w:type="dxa" w:w="560"/>
+            <w:tcBorders>
+              <w:top w:val="single" w:color="A6A6A6" w:sz="4"/>
+              <w:left w:val="single" w:color="A6A6A6" w:sz="4"/>
+              <w:bottom w:val="single" w:color="A6A6A6" w:sz="4"/>
+              <w:right w:val="single" w:color="A6A6A6" w:sz="4"/>
+            </w:tcBorders>
+            <w:shd w:fill="D9E2F3" w:color="auto" w:val="clear"/>
+            <w:tcMar>
+              <w:top w:type="dxa" w:w="50"/>
+              <w:left w:type="dxa" w:w="60"/>
+              <w:bottom w:type="dxa" w:w="50"/>
+              <w:right w:type="dxa" w:w="60"/>
+            </w:tcMar>
+          </w:tcPr>
+          <w:p>
+            <w:pPr>
+              <w:bidi/>
+              <w:spacing w:after="0" w:line="260"/>
+              <w:jc w:val="center"/>
+            </w:pPr>
+            <w:r>
+              <w:rPr>
+                <w:rFonts w:ascii="Arial" w:cs="Arial" w:eastAsia="Arial" w:hAnsi="Arial"/>
+                <w:b/>
+                <w:bCs/>
+                <w:sz w:val="15"/>
+                <w:szCs w:val="15"/>
+                <w:rtl/>
+              </w:rPr>
+              <w:t xml:space="preserve">−۱</w:t>
+            </w:r>
+          </w:p>
+        </w:tc>
+        <w:tc>
+          <w:tcPr>
+            <w:tcW w:type="dxa" w:w="560"/>
+            <w:tcBorders>
+              <w:top w:val="single" w:color="A6A6A6" w:sz="4"/>
+              <w:left w:val="single" w:color="A6A6A6" w:sz="4"/>
+              <w:bottom w:val="single" w:color="A6A6A6" w:sz="4"/>
+              <w:right w:val="single" w:color="A6A6A6" w:sz="4"/>
+            </w:tcBorders>
+            <w:shd w:fill="D9E2F3" w:color="auto" w:val="clear"/>
+            <w:tcMar>
+              <w:top w:type="dxa" w:w="50"/>
+              <w:left w:type="dxa" w:w="60"/>
+              <w:bottom w:type="dxa" w:w="50"/>
+              <w:right w:type="dxa" w:w="60"/>
+            </w:tcMar>
+          </w:tcPr>
+          <w:p>
+            <w:pPr>
+              <w:bidi/>
+              <w:spacing w:after="0" w:line="260"/>
+              <w:jc w:val="center"/>
+            </w:pPr>
+            <w:r>
+              <w:rPr>
+                <w:rFonts w:ascii="Arial" w:cs="Arial" w:eastAsia="Arial" w:hAnsi="Arial"/>
+                <w:b/>
+                <w:bCs/>
+                <w:sz w:val="15"/>
+                <w:szCs w:val="15"/>
+                <w:rtl/>
+              </w:rPr>
+              <w:t xml:space="preserve">۰</w:t>
+            </w:r>
+          </w:p>
+        </w:tc>
+        <w:tc>
+          <w:tcPr>
+            <w:tcW w:type="dxa" w:w="560"/>
+            <w:tcBorders>
+              <w:top w:val="single" w:color="A6A6A6" w:sz="4"/>
+              <w:left w:val="single" w:color="A6A6A6" w:sz="4"/>
+              <w:bottom w:val="single" w:color="A6A6A6" w:sz="4"/>
+              <w:right w:val="single" w:color="A6A6A6" w:sz="4"/>
+            </w:tcBorders>
+            <w:shd w:fill="D9E2F3" w:color="auto" w:val="clear"/>
+            <w:tcMar>
+              <w:top w:type="dxa" w:w="50"/>
+              <w:left w:type="dxa" w:w="60"/>
+              <w:bottom w:type="dxa" w:w="50"/>
+              <w:right w:type="dxa" w:w="60"/>
+            </w:tcMar>
+          </w:tcPr>
+          <w:p>
+            <w:pPr>
+              <w:bidi/>
+              <w:spacing w:after="0" w:line="260"/>
+              <w:jc w:val="center"/>
+            </w:pPr>
+            <w:r>
+              <w:rPr>
+                <w:rFonts w:ascii="Arial" w:cs="Arial" w:eastAsia="Arial" w:hAnsi="Arial"/>
+                <w:b/>
+                <w:bCs/>
+                <w:sz w:val="15"/>
+                <w:szCs w:val="15"/>
+                <w:rtl/>
+              </w:rPr>
+              <w:t xml:space="preserve">+۱</w:t>
+            </w:r>
+          </w:p>
+        </w:tc>
+        <w:tc>
+          <w:tcPr>
+            <w:tcW w:type="dxa" w:w="560"/>
+            <w:tcBorders>
+              <w:top w:val="single" w:color="A6A6A6" w:sz="4"/>
+              <w:left w:val="single" w:color="A6A6A6" w:sz="4"/>
+              <w:bottom w:val="single" w:color="A6A6A6" w:sz="4"/>
+              <w:right w:val="single" w:color="A6A6A6" w:sz="4"/>
+            </w:tcBorders>
+            <w:shd w:fill="D9E2F3" w:color="auto" w:val="clear"/>
+            <w:tcMar>
+              <w:top w:type="dxa" w:w="50"/>
+              <w:left w:type="dxa" w:w="60"/>
+              <w:bottom w:type="dxa" w:w="50"/>
+              <w:right w:type="dxa" w:w="60"/>
+            </w:tcMar>
+          </w:tcPr>
+          <w:p>
+            <w:pPr>
+              <w:bidi/>
+              <w:spacing w:after="0" w:line="260"/>
+              <w:jc w:val="center"/>
+            </w:pPr>
+            <w:r>
+              <w:rPr>
+                <w:rFonts w:ascii="Arial" w:cs="Arial" w:eastAsia="Arial" w:hAnsi="Arial"/>
+                <w:b/>
+                <w:bCs/>
+                <w:sz w:val="15"/>
+                <w:szCs w:val="15"/>
+                <w:rtl/>
+              </w:rPr>
+              <w:t xml:space="preserve">+۲</w:t>
+            </w:r>
+          </w:p>
+        </w:tc>
+        <w:tc>
+          <w:tcPr>
+            <w:tcW w:type="dxa" w:w="560"/>
+            <w:tcBorders>
+              <w:top w:val="single" w:color="A6A6A6" w:sz="4"/>
+              <w:left w:val="single" w:color="A6A6A6" w:sz="4"/>
+              <w:bottom w:val="single" w:color="A6A6A6" w:sz="4"/>
+              <w:right w:val="single" w:color="A6A6A6" w:sz="4"/>
+            </w:tcBorders>
+            <w:shd w:fill="D9E2F3" w:color="auto" w:val="clear"/>
+            <w:tcMar>
+              <w:top w:type="dxa" w:w="50"/>
+              <w:left w:type="dxa" w:w="60"/>
+              <w:bottom w:type="dxa" w:w="50"/>
+              <w:right w:type="dxa" w:w="60"/>
+            </w:tcMar>
+          </w:tcPr>
+          <w:p>
+            <w:pPr>
+              <w:bidi/>
+              <w:spacing w:after="0" w:line="260"/>
+              <w:jc w:val="center"/>
+            </w:pPr>
+            <w:r>
+              <w:rPr>
+                <w:rFonts w:ascii="Arial" w:cs="Arial" w:eastAsia="Arial" w:hAnsi="Arial"/>
+                <w:b/>
+                <w:bCs/>
+                <w:sz w:val="15"/>
+                <w:szCs w:val="15"/>
+                <w:rtl/>
+              </w:rPr>
+              <w:t xml:space="preserve">+۳</w:t>
+            </w:r>
+          </w:p>
+        </w:tc>
+      </w:tr>
+      <w:tr>
+        <w:trPr>
+          <w:cantSplit/>
+          <w:tblHeader w:val="false"/>
+        </w:trPr>
+        <w:tc>
+          <w:tcPr>
+            <w:tcW w:type="dxa" w:w="650"/>
+            <w:tcBorders>
+              <w:top w:val="single" w:color="A6A6A6" w:sz="4"/>
+              <w:left w:val="single" w:color="A6A6A6" w:sz="4"/>
+              <w:bottom w:val="single" w:color="A6A6A6" w:sz="4"/>
+              <w:right w:val="single" w:color="A6A6A6" w:sz="4"/>
+            </w:tcBorders>
+            <w:tcMar>
+              <w:top w:type="dxa" w:w="50"/>
+              <w:left w:type="dxa" w:w="60"/>
+              <w:bottom w:type="dxa" w:w="50"/>
+              <w:right w:type="dxa" w:w="60"/>
+            </w:tcMar>
+          </w:tcPr>
+          <w:p>
+            <w:pPr>
+              <w:bidi/>
+              <w:spacing w:after="0" w:line="260"/>
+              <w:jc w:val="center"/>
+            </w:pPr>
+            <w:r>
+              <w:rPr>
+                <w:rFonts w:ascii="Arial" w:cs="Arial" w:eastAsia="Arial" w:hAnsi="Arial"/>
+                <w:b w:val="false"/>
+                <w:bCs w:val="false"/>
+                <w:sz w:val="19"/>
+                <w:szCs w:val="19"/>
+                <w:rtl/>
+              </w:rPr>
+              <w:t xml:space="preserve">GO1</w:t>
+            </w:r>
+          </w:p>
+        </w:tc>
+        <w:tc>
+          <w:tcPr>
+            <w:tcW w:type="dxa" w:w="4930"/>
+            <w:tcBorders>
+              <w:top w:val="single" w:color="A6A6A6" w:sz="4"/>
+              <w:left w:val="single" w:color="A6A6A6" w:sz="4"/>
+              <w:bottom w:val="single" w:color="A6A6A6" w:sz="4"/>
+              <w:right w:val="single" w:color="A6A6A6" w:sz="4"/>
+            </w:tcBorders>
+            <w:tcMar>
+              <w:top w:type="dxa" w:w="50"/>
+              <w:left w:type="dxa" w:w="60"/>
+              <w:bottom w:type="dxa" w:w="50"/>
+              <w:right w:type="dxa" w:w="60"/>
+            </w:tcMar>
+          </w:tcPr>
+          <w:p>
+            <w:pPr>
+              <w:bidi/>
+              <w:spacing w:after="0" w:line="260"/>
+            </w:pPr>
+            <w:r>
+              <w:rPr>
+                <w:rFonts w:ascii="Arial" w:cs="Arial" w:eastAsia="Arial" w:hAnsi="Arial"/>
+                <w:b w:val="false"/>
+                <w:bCs w:val="false"/>
+                <w:sz w:val="19"/>
+                <w:szCs w:val="19"/>
+                <w:rtl/>
+              </w:rPr>
+              <w:t xml:space="preserve">می‌توانم از وقت‌گذراندن با گروهی از افراد لذت ببرم.</w:t>
+            </w:r>
+          </w:p>
+        </w:tc>
+        <w:tc>
+          <w:tcPr>
+            <w:tcW w:type="dxa" w:w="560"/>
+            <w:tcBorders>
+              <w:top w:val="single" w:color="A6A6A6" w:sz="4"/>
+              <w:left w:val="single" w:color="A6A6A6" w:sz="4"/>
+              <w:bottom w:val="single" w:color="A6A6A6" w:sz="4"/>
+              <w:right w:val="single" w:color="A6A6A6" w:sz="4"/>
+            </w:tcBorders>
+            <w:tcMar>
+              <w:top w:type="dxa" w:w="50"/>
+              <w:left w:type="dxa" w:w="60"/>
+              <w:bottom w:type="dxa" w:w="50"/>
+              <w:right w:type="dxa" w:w="60"/>
+            </w:tcMar>
+          </w:tcPr>
+          <w:p>
+            <w:pPr>
+              <w:bidi/>
+              <w:spacing w:after="0" w:line="260"/>
+              <w:jc w:val="center"/>
+            </w:pPr>
+            <w:r>
+              <w:rPr>
+                <w:rFonts w:ascii="Arial" w:cs="Arial" w:eastAsia="Arial" w:hAnsi="Arial"/>
+                <w:b w:val="false"/>
+                <w:bCs w:val="false"/>
+                <w:sz w:val="19"/>
+                <w:szCs w:val="19"/>
+                <w:rtl/>
+              </w:rPr>
+              <w:t xml:space="preserve">☐</w:t>
+            </w:r>
+          </w:p>
+        </w:tc>
+        <w:tc>
+          <w:tcPr>
+            <w:tcW w:type="dxa" w:w="560"/>
+            <w:tcBorders>
+              <w:top w:val="single" w:color="A6A6A6" w:sz="4"/>
+              <w:left w:val="single" w:color="A6A6A6" w:sz="4"/>
+              <w:bottom w:val="single" w:color="A6A6A6" w:sz="4"/>
+              <w:right w:val="single" w:color="A6A6A6" w:sz="4"/>
+            </w:tcBorders>
+            <w:tcMar>
+              <w:top w:type="dxa" w:w="50"/>
+              <w:left w:type="dxa" w:w="60"/>
+              <w:bottom w:type="dxa" w:w="50"/>
+              <w:right w:type="dxa" w:w="60"/>
+            </w:tcMar>
+          </w:tcPr>
+          <w:p>
+            <w:pPr>
+              <w:bidi/>
+              <w:spacing w:after="0" w:line="260"/>
+              <w:jc w:val="center"/>
+            </w:pPr>
+            <w:r>
+              <w:rPr>
+                <w:rFonts w:ascii="Arial" w:cs="Arial" w:eastAsia="Arial" w:hAnsi="Arial"/>
+                <w:b w:val="false"/>
+                <w:bCs w:val="false"/>
+                <w:sz w:val="19"/>
+                <w:szCs w:val="19"/>
+                <w:rtl/>
+              </w:rPr>
+              <w:t xml:space="preserve">☐</w:t>
+            </w:r>
+          </w:p>
+        </w:tc>
+        <w:tc>
+          <w:tcPr>
+            <w:tcW w:type="dxa" w:w="560"/>
+            <w:tcBorders>
+              <w:top w:val="single" w:color="A6A6A6" w:sz="4"/>
+              <w:left w:val="single" w:color="A6A6A6" w:sz="4"/>
+              <w:bottom w:val="single" w:color="A6A6A6" w:sz="4"/>
+              <w:right w:val="single" w:color="A6A6A6" w:sz="4"/>
+            </w:tcBorders>
+            <w:tcMar>
+              <w:top w:type="dxa" w:w="50"/>
+              <w:left w:type="dxa" w:w="60"/>
+              <w:bottom w:type="dxa" w:w="50"/>
+              <w:right w:type="dxa" w:w="60"/>
+            </w:tcMar>
+          </w:tcPr>
+          <w:p>
+            <w:pPr>
+              <w:bidi/>
+              <w:spacing w:after="0" w:line="260"/>
+              <w:jc w:val="center"/>
+            </w:pPr>
+            <w:r>
+              <w:rPr>
+                <w:rFonts w:ascii="Arial" w:cs="Arial" w:eastAsia="Arial" w:hAnsi="Arial"/>
+                <w:b w:val="false"/>
+                <w:bCs w:val="false"/>
+                <w:sz w:val="19"/>
+                <w:szCs w:val="19"/>
+                <w:rtl/>
+              </w:rPr>
+              <w:t xml:space="preserve">☐</w:t>
+            </w:r>
+          </w:p>
+        </w:tc>
+        <w:tc>
+          <w:tcPr>
+            <w:tcW w:type="dxa" w:w="560"/>
+            <w:tcBorders>
+              <w:top w:val="single" w:color="A6A6A6" w:sz="4"/>
+              <w:left w:val="single" w:color="A6A6A6" w:sz="4"/>
+              <w:bottom w:val="single" w:color="A6A6A6" w:sz="4"/>
+              <w:right w:val="single" w:color="A6A6A6" w:sz="4"/>
+            </w:tcBorders>
+            <w:tcMar>
+              <w:top w:type="dxa" w:w="50"/>
+              <w:left w:type="dxa" w:w="60"/>
+              <w:bottom w:type="dxa" w:w="50"/>
+              <w:right w:type="dxa" w:w="60"/>
+            </w:tcMar>
+          </w:tcPr>
+          <w:p>
+            <w:pPr>
+              <w:bidi/>
+              <w:spacing w:after="0" w:line="260"/>
+              <w:jc w:val="center"/>
+            </w:pPr>
+            <w:r>
+              <w:rPr>
+                <w:rFonts w:ascii="Arial" w:cs="Arial" w:eastAsia="Arial" w:hAnsi="Arial"/>
+                <w:b w:val="false"/>
+                <w:bCs w:val="false"/>
+                <w:sz w:val="19"/>
+                <w:szCs w:val="19"/>
+                <w:rtl/>
+              </w:rPr>
+              <w:t xml:space="preserve">☐</w:t>
+            </w:r>
+          </w:p>
+        </w:tc>
+        <w:tc>
+          <w:tcPr>
+            <w:tcW w:type="dxa" w:w="560"/>
+            <w:tcBorders>
+              <w:top w:val="single" w:color="A6A6A6" w:sz="4"/>
+              <w:left w:val="single" w:color="A6A6A6" w:sz="4"/>
+              <w:bottom w:val="single" w:color="A6A6A6" w:sz="4"/>
+              <w:right w:val="single" w:color="A6A6A6" w:sz="4"/>
+            </w:tcBorders>
+            <w:tcMar>
+              <w:top w:type="dxa" w:w="50"/>
+              <w:left w:type="dxa" w:w="60"/>
+              <w:bottom w:type="dxa" w:w="50"/>
+              <w:right w:type="dxa" w:w="60"/>
+            </w:tcMar>
+          </w:tcPr>
+          <w:p>
+            <w:pPr>
+              <w:bidi/>
+              <w:spacing w:after="0" w:line="260"/>
+              <w:jc w:val="center"/>
+            </w:pPr>
+            <w:r>
+              <w:rPr>
+                <w:rFonts w:ascii="Arial" w:cs="Arial" w:eastAsia="Arial" w:hAnsi="Arial"/>
+                <w:b w:val="false"/>
+                <w:bCs w:val="false"/>
+                <w:sz w:val="19"/>
+                <w:szCs w:val="19"/>
+                <w:rtl/>
+              </w:rPr>
+              <w:t xml:space="preserve">☐</w:t>
+            </w:r>
+          </w:p>
+        </w:tc>
+        <w:tc>
+          <w:tcPr>
+            <w:tcW w:type="dxa" w:w="560"/>
+            <w:tcBorders>
+              <w:top w:val="single" w:color="A6A6A6" w:sz="4"/>
+              <w:left w:val="single" w:color="A6A6A6" w:sz="4"/>
+              <w:bottom w:val="single" w:color="A6A6A6" w:sz="4"/>
+              <w:right w:val="single" w:color="A6A6A6" w:sz="4"/>
+            </w:tcBorders>
+            <w:tcMar>
+              <w:top w:type="dxa" w:w="50"/>
+              <w:left w:type="dxa" w:w="60"/>
+              <w:bottom w:type="dxa" w:w="50"/>
+              <w:right w:type="dxa" w:w="60"/>
+            </w:tcMar>
+          </w:tcPr>
+          <w:p>
+            <w:pPr>
+              <w:bidi/>
+              <w:spacing w:after="0" w:line="260"/>
+              <w:jc w:val="center"/>
+            </w:pPr>
+            <w:r>
+              <w:rPr>
+                <w:rFonts w:ascii="Arial" w:cs="Arial" w:eastAsia="Arial" w:hAnsi="Arial"/>
+                <w:b w:val="false"/>
+                <w:bCs w:val="false"/>
+                <w:sz w:val="19"/>
+                <w:szCs w:val="19"/>
+                <w:rtl/>
+              </w:rPr>
+              <w:t xml:space="preserve">☐</w:t>
+            </w:r>
+          </w:p>
+        </w:tc>
+        <w:tc>
+          <w:tcPr>
+            <w:tcW w:type="dxa" w:w="560"/>
+            <w:tcBorders>
+              <w:top w:val="single" w:color="A6A6A6" w:sz="4"/>
+              <w:left w:val="single" w:color="A6A6A6" w:sz="4"/>
+              <w:bottom w:val="single" w:color="A6A6A6" w:sz="4"/>
+              <w:right w:val="single" w:color="A6A6A6" w:sz="4"/>
+            </w:tcBorders>
+            <w:tcMar>
+              <w:top w:type="dxa" w:w="50"/>
+              <w:left w:type="dxa" w:w="60"/>
+              <w:bottom w:type="dxa" w:w="50"/>
+              <w:right w:type="dxa" w:w="60"/>
+            </w:tcMar>
+          </w:tcPr>
+          <w:p>
+            <w:pPr>
+              <w:bidi/>
+              <w:spacing w:after="0" w:line="260"/>
+              <w:jc w:val="center"/>
+            </w:pPr>
+            <w:r>
+              <w:rPr>
+                <w:rFonts w:ascii="Arial" w:cs="Arial" w:eastAsia="Arial" w:hAnsi="Arial"/>
+                <w:b w:val="false"/>
+                <w:bCs w:val="false"/>
+                <w:sz w:val="19"/>
+                <w:szCs w:val="19"/>
+                <w:rtl/>
+              </w:rPr>
+              <w:t xml:space="preserve">☐</w:t>
+            </w:r>
+          </w:p>
+        </w:tc>
+      </w:tr>
+      <w:tr>
+        <w:trPr>
+          <w:cantSplit/>
+          <w:tblHeader w:val="false"/>
+        </w:trPr>
+        <w:tc>
+          <w:tcPr>
+            <w:tcW w:type="dxa" w:w="650"/>
+            <w:tcBorders>
+              <w:top w:val="single" w:color="A6A6A6" w:sz="4"/>
+              <w:left w:val="single" w:color="A6A6A6" w:sz="4"/>
+              <w:bottom w:val="single" w:color="A6A6A6" w:sz="4"/>
+              <w:right w:val="single" w:color="A6A6A6" w:sz="4"/>
+            </w:tcBorders>
+            <w:tcMar>
+              <w:top w:type="dxa" w:w="50"/>
+              <w:left w:type="dxa" w:w="60"/>
+              <w:bottom w:type="dxa" w:w="50"/>
+              <w:right w:type="dxa" w:w="60"/>
+            </w:tcMar>
+          </w:tcPr>
+          <w:p>
+            <w:pPr>
+              <w:bidi/>
+              <w:spacing w:after="0" w:line="260"/>
+              <w:jc w:val="center"/>
+            </w:pPr>
+            <w:r>
+              <w:rPr>
+                <w:rFonts w:ascii="Arial" w:cs="Arial" w:eastAsia="Arial" w:hAnsi="Arial"/>
+                <w:b w:val="false"/>
+                <w:bCs w:val="false"/>
+                <w:sz w:val="19"/>
+                <w:szCs w:val="19"/>
+                <w:rtl/>
+              </w:rPr>
+              <w:t xml:space="preserve">GO2</w:t>
+            </w:r>
+          </w:p>
+        </w:tc>
+        <w:tc>
+          <w:tcPr>
+            <w:tcW w:type="dxa" w:w="4930"/>
+            <w:tcBorders>
+              <w:top w:val="single" w:color="A6A6A6" w:sz="4"/>
+              <w:left w:val="single" w:color="A6A6A6" w:sz="4"/>
+              <w:bottom w:val="single" w:color="A6A6A6" w:sz="4"/>
+              <w:right w:val="single" w:color="A6A6A6" w:sz="4"/>
+            </w:tcBorders>
+            <w:tcMar>
+              <w:top w:type="dxa" w:w="50"/>
+              <w:left w:type="dxa" w:w="60"/>
+              <w:bottom w:type="dxa" w:w="50"/>
+              <w:right w:type="dxa" w:w="60"/>
+            </w:tcMar>
+          </w:tcPr>
+          <w:p>
+            <w:pPr>
+              <w:bidi/>
+              <w:spacing w:after="0" w:line="260"/>
+            </w:pPr>
+            <w:r>
+              <w:rPr>
+                <w:rFonts w:ascii="Arial" w:cs="Arial" w:eastAsia="Arial" w:hAnsi="Arial"/>
+                <w:b w:val="false"/>
+                <w:bCs w:val="false"/>
+                <w:sz w:val="19"/>
+                <w:szCs w:val="19"/>
+                <w:rtl/>
+              </w:rPr>
+              <w:t xml:space="preserve">دوست دارم با اعضای یک گروه پیوند برقرار کنم.</w:t>
+            </w:r>
+          </w:p>
+        </w:tc>
+        <w:tc>
+          <w:tcPr>
+            <w:tcW w:type="dxa" w:w="560"/>
+            <w:tcBorders>
+              <w:top w:val="single" w:color="A6A6A6" w:sz="4"/>
+              <w:left w:val="single" w:color="A6A6A6" w:sz="4"/>
+              <w:bottom w:val="single" w:color="A6A6A6" w:sz="4"/>
+              <w:right w:val="single" w:color="A6A6A6" w:sz="4"/>
+            </w:tcBorders>
+            <w:tcMar>
+              <w:top w:type="dxa" w:w="50"/>
+              <w:left w:type="dxa" w:w="60"/>
+              <w:bottom w:type="dxa" w:w="50"/>
+              <w:right w:type="dxa" w:w="60"/>
+            </w:tcMar>
+          </w:tcPr>
+          <w:p>
+            <w:pPr>
+              <w:bidi/>
+              <w:spacing w:after="0" w:line="260"/>
+              <w:jc w:val="center"/>
+            </w:pPr>
+            <w:r>
+              <w:rPr>
+                <w:rFonts w:ascii="Arial" w:cs="Arial" w:eastAsia="Arial" w:hAnsi="Arial"/>
+                <w:b w:val="false"/>
+                <w:bCs w:val="false"/>
+                <w:sz w:val="19"/>
+                <w:szCs w:val="19"/>
+                <w:rtl/>
+              </w:rPr>
+              <w:t xml:space="preserve">☐</w:t>
+            </w:r>
+          </w:p>
+        </w:tc>
+        <w:tc>
+          <w:tcPr>
+            <w:tcW w:type="dxa" w:w="560"/>
+            <w:tcBorders>
+              <w:top w:val="single" w:color="A6A6A6" w:sz="4"/>
+              <w:left w:val="single" w:color="A6A6A6" w:sz="4"/>
+              <w:bottom w:val="single" w:color="A6A6A6" w:sz="4"/>
+              <w:right w:val="single" w:color="A6A6A6" w:sz="4"/>
+            </w:tcBorders>
+            <w:tcMar>
+              <w:top w:type="dxa" w:w="50"/>
+              <w:left w:type="dxa" w:w="60"/>
+              <w:bottom w:type="dxa" w:w="50"/>
+              <w:right w:type="dxa" w:w="60"/>
+            </w:tcMar>
+          </w:tcPr>
+          <w:p>
+            <w:pPr>
+              <w:bidi/>
+              <w:spacing w:after="0" w:line="260"/>
+              <w:jc w:val="center"/>
+            </w:pPr>
+            <w:r>
+              <w:rPr>
+                <w:rFonts w:ascii="Arial" w:cs="Arial" w:eastAsia="Arial" w:hAnsi="Arial"/>
+                <w:b w:val="false"/>
+                <w:bCs w:val="false"/>
+                <w:sz w:val="19"/>
+                <w:szCs w:val="19"/>
+                <w:rtl/>
+              </w:rPr>
+              <w:t xml:space="preserve">☐</w:t>
+            </w:r>
+          </w:p>
+        </w:tc>
+        <w:tc>
+          <w:tcPr>
+            <w:tcW w:type="dxa" w:w="560"/>
+            <w:tcBorders>
+              <w:top w:val="single" w:color="A6A6A6" w:sz="4"/>
+              <w:left w:val="single" w:color="A6A6A6" w:sz="4"/>
+              <w:bottom w:val="single" w:color="A6A6A6" w:sz="4"/>
+              <w:right w:val="single" w:color="A6A6A6" w:sz="4"/>
+            </w:tcBorders>
+            <w:tcMar>
+              <w:top w:type="dxa" w:w="50"/>
+              <w:left w:type="dxa" w:w="60"/>
+              <w:bottom w:type="dxa" w:w="50"/>
+              <w:right w:type="dxa" w:w="60"/>
+            </w:tcMar>
+          </w:tcPr>
+          <w:p>
+            <w:pPr>
+              <w:bidi/>
+              <w:spacing w:after="0" w:line="260"/>
+              <w:jc w:val="center"/>
+            </w:pPr>
+            <w:r>
+              <w:rPr>
+                <w:rFonts w:ascii="Arial" w:cs="Arial" w:eastAsia="Arial" w:hAnsi="Arial"/>
+                <w:b w:val="false"/>
+                <w:bCs w:val="false"/>
+                <w:sz w:val="19"/>
+                <w:szCs w:val="19"/>
+                <w:rtl/>
+              </w:rPr>
+              <w:t xml:space="preserve">☐</w:t>
+            </w:r>
+          </w:p>
+        </w:tc>
+        <w:tc>
+          <w:tcPr>
+            <w:tcW w:type="dxa" w:w="560"/>
+            <w:tcBorders>
+              <w:top w:val="single" w:color="A6A6A6" w:sz="4"/>
+              <w:left w:val="single" w:color="A6A6A6" w:sz="4"/>
+              <w:bottom w:val="single" w:color="A6A6A6" w:sz="4"/>
+              <w:right w:val="single" w:color="A6A6A6" w:sz="4"/>
+            </w:tcBorders>
+            <w:tcMar>
+              <w:top w:type="dxa" w:w="50"/>
+              <w:left w:type="dxa" w:w="60"/>
+              <w:bottom w:type="dxa" w:w="50"/>
+              <w:right w:type="dxa" w:w="60"/>
+            </w:tcMar>
+          </w:tcPr>
+          <w:p>
+            <w:pPr>
+              <w:bidi/>
+              <w:spacing w:after="0" w:line="260"/>
+              <w:jc w:val="center"/>
+            </w:pPr>
+            <w:r>
+              <w:rPr>
+                <w:rFonts w:ascii="Arial" w:cs="Arial" w:eastAsia="Arial" w:hAnsi="Arial"/>
+                <w:b w:val="false"/>
+                <w:bCs w:val="false"/>
+                <w:sz w:val="19"/>
+                <w:szCs w:val="19"/>
+                <w:rtl/>
+              </w:rPr>
+              <w:t xml:space="preserve">☐</w:t>
+            </w:r>
+          </w:p>
+        </w:tc>
+        <w:tc>
+          <w:tcPr>
+            <w:tcW w:type="dxa" w:w="560"/>
+            <w:tcBorders>
+              <w:top w:val="single" w:color="A6A6A6" w:sz="4"/>
+              <w:left w:val="single" w:color="A6A6A6" w:sz="4"/>
+              <w:bottom w:val="single" w:color="A6A6A6" w:sz="4"/>
+              <w:right w:val="single" w:color="A6A6A6" w:sz="4"/>
+            </w:tcBorders>
+            <w:tcMar>
+              <w:top w:type="dxa" w:w="50"/>
+              <w:left w:type="dxa" w:w="60"/>
+              <w:bottom w:type="dxa" w:w="50"/>
+              <w:right w:type="dxa" w:w="60"/>
+            </w:tcMar>
+          </w:tcPr>
+          <w:p>
+            <w:pPr>
+              <w:bidi/>
+              <w:spacing w:after="0" w:line="260"/>
+              <w:jc w:val="center"/>
+            </w:pPr>
+            <w:r>
+              <w:rPr>
+                <w:rFonts w:ascii="Arial" w:cs="Arial" w:eastAsia="Arial" w:hAnsi="Arial"/>
+                <w:b w:val="false"/>
+                <w:bCs w:val="false"/>
+                <w:sz w:val="19"/>
+                <w:szCs w:val="19"/>
+                <w:rtl/>
+              </w:rPr>
+              <w:t xml:space="preserve">☐</w:t>
+            </w:r>
+          </w:p>
+        </w:tc>
+        <w:tc>
+          <w:tcPr>
+            <w:tcW w:type="dxa" w:w="560"/>
+            <w:tcBorders>
+              <w:top w:val="single" w:color="A6A6A6" w:sz="4"/>
+              <w:left w:val="single" w:color="A6A6A6" w:sz="4"/>
+              <w:bottom w:val="single" w:color="A6A6A6" w:sz="4"/>
+              <w:right w:val="single" w:color="A6A6A6" w:sz="4"/>
+            </w:tcBorders>
+            <w:tcMar>
+              <w:top w:type="dxa" w:w="50"/>
+              <w:left w:type="dxa" w:w="60"/>
+              <w:bottom w:type="dxa" w:w="50"/>
+              <w:right w:type="dxa" w:w="60"/>
+            </w:tcMar>
+          </w:tcPr>
+          <w:p>
+            <w:pPr>
+              <w:bidi/>
+              <w:spacing w:after="0" w:line="260"/>
+              <w:jc w:val="center"/>
+            </w:pPr>
+            <w:r>
+              <w:rPr>
+                <w:rFonts w:ascii="Arial" w:cs="Arial" w:eastAsia="Arial" w:hAnsi="Arial"/>
+                <w:b w:val="false"/>
+                <w:bCs w:val="false"/>
+                <w:sz w:val="19"/>
+                <w:szCs w:val="19"/>
+                <w:rtl/>
+              </w:rPr>
+              <w:t xml:space="preserve">☐</w:t>
+            </w:r>
+          </w:p>
+        </w:tc>
+        <w:tc>
+          <w:tcPr>
+            <w:tcW w:type="dxa" w:w="560"/>
+            <w:tcBorders>
+              <w:top w:val="single" w:color="A6A6A6" w:sz="4"/>
+              <w:left w:val="single" w:color="A6A6A6" w:sz="4"/>
+              <w:bottom w:val="single" w:color="A6A6A6" w:sz="4"/>
+              <w:right w:val="single" w:color="A6A6A6" w:sz="4"/>
+            </w:tcBorders>
+            <w:tcMar>
+              <w:top w:type="dxa" w:w="50"/>
+              <w:left w:type="dxa" w:w="60"/>
+              <w:bottom w:type="dxa" w:w="50"/>
+              <w:right w:type="dxa" w:w="60"/>
+            </w:tcMar>
+          </w:tcPr>
+          <w:p>
+            <w:pPr>
+              <w:bidi/>
+              <w:spacing w:after="0" w:line="260"/>
+              <w:jc w:val="center"/>
+            </w:pPr>
+            <w:r>
+              <w:rPr>
+                <w:rFonts w:ascii="Arial" w:cs="Arial" w:eastAsia="Arial" w:hAnsi="Arial"/>
+                <w:b w:val="false"/>
+                <w:bCs w:val="false"/>
+                <w:sz w:val="19"/>
+                <w:szCs w:val="19"/>
+                <w:rtl/>
+              </w:rPr>
+              <w:t xml:space="preserve">☐</w:t>
+            </w:r>
+          </w:p>
+        </w:tc>
+      </w:tr>
+      <w:tr>
+        <w:trPr>
+          <w:cantSplit/>
+          <w:tblHeader w:val="false"/>
+        </w:trPr>
+        <w:tc>
+          <w:tcPr>
+            <w:tcW w:type="dxa" w:w="650"/>
+            <w:tcBorders>
+              <w:top w:val="single" w:color="A6A6A6" w:sz="4"/>
+              <w:left w:val="single" w:color="A6A6A6" w:sz="4"/>
+              <w:bottom w:val="single" w:color="A6A6A6" w:sz="4"/>
+              <w:right w:val="single" w:color="A6A6A6" w:sz="4"/>
+            </w:tcBorders>
+            <w:tcMar>
+              <w:top w:type="dxa" w:w="50"/>
+              <w:left w:type="dxa" w:w="60"/>
+              <w:bottom w:type="dxa" w:w="50"/>
+              <w:right w:type="dxa" w:w="60"/>
+            </w:tcMar>
+          </w:tcPr>
+          <w:p>
+            <w:pPr>
+              <w:bidi/>
+              <w:spacing w:after="0" w:line="260"/>
+              <w:jc w:val="center"/>
+            </w:pPr>
+            <w:r>
+              <w:rPr>
+                <w:rFonts w:ascii="Arial" w:cs="Arial" w:eastAsia="Arial" w:hAnsi="Arial"/>
+                <w:b w:val="false"/>
+                <w:bCs w:val="false"/>
+                <w:sz w:val="19"/>
+                <w:szCs w:val="19"/>
+                <w:rtl/>
+              </w:rPr>
+              <w:t xml:space="preserve">GO3</w:t>
+            </w:r>
+          </w:p>
+        </w:tc>
+        <w:tc>
+          <w:tcPr>
+            <w:tcW w:type="dxa" w:w="4930"/>
+            <w:tcBorders>
+              <w:top w:val="single" w:color="A6A6A6" w:sz="4"/>
+              <w:left w:val="single" w:color="A6A6A6" w:sz="4"/>
+              <w:bottom w:val="single" w:color="A6A6A6" w:sz="4"/>
+              <w:right w:val="single" w:color="A6A6A6" w:sz="4"/>
+            </w:tcBorders>
+            <w:tcMar>
+              <w:top w:type="dxa" w:w="50"/>
+              <w:left w:type="dxa" w:w="60"/>
+              <w:bottom w:type="dxa" w:w="50"/>
+              <w:right w:type="dxa" w:w="60"/>
+            </w:tcMar>
+          </w:tcPr>
+          <w:p>
+            <w:pPr>
+              <w:bidi/>
+              <w:spacing w:after="0" w:line="260"/>
+            </w:pPr>
+            <w:r>
+              <w:rPr>
+                <w:rFonts w:ascii="Arial" w:cs="Arial" w:eastAsia="Arial" w:hAnsi="Arial"/>
+                <w:b w:val="false"/>
+                <w:bCs w:val="false"/>
+                <w:sz w:val="19"/>
+                <w:szCs w:val="19"/>
+                <w:rtl/>
+              </w:rPr>
+              <w:t xml:space="preserve">دوست ندارم در یک گروه باشم.</w:t>
+            </w:r>
+          </w:p>
+        </w:tc>
+        <w:tc>
+          <w:tcPr>
+            <w:tcW w:type="dxa" w:w="560"/>
+            <w:tcBorders>
+              <w:top w:val="single" w:color="A6A6A6" w:sz="4"/>
+              <w:left w:val="single" w:color="A6A6A6" w:sz="4"/>
+              <w:bottom w:val="single" w:color="A6A6A6" w:sz="4"/>
+              <w:right w:val="single" w:color="A6A6A6" w:sz="4"/>
+            </w:tcBorders>
+            <w:tcMar>
+              <w:top w:type="dxa" w:w="50"/>
+              <w:left w:type="dxa" w:w="60"/>
+              <w:bottom w:type="dxa" w:w="50"/>
+              <w:right w:type="dxa" w:w="60"/>
+            </w:tcMar>
+          </w:tcPr>
+          <w:p>
+            <w:pPr>
+              <w:bidi/>
+              <w:spacing w:after="0" w:line="260"/>
+              <w:jc w:val="center"/>
+            </w:pPr>
+            <w:r>
+              <w:rPr>
+                <w:rFonts w:ascii="Arial" w:cs="Arial" w:eastAsia="Arial" w:hAnsi="Arial"/>
+                <w:b w:val="false"/>
+                <w:bCs w:val="false"/>
+                <w:sz w:val="19"/>
+                <w:szCs w:val="19"/>
+                <w:rtl/>
+              </w:rPr>
+              <w:t xml:space="preserve">☐</w:t>
+            </w:r>
+          </w:p>
+        </w:tc>
+        <w:tc>
+          <w:tcPr>
+            <w:tcW w:type="dxa" w:w="560"/>
+            <w:tcBorders>
+              <w:top w:val="single" w:color="A6A6A6" w:sz="4"/>
+              <w:left w:val="single" w:color="A6A6A6" w:sz="4"/>
+              <w:bottom w:val="single" w:color="A6A6A6" w:sz="4"/>
+              <w:right w:val="single" w:color="A6A6A6" w:sz="4"/>
+            </w:tcBorders>
+            <w:tcMar>
+              <w:top w:type="dxa" w:w="50"/>
+              <w:left w:type="dxa" w:w="60"/>
+              <w:bottom w:type="dxa" w:w="50"/>
+              <w:right w:type="dxa" w:w="60"/>
+            </w:tcMar>
+          </w:tcPr>
+          <w:p>
+            <w:pPr>
+              <w:bidi/>
+              <w:spacing w:after="0" w:line="260"/>
+              <w:jc w:val="center"/>
+            </w:pPr>
+            <w:r>
+              <w:rPr>
+                <w:rFonts w:ascii="Arial" w:cs="Arial" w:eastAsia="Arial" w:hAnsi="Arial"/>
+                <w:b w:val="false"/>
+                <w:bCs w:val="false"/>
+                <w:sz w:val="19"/>
+                <w:szCs w:val="19"/>
+                <w:rtl/>
+              </w:rPr>
+              <w:t xml:space="preserve">☐</w:t>
+            </w:r>
+          </w:p>
+        </w:tc>
+        <w:tc>
+          <w:tcPr>
+            <w:tcW w:type="dxa" w:w="560"/>
+            <w:tcBorders>
+              <w:top w:val="single" w:color="A6A6A6" w:sz="4"/>
+              <w:left w:val="single" w:color="A6A6A6" w:sz="4"/>
+              <w:bottom w:val="single" w:color="A6A6A6" w:sz="4"/>
+              <w:right w:val="single" w:color="A6A6A6" w:sz="4"/>
+            </w:tcBorders>
+            <w:tcMar>
+              <w:top w:type="dxa" w:w="50"/>
+              <w:left w:type="dxa" w:w="60"/>
+              <w:bottom w:type="dxa" w:w="50"/>
+              <w:right w:type="dxa" w:w="60"/>
+            </w:tcMar>
+          </w:tcPr>
+          <w:p>
+            <w:pPr>
+              <w:bidi/>
+              <w:spacing w:after="0" w:line="260"/>
+              <w:jc w:val="center"/>
+            </w:pPr>
+            <w:r>
+              <w:rPr>
+                <w:rFonts w:ascii="Arial" w:cs="Arial" w:eastAsia="Arial" w:hAnsi="Arial"/>
+                <w:b w:val="false"/>
+                <w:bCs w:val="false"/>
+                <w:sz w:val="19"/>
+                <w:szCs w:val="19"/>
+                <w:rtl/>
+              </w:rPr>
+              <w:t xml:space="preserve">☐</w:t>
+            </w:r>
+          </w:p>
+        </w:tc>
+        <w:tc>
+          <w:tcPr>
+            <w:tcW w:type="dxa" w:w="560"/>
+            <w:tcBorders>
+              <w:top w:val="single" w:color="A6A6A6" w:sz="4"/>
+              <w:left w:val="single" w:color="A6A6A6" w:sz="4"/>
+              <w:bottom w:val="single" w:color="A6A6A6" w:sz="4"/>
+              <w:right w:val="single" w:color="A6A6A6" w:sz="4"/>
+            </w:tcBorders>
+            <w:tcMar>
+              <w:top w:type="dxa" w:w="50"/>
+              <w:left w:type="dxa" w:w="60"/>
+              <w:bottom w:type="dxa" w:w="50"/>
+              <w:right w:type="dxa" w:w="60"/>
+            </w:tcMar>
+          </w:tcPr>
+          <w:p>
+            <w:pPr>
+              <w:bidi/>
+              <w:spacing w:after="0" w:line="260"/>
+              <w:jc w:val="center"/>
+            </w:pPr>
+            <w:r>
+              <w:rPr>
+                <w:rFonts w:ascii="Arial" w:cs="Arial" w:eastAsia="Arial" w:hAnsi="Arial"/>
+                <w:b w:val="false"/>
+                <w:bCs w:val="false"/>
+                <w:sz w:val="19"/>
+                <w:szCs w:val="19"/>
+                <w:rtl/>
+              </w:rPr>
+              <w:t xml:space="preserve">☐</w:t>
+            </w:r>
+          </w:p>
+        </w:tc>
+        <w:tc>
+          <w:tcPr>
+            <w:tcW w:type="dxa" w:w="560"/>
+            <w:tcBorders>
+              <w:top w:val="single" w:color="A6A6A6" w:sz="4"/>
+              <w:left w:val="single" w:color="A6A6A6" w:sz="4"/>
+              <w:bottom w:val="single" w:color="A6A6A6" w:sz="4"/>
+              <w:right w:val="single" w:color="A6A6A6" w:sz="4"/>
+            </w:tcBorders>
+            <w:tcMar>
+              <w:top w:type="dxa" w:w="50"/>
+              <w:left w:type="dxa" w:w="60"/>
+              <w:bottom w:type="dxa" w:w="50"/>
+              <w:right w:type="dxa" w:w="60"/>
+            </w:tcMar>
+          </w:tcPr>
+          <w:p>
+            <w:pPr>
+              <w:bidi/>
+              <w:spacing w:after="0" w:line="260"/>
+              <w:jc w:val="center"/>
+            </w:pPr>
+            <w:r>
+              <w:rPr>
+                <w:rFonts w:ascii="Arial" w:cs="Arial" w:eastAsia="Arial" w:hAnsi="Arial"/>
+                <w:b w:val="false"/>
+                <w:bCs w:val="false"/>
+                <w:sz w:val="19"/>
+                <w:szCs w:val="19"/>
+                <w:rtl/>
+              </w:rPr>
+              <w:t xml:space="preserve">☐</w:t>
+            </w:r>
+          </w:p>
+        </w:tc>
+        <w:tc>
+          <w:tcPr>
+            <w:tcW w:type="dxa" w:w="560"/>
+            <w:tcBorders>
+              <w:top w:val="single" w:color="A6A6A6" w:sz="4"/>
+              <w:left w:val="single" w:color="A6A6A6" w:sz="4"/>
+              <w:bottom w:val="single" w:color="A6A6A6" w:sz="4"/>
+              <w:right w:val="single" w:color="A6A6A6" w:sz="4"/>
+            </w:tcBorders>
+            <w:tcMar>
+              <w:top w:type="dxa" w:w="50"/>
+              <w:left w:type="dxa" w:w="60"/>
+              <w:bottom w:type="dxa" w:w="50"/>
+              <w:right w:type="dxa" w:w="60"/>
+            </w:tcMar>
+          </w:tcPr>
+          <w:p>
+            <w:pPr>
+              <w:bidi/>
+              <w:spacing w:after="0" w:line="260"/>
+              <w:jc w:val="center"/>
+            </w:pPr>
+            <w:r>
+              <w:rPr>
+                <w:rFonts w:ascii="Arial" w:cs="Arial" w:eastAsia="Arial" w:hAnsi="Arial"/>
+                <w:b w:val="false"/>
+                <w:bCs w:val="false"/>
+                <w:sz w:val="19"/>
+                <w:szCs w:val="19"/>
+                <w:rtl/>
+              </w:rPr>
+              <w:t xml:space="preserve">☐</w:t>
+            </w:r>
+          </w:p>
+        </w:tc>
+        <w:tc>
+          <w:tcPr>
+            <w:tcW w:type="dxa" w:w="560"/>
+            <w:tcBorders>
+              <w:top w:val="single" w:color="A6A6A6" w:sz="4"/>
+              <w:left w:val="single" w:color="A6A6A6" w:sz="4"/>
+              <w:bottom w:val="single" w:color="A6A6A6" w:sz="4"/>
+              <w:right w:val="single" w:color="A6A6A6" w:sz="4"/>
+            </w:tcBorders>
+            <w:tcMar>
+              <w:top w:type="dxa" w:w="50"/>
+              <w:left w:type="dxa" w:w="60"/>
+              <w:bottom w:type="dxa" w:w="50"/>
+              <w:right w:type="dxa" w:w="60"/>
+            </w:tcMar>
+          </w:tcPr>
+          <w:p>
+            <w:pPr>
+              <w:bidi/>
+              <w:spacing w:after="0" w:line="260"/>
+              <w:jc w:val="center"/>
+            </w:pPr>
+            <w:r>
+              <w:rPr>
+                <w:rFonts w:ascii="Arial" w:cs="Arial" w:eastAsia="Arial" w:hAnsi="Arial"/>
+                <w:b w:val="false"/>
+                <w:bCs w:val="false"/>
+                <w:sz w:val="19"/>
+                <w:szCs w:val="19"/>
+                <w:rtl/>
+              </w:rPr>
+              <w:t xml:space="preserve">☐</w:t>
+            </w:r>
+          </w:p>
+        </w:tc>
+      </w:tr>
+      <w:tr>
+        <w:trPr>
+          <w:cantSplit/>
+          <w:tblHeader w:val="false"/>
+        </w:trPr>
+        <w:tc>
+          <w:tcPr>
+            <w:tcW w:type="dxa" w:w="650"/>
+            <w:tcBorders>
+              <w:top w:val="single" w:color="A6A6A6" w:sz="4"/>
+              <w:left w:val="single" w:color="A6A6A6" w:sz="4"/>
+              <w:bottom w:val="single" w:color="A6A6A6" w:sz="4"/>
+              <w:right w:val="single" w:color="A6A6A6" w:sz="4"/>
+            </w:tcBorders>
+            <w:tcMar>
+              <w:top w:type="dxa" w:w="50"/>
+              <w:left w:type="dxa" w:w="60"/>
+              <w:bottom w:type="dxa" w:w="50"/>
+              <w:right w:type="dxa" w:w="60"/>
+            </w:tcMar>
+          </w:tcPr>
+          <w:p>
+            <w:pPr>
+              <w:bidi/>
+              <w:spacing w:after="0" w:line="260"/>
+              <w:jc w:val="center"/>
+            </w:pPr>
+            <w:r>
+              <w:rPr>
+                <w:rFonts w:ascii="Arial" w:cs="Arial" w:eastAsia="Arial" w:hAnsi="Arial"/>
+                <w:b w:val="false"/>
+                <w:bCs w:val="false"/>
+                <w:sz w:val="19"/>
+                <w:szCs w:val="19"/>
+                <w:rtl/>
+              </w:rPr>
+              <w:t xml:space="preserve">GO4</w:t>
+            </w:r>
+          </w:p>
+        </w:tc>
+        <w:tc>
+          <w:tcPr>
+            <w:tcW w:type="dxa" w:w="4930"/>
+            <w:tcBorders>
+              <w:top w:val="single" w:color="A6A6A6" w:sz="4"/>
+              <w:left w:val="single" w:color="A6A6A6" w:sz="4"/>
+              <w:bottom w:val="single" w:color="A6A6A6" w:sz="4"/>
+              <w:right w:val="single" w:color="A6A6A6" w:sz="4"/>
+            </w:tcBorders>
+            <w:tcMar>
+              <w:top w:type="dxa" w:w="50"/>
+              <w:left w:type="dxa" w:w="60"/>
+              <w:bottom w:type="dxa" w:w="50"/>
+              <w:right w:type="dxa" w:w="60"/>
+            </w:tcMar>
+          </w:tcPr>
+          <w:p>
+            <w:pPr>
+              <w:bidi/>
+              <w:spacing w:after="0" w:line="260"/>
+            </w:pPr>
+            <w:r>
+              <w:rPr>
+                <w:rFonts w:ascii="Arial" w:cs="Arial" w:eastAsia="Arial" w:hAnsi="Arial"/>
+                <w:b w:val="false"/>
+                <w:bCs w:val="false"/>
+                <w:sz w:val="19"/>
+                <w:szCs w:val="19"/>
+                <w:rtl/>
+              </w:rPr>
+              <w:t xml:space="preserve">از وقت‌گذراندن به‌تنهایی، به‌جای حضور در یک گروه، لذت می‌برم.</w:t>
+            </w:r>
+          </w:p>
+        </w:tc>
+        <w:tc>
+          <w:tcPr>
+            <w:tcW w:type="dxa" w:w="560"/>
+            <w:tcBorders>
+              <w:top w:val="single" w:color="A6A6A6" w:sz="4"/>
+              <w:left w:val="single" w:color="A6A6A6" w:sz="4"/>
+              <w:bottom w:val="single" w:color="A6A6A6" w:sz="4"/>
+              <w:right w:val="single" w:color="A6A6A6" w:sz="4"/>
+            </w:tcBorders>
+            <w:tcMar>
+              <w:top w:type="dxa" w:w="50"/>
+              <w:left w:type="dxa" w:w="60"/>
+              <w:bottom w:type="dxa" w:w="50"/>
+              <w:right w:type="dxa" w:w="60"/>
+            </w:tcMar>
+          </w:tcPr>
+          <w:p>
+            <w:pPr>
+              <w:bidi/>
+              <w:spacing w:after="0" w:line="260"/>
+              <w:jc w:val="center"/>
+            </w:pPr>
+            <w:r>
+              <w:rPr>
+                <w:rFonts w:ascii="Arial" w:cs="Arial" w:eastAsia="Arial" w:hAnsi="Arial"/>
+                <w:b w:val="false"/>
+                <w:bCs w:val="false"/>
+                <w:sz w:val="19"/>
+                <w:szCs w:val="19"/>
+                <w:rtl/>
+              </w:rPr>
+              <w:t xml:space="preserve">☐</w:t>
+            </w:r>
+          </w:p>
+        </w:tc>
+        <w:tc>
+          <w:tcPr>
+            <w:tcW w:type="dxa" w:w="560"/>
+            <w:tcBorders>
+              <w:top w:val="single" w:color="A6A6A6" w:sz="4"/>
+              <w:left w:val="single" w:color="A6A6A6" w:sz="4"/>
+              <w:bottom w:val="single" w:color="A6A6A6" w:sz="4"/>
+              <w:right w:val="single" w:color="A6A6A6" w:sz="4"/>
+            </w:tcBorders>
+            <w:tcMar>
+              <w:top w:type="dxa" w:w="50"/>
+              <w:left w:type="dxa" w:w="60"/>
+              <w:bottom w:type="dxa" w:w="50"/>
+              <w:right w:type="dxa" w:w="60"/>
+            </w:tcMar>
+          </w:tcPr>
+          <w:p>
+            <w:pPr>
+              <w:bidi/>
+              <w:spacing w:after="0" w:line="260"/>
+              <w:jc w:val="center"/>
+            </w:pPr>
+            <w:r>
+              <w:rPr>
+                <w:rFonts w:ascii="Arial" w:cs="Arial" w:eastAsia="Arial" w:hAnsi="Arial"/>
+                <w:b w:val="false"/>
+                <w:bCs w:val="false"/>
+                <w:sz w:val="19"/>
+                <w:szCs w:val="19"/>
+                <w:rtl/>
+              </w:rPr>
+              <w:t xml:space="preserve">☐</w:t>
+            </w:r>
+          </w:p>
+        </w:tc>
+        <w:tc>
+          <w:tcPr>
+            <w:tcW w:type="dxa" w:w="560"/>
+            <w:tcBorders>
+              <w:top w:val="single" w:color="A6A6A6" w:sz="4"/>
+              <w:left w:val="single" w:color="A6A6A6" w:sz="4"/>
+              <w:bottom w:val="single" w:color="A6A6A6" w:sz="4"/>
+              <w:right w:val="single" w:color="A6A6A6" w:sz="4"/>
+            </w:tcBorders>
+            <w:tcMar>
+              <w:top w:type="dxa" w:w="50"/>
+              <w:left w:type="dxa" w:w="60"/>
+              <w:bottom w:type="dxa" w:w="50"/>
+              <w:right w:type="dxa" w:w="60"/>
+            </w:tcMar>
+          </w:tcPr>
+          <w:p>
+            <w:pPr>
+              <w:bidi/>
+              <w:spacing w:after="0" w:line="260"/>
+              <w:jc w:val="center"/>
+            </w:pPr>
+            <w:r>
+              <w:rPr>
+                <w:rFonts w:ascii="Arial" w:cs="Arial" w:eastAsia="Arial" w:hAnsi="Arial"/>
+                <w:b w:val="false"/>
+                <w:bCs w:val="false"/>
+                <w:sz w:val="19"/>
+                <w:szCs w:val="19"/>
+                <w:rtl/>
+              </w:rPr>
+              <w:t xml:space="preserve">☐</w:t>
+            </w:r>
+          </w:p>
+        </w:tc>
+        <w:tc>
+          <w:tcPr>
+            <w:tcW w:type="dxa" w:w="560"/>
+            <w:tcBorders>
+              <w:top w:val="single" w:color="A6A6A6" w:sz="4"/>
+              <w:left w:val="single" w:color="A6A6A6" w:sz="4"/>
+              <w:bottom w:val="single" w:color="A6A6A6" w:sz="4"/>
+              <w:right w:val="single" w:color="A6A6A6" w:sz="4"/>
+            </w:tcBorders>
+            <w:tcMar>
+              <w:top w:type="dxa" w:w="50"/>
+              <w:left w:type="dxa" w:w="60"/>
+              <w:bottom w:type="dxa" w:w="50"/>
+              <w:right w:type="dxa" w:w="60"/>
+            </w:tcMar>
+          </w:tcPr>
+          <w:p>
+            <w:pPr>
+              <w:bidi/>
+              <w:spacing w:after="0" w:line="260"/>
+              <w:jc w:val="center"/>
+            </w:pPr>
+            <w:r>
+              <w:rPr>
+                <w:rFonts w:ascii="Arial" w:cs="Arial" w:eastAsia="Arial" w:hAnsi="Arial"/>
+                <w:b w:val="false"/>
+                <w:bCs w:val="false"/>
+                <w:sz w:val="19"/>
+                <w:szCs w:val="19"/>
+                <w:rtl/>
+              </w:rPr>
+              <w:t xml:space="preserve">☐</w:t>
+            </w:r>
+          </w:p>
+        </w:tc>
+        <w:tc>
+          <w:tcPr>
+            <w:tcW w:type="dxa" w:w="560"/>
+            <w:tcBorders>
+              <w:top w:val="single" w:color="A6A6A6" w:sz="4"/>
+              <w:left w:val="single" w:color="A6A6A6" w:sz="4"/>
+              <w:bottom w:val="single" w:color="A6A6A6" w:sz="4"/>
+              <w:right w:val="single" w:color="A6A6A6" w:sz="4"/>
+            </w:tcBorders>
+            <w:tcMar>
+              <w:top w:type="dxa" w:w="50"/>
+              <w:left w:type="dxa" w:w="60"/>
+              <w:bottom w:type="dxa" w:w="50"/>
+              <w:right w:type="dxa" w:w="60"/>
+            </w:tcMar>
+          </w:tcPr>
+          <w:p>
+            <w:pPr>
+              <w:bidi/>
+              <w:spacing w:after="0" w:line="260"/>
+              <w:jc w:val="center"/>
+            </w:pPr>
+            <w:r>
+              <w:rPr>
+                <w:rFonts w:ascii="Arial" w:cs="Arial" w:eastAsia="Arial" w:hAnsi="Arial"/>
+                <w:b w:val="false"/>
+                <w:bCs w:val="false"/>
+                <w:sz w:val="19"/>
+                <w:szCs w:val="19"/>
+                <w:rtl/>
+              </w:rPr>
+              <w:t xml:space="preserve">☐</w:t>
+            </w:r>
+          </w:p>
+        </w:tc>
+        <w:tc>
+          <w:tcPr>
+            <w:tcW w:type="dxa" w:w="560"/>
+            <w:tcBorders>
+              <w:top w:val="single" w:color="A6A6A6" w:sz="4"/>
+              <w:left w:val="single" w:color="A6A6A6" w:sz="4"/>
+              <w:bottom w:val="single" w:color="A6A6A6" w:sz="4"/>
+              <w:right w:val="single" w:color="A6A6A6" w:sz="4"/>
+            </w:tcBorders>
+            <w:tcMar>
+              <w:top w:type="dxa" w:w="50"/>
+              <w:left w:type="dxa" w:w="60"/>
+              <w:bottom w:type="dxa" w:w="50"/>
+              <w:right w:type="dxa" w:w="60"/>
+            </w:tcMar>
+          </w:tcPr>
+          <w:p>
+            <w:pPr>
+              <w:bidi/>
+              <w:spacing w:after="0" w:line="260"/>
+              <w:jc w:val="center"/>
+            </w:pPr>
+            <w:r>
+              <w:rPr>
+                <w:rFonts w:ascii="Arial" w:cs="Arial" w:eastAsia="Arial" w:hAnsi="Arial"/>
+                <w:b w:val="false"/>
+                <w:bCs w:val="false"/>
+                <w:sz w:val="19"/>
+                <w:szCs w:val="19"/>
+                <w:rtl/>
+              </w:rPr>
+              <w:t xml:space="preserve">☐</w:t>
+            </w:r>
+          </w:p>
+        </w:tc>
+        <w:tc>
+          <w:tcPr>
+            <w:tcW w:type="dxa" w:w="560"/>
+            <w:tcBorders>
+              <w:top w:val="single" w:color="A6A6A6" w:sz="4"/>
+              <w:left w:val="single" w:color="A6A6A6" w:sz="4"/>
+              <w:bottom w:val="single" w:color="A6A6A6" w:sz="4"/>
+              <w:right w:val="single" w:color="A6A6A6" w:sz="4"/>
+            </w:tcBorders>
+            <w:tcMar>
+              <w:top w:type="dxa" w:w="50"/>
+              <w:left w:type="dxa" w:w="60"/>
+              <w:bottom w:type="dxa" w:w="50"/>
+              <w:right w:type="dxa" w:w="60"/>
+            </w:tcMar>
+          </w:tcPr>
+          <w:p>
+            <w:pPr>
+              <w:bidi/>
+              <w:spacing w:after="0" w:line="260"/>
+              <w:jc w:val="center"/>
+            </w:pPr>
+            <w:r>
+              <w:rPr>
+                <w:rFonts w:ascii="Arial" w:cs="Arial" w:eastAsia="Arial" w:hAnsi="Arial"/>
+                <w:b w:val="false"/>
+                <w:bCs w:val="false"/>
+                <w:sz w:val="19"/>
+                <w:szCs w:val="19"/>
+                <w:rtl/>
+              </w:rPr>
+              <w:t xml:space="preserve">☐</w:t>
+            </w:r>
+          </w:p>
+        </w:tc>
+      </w:tr>
+      <w:tr>
+        <w:trPr>
+          <w:cantSplit/>
+          <w:tblHeader w:val="false"/>
+        </w:trPr>
+        <w:tc>
+          <w:tcPr>
+            <w:tcW w:type="dxa" w:w="650"/>
+            <w:tcBorders>
+              <w:top w:val="single" w:color="A6A6A6" w:sz="4"/>
+              <w:left w:val="single" w:color="A6A6A6" w:sz="4"/>
+              <w:bottom w:val="single" w:color="A6A6A6" w:sz="4"/>
+              <w:right w:val="single" w:color="A6A6A6" w:sz="4"/>
+            </w:tcBorders>
+            <w:tcMar>
+              <w:top w:type="dxa" w:w="50"/>
+              <w:left w:type="dxa" w:w="60"/>
+              <w:bottom w:type="dxa" w:w="50"/>
+              <w:right w:type="dxa" w:w="60"/>
+            </w:tcMar>
+          </w:tcPr>
+          <w:p>
+            <w:pPr>
+              <w:bidi/>
+              <w:spacing w:after="0" w:line="260"/>
+              <w:jc w:val="center"/>
+            </w:pPr>
+            <w:r>
+              <w:rPr>
+                <w:rFonts w:ascii="Arial" w:cs="Arial" w:eastAsia="Arial" w:hAnsi="Arial"/>
+                <w:b w:val="false"/>
+                <w:bCs w:val="false"/>
+                <w:sz w:val="19"/>
+                <w:szCs w:val="19"/>
+                <w:rtl/>
+              </w:rPr>
+              <w:t xml:space="preserve">GO5</w:t>
+            </w:r>
+          </w:p>
+        </w:tc>
+        <w:tc>
+          <w:tcPr>
+            <w:tcW w:type="dxa" w:w="4930"/>
+            <w:tcBorders>
+              <w:top w:val="single" w:color="A6A6A6" w:sz="4"/>
+              <w:left w:val="single" w:color="A6A6A6" w:sz="4"/>
+              <w:bottom w:val="single" w:color="A6A6A6" w:sz="4"/>
+              <w:right w:val="single" w:color="A6A6A6" w:sz="4"/>
+            </w:tcBorders>
+            <w:tcMar>
+              <w:top w:type="dxa" w:w="50"/>
+              <w:left w:type="dxa" w:w="60"/>
+              <w:bottom w:type="dxa" w:w="50"/>
+              <w:right w:type="dxa" w:w="60"/>
+            </w:tcMar>
+          </w:tcPr>
+          <w:p>
+            <w:pPr>
+              <w:bidi/>
+              <w:spacing w:after="0" w:line="260"/>
+            </w:pPr>
+            <w:r>
+              <w:rPr>
+                <w:rFonts w:ascii="Arial" w:cs="Arial" w:eastAsia="Arial" w:hAnsi="Arial"/>
+                <w:b w:val="false"/>
+                <w:bCs w:val="false"/>
+                <w:sz w:val="19"/>
+                <w:szCs w:val="19"/>
+                <w:rtl/>
+              </w:rPr>
+              <w:t xml:space="preserve">وقتی در یک گروه هستم، به‌آسانی با دیگر اعضای گروه یکی می‌شوم.</w:t>
+            </w:r>
+          </w:p>
+        </w:tc>
+        <w:tc>
+          <w:tcPr>
+            <w:tcW w:type="dxa" w:w="560"/>
+            <w:tcBorders>
+              <w:top w:val="single" w:color="A6A6A6" w:sz="4"/>
+              <w:left w:val="single" w:color="A6A6A6" w:sz="4"/>
+              <w:bottom w:val="single" w:color="A6A6A6" w:sz="4"/>
+              <w:right w:val="single" w:color="A6A6A6" w:sz="4"/>
+            </w:tcBorders>
+            <w:tcMar>
+              <w:top w:type="dxa" w:w="50"/>
+              <w:left w:type="dxa" w:w="60"/>
+              <w:bottom w:type="dxa" w:w="50"/>
+              <w:right w:type="dxa" w:w="60"/>
+            </w:tcMar>
+          </w:tcPr>
+          <w:p>
+            <w:pPr>
+              <w:bidi/>
+              <w:spacing w:after="0" w:line="260"/>
+              <w:jc w:val="center"/>
+            </w:pPr>
+            <w:r>
+              <w:rPr>
+                <w:rFonts w:ascii="Arial" w:cs="Arial" w:eastAsia="Arial" w:hAnsi="Arial"/>
+                <w:b w:val="false"/>
+                <w:bCs w:val="false"/>
+                <w:sz w:val="19"/>
+                <w:szCs w:val="19"/>
+                <w:rtl/>
+              </w:rPr>
+              <w:t xml:space="preserve">☐</w:t>
+            </w:r>
+          </w:p>
+        </w:tc>
+        <w:tc>
+          <w:tcPr>
+            <w:tcW w:type="dxa" w:w="560"/>
+            <w:tcBorders>
+              <w:top w:val="single" w:color="A6A6A6" w:sz="4"/>
+              <w:left w:val="single" w:color="A6A6A6" w:sz="4"/>
+              <w:bottom w:val="single" w:color="A6A6A6" w:sz="4"/>
+              <w:right w:val="single" w:color="A6A6A6" w:sz="4"/>
+            </w:tcBorders>
+            <w:tcMar>
+              <w:top w:type="dxa" w:w="50"/>
+              <w:left w:type="dxa" w:w="60"/>
+              <w:bottom w:type="dxa" w:w="50"/>
+              <w:right w:type="dxa" w:w="60"/>
+            </w:tcMar>
+          </w:tcPr>
+          <w:p>
+            <w:pPr>
+              <w:bidi/>
+              <w:spacing w:after="0" w:line="260"/>
+              <w:jc w:val="center"/>
+            </w:pPr>
+            <w:r>
+              <w:rPr>
+                <w:rFonts w:ascii="Arial" w:cs="Arial" w:eastAsia="Arial" w:hAnsi="Arial"/>
+                <w:b w:val="false"/>
+                <w:bCs w:val="false"/>
+                <w:sz w:val="19"/>
+                <w:szCs w:val="19"/>
+                <w:rtl/>
+              </w:rPr>
+              <w:t xml:space="preserve">☐</w:t>
+            </w:r>
+          </w:p>
+        </w:tc>
+        <w:tc>
+          <w:tcPr>
+            <w:tcW w:type="dxa" w:w="560"/>
+            <w:tcBorders>
+              <w:top w:val="single" w:color="A6A6A6" w:sz="4"/>
+              <w:left w:val="single" w:color="A6A6A6" w:sz="4"/>
+              <w:bottom w:val="single" w:color="A6A6A6" w:sz="4"/>
+              <w:right w:val="single" w:color="A6A6A6" w:sz="4"/>
+            </w:tcBorders>
+            <w:tcMar>
+              <w:top w:type="dxa" w:w="50"/>
+              <w:left w:type="dxa" w:w="60"/>
+              <w:bottom w:type="dxa" w:w="50"/>
+              <w:right w:type="dxa" w:w="60"/>
+            </w:tcMar>
+          </w:tcPr>
+          <w:p>
+            <w:pPr>
+              <w:bidi/>
+              <w:spacing w:after="0" w:line="260"/>
+              <w:jc w:val="center"/>
+            </w:pPr>
+            <w:r>
+              <w:rPr>
+                <w:rFonts w:ascii="Arial" w:cs="Arial" w:eastAsia="Arial" w:hAnsi="Arial"/>
+                <w:b w:val="false"/>
+                <w:bCs w:val="false"/>
+                <w:sz w:val="19"/>
+                <w:szCs w:val="19"/>
+                <w:rtl/>
+              </w:rPr>
+              <w:t xml:space="preserve">☐</w:t>
+            </w:r>
+          </w:p>
+        </w:tc>
+        <w:tc>
+          <w:tcPr>
+            <w:tcW w:type="dxa" w:w="560"/>
+            <w:tcBorders>
+              <w:top w:val="single" w:color="A6A6A6" w:sz="4"/>
+              <w:left w:val="single" w:color="A6A6A6" w:sz="4"/>
+              <w:bottom w:val="single" w:color="A6A6A6" w:sz="4"/>
+              <w:right w:val="single" w:color="A6A6A6" w:sz="4"/>
+            </w:tcBorders>
+            <w:tcMar>
+              <w:top w:type="dxa" w:w="50"/>
+              <w:left w:type="dxa" w:w="60"/>
+              <w:bottom w:type="dxa" w:w="50"/>
+              <w:right w:type="dxa" w:w="60"/>
+            </w:tcMar>
+          </w:tcPr>
+          <w:p>
+            <w:pPr>
+              <w:bidi/>
+              <w:spacing w:after="0" w:line="260"/>
+              <w:jc w:val="center"/>
+            </w:pPr>
+            <w:r>
+              <w:rPr>
+                <w:rFonts w:ascii="Arial" w:cs="Arial" w:eastAsia="Arial" w:hAnsi="Arial"/>
+                <w:b w:val="false"/>
+                <w:bCs w:val="false"/>
+                <w:sz w:val="19"/>
+                <w:szCs w:val="19"/>
+                <w:rtl/>
+              </w:rPr>
+              <w:t xml:space="preserve">☐</w:t>
+            </w:r>
+          </w:p>
+        </w:tc>
+        <w:tc>
+          <w:tcPr>
+            <w:tcW w:type="dxa" w:w="560"/>
+            <w:tcBorders>
+              <w:top w:val="single" w:color="A6A6A6" w:sz="4"/>
+              <w:left w:val="single" w:color="A6A6A6" w:sz="4"/>
+              <w:bottom w:val="single" w:color="A6A6A6" w:sz="4"/>
+              <w:right w:val="single" w:color="A6A6A6" w:sz="4"/>
+            </w:tcBorders>
+            <w:tcMar>
+              <w:top w:type="dxa" w:w="50"/>
+              <w:left w:type="dxa" w:w="60"/>
+              <w:bottom w:type="dxa" w:w="50"/>
+              <w:right w:type="dxa" w:w="60"/>
+            </w:tcMar>
+          </w:tcPr>
+          <w:p>
+            <w:pPr>
+              <w:bidi/>
+              <w:spacing w:after="0" w:line="260"/>
+              <w:jc w:val="center"/>
+            </w:pPr>
+            <w:r>
+              <w:rPr>
+                <w:rFonts w:ascii="Arial" w:cs="Arial" w:eastAsia="Arial" w:hAnsi="Arial"/>
+                <w:b w:val="false"/>
+                <w:bCs w:val="false"/>
+                <w:sz w:val="19"/>
+                <w:szCs w:val="19"/>
+                <w:rtl/>
+              </w:rPr>
+              <w:t xml:space="preserve">☐</w:t>
+            </w:r>
+          </w:p>
+        </w:tc>
+        <w:tc>
+          <w:tcPr>
+            <w:tcW w:type="dxa" w:w="560"/>
+            <w:tcBorders>
+              <w:top w:val="single" w:color="A6A6A6" w:sz="4"/>
+              <w:left w:val="single" w:color="A6A6A6" w:sz="4"/>
+              <w:bottom w:val="single" w:color="A6A6A6" w:sz="4"/>
+              <w:right w:val="single" w:color="A6A6A6" w:sz="4"/>
+            </w:tcBorders>
+            <w:tcMar>
+              <w:top w:type="dxa" w:w="50"/>
+              <w:left w:type="dxa" w:w="60"/>
+              <w:bottom w:type="dxa" w:w="50"/>
+              <w:right w:type="dxa" w:w="60"/>
+            </w:tcMar>
+          </w:tcPr>
+          <w:p>
+            <w:pPr>
+              <w:bidi/>
+              <w:spacing w:after="0" w:line="260"/>
+              <w:jc w:val="center"/>
+            </w:pPr>
+            <w:r>
+              <w:rPr>
+                <w:rFonts w:ascii="Arial" w:cs="Arial" w:eastAsia="Arial" w:hAnsi="Arial"/>
+                <w:b w:val="false"/>
+                <w:bCs w:val="false"/>
+                <w:sz w:val="19"/>
+                <w:szCs w:val="19"/>
+                <w:rtl/>
+              </w:rPr>
+              <w:t xml:space="preserve">☐</w:t>
+            </w:r>
+          </w:p>
+        </w:tc>
+        <w:tc>
+          <w:tcPr>
+            <w:tcW w:type="dxa" w:w="560"/>
+            <w:tcBorders>
+              <w:top w:val="single" w:color="A6A6A6" w:sz="4"/>
+              <w:left w:val="single" w:color="A6A6A6" w:sz="4"/>
+              <w:bottom w:val="single" w:color="A6A6A6" w:sz="4"/>
+              <w:right w:val="single" w:color="A6A6A6" w:sz="4"/>
+            </w:tcBorders>
+            <w:tcMar>
+              <w:top w:type="dxa" w:w="50"/>
+              <w:left w:type="dxa" w:w="60"/>
+              <w:bottom w:type="dxa" w:w="50"/>
+              <w:right w:type="dxa" w:w="60"/>
+            </w:tcMar>
+          </w:tcPr>
+          <w:p>
+            <w:pPr>
+              <w:bidi/>
+              <w:spacing w:after="0" w:line="260"/>
+              <w:jc w:val="center"/>
+            </w:pPr>
+            <w:r>
+              <w:rPr>
+                <w:rFonts w:ascii="Arial" w:cs="Arial" w:eastAsia="Arial" w:hAnsi="Arial"/>
+                <w:b w:val="false"/>
+                <w:bCs w:val="false"/>
+                <w:sz w:val="19"/>
+                <w:szCs w:val="19"/>
+                <w:rtl/>
+              </w:rPr>
+              <w:t xml:space="preserve">☐</w:t>
+            </w:r>
+          </w:p>
+        </w:tc>
+      </w:tr>
+      <w:tr>
+        <w:trPr>
+          <w:cantSplit/>
+          <w:tblHeader w:val="false"/>
+        </w:trPr>
+        <w:tc>
+          <w:tcPr>
+            <w:tcW w:type="dxa" w:w="650"/>
+            <w:tcBorders>
+              <w:top w:val="single" w:color="A6A6A6" w:sz="4"/>
+              <w:left w:val="single" w:color="A6A6A6" w:sz="4"/>
+              <w:bottom w:val="single" w:color="A6A6A6" w:sz="4"/>
+              <w:right w:val="single" w:color="A6A6A6" w:sz="4"/>
+            </w:tcBorders>
+            <w:tcMar>
+              <w:top w:type="dxa" w:w="50"/>
+              <w:left w:type="dxa" w:w="60"/>
+              <w:bottom w:type="dxa" w:w="50"/>
+              <w:right w:type="dxa" w:w="60"/>
+            </w:tcMar>
+          </w:tcPr>
+          <w:p>
+            <w:pPr>
+              <w:bidi/>
+              <w:spacing w:after="0" w:line="260"/>
+              <w:jc w:val="center"/>
+            </w:pPr>
+            <w:r>
+              <w:rPr>
+                <w:rFonts w:ascii="Arial" w:cs="Arial" w:eastAsia="Arial" w:hAnsi="Arial"/>
+                <w:b w:val="false"/>
+                <w:bCs w:val="false"/>
+                <w:sz w:val="19"/>
+                <w:szCs w:val="19"/>
+                <w:rtl/>
+              </w:rPr>
+              <w:t xml:space="preserve">GO6</w:t>
+            </w:r>
+          </w:p>
+        </w:tc>
+        <w:tc>
+          <w:tcPr>
+            <w:tcW w:type="dxa" w:w="4930"/>
+            <w:tcBorders>
+              <w:top w:val="single" w:color="A6A6A6" w:sz="4"/>
+              <w:left w:val="single" w:color="A6A6A6" w:sz="4"/>
+              <w:bottom w:val="single" w:color="A6A6A6" w:sz="4"/>
+              <w:right w:val="single" w:color="A6A6A6" w:sz="4"/>
+            </w:tcBorders>
+            <w:tcMar>
+              <w:top w:type="dxa" w:w="50"/>
+              <w:left w:type="dxa" w:w="60"/>
+              <w:bottom w:type="dxa" w:w="50"/>
+              <w:right w:type="dxa" w:w="60"/>
+            </w:tcMar>
+          </w:tcPr>
+          <w:p>
+            <w:pPr>
+              <w:bidi/>
+              <w:spacing w:after="0" w:line="260"/>
+            </w:pPr>
+            <w:r>
+              <w:rPr>
+                <w:rFonts w:ascii="Arial" w:cs="Arial" w:eastAsia="Arial" w:hAnsi="Arial"/>
+                <w:b w:val="false"/>
+                <w:bCs w:val="false"/>
+                <w:sz w:val="19"/>
+                <w:szCs w:val="19"/>
+                <w:rtl/>
+              </w:rPr>
+              <w:t xml:space="preserve">به‌آسانی با گروه‌هایی که به آن‌ها تعلق دارم، احساس همانندسازی می‌کنم.</w:t>
+            </w:r>
+          </w:p>
+        </w:tc>
+        <w:tc>
+          <w:tcPr>
+            <w:tcW w:type="dxa" w:w="560"/>
+            <w:tcBorders>
+              <w:top w:val="single" w:color="A6A6A6" w:sz="4"/>
+              <w:left w:val="single" w:color="A6A6A6" w:sz="4"/>
+              <w:bottom w:val="single" w:color="A6A6A6" w:sz="4"/>
+              <w:right w:val="single" w:color="A6A6A6" w:sz="4"/>
+            </w:tcBorders>
+            <w:tcMar>
+              <w:top w:type="dxa" w:w="50"/>
+              <w:left w:type="dxa" w:w="60"/>
+              <w:bottom w:type="dxa" w:w="50"/>
+              <w:right w:type="dxa" w:w="60"/>
+            </w:tcMar>
+          </w:tcPr>
+          <w:p>
+            <w:pPr>
+              <w:bidi/>
+              <w:spacing w:after="0" w:line="260"/>
+              <w:jc w:val="center"/>
+            </w:pPr>
+            <w:r>
+              <w:rPr>
+                <w:rFonts w:ascii="Arial" w:cs="Arial" w:eastAsia="Arial" w:hAnsi="Arial"/>
+                <w:b w:val="false"/>
+                <w:bCs w:val="false"/>
+                <w:sz w:val="19"/>
+                <w:szCs w:val="19"/>
+                <w:rtl/>
+              </w:rPr>
+              <w:t xml:space="preserve">☐</w:t>
+            </w:r>
+          </w:p>
+        </w:tc>
+        <w:tc>
+          <w:tcPr>
+            <w:tcW w:type="dxa" w:w="560"/>
+            <w:tcBorders>
+              <w:top w:val="single" w:color="A6A6A6" w:sz="4"/>
+              <w:left w:val="single" w:color="A6A6A6" w:sz="4"/>
+              <w:bottom w:val="single" w:color="A6A6A6" w:sz="4"/>
+              <w:right w:val="single" w:color="A6A6A6" w:sz="4"/>
+            </w:tcBorders>
+            <w:tcMar>
+              <w:top w:type="dxa" w:w="50"/>
+              <w:left w:type="dxa" w:w="60"/>
+              <w:bottom w:type="dxa" w:w="50"/>
+              <w:right w:type="dxa" w:w="60"/>
+            </w:tcMar>
+          </w:tcPr>
+          <w:p>
+            <w:pPr>
+              <w:bidi/>
+              <w:spacing w:after="0" w:line="260"/>
+              <w:jc w:val="center"/>
+            </w:pPr>
+            <w:r>
+              <w:rPr>
+                <w:rFonts w:ascii="Arial" w:cs="Arial" w:eastAsia="Arial" w:hAnsi="Arial"/>
+                <w:b w:val="false"/>
+                <w:bCs w:val="false"/>
+                <w:sz w:val="19"/>
+                <w:szCs w:val="19"/>
+                <w:rtl/>
+              </w:rPr>
+              <w:t xml:space="preserve">☐</w:t>
+            </w:r>
+          </w:p>
+        </w:tc>
+        <w:tc>
+          <w:tcPr>
+            <w:tcW w:type="dxa" w:w="560"/>
+            <w:tcBorders>
+              <w:top w:val="single" w:color="A6A6A6" w:sz="4"/>
+              <w:left w:val="single" w:color="A6A6A6" w:sz="4"/>
+              <w:bottom w:val="single" w:color="A6A6A6" w:sz="4"/>
+              <w:right w:val="single" w:color="A6A6A6" w:sz="4"/>
+            </w:tcBorders>
+            <w:tcMar>
+              <w:top w:type="dxa" w:w="50"/>
+              <w:left w:type="dxa" w:w="60"/>
+              <w:bottom w:type="dxa" w:w="50"/>
+              <w:right w:type="dxa" w:w="60"/>
+            </w:tcMar>
+          </w:tcPr>
+          <w:p>
+            <w:pPr>
+              <w:bidi/>
+              <w:spacing w:after="0" w:line="260"/>
+              <w:jc w:val="center"/>
+            </w:pPr>
+            <w:r>
+              <w:rPr>
+                <w:rFonts w:ascii="Arial" w:cs="Arial" w:eastAsia="Arial" w:hAnsi="Arial"/>
+                <w:b w:val="false"/>
+                <w:bCs w:val="false"/>
+                <w:sz w:val="19"/>
+                <w:szCs w:val="19"/>
+                <w:rtl/>
+              </w:rPr>
+              <w:t xml:space="preserve">☐</w:t>
+            </w:r>
+          </w:p>
+        </w:tc>
+        <w:tc>
+          <w:tcPr>
+            <w:tcW w:type="dxa" w:w="560"/>
+            <w:tcBorders>
+              <w:top w:val="single" w:color="A6A6A6" w:sz="4"/>
+              <w:left w:val="single" w:color="A6A6A6" w:sz="4"/>
+              <w:bottom w:val="single" w:color="A6A6A6" w:sz="4"/>
+              <w:right w:val="single" w:color="A6A6A6" w:sz="4"/>
+            </w:tcBorders>
+            <w:tcMar>
+              <w:top w:type="dxa" w:w="50"/>
+              <w:left w:type="dxa" w:w="60"/>
+              <w:bottom w:type="dxa" w:w="50"/>
+              <w:right w:type="dxa" w:w="60"/>
+            </w:tcMar>
+          </w:tcPr>
+          <w:p>
+            <w:pPr>
+              <w:bidi/>
+              <w:spacing w:after="0" w:line="260"/>
+              <w:jc w:val="center"/>
+            </w:pPr>
+            <w:r>
+              <w:rPr>
+                <w:rFonts w:ascii="Arial" w:cs="Arial" w:eastAsia="Arial" w:hAnsi="Arial"/>
+                <w:b w:val="false"/>
+                <w:bCs w:val="false"/>
+                <w:sz w:val="19"/>
+                <w:szCs w:val="19"/>
+                <w:rtl/>
+              </w:rPr>
+              <w:t xml:space="preserve">☐</w:t>
+            </w:r>
+          </w:p>
+        </w:tc>
+        <w:tc>
+          <w:tcPr>
+            <w:tcW w:type="dxa" w:w="560"/>
+            <w:tcBorders>
+              <w:top w:val="single" w:color="A6A6A6" w:sz="4"/>
+              <w:left w:val="single" w:color="A6A6A6" w:sz="4"/>
+              <w:bottom w:val="single" w:color="A6A6A6" w:sz="4"/>
+              <w:right w:val="single" w:color="A6A6A6" w:sz="4"/>
+            </w:tcBorders>
+            <w:tcMar>
+              <w:top w:type="dxa" w:w="50"/>
+              <w:left w:type="dxa" w:w="60"/>
+              <w:bottom w:type="dxa" w:w="50"/>
+              <w:right w:type="dxa" w:w="60"/>
+            </w:tcMar>
+          </w:tcPr>
+          <w:p>
+            <w:pPr>
+              <w:bidi/>
+              <w:spacing w:after="0" w:line="260"/>
+              <w:jc w:val="center"/>
+            </w:pPr>
+            <w:r>
+              <w:rPr>
+                <w:rFonts w:ascii="Arial" w:cs="Arial" w:eastAsia="Arial" w:hAnsi="Arial"/>
+                <w:b w:val="false"/>
+                <w:bCs w:val="false"/>
+                <w:sz w:val="19"/>
+                <w:szCs w:val="19"/>
+                <w:rtl/>
+              </w:rPr>
+              <w:t xml:space="preserve">☐</w:t>
+            </w:r>
+          </w:p>
+        </w:tc>
+        <w:tc>
+          <w:tcPr>
+            <w:tcW w:type="dxa" w:w="560"/>
+            <w:tcBorders>
+              <w:top w:val="single" w:color="A6A6A6" w:sz="4"/>
+              <w:left w:val="single" w:color="A6A6A6" w:sz="4"/>
+              <w:bottom w:val="single" w:color="A6A6A6" w:sz="4"/>
+              <w:right w:val="single" w:color="A6A6A6" w:sz="4"/>
+            </w:tcBorders>
+            <w:tcMar>
+              <w:top w:type="dxa" w:w="50"/>
+              <w:left w:type="dxa" w:w="60"/>
+              <w:bottom w:type="dxa" w:w="50"/>
+              <w:right w:type="dxa" w:w="60"/>
+            </w:tcMar>
+          </w:tcPr>
+          <w:p>
+            <w:pPr>
+              <w:bidi/>
+              <w:spacing w:after="0" w:line="260"/>
+              <w:jc w:val="center"/>
+            </w:pPr>
+            <w:r>
+              <w:rPr>
+                <w:rFonts w:ascii="Arial" w:cs="Arial" w:eastAsia="Arial" w:hAnsi="Arial"/>
+                <w:b w:val="false"/>
+                <w:bCs w:val="false"/>
+                <w:sz w:val="19"/>
+                <w:szCs w:val="19"/>
+                <w:rtl/>
+              </w:rPr>
+              <w:t xml:space="preserve">☐</w:t>
+            </w:r>
+          </w:p>
+        </w:tc>
+        <w:tc>
+          <w:tcPr>
+            <w:tcW w:type="dxa" w:w="560"/>
+            <w:tcBorders>
+              <w:top w:val="single" w:color="A6A6A6" w:sz="4"/>
+              <w:left w:val="single" w:color="A6A6A6" w:sz="4"/>
+              <w:bottom w:val="single" w:color="A6A6A6" w:sz="4"/>
+              <w:right w:val="single" w:color="A6A6A6" w:sz="4"/>
+            </w:tcBorders>
+            <w:tcMar>
+              <w:top w:type="dxa" w:w="50"/>
+              <w:left w:type="dxa" w:w="60"/>
+              <w:bottom w:type="dxa" w:w="50"/>
+              <w:right w:type="dxa" w:w="60"/>
+            </w:tcMar>
+          </w:tcPr>
+          <w:p>
+            <w:pPr>
+              <w:bidi/>
+              <w:spacing w:after="0" w:line="260"/>
+              <w:jc w:val="center"/>
+            </w:pPr>
+            <w:r>
+              <w:rPr>
+                <w:rFonts w:ascii="Arial" w:cs="Arial" w:eastAsia="Arial" w:hAnsi="Arial"/>
+                <w:b w:val="false"/>
+                <w:bCs w:val="false"/>
+                <w:sz w:val="19"/>
+                <w:szCs w:val="19"/>
+                <w:rtl/>
+              </w:rPr>
+              <w:t xml:space="preserve">☐</w:t>
+            </w:r>
+          </w:p>
+        </w:tc>
+      </w:tr>
+      <w:tr>
+        <w:trPr>
+          <w:cantSplit/>
+          <w:tblHeader w:val="false"/>
+        </w:trPr>
+        <w:tc>
+          <w:tcPr>
+            <w:tcW w:type="dxa" w:w="650"/>
+            <w:tcBorders>
+              <w:top w:val="single" w:color="A6A6A6" w:sz="4"/>
+              <w:left w:val="single" w:color="A6A6A6" w:sz="4"/>
+              <w:bottom w:val="single" w:color="A6A6A6" w:sz="4"/>
+              <w:right w:val="single" w:color="A6A6A6" w:sz="4"/>
+            </w:tcBorders>
+            <w:tcMar>
+              <w:top w:type="dxa" w:w="50"/>
+              <w:left w:type="dxa" w:w="60"/>
+              <w:bottom w:type="dxa" w:w="50"/>
+              <w:right w:type="dxa" w:w="60"/>
+            </w:tcMar>
+          </w:tcPr>
+          <w:p>
+            <w:pPr>
+              <w:bidi/>
+              <w:spacing w:after="0" w:line="260"/>
+              <w:jc w:val="center"/>
+            </w:pPr>
+            <w:r>
+              <w:rPr>
+                <w:rFonts w:ascii="Arial" w:cs="Arial" w:eastAsia="Arial" w:hAnsi="Arial"/>
+                <w:b w:val="false"/>
+                <w:bCs w:val="false"/>
+                <w:sz w:val="19"/>
+                <w:szCs w:val="19"/>
+                <w:rtl/>
+              </w:rPr>
+              <w:t xml:space="preserve">GO7</w:t>
+            </w:r>
+          </w:p>
+        </w:tc>
+        <w:tc>
+          <w:tcPr>
+            <w:tcW w:type="dxa" w:w="4930"/>
+            <w:tcBorders>
+              <w:top w:val="single" w:color="A6A6A6" w:sz="4"/>
+              <w:left w:val="single" w:color="A6A6A6" w:sz="4"/>
+              <w:bottom w:val="single" w:color="A6A6A6" w:sz="4"/>
+              <w:right w:val="single" w:color="A6A6A6" w:sz="4"/>
+            </w:tcBorders>
+            <w:tcMar>
+              <w:top w:type="dxa" w:w="50"/>
+              <w:left w:type="dxa" w:w="60"/>
+              <w:bottom w:type="dxa" w:w="50"/>
+              <w:right w:type="dxa" w:w="60"/>
+            </w:tcMar>
+          </w:tcPr>
+          <w:p>
+            <w:pPr>
+              <w:bidi/>
+              <w:spacing w:after="0" w:line="260"/>
+            </w:pPr>
+            <w:r>
+              <w:rPr>
+                <w:rFonts w:ascii="Arial" w:cs="Arial" w:eastAsia="Arial" w:hAnsi="Arial"/>
+                <w:b w:val="false"/>
+                <w:bCs w:val="false"/>
+                <w:sz w:val="19"/>
+                <w:szCs w:val="19"/>
+                <w:rtl/>
+              </w:rPr>
+              <w:t xml:space="preserve">از همکاری در گروه‌ها لذت می‌برم.</w:t>
+            </w:r>
+          </w:p>
+        </w:tc>
+        <w:tc>
+          <w:tcPr>
+            <w:tcW w:type="dxa" w:w="560"/>
+            <w:tcBorders>
+              <w:top w:val="single" w:color="A6A6A6" w:sz="4"/>
+              <w:left w:val="single" w:color="A6A6A6" w:sz="4"/>
+              <w:bottom w:val="single" w:color="A6A6A6" w:sz="4"/>
+              <w:right w:val="single" w:color="A6A6A6" w:sz="4"/>
+            </w:tcBorders>
+            <w:tcMar>
+              <w:top w:type="dxa" w:w="50"/>
+              <w:left w:type="dxa" w:w="60"/>
+              <w:bottom w:type="dxa" w:w="50"/>
+              <w:right w:type="dxa" w:w="60"/>
+            </w:tcMar>
+          </w:tcPr>
+          <w:p>
+            <w:pPr>
+              <w:bidi/>
+              <w:spacing w:after="0" w:line="260"/>
+              <w:jc w:val="center"/>
+            </w:pPr>
+            <w:r>
+              <w:rPr>
+                <w:rFonts w:ascii="Arial" w:cs="Arial" w:eastAsia="Arial" w:hAnsi="Arial"/>
+                <w:b w:val="false"/>
+                <w:bCs w:val="false"/>
+                <w:sz w:val="19"/>
+                <w:szCs w:val="19"/>
+                <w:rtl/>
+              </w:rPr>
+              <w:t xml:space="preserve">☐</w:t>
+            </w:r>
+          </w:p>
+        </w:tc>
+        <w:tc>
+          <w:tcPr>
+            <w:tcW w:type="dxa" w:w="560"/>
+            <w:tcBorders>
+              <w:top w:val="single" w:color="A6A6A6" w:sz="4"/>
+              <w:left w:val="single" w:color="A6A6A6" w:sz="4"/>
+              <w:bottom w:val="single" w:color="A6A6A6" w:sz="4"/>
+              <w:right w:val="single" w:color="A6A6A6" w:sz="4"/>
+            </w:tcBorders>
+            <w:tcMar>
+              <w:top w:type="dxa" w:w="50"/>
+              <w:left w:type="dxa" w:w="60"/>
+              <w:bottom w:type="dxa" w:w="50"/>
+              <w:right w:type="dxa" w:w="60"/>
+            </w:tcMar>
+          </w:tcPr>
+          <w:p>
+            <w:pPr>
+              <w:bidi/>
+              <w:spacing w:after="0" w:line="260"/>
+              <w:jc w:val="center"/>
+            </w:pPr>
+            <w:r>
+              <w:rPr>
+                <w:rFonts w:ascii="Arial" w:cs="Arial" w:eastAsia="Arial" w:hAnsi="Arial"/>
+                <w:b w:val="false"/>
+                <w:bCs w:val="false"/>
+                <w:sz w:val="19"/>
+                <w:szCs w:val="19"/>
+                <w:rtl/>
+              </w:rPr>
+              <w:t xml:space="preserve">☐</w:t>
+            </w:r>
+          </w:p>
+        </w:tc>
+        <w:tc>
+          <w:tcPr>
+            <w:tcW w:type="dxa" w:w="560"/>
+            <w:tcBorders>
+              <w:top w:val="single" w:color="A6A6A6" w:sz="4"/>
+              <w:left w:val="single" w:color="A6A6A6" w:sz="4"/>
+              <w:bottom w:val="single" w:color="A6A6A6" w:sz="4"/>
+              <w:right w:val="single" w:color="A6A6A6" w:sz="4"/>
+            </w:tcBorders>
+            <w:tcMar>
+              <w:top w:type="dxa" w:w="50"/>
+              <w:left w:type="dxa" w:w="60"/>
+              <w:bottom w:type="dxa" w:w="50"/>
+              <w:right w:type="dxa" w:w="60"/>
+            </w:tcMar>
+          </w:tcPr>
+          <w:p>
+            <w:pPr>
+              <w:bidi/>
+              <w:spacing w:after="0" w:line="260"/>
+              <w:jc w:val="center"/>
+            </w:pPr>
+            <w:r>
+              <w:rPr>
+                <w:rFonts w:ascii="Arial" w:cs="Arial" w:eastAsia="Arial" w:hAnsi="Arial"/>
+                <w:b w:val="false"/>
+                <w:bCs w:val="false"/>
+                <w:sz w:val="19"/>
+                <w:szCs w:val="19"/>
+                <w:rtl/>
+              </w:rPr>
+              <w:t xml:space="preserve">☐</w:t>
+            </w:r>
+          </w:p>
+        </w:tc>
+        <w:tc>
+          <w:tcPr>
+            <w:tcW w:type="dxa" w:w="560"/>
+            <w:tcBorders>
+              <w:top w:val="single" w:color="A6A6A6" w:sz="4"/>
+              <w:left w:val="single" w:color="A6A6A6" w:sz="4"/>
+              <w:bottom w:val="single" w:color="A6A6A6" w:sz="4"/>
+              <w:right w:val="single" w:color="A6A6A6" w:sz="4"/>
+            </w:tcBorders>
+            <w:tcMar>
+              <w:top w:type="dxa" w:w="50"/>
+              <w:left w:type="dxa" w:w="60"/>
+              <w:bottom w:type="dxa" w:w="50"/>
+              <w:right w:type="dxa" w:w="60"/>
+            </w:tcMar>
+          </w:tcPr>
+          <w:p>
+            <w:pPr>
+              <w:bidi/>
+              <w:spacing w:after="0" w:line="260"/>
+              <w:jc w:val="center"/>
+            </w:pPr>
+            <w:r>
+              <w:rPr>
+                <w:rFonts w:ascii="Arial" w:cs="Arial" w:eastAsia="Arial" w:hAnsi="Arial"/>
+                <w:b w:val="false"/>
+                <w:bCs w:val="false"/>
+                <w:sz w:val="19"/>
+                <w:szCs w:val="19"/>
+                <w:rtl/>
+              </w:rPr>
+              <w:t xml:space="preserve">☐</w:t>
+            </w:r>
+          </w:p>
+        </w:tc>
+        <w:tc>
+          <w:tcPr>
+            <w:tcW w:type="dxa" w:w="560"/>
+            <w:tcBorders>
+              <w:top w:val="single" w:color="A6A6A6" w:sz="4"/>
+              <w:left w:val="single" w:color="A6A6A6" w:sz="4"/>
+              <w:bottom w:val="single" w:color="A6A6A6" w:sz="4"/>
+              <w:right w:val="single" w:color="A6A6A6" w:sz="4"/>
+            </w:tcBorders>
+            <w:tcMar>
+              <w:top w:type="dxa" w:w="50"/>
+              <w:left w:type="dxa" w:w="60"/>
+              <w:bottom w:type="dxa" w:w="50"/>
+              <w:right w:type="dxa" w:w="60"/>
+            </w:tcMar>
+          </w:tcPr>
+          <w:p>
+            <w:pPr>
+              <w:bidi/>
+              <w:spacing w:after="0" w:line="260"/>
+              <w:jc w:val="center"/>
+            </w:pPr>
+            <w:r>
+              <w:rPr>
+                <w:rFonts w:ascii="Arial" w:cs="Arial" w:eastAsia="Arial" w:hAnsi="Arial"/>
+                <w:b w:val="false"/>
+                <w:bCs w:val="false"/>
+                <w:sz w:val="19"/>
+                <w:szCs w:val="19"/>
+                <w:rtl/>
+              </w:rPr>
+              <w:t xml:space="preserve">☐</w:t>
+            </w:r>
+          </w:p>
+        </w:tc>
+        <w:tc>
+          <w:tcPr>
+            <w:tcW w:type="dxa" w:w="560"/>
+            <w:tcBorders>
+              <w:top w:val="single" w:color="A6A6A6" w:sz="4"/>
+              <w:left w:val="single" w:color="A6A6A6" w:sz="4"/>
+              <w:bottom w:val="single" w:color="A6A6A6" w:sz="4"/>
+              <w:right w:val="single" w:color="A6A6A6" w:sz="4"/>
+            </w:tcBorders>
+            <w:tcMar>
+              <w:top w:type="dxa" w:w="50"/>
+              <w:left w:type="dxa" w:w="60"/>
+              <w:bottom w:type="dxa" w:w="50"/>
+              <w:right w:type="dxa" w:w="60"/>
+            </w:tcMar>
+          </w:tcPr>
+          <w:p>
+            <w:pPr>
+              <w:bidi/>
+              <w:spacing w:after="0" w:line="260"/>
+              <w:jc w:val="center"/>
+            </w:pPr>
+            <w:r>
+              <w:rPr>
+                <w:rFonts w:ascii="Arial" w:cs="Arial" w:eastAsia="Arial" w:hAnsi="Arial"/>
+                <w:b w:val="false"/>
+                <w:bCs w:val="false"/>
+                <w:sz w:val="19"/>
+                <w:szCs w:val="19"/>
+                <w:rtl/>
+              </w:rPr>
+              <w:t xml:space="preserve">☐</w:t>
+            </w:r>
+          </w:p>
+        </w:tc>
+        <w:tc>
+          <w:tcPr>
+            <w:tcW w:type="dxa" w:w="560"/>
+            <w:tcBorders>
+              <w:top w:val="single" w:color="A6A6A6" w:sz="4"/>
+              <w:left w:val="single" w:color="A6A6A6" w:sz="4"/>
+              <w:bottom w:val="single" w:color="A6A6A6" w:sz="4"/>
+              <w:right w:val="single" w:color="A6A6A6" w:sz="4"/>
+            </w:tcBorders>
+            <w:tcMar>
+              <w:top w:type="dxa" w:w="50"/>
+              <w:left w:type="dxa" w:w="60"/>
+              <w:bottom w:type="dxa" w:w="50"/>
+              <w:right w:type="dxa" w:w="60"/>
+            </w:tcMar>
+          </w:tcPr>
+          <w:p>
+            <w:pPr>
+              <w:bidi/>
+              <w:spacing w:after="0" w:line="260"/>
+              <w:jc w:val="center"/>
+            </w:pPr>
+            <w:r>
+              <w:rPr>
+                <w:rFonts w:ascii="Arial" w:cs="Arial" w:eastAsia="Arial" w:hAnsi="Arial"/>
+                <w:b w:val="false"/>
+                <w:bCs w:val="false"/>
+                <w:sz w:val="19"/>
+                <w:szCs w:val="19"/>
+                <w:rtl/>
+              </w:rPr>
+              <w:t xml:space="preserve">☐</w:t>
+            </w:r>
+          </w:p>
+        </w:tc>
+      </w:tr>
+      <w:tr>
+        <w:trPr>
+          <w:cantSplit/>
+          <w:tblHeader w:val="false"/>
+        </w:trPr>
+        <w:tc>
+          <w:tcPr>
+            <w:tcW w:type="dxa" w:w="650"/>
+            <w:tcBorders>
+              <w:top w:val="single" w:color="A6A6A6" w:sz="4"/>
+              <w:left w:val="single" w:color="A6A6A6" w:sz="4"/>
+              <w:bottom w:val="single" w:color="A6A6A6" w:sz="4"/>
+              <w:right w:val="single" w:color="A6A6A6" w:sz="4"/>
+            </w:tcBorders>
+            <w:tcMar>
+              <w:top w:type="dxa" w:w="50"/>
+              <w:left w:type="dxa" w:w="60"/>
+              <w:bottom w:type="dxa" w:w="50"/>
+              <w:right w:type="dxa" w:w="60"/>
+            </w:tcMar>
+          </w:tcPr>
+          <w:p>
+            <w:pPr>
+              <w:bidi/>
+              <w:spacing w:after="0" w:line="260"/>
+              <w:jc w:val="center"/>
+            </w:pPr>
+            <w:r>
+              <w:rPr>
+                <w:rFonts w:ascii="Arial" w:cs="Arial" w:eastAsia="Arial" w:hAnsi="Arial"/>
+                <w:b w:val="false"/>
+                <w:bCs w:val="false"/>
+                <w:sz w:val="19"/>
+                <w:szCs w:val="19"/>
+                <w:rtl/>
+              </w:rPr>
+              <w:t xml:space="preserve">GO8</w:t>
+            </w:r>
+          </w:p>
+        </w:tc>
+        <w:tc>
+          <w:tcPr>
+            <w:tcW w:type="dxa" w:w="4930"/>
+            <w:tcBorders>
+              <w:top w:val="single" w:color="A6A6A6" w:sz="4"/>
+              <w:left w:val="single" w:color="A6A6A6" w:sz="4"/>
+              <w:bottom w:val="single" w:color="A6A6A6" w:sz="4"/>
+              <w:right w:val="single" w:color="A6A6A6" w:sz="4"/>
+            </w:tcBorders>
+            <w:tcMar>
+              <w:top w:type="dxa" w:w="50"/>
+              <w:left w:type="dxa" w:w="60"/>
+              <w:bottom w:type="dxa" w:w="50"/>
+              <w:right w:type="dxa" w:w="60"/>
+            </w:tcMar>
+          </w:tcPr>
+          <w:p>
+            <w:pPr>
+              <w:bidi/>
+              <w:spacing w:after="0" w:line="260"/>
+            </w:pPr>
+            <w:r>
+              <w:rPr>
+                <w:rFonts w:ascii="Arial" w:cs="Arial" w:eastAsia="Arial" w:hAnsi="Arial"/>
+                <w:b w:val="false"/>
+                <w:bCs w:val="false"/>
+                <w:sz w:val="19"/>
+                <w:szCs w:val="19"/>
+                <w:rtl/>
+              </w:rPr>
+              <w:t xml:space="preserve">از تلاش برای دستیابی به یک هدف گروهی لذت می‌برم.</w:t>
+            </w:r>
+          </w:p>
+        </w:tc>
+        <w:tc>
+          <w:tcPr>
+            <w:tcW w:type="dxa" w:w="560"/>
+            <w:tcBorders>
+              <w:top w:val="single" w:color="A6A6A6" w:sz="4"/>
+              <w:left w:val="single" w:color="A6A6A6" w:sz="4"/>
+              <w:bottom w:val="single" w:color="A6A6A6" w:sz="4"/>
+              <w:right w:val="single" w:color="A6A6A6" w:sz="4"/>
+            </w:tcBorders>
+            <w:tcMar>
+              <w:top w:type="dxa" w:w="50"/>
+              <w:left w:type="dxa" w:w="60"/>
+              <w:bottom w:type="dxa" w:w="50"/>
+              <w:right w:type="dxa" w:w="60"/>
+            </w:tcMar>
+          </w:tcPr>
+          <w:p>
+            <w:pPr>
+              <w:bidi/>
+              <w:spacing w:after="0" w:line="260"/>
+              <w:jc w:val="center"/>
+            </w:pPr>
+            <w:r>
+              <w:rPr>
+                <w:rFonts w:ascii="Arial" w:cs="Arial" w:eastAsia="Arial" w:hAnsi="Arial"/>
+                <w:b w:val="false"/>
+                <w:bCs w:val="false"/>
+                <w:sz w:val="19"/>
+                <w:szCs w:val="19"/>
+                <w:rtl/>
+              </w:rPr>
+              <w:t xml:space="preserve">☐</w:t>
+            </w:r>
+          </w:p>
+        </w:tc>
+        <w:tc>
+          <w:tcPr>
+            <w:tcW w:type="dxa" w:w="560"/>
+            <w:tcBorders>
+              <w:top w:val="single" w:color="A6A6A6" w:sz="4"/>
+              <w:left w:val="single" w:color="A6A6A6" w:sz="4"/>
+              <w:bottom w:val="single" w:color="A6A6A6" w:sz="4"/>
+              <w:right w:val="single" w:color="A6A6A6" w:sz="4"/>
+            </w:tcBorders>
+            <w:tcMar>
+              <w:top w:type="dxa" w:w="50"/>
+              <w:left w:type="dxa" w:w="60"/>
+              <w:bottom w:type="dxa" w:w="50"/>
+              <w:right w:type="dxa" w:w="60"/>
+            </w:tcMar>
+          </w:tcPr>
+          <w:p>
+            <w:pPr>
+              <w:bidi/>
+              <w:spacing w:after="0" w:line="260"/>
+              <w:jc w:val="center"/>
+            </w:pPr>
+            <w:r>
+              <w:rPr>
+                <w:rFonts w:ascii="Arial" w:cs="Arial" w:eastAsia="Arial" w:hAnsi="Arial"/>
+                <w:b w:val="false"/>
+                <w:bCs w:val="false"/>
+                <w:sz w:val="19"/>
+                <w:szCs w:val="19"/>
+                <w:rtl/>
+              </w:rPr>
+              <w:t xml:space="preserve">☐</w:t>
+            </w:r>
+          </w:p>
+        </w:tc>
+        <w:tc>
+          <w:tcPr>
+            <w:tcW w:type="dxa" w:w="560"/>
+            <w:tcBorders>
+              <w:top w:val="single" w:color="A6A6A6" w:sz="4"/>
+              <w:left w:val="single" w:color="A6A6A6" w:sz="4"/>
+              <w:bottom w:val="single" w:color="A6A6A6" w:sz="4"/>
+              <w:right w:val="single" w:color="A6A6A6" w:sz="4"/>
+            </w:tcBorders>
+            <w:tcMar>
+              <w:top w:type="dxa" w:w="50"/>
+              <w:left w:type="dxa" w:w="60"/>
+              <w:bottom w:type="dxa" w:w="50"/>
+              <w:right w:type="dxa" w:w="60"/>
+            </w:tcMar>
+          </w:tcPr>
+          <w:p>
+            <w:pPr>
+              <w:bidi/>
+              <w:spacing w:after="0" w:line="260"/>
+              <w:jc w:val="center"/>
+            </w:pPr>
+            <w:r>
+              <w:rPr>
+                <w:rFonts w:ascii="Arial" w:cs="Arial" w:eastAsia="Arial" w:hAnsi="Arial"/>
+                <w:b w:val="false"/>
+                <w:bCs w:val="false"/>
+                <w:sz w:val="19"/>
+                <w:szCs w:val="19"/>
+                <w:rtl/>
+              </w:rPr>
+              <w:t xml:space="preserve">☐</w:t>
+            </w:r>
+          </w:p>
+        </w:tc>
+        <w:tc>
+          <w:tcPr>
+            <w:tcW w:type="dxa" w:w="560"/>
+            <w:tcBorders>
+              <w:top w:val="single" w:color="A6A6A6" w:sz="4"/>
+              <w:left w:val="single" w:color="A6A6A6" w:sz="4"/>
+              <w:bottom w:val="single" w:color="A6A6A6" w:sz="4"/>
+              <w:right w:val="single" w:color="A6A6A6" w:sz="4"/>
+            </w:tcBorders>
+            <w:tcMar>
+              <w:top w:type="dxa" w:w="50"/>
+              <w:left w:type="dxa" w:w="60"/>
+              <w:bottom w:type="dxa" w:w="50"/>
+              <w:right w:type="dxa" w:w="60"/>
+            </w:tcMar>
+          </w:tcPr>
+          <w:p>
+            <w:pPr>
+              <w:bidi/>
+              <w:spacing w:after="0" w:line="260"/>
+              <w:jc w:val="center"/>
+            </w:pPr>
+            <w:r>
+              <w:rPr>
+                <w:rFonts w:ascii="Arial" w:cs="Arial" w:eastAsia="Arial" w:hAnsi="Arial"/>
+                <w:b w:val="false"/>
+                <w:bCs w:val="false"/>
+                <w:sz w:val="19"/>
+                <w:szCs w:val="19"/>
+                <w:rtl/>
+              </w:rPr>
+              <w:t xml:space="preserve">☐</w:t>
+            </w:r>
+          </w:p>
+        </w:tc>
+        <w:tc>
+          <w:tcPr>
+            <w:tcW w:type="dxa" w:w="560"/>
+            <w:tcBorders>
+              <w:top w:val="single" w:color="A6A6A6" w:sz="4"/>
+              <w:left w:val="single" w:color="A6A6A6" w:sz="4"/>
+              <w:bottom w:val="single" w:color="A6A6A6" w:sz="4"/>
+              <w:right w:val="single" w:color="A6A6A6" w:sz="4"/>
+            </w:tcBorders>
+            <w:tcMar>
+              <w:top w:type="dxa" w:w="50"/>
+              <w:left w:type="dxa" w:w="60"/>
+              <w:bottom w:type="dxa" w:w="50"/>
+              <w:right w:type="dxa" w:w="60"/>
+            </w:tcMar>
+          </w:tcPr>
+          <w:p>
+            <w:pPr>
+              <w:bidi/>
+              <w:spacing w:after="0" w:line="260"/>
+              <w:jc w:val="center"/>
+            </w:pPr>
+            <w:r>
+              <w:rPr>
+                <w:rFonts w:ascii="Arial" w:cs="Arial" w:eastAsia="Arial" w:hAnsi="Arial"/>
+                <w:b w:val="false"/>
+                <w:bCs w:val="false"/>
+                <w:sz w:val="19"/>
+                <w:szCs w:val="19"/>
+                <w:rtl/>
+              </w:rPr>
+              <w:t xml:space="preserve">☐</w:t>
+            </w:r>
+          </w:p>
+        </w:tc>
+        <w:tc>
+          <w:tcPr>
+            <w:tcW w:type="dxa" w:w="560"/>
+            <w:tcBorders>
+              <w:top w:val="single" w:color="A6A6A6" w:sz="4"/>
+              <w:left w:val="single" w:color="A6A6A6" w:sz="4"/>
+              <w:bottom w:val="single" w:color="A6A6A6" w:sz="4"/>
+              <w:right w:val="single" w:color="A6A6A6" w:sz="4"/>
+            </w:tcBorders>
+            <w:tcMar>
+              <w:top w:type="dxa" w:w="50"/>
+              <w:left w:type="dxa" w:w="60"/>
+              <w:bottom w:type="dxa" w:w="50"/>
+              <w:right w:type="dxa" w:w="60"/>
+            </w:tcMar>
+          </w:tcPr>
+          <w:p>
+            <w:pPr>
+              <w:bidi/>
+              <w:spacing w:after="0" w:line="260"/>
+              <w:jc w:val="center"/>
+            </w:pPr>
+            <w:r>
+              <w:rPr>
+                <w:rFonts w:ascii="Arial" w:cs="Arial" w:eastAsia="Arial" w:hAnsi="Arial"/>
+                <w:b w:val="false"/>
+                <w:bCs w:val="false"/>
+                <w:sz w:val="19"/>
+                <w:szCs w:val="19"/>
+                <w:rtl/>
+              </w:rPr>
+              <w:t xml:space="preserve">☐</w:t>
+            </w:r>
+          </w:p>
+        </w:tc>
+        <w:tc>
+          <w:tcPr>
+            <w:tcW w:type="dxa" w:w="560"/>
+            <w:tcBorders>
+              <w:top w:val="single" w:color="A6A6A6" w:sz="4"/>
+              <w:left w:val="single" w:color="A6A6A6" w:sz="4"/>
+              <w:bottom w:val="single" w:color="A6A6A6" w:sz="4"/>
+              <w:right w:val="single" w:color="A6A6A6" w:sz="4"/>
+            </w:tcBorders>
+            <w:tcMar>
+              <w:top w:type="dxa" w:w="50"/>
+              <w:left w:type="dxa" w:w="60"/>
+              <w:bottom w:type="dxa" w:w="50"/>
+              <w:right w:type="dxa" w:w="60"/>
+            </w:tcMar>
+          </w:tcPr>
+          <w:p>
+            <w:pPr>
+              <w:bidi/>
+              <w:spacing w:after="0" w:line="260"/>
+              <w:jc w:val="center"/>
+            </w:pPr>
+            <w:r>
+              <w:rPr>
+                <w:rFonts w:ascii="Arial" w:cs="Arial" w:eastAsia="Arial" w:hAnsi="Arial"/>
+                <w:b w:val="false"/>
+                <w:bCs w:val="false"/>
+                <w:sz w:val="19"/>
+                <w:szCs w:val="19"/>
+                <w:rtl/>
+              </w:rPr>
+              <w:t xml:space="preserve">☐</w:t>
+            </w:r>
+          </w:p>
+        </w:tc>
+      </w:tr>
+    </w:tbl>
+    <w:p>
+      <w:pPr>
+        <w:spacing w:after="80"/>
+      </w:pPr>
+    </w:p>
+    <w:p>
+      <w:pPr>
         <w:bidi/>
         <w:spacing w:after="100" w:line="300"/>
       </w:pPr>
@@ -39387,6 +42326,182 @@
                 <w:szCs w:val="19"/>
                 <w:rtl/>
               </w:rPr>
+              <w:t xml:space="preserve">گرایش به گروه (GOS)</w:t>
+            </w:r>
+          </w:p>
+        </w:tc>
+        <w:tc>
+          <w:tcPr>
+            <w:tcW w:type="dxa" w:w="2200"/>
+            <w:tcBorders>
+              <w:top w:val="single" w:color="A6A6A6" w:sz="4"/>
+              <w:left w:val="single" w:color="A6A6A6" w:sz="4"/>
+              <w:bottom w:val="single" w:color="A6A6A6" w:sz="4"/>
+              <w:right w:val="single" w:color="A6A6A6" w:sz="4"/>
+            </w:tcBorders>
+            <w:tcMar>
+              <w:top w:type="dxa" w:w="50"/>
+              <w:left w:type="dxa" w:w="60"/>
+              <w:bottom w:type="dxa" w:w="50"/>
+              <w:right w:type="dxa" w:w="60"/>
+            </w:tcMar>
+          </w:tcPr>
+          <w:p>
+            <w:pPr>
+              <w:bidi/>
+              <w:spacing w:after="0" w:line="260"/>
+            </w:pPr>
+            <w:r>
+              <w:rPr>
+                <w:rFonts w:ascii="Arial" w:cs="Arial" w:eastAsia="Arial" w:hAnsi="Arial"/>
+                <w:b w:val="false"/>
+                <w:bCs w:val="false"/>
+                <w:sz w:val="19"/>
+                <w:szCs w:val="19"/>
+                <w:rtl/>
+              </w:rPr>
+              <w:t xml:space="preserve">Kuppens, Manstead, Spears &amp; Sweetman (2026)، جدول ۲</w:t>
+            </w:r>
+          </w:p>
+        </w:tc>
+        <w:tc>
+          <w:tcPr>
+            <w:tcW w:type="dxa" w:w="800"/>
+            <w:tcBorders>
+              <w:top w:val="single" w:color="A6A6A6" w:sz="4"/>
+              <w:left w:val="single" w:color="A6A6A6" w:sz="4"/>
+              <w:bottom w:val="single" w:color="A6A6A6" w:sz="4"/>
+              <w:right w:val="single" w:color="A6A6A6" w:sz="4"/>
+            </w:tcBorders>
+            <w:tcMar>
+              <w:top w:type="dxa" w:w="50"/>
+              <w:left w:type="dxa" w:w="60"/>
+              <w:bottom w:type="dxa" w:w="50"/>
+              <w:right w:type="dxa" w:w="60"/>
+            </w:tcMar>
+          </w:tcPr>
+          <w:p>
+            <w:pPr>
+              <w:bidi/>
+              <w:spacing w:after="0" w:line="260"/>
+            </w:pPr>
+            <w:r>
+              <w:rPr>
+                <w:rFonts w:ascii="Arial" w:cs="Arial" w:eastAsia="Arial" w:hAnsi="Arial"/>
+                <w:b w:val="false"/>
+                <w:bCs w:val="false"/>
+                <w:sz w:val="19"/>
+                <w:szCs w:val="19"/>
+                <w:rtl/>
+              </w:rPr>
+              <w:t xml:space="preserve">۸</w:t>
+            </w:r>
+          </w:p>
+        </w:tc>
+        <w:tc>
+          <w:tcPr>
+            <w:tcW w:type="dxa" w:w="3000"/>
+            <w:tcBorders>
+              <w:top w:val="single" w:color="A6A6A6" w:sz="4"/>
+              <w:left w:val="single" w:color="A6A6A6" w:sz="4"/>
+              <w:bottom w:val="single" w:color="A6A6A6" w:sz="4"/>
+              <w:right w:val="single" w:color="A6A6A6" w:sz="4"/>
+            </w:tcBorders>
+            <w:tcMar>
+              <w:top w:type="dxa" w:w="50"/>
+              <w:left w:type="dxa" w:w="60"/>
+              <w:bottom w:type="dxa" w:w="50"/>
+              <w:right w:type="dxa" w:w="60"/>
+            </w:tcMar>
+          </w:tcPr>
+          <w:p>
+            <w:pPr>
+              <w:bidi/>
+              <w:spacing w:after="0" w:line="260"/>
+            </w:pPr>
+            <w:r>
+              <w:rPr>
+                <w:rFonts w:ascii="Arial" w:cs="Arial" w:eastAsia="Arial" w:hAnsi="Arial"/>
+                <w:b w:val="false"/>
+                <w:bCs w:val="false"/>
+                <w:sz w:val="19"/>
+                <w:szCs w:val="19"/>
+                <w:rtl/>
+              </w:rPr>
+              <w:t xml:space="preserve">تأییدشده با متن اصلی مقاله (گزارش شما): ۸ گویه‌ی نهایی عین متن، طیف ۷ درجه −۳ تا +۳ (فقط دو سر و میانه برچسب دارند)، GO3 و GO4 معکوس (تغییر علامت). α بین ٫۷۶ و ٫۹۰ در ۸ نمونه (n = ۳٬۲۰۹). مقیاس تک‌بعدی است؛ گویه‌های ۷ و ۸ را «زیرمقیاس اهداف جمعی» نخوانید. گویه‌های حذف‌شده‌ی ۱۱ و ۱۴ (اهداف فردی در برابر جمعی) را برنگردانید. ویژگی فردی کلی است، نه ادراک از این تیم؛ مجوز: «© The Author(s) 2026» و CC BY صریح دیده نشد (چکیده‌ی جست‌وجو CC را گفته بود: ناهمخوان)</w:t>
+            </w:r>
+          </w:p>
+        </w:tc>
+        <w:tc>
+          <w:tcPr>
+            <w:tcW w:type="dxa" w:w="2000"/>
+            <w:tcBorders>
+              <w:top w:val="single" w:color="A6A6A6" w:sz="4"/>
+              <w:left w:val="single" w:color="A6A6A6" w:sz="4"/>
+              <w:bottom w:val="single" w:color="A6A6A6" w:sz="4"/>
+              <w:right w:val="single" w:color="A6A6A6" w:sz="4"/>
+            </w:tcBorders>
+            <w:tcMar>
+              <w:top w:type="dxa" w:w="50"/>
+              <w:left w:type="dxa" w:w="60"/>
+              <w:bottom w:type="dxa" w:w="50"/>
+              <w:right w:type="dxa" w:w="60"/>
+            </w:tcMar>
+          </w:tcPr>
+          <w:p>
+            <w:pPr>
+              <w:bidi/>
+              <w:spacing w:after="0" w:line="260"/>
+            </w:pPr>
+            <w:r>
+              <w:rPr>
+                <w:rFonts w:ascii="Arial" w:cs="Arial" w:eastAsia="Arial" w:hAnsi="Arial"/>
+                <w:b w:val="false"/>
+                <w:bCs w:val="false"/>
+                <w:sz w:val="19"/>
+                <w:szCs w:val="19"/>
+                <w:rtl/>
+              </w:rPr>
+              <w:t xml:space="preserve">مجوز را روی PDF ببینید؛ به‌عنوان «گرایش گروهی فردی» نام ببرید</w:t>
+            </w:r>
+          </w:p>
+        </w:tc>
+      </w:tr>
+      <w:tr>
+        <w:trPr>
+          <w:cantSplit/>
+          <w:tblHeader w:val="false"/>
+        </w:trPr>
+        <w:tc>
+          <w:tcPr>
+            <w:tcW w:type="dxa" w:w="1500"/>
+            <w:tcBorders>
+              <w:top w:val="single" w:color="A6A6A6" w:sz="4"/>
+              <w:left w:val="single" w:color="A6A6A6" w:sz="4"/>
+              <w:bottom w:val="single" w:color="A6A6A6" w:sz="4"/>
+              <w:right w:val="single" w:color="A6A6A6" w:sz="4"/>
+            </w:tcBorders>
+            <w:tcMar>
+              <w:top w:type="dxa" w:w="50"/>
+              <w:left w:type="dxa" w:w="60"/>
+              <w:bottom w:type="dxa" w:w="50"/>
+              <w:right w:type="dxa" w:w="60"/>
+            </w:tcMar>
+          </w:tcPr>
+          <w:p>
+            <w:pPr>
+              <w:bidi/>
+              <w:spacing w:after="0" w:line="260"/>
+            </w:pPr>
+            <w:r>
+              <w:rPr>
+                <w:rFonts w:ascii="Arial" w:cs="Arial" w:eastAsia="Arial" w:hAnsi="Arial"/>
+                <w:b w:val="false"/>
+                <w:bCs w:val="false"/>
+                <w:sz w:val="19"/>
+                <w:szCs w:val="19"/>
+                <w:rtl/>
+              </w:rPr>
               <w:t xml:space="preserve">فشار اطاعت و همنوایی</w:t>
             </w:r>
           </w:p>
@@ -40724,7 +43839,7 @@
                 <w:szCs w:val="19"/>
                 <w:rtl/>
               </w:rPr>
-              <w:t xml:space="preserve">— (نامزدهای جست‌وجوشده: goal interdependence — Van der Vegt و همکاران ۱۹۹۸؛ Campion و همکاران ۱۹۹۳؛ متن گویه‌ها پیدا نشد)</w:t>
+              <w:t xml:space="preserve">گرایش به گروه (GOS، Kuppens و همکاران ۲۰۲۶، ۸ گویه) به‌عنوان ویژگی فردی؛ نه ادراک از تیم</w:t>
             </w:r>
           </w:p>
         </w:tc>
@@ -40758,7 +43873,7 @@
                 <w:szCs w:val="19"/>
                 <w:rtl/>
               </w:rPr>
-              <w:t xml:space="preserve">ابزار با متن قابل‌تأیید پیدا نشد</w:t>
+              <w:t xml:space="preserve">پوشش ضعیف/غیرمستقیم</w:t>
             </w:r>
           </w:p>
         </w:tc>
@@ -44001,6 +47116,216 @@
                 <w:szCs w:val="19"/>
                 <w:rtl/>
               </w:rPr>
+              <w:t xml:space="preserve">گرایش به گروه</w:t>
+            </w:r>
+          </w:p>
+        </w:tc>
+        <w:tc>
+          <w:tcPr>
+            <w:tcW w:type="dxa" w:w="1700"/>
+            <w:tcBorders>
+              <w:top w:val="single" w:color="A6A6A6" w:sz="4"/>
+              <w:left w:val="single" w:color="A6A6A6" w:sz="4"/>
+              <w:bottom w:val="single" w:color="A6A6A6" w:sz="4"/>
+              <w:right w:val="single" w:color="A6A6A6" w:sz="4"/>
+            </w:tcBorders>
+            <w:tcMar>
+              <w:top w:type="dxa" w:w="50"/>
+              <w:left w:type="dxa" w:w="60"/>
+              <w:bottom w:type="dxa" w:w="50"/>
+              <w:right w:type="dxa" w:w="60"/>
+            </w:tcMar>
+          </w:tcPr>
+          <w:p>
+            <w:pPr>
+              <w:bidi/>
+              <w:spacing w:after="0" w:line="260"/>
+            </w:pPr>
+            <w:r>
+              <w:rPr>
+                <w:rFonts w:ascii="Arial" w:cs="Arial" w:eastAsia="Arial" w:hAnsi="Arial"/>
+                <w:b w:val="false"/>
+                <w:bCs w:val="false"/>
+                <w:sz w:val="19"/>
+                <w:szCs w:val="19"/>
+                <w:rtl/>
+              </w:rPr>
+              <w:t xml:space="preserve">GO1–GO8</w:t>
+            </w:r>
+          </w:p>
+        </w:tc>
+        <w:tc>
+          <w:tcPr>
+            <w:tcW w:type="dxa" w:w="700"/>
+            <w:tcBorders>
+              <w:top w:val="single" w:color="A6A6A6" w:sz="4"/>
+              <w:left w:val="single" w:color="A6A6A6" w:sz="4"/>
+              <w:bottom w:val="single" w:color="A6A6A6" w:sz="4"/>
+              <w:right w:val="single" w:color="A6A6A6" w:sz="4"/>
+            </w:tcBorders>
+            <w:tcMar>
+              <w:top w:type="dxa" w:w="50"/>
+              <w:left w:type="dxa" w:w="60"/>
+              <w:bottom w:type="dxa" w:w="50"/>
+              <w:right w:type="dxa" w:w="60"/>
+            </w:tcMar>
+          </w:tcPr>
+          <w:p>
+            <w:pPr>
+              <w:bidi/>
+              <w:spacing w:after="0" w:line="260"/>
+            </w:pPr>
+            <w:r>
+              <w:rPr>
+                <w:rFonts w:ascii="Arial" w:cs="Arial" w:eastAsia="Arial" w:hAnsi="Arial"/>
+                <w:b w:val="false"/>
+                <w:bCs w:val="false"/>
+                <w:sz w:val="19"/>
+                <w:szCs w:val="19"/>
+                <w:rtl/>
+              </w:rPr>
+              <w:t xml:space="preserve">8</w:t>
+            </w:r>
+          </w:p>
+        </w:tc>
+        <w:tc>
+          <w:tcPr>
+            <w:tcW w:type="dxa" w:w="1700"/>
+            <w:tcBorders>
+              <w:top w:val="single" w:color="A6A6A6" w:sz="4"/>
+              <w:left w:val="single" w:color="A6A6A6" w:sz="4"/>
+              <w:bottom w:val="single" w:color="A6A6A6" w:sz="4"/>
+              <w:right w:val="single" w:color="A6A6A6" w:sz="4"/>
+            </w:tcBorders>
+            <w:tcMar>
+              <w:top w:type="dxa" w:w="50"/>
+              <w:left w:type="dxa" w:w="60"/>
+              <w:bottom w:type="dxa" w:w="50"/>
+              <w:right w:type="dxa" w:w="60"/>
+            </w:tcMar>
+          </w:tcPr>
+          <w:p>
+            <w:pPr>
+              <w:bidi/>
+              <w:spacing w:after="0" w:line="260"/>
+            </w:pPr>
+            <w:r>
+              <w:rPr>
+                <w:rFonts w:ascii="Arial" w:cs="Arial" w:eastAsia="Arial" w:hAnsi="Arial"/>
+                <w:b w:val="false"/>
+                <w:bCs w:val="false"/>
+                <w:sz w:val="19"/>
+                <w:szCs w:val="19"/>
+                <w:rtl/>
+              </w:rPr>
+              <w:t xml:space="preserve">−۳ تا +۳</w:t>
+            </w:r>
+          </w:p>
+        </w:tc>
+        <w:tc>
+          <w:tcPr>
+            <w:tcW w:type="dxa" w:w="1700"/>
+            <w:tcBorders>
+              <w:top w:val="single" w:color="A6A6A6" w:sz="4"/>
+              <w:left w:val="single" w:color="A6A6A6" w:sz="4"/>
+              <w:bottom w:val="single" w:color="A6A6A6" w:sz="4"/>
+              <w:right w:val="single" w:color="A6A6A6" w:sz="4"/>
+            </w:tcBorders>
+            <w:tcMar>
+              <w:top w:type="dxa" w:w="50"/>
+              <w:left w:type="dxa" w:w="60"/>
+              <w:bottom w:type="dxa" w:w="50"/>
+              <w:right w:type="dxa" w:w="60"/>
+            </w:tcMar>
+          </w:tcPr>
+          <w:p>
+            <w:pPr>
+              <w:bidi/>
+              <w:spacing w:after="0" w:line="260"/>
+            </w:pPr>
+            <w:r>
+              <w:rPr>
+                <w:rFonts w:ascii="Arial" w:cs="Arial" w:eastAsia="Arial" w:hAnsi="Arial"/>
+                <w:b w:val="false"/>
+                <w:bCs w:val="false"/>
+                <w:sz w:val="19"/>
+                <w:szCs w:val="19"/>
+                <w:rtl/>
+              </w:rPr>
+              <w:t xml:space="preserve">فرد</w:t>
+            </w:r>
+          </w:p>
+        </w:tc>
+        <w:tc>
+          <w:tcPr>
+            <w:tcW w:type="dxa" w:w="2000"/>
+            <w:tcBorders>
+              <w:top w:val="single" w:color="A6A6A6" w:sz="4"/>
+              <w:left w:val="single" w:color="A6A6A6" w:sz="4"/>
+              <w:bottom w:val="single" w:color="A6A6A6" w:sz="4"/>
+              <w:right w:val="single" w:color="A6A6A6" w:sz="4"/>
+            </w:tcBorders>
+            <w:tcMar>
+              <w:top w:type="dxa" w:w="50"/>
+              <w:left w:type="dxa" w:w="60"/>
+              <w:bottom w:type="dxa" w:w="50"/>
+              <w:right w:type="dxa" w:w="60"/>
+            </w:tcMar>
+          </w:tcPr>
+          <w:p>
+            <w:pPr>
+              <w:bidi/>
+              <w:spacing w:after="0" w:line="260"/>
+            </w:pPr>
+            <w:r>
+              <w:rPr>
+                <w:rFonts w:ascii="Arial" w:cs="Arial" w:eastAsia="Arial" w:hAnsi="Arial"/>
+                <w:b w:val="false"/>
+                <w:bCs w:val="false"/>
+                <w:sz w:val="19"/>
+                <w:szCs w:val="19"/>
+                <w:rtl/>
+              </w:rPr>
+              <w:t xml:space="preserve">GO3، GO4 معکوس (تغییر علامت)</w:t>
+            </w:r>
+          </w:p>
+        </w:tc>
+      </w:tr>
+      <w:tr>
+        <w:trPr>
+          <w:cantSplit/>
+          <w:tblHeader w:val="false"/>
+        </w:trPr>
+        <w:tc>
+          <w:tcPr>
+            <w:tcW w:type="dxa" w:w="1700"/>
+            <w:tcBorders>
+              <w:top w:val="single" w:color="A6A6A6" w:sz="4"/>
+              <w:left w:val="single" w:color="A6A6A6" w:sz="4"/>
+              <w:bottom w:val="single" w:color="A6A6A6" w:sz="4"/>
+              <w:right w:val="single" w:color="A6A6A6" w:sz="4"/>
+            </w:tcBorders>
+            <w:tcMar>
+              <w:top w:type="dxa" w:w="50"/>
+              <w:left w:type="dxa" w:w="60"/>
+              <w:bottom w:type="dxa" w:w="50"/>
+              <w:right w:type="dxa" w:w="60"/>
+            </w:tcMar>
+          </w:tcPr>
+          <w:p>
+            <w:pPr>
+              <w:bidi/>
+              <w:spacing w:after="0" w:line="260"/>
+            </w:pPr>
+            <w:r>
+              <w:rPr>
+                <w:rFonts w:ascii="Arial" w:cs="Arial" w:eastAsia="Arial" w:hAnsi="Arial"/>
+                <w:b w:val="false"/>
+                <w:bCs w:val="false"/>
+                <w:sz w:val="19"/>
+                <w:szCs w:val="19"/>
+                <w:rtl/>
+              </w:rPr>
               <w:t xml:space="preserve">نشانگر</w:t>
             </w:r>
           </w:p>
@@ -44694,7 +48019,7 @@
                 <w:szCs w:val="19"/>
                 <w:rtl/>
               </w:rPr>
-              <w:t xml:space="preserve">این نسخه‌ی کوتاه (حدود ۱۱۷ گویه، ۱۸ تا ۲۱ دقیقه) برای جمع‌آوری اصلی است. نسبت به نسخه‌ی کامل حذف شده‌اند: تعهد تداومی حرفه و مؤسسه (۱۲ گویه)، نمادپردازی هویت اخلاقی (۵)، فرسودگی مرتبط با صاحبکار (۶)، قصد ماندن (۳)، کوچینگ سرپرست (۳)، هدف مشترک (۳)، حل تعارض (۳)، دوست‌داشتن اعضا (۴)، یادگیری تیم (۷) و عملکرد تیم (۵). جدول‌های ضمیمه برای ردیف‌های حذف‌شده فیلتر شده‌اند؛ ردیف تعهد (که مؤلفه‌ی تداومی را هم ذکر می‌کند) و جدول پوشش لنسونی با نسخه‌ی کامل یکی مانده‌اند.</w:t>
+              <w:t xml:space="preserve">این نسخه‌ی کوتاه (حدود ۱۲۵ گویه، ۱۹ تا ۲۲ دقیقه) برای جمع‌آوری اصلی است. نسبت به نسخه‌ی کامل حذف شده‌اند: تعهد تداومی حرفه و مؤسسه (۱۲ گویه)، نمادپردازی هویت اخلاقی (۵)، فرسودگی مرتبط با صاحبکار (۶)، قصد ماندن (۳)، کوچینگ سرپرست (۳)، هدف مشترک (۳)، حل تعارض (۳)، دوست‌داشتن اعضا (۴)، یادگیری تیم (۷) و عملکرد تیم (۵). جدول‌های ضمیمه برای ردیف‌های حذف‌شده فیلتر شده‌اند؛ ردیف تعهد (که مؤلفه‌ی تداومی را هم ذکر می‌کند) و جدول پوشش لنسونی با نسخه‌ی کامل یکی مانده‌اند.</w:t>
             </w:r>
           </w:p>
         </w:tc>
@@ -44920,6 +48245,21 @@
           <w:szCs w:val="20"/>
         </w:rPr>
         <w:t xml:space="preserve">Kristensen, T. S., Borritz, M., Villadsen, E., &amp; Christensen, K. B. (2005). The Copenhagen Burnout Inventory: A new tool for the assessment of burnout. Work &amp; Stress, 19(3), 192–207. https://doi.org/10.1080/02678370500297720</w:t>
+      </w:r>
+    </w:p>
+    <w:p>
+      <w:pPr>
+        <w:bidi w:val="false"/>
+        <w:spacing w:after="80"/>
+        <w:ind w:left="360" w:hanging="360"/>
+      </w:pPr>
+      <w:r>
+        <w:rPr>
+          <w:rFonts w:ascii="Arial" w:cs="Arial" w:eastAsia="Arial" w:hAnsi="Arial"/>
+          <w:sz w:val="20"/>
+          <w:szCs w:val="20"/>
+        </w:rPr>
+        <w:t xml:space="preserve">Kuppens, T., Manstead, A. S. R., Spears, R., &amp; Sweetman, J. (2026). Who cares about groups? The Group Orientation Scale measures differences in the general motivation for group belonging and concern for group goals. Group Processes &amp; Intergroup Relations, 29(3), 446–470. https://doi.org/10.1177/13684302251406210</w:t>
       </w:r>
     </w:p>
     <w:p>

--- a/questionnaire-v3-short-fa.docx
+++ b/questionnaire-v3-short-fa.docx
@@ -188,7 +188,7 @@
           <w:szCs w:val="22"/>
           <w:rtl/>
         </w:rPr>
-        <w:t xml:space="preserve">حسابرس گرامی، از شما دعوت می‌شود در پژوهشی دانشگاهی درباره شرایط فعالیت در تیم‌های حسابرسی مستقل شرکت کنید. این پرسشنامه شامل سؤال‌هایی درباره تجربه کار در یک تیم حسابرسی، شرایط شغلی، ویژگی‌های فردی و برخی رفتارهای مرتبط با اجرای حسابرسی است. پاسخ‌گویی به پرسشنامه حدود [۱۹ تا ۲۲] دقیقه طول می‌کشد. نتایج فقط برای اهداف علمی استفاده می‌شود و پاسخ‌های فردی یا نتایج قابل‌شناساییِ تیم‌ها در اختیار مؤسسه حسابرسی، سرپرست تیم یا صاحبکار قرار نمی‌گیرد. در سراسر پرسشنامه، منظور از «مأموریت مرجع»، همان مأموریت حسابرسی صورت‌های مالی است که کد تیم آن در این فرم درج شده است. لطفاً هنگام پاسخ به سؤال‌های مربوط به تیم و مأموریت، فقط همان مأموریت را در نظر بگیرید.</w:t>
+        <w:t xml:space="preserve">حسابرس گرامی، از شما دعوت می‌شود در پژوهشی دانشگاهی درباره شرایط فعالیت در تیم‌های حسابرسی مستقل شرکت کنید. این پرسشنامه شامل سؤال‌هایی درباره تجربه کار در یک تیم حسابرسی، شرایط شغلی، ویژگی‌های فردی و برخی رفتارهای مرتبط با اجرای حسابرسی است. پاسخ‌گویی به پرسشنامه حدود [۱۸ تا ۲۱] دقیقه طول می‌کشد. نتایج فقط برای اهداف علمی استفاده می‌شود و پاسخ‌های فردی یا نتایج قابل‌شناساییِ تیم‌ها در اختیار مؤسسه حسابرسی، سرپرست تیم یا صاحبکار قرار نمی‌گیرد. در سراسر پرسشنامه، منظور از «مأموریت مرجع»، همان مأموریت حسابرسی صورت‌های مالی است که کد تیم آن در این فرم درج شده است. لطفاً هنگام پاسخ به سؤال‌های مربوط به تیم و مأموریت، فقط همان مأموریت را در نظر بگیرید.</w:t>
       </w:r>
     </w:p>
     <w:p>
@@ -9150,6 +9150,109 @@
         <w:spacing w:after="80"/>
       </w:pPr>
     </w:p>
+    <w:tbl>
+      <w:tblPr>
+        <w:bidiVisual/>
+        <w:tblW w:type="dxa" w:w="9500"/>
+        <w:tblBorders>
+          <w:top w:val="single" w:color="auto" w:sz="4"/>
+          <w:left w:val="single" w:color="auto" w:sz="4"/>
+          <w:bottom w:val="single" w:color="auto" w:sz="4"/>
+          <w:right w:val="single" w:color="auto" w:sz="4"/>
+          <w:insideH w:val="single" w:color="auto" w:sz="4"/>
+          <w:insideV w:val="single" w:color="auto" w:sz="4"/>
+        </w:tblBorders>
+      </w:tblPr>
+      <w:tblGrid>
+        <w:gridCol w:w="9500"/>
+      </w:tblGrid>
+      <w:tr>
+        <w:trPr>
+          <w:cantSplit/>
+          <w:tblHeader/>
+        </w:trPr>
+        <w:tc>
+          <w:tcPr>
+            <w:tcW w:type="dxa" w:w="9500"/>
+            <w:tcBorders>
+              <w:top w:val="single" w:color="A6A6A6" w:sz="4"/>
+              <w:left w:val="single" w:color="A6A6A6" w:sz="4"/>
+              <w:bottom w:val="single" w:color="A6A6A6" w:sz="4"/>
+              <w:right w:val="single" w:color="A6A6A6" w:sz="4"/>
+            </w:tcBorders>
+            <w:shd w:fill="FCE4D6" w:color="auto" w:val="clear"/>
+            <w:tcMar>
+              <w:top w:type="dxa" w:w="50"/>
+              <w:left w:type="dxa" w:w="60"/>
+              <w:bottom w:type="dxa" w:w="50"/>
+              <w:right w:type="dxa" w:w="60"/>
+            </w:tcMar>
+          </w:tcPr>
+          <w:p>
+            <w:pPr>
+              <w:bidi/>
+              <w:spacing w:after="0" w:line="260"/>
+            </w:pPr>
+            <w:r>
+              <w:rPr>
+                <w:rFonts w:ascii="Arial" w:cs="Arial" w:eastAsia="Arial" w:hAnsi="Arial"/>
+                <w:b/>
+                <w:bCs/>
+                <w:sz w:val="19"/>
+                <w:szCs w:val="19"/>
+                <w:rtl/>
+              </w:rPr>
+              <w:t xml:space="preserve">جای خالی: بی‌توجهی به نتایج جمعی</w:t>
+            </w:r>
+          </w:p>
+        </w:tc>
+      </w:tr>
+      <w:tr>
+        <w:trPr>
+          <w:cantSplit/>
+          <w:tblHeader w:val="false"/>
+        </w:trPr>
+        <w:tc>
+          <w:tcPr>
+            <w:tcW w:type="dxa" w:w="9500"/>
+            <w:tcBorders>
+              <w:top w:val="single" w:color="A6A6A6" w:sz="4"/>
+              <w:left w:val="single" w:color="A6A6A6" w:sz="4"/>
+              <w:bottom w:val="single" w:color="A6A6A6" w:sz="4"/>
+              <w:right w:val="single" w:color="A6A6A6" w:sz="4"/>
+            </w:tcBorders>
+            <w:tcMar>
+              <w:top w:type="dxa" w:w="50"/>
+              <w:left w:type="dxa" w:w="60"/>
+              <w:bottom w:type="dxa" w:w="50"/>
+              <w:right w:type="dxa" w:w="60"/>
+            </w:tcMar>
+          </w:tcPr>
+          <w:p>
+            <w:pPr>
+              <w:bidi/>
+              <w:spacing w:after="0" w:line="260"/>
+            </w:pPr>
+            <w:r>
+              <w:rPr>
+                <w:rFonts w:ascii="Arial" w:cs="Arial" w:eastAsia="Arial" w:hAnsi="Arial"/>
+                <w:b w:val="false"/>
+                <w:bCs w:val="false"/>
+                <w:sz w:val="19"/>
+                <w:szCs w:val="19"/>
+                <w:rtl/>
+              </w:rPr>
+              <w:t xml:space="preserve">[ابزار منتشرشده‌ی قابل‌تأییدی برای این بُعد لنسونی پیدا نشد. این جای خالی عمداً نگه داشته شده است؛ هیچ گویه‌ی محقق‌ساخته یا جایگزین ناهمخوانی (مثل مقیاس‌های گرایش گروهی فردی) در آن گذاشته نشده.]</w:t>
+            </w:r>
+          </w:p>
+        </w:tc>
+      </w:tr>
+    </w:tbl>
+    <w:p>
+      <w:pPr>
+        <w:spacing w:after="80"/>
+      </w:pPr>
+    </w:p>
     <w:p>
       <w:pPr>
         <w:bidi/>
@@ -35454,2945 +35557,6 @@
         <w:tc>
           <w:tcPr>
             <w:tcW w:type="dxa" w:w="640"/>
-            <w:tcBorders>
-              <w:top w:val="single" w:color="A6A6A6" w:sz="4"/>
-              <w:left w:val="single" w:color="A6A6A6" w:sz="4"/>
-              <w:bottom w:val="single" w:color="A6A6A6" w:sz="4"/>
-              <w:right w:val="single" w:color="A6A6A6" w:sz="4"/>
-            </w:tcBorders>
-            <w:tcMar>
-              <w:top w:type="dxa" w:w="50"/>
-              <w:left w:type="dxa" w:w="60"/>
-              <w:bottom w:type="dxa" w:w="50"/>
-              <w:right w:type="dxa" w:w="60"/>
-            </w:tcMar>
-          </w:tcPr>
-          <w:p>
-            <w:pPr>
-              <w:bidi/>
-              <w:spacing w:after="0" w:line="260"/>
-              <w:jc w:val="center"/>
-            </w:pPr>
-            <w:r>
-              <w:rPr>
-                <w:rFonts w:ascii="Arial" w:cs="Arial" w:eastAsia="Arial" w:hAnsi="Arial"/>
-                <w:b w:val="false"/>
-                <w:bCs w:val="false"/>
-                <w:sz w:val="19"/>
-                <w:szCs w:val="19"/>
-                <w:rtl/>
-              </w:rPr>
-              <w:t xml:space="preserve">☐</w:t>
-            </w:r>
-          </w:p>
-        </w:tc>
-      </w:tr>
-    </w:tbl>
-    <w:p>
-      <w:pPr>
-        <w:spacing w:after="80"/>
-      </w:pPr>
-    </w:p>
-    <w:p>
-      <w:pPr>
-        <w:spacing w:after="80"/>
-      </w:pPr>
-    </w:p>
-    <w:p>
-      <w:pPr>
-        <w:bidi/>
-        <w:spacing w:after="100" w:line="300"/>
-      </w:pPr>
-      <w:r>
-        <w:rPr>
-          <w:rFonts w:ascii="Arial" w:cs="Arial" w:eastAsia="Arial" w:hAnsi="Arial"/>
-          <w:sz w:val="20"/>
-          <w:szCs w:val="20"/>
-          <w:rtl/>
-        </w:rPr>
-        <w:t xml:space="preserve">گرایش به گروه (مقیاس کلی درباره‌ی خودتان، نه این تیم). −۳ = کاملاً مخالفم … ۰ = نه موافق نه مخالف … +۳ = کاملاً موافقم</w:t>
-      </w:r>
-    </w:p>
-    <w:tbl>
-      <w:tblPr>
-        <w:bidiVisual/>
-        <w:tblW w:type="dxa" w:w="9500"/>
-        <w:tblBorders>
-          <w:top w:val="single" w:color="auto" w:sz="4"/>
-          <w:left w:val="single" w:color="auto" w:sz="4"/>
-          <w:bottom w:val="single" w:color="auto" w:sz="4"/>
-          <w:right w:val="single" w:color="auto" w:sz="4"/>
-          <w:insideH w:val="single" w:color="auto" w:sz="4"/>
-          <w:insideV w:val="single" w:color="auto" w:sz="4"/>
-        </w:tblBorders>
-      </w:tblPr>
-      <w:tblGrid>
-        <w:gridCol w:w="650"/>
-        <w:gridCol w:w="4930"/>
-        <w:gridCol w:w="560"/>
-        <w:gridCol w:w="560"/>
-        <w:gridCol w:w="560"/>
-        <w:gridCol w:w="560"/>
-        <w:gridCol w:w="560"/>
-        <w:gridCol w:w="560"/>
-        <w:gridCol w:w="560"/>
-      </w:tblGrid>
-      <w:tr>
-        <w:trPr>
-          <w:cantSplit/>
-          <w:tblHeader/>
-        </w:trPr>
-        <w:tc>
-          <w:tcPr>
-            <w:tcW w:type="dxa" w:w="650"/>
-            <w:tcBorders>
-              <w:top w:val="single" w:color="A6A6A6" w:sz="4"/>
-              <w:left w:val="single" w:color="A6A6A6" w:sz="4"/>
-              <w:bottom w:val="single" w:color="A6A6A6" w:sz="4"/>
-              <w:right w:val="single" w:color="A6A6A6" w:sz="4"/>
-            </w:tcBorders>
-            <w:shd w:fill="D9E2F3" w:color="auto" w:val="clear"/>
-            <w:tcMar>
-              <w:top w:type="dxa" w:w="50"/>
-              <w:left w:type="dxa" w:w="60"/>
-              <w:bottom w:type="dxa" w:w="50"/>
-              <w:right w:type="dxa" w:w="60"/>
-            </w:tcMar>
-          </w:tcPr>
-          <w:p>
-            <w:pPr>
-              <w:bidi/>
-              <w:spacing w:after="0" w:line="260"/>
-              <w:jc w:val="center"/>
-            </w:pPr>
-            <w:r>
-              <w:rPr>
-                <w:rFonts w:ascii="Arial" w:cs="Arial" w:eastAsia="Arial" w:hAnsi="Arial"/>
-                <w:b/>
-                <w:bCs/>
-                <w:sz w:val="19"/>
-                <w:szCs w:val="19"/>
-                <w:rtl/>
-              </w:rPr>
-              <w:t xml:space="preserve"/>
-            </w:r>
-          </w:p>
-        </w:tc>
-        <w:tc>
-          <w:tcPr>
-            <w:tcW w:type="dxa" w:w="4930"/>
-            <w:tcBorders>
-              <w:top w:val="single" w:color="A6A6A6" w:sz="4"/>
-              <w:left w:val="single" w:color="A6A6A6" w:sz="4"/>
-              <w:bottom w:val="single" w:color="A6A6A6" w:sz="4"/>
-              <w:right w:val="single" w:color="A6A6A6" w:sz="4"/>
-            </w:tcBorders>
-            <w:shd w:fill="D9E2F3" w:color="auto" w:val="clear"/>
-            <w:tcMar>
-              <w:top w:type="dxa" w:w="50"/>
-              <w:left w:type="dxa" w:w="60"/>
-              <w:bottom w:type="dxa" w:w="50"/>
-              <w:right w:type="dxa" w:w="60"/>
-            </w:tcMar>
-          </w:tcPr>
-          <w:p>
-            <w:pPr>
-              <w:bidi/>
-              <w:spacing w:after="0" w:line="260"/>
-            </w:pPr>
-            <w:r>
-              <w:rPr>
-                <w:rFonts w:ascii="Arial" w:cs="Arial" w:eastAsia="Arial" w:hAnsi="Arial"/>
-                <w:b/>
-                <w:bCs/>
-                <w:sz w:val="19"/>
-                <w:szCs w:val="19"/>
-                <w:rtl/>
-              </w:rPr>
-              <w:t xml:space="preserve">عبارت</w:t>
-            </w:r>
-          </w:p>
-        </w:tc>
-        <w:tc>
-          <w:tcPr>
-            <w:tcW w:type="dxa" w:w="560"/>
-            <w:tcBorders>
-              <w:top w:val="single" w:color="A6A6A6" w:sz="4"/>
-              <w:left w:val="single" w:color="A6A6A6" w:sz="4"/>
-              <w:bottom w:val="single" w:color="A6A6A6" w:sz="4"/>
-              <w:right w:val="single" w:color="A6A6A6" w:sz="4"/>
-            </w:tcBorders>
-            <w:shd w:fill="D9E2F3" w:color="auto" w:val="clear"/>
-            <w:tcMar>
-              <w:top w:type="dxa" w:w="50"/>
-              <w:left w:type="dxa" w:w="60"/>
-              <w:bottom w:type="dxa" w:w="50"/>
-              <w:right w:type="dxa" w:w="60"/>
-            </w:tcMar>
-          </w:tcPr>
-          <w:p>
-            <w:pPr>
-              <w:bidi/>
-              <w:spacing w:after="0" w:line="260"/>
-              <w:jc w:val="center"/>
-            </w:pPr>
-            <w:r>
-              <w:rPr>
-                <w:rFonts w:ascii="Arial" w:cs="Arial" w:eastAsia="Arial" w:hAnsi="Arial"/>
-                <w:b/>
-                <w:bCs/>
-                <w:sz w:val="15"/>
-                <w:szCs w:val="15"/>
-                <w:rtl/>
-              </w:rPr>
-              <w:t xml:space="preserve">−۳</w:t>
-            </w:r>
-          </w:p>
-        </w:tc>
-        <w:tc>
-          <w:tcPr>
-            <w:tcW w:type="dxa" w:w="560"/>
-            <w:tcBorders>
-              <w:top w:val="single" w:color="A6A6A6" w:sz="4"/>
-              <w:left w:val="single" w:color="A6A6A6" w:sz="4"/>
-              <w:bottom w:val="single" w:color="A6A6A6" w:sz="4"/>
-              <w:right w:val="single" w:color="A6A6A6" w:sz="4"/>
-            </w:tcBorders>
-            <w:shd w:fill="D9E2F3" w:color="auto" w:val="clear"/>
-            <w:tcMar>
-              <w:top w:type="dxa" w:w="50"/>
-              <w:left w:type="dxa" w:w="60"/>
-              <w:bottom w:type="dxa" w:w="50"/>
-              <w:right w:type="dxa" w:w="60"/>
-            </w:tcMar>
-          </w:tcPr>
-          <w:p>
-            <w:pPr>
-              <w:bidi/>
-              <w:spacing w:after="0" w:line="260"/>
-              <w:jc w:val="center"/>
-            </w:pPr>
-            <w:r>
-              <w:rPr>
-                <w:rFonts w:ascii="Arial" w:cs="Arial" w:eastAsia="Arial" w:hAnsi="Arial"/>
-                <w:b/>
-                <w:bCs/>
-                <w:sz w:val="15"/>
-                <w:szCs w:val="15"/>
-                <w:rtl/>
-              </w:rPr>
-              <w:t xml:space="preserve">−۲</w:t>
-            </w:r>
-          </w:p>
-        </w:tc>
-        <w:tc>
-          <w:tcPr>
-            <w:tcW w:type="dxa" w:w="560"/>
-            <w:tcBorders>
-              <w:top w:val="single" w:color="A6A6A6" w:sz="4"/>
-              <w:left w:val="single" w:color="A6A6A6" w:sz="4"/>
-              <w:bottom w:val="single" w:color="A6A6A6" w:sz="4"/>
-              <w:right w:val="single" w:color="A6A6A6" w:sz="4"/>
-            </w:tcBorders>
-            <w:shd w:fill="D9E2F3" w:color="auto" w:val="clear"/>
-            <w:tcMar>
-              <w:top w:type="dxa" w:w="50"/>
-              <w:left w:type="dxa" w:w="60"/>
-              <w:bottom w:type="dxa" w:w="50"/>
-              <w:right w:type="dxa" w:w="60"/>
-            </w:tcMar>
-          </w:tcPr>
-          <w:p>
-            <w:pPr>
-              <w:bidi/>
-              <w:spacing w:after="0" w:line="260"/>
-              <w:jc w:val="center"/>
-            </w:pPr>
-            <w:r>
-              <w:rPr>
-                <w:rFonts w:ascii="Arial" w:cs="Arial" w:eastAsia="Arial" w:hAnsi="Arial"/>
-                <w:b/>
-                <w:bCs/>
-                <w:sz w:val="15"/>
-                <w:szCs w:val="15"/>
-                <w:rtl/>
-              </w:rPr>
-              <w:t xml:space="preserve">−۱</w:t>
-            </w:r>
-          </w:p>
-        </w:tc>
-        <w:tc>
-          <w:tcPr>
-            <w:tcW w:type="dxa" w:w="560"/>
-            <w:tcBorders>
-              <w:top w:val="single" w:color="A6A6A6" w:sz="4"/>
-              <w:left w:val="single" w:color="A6A6A6" w:sz="4"/>
-              <w:bottom w:val="single" w:color="A6A6A6" w:sz="4"/>
-              <w:right w:val="single" w:color="A6A6A6" w:sz="4"/>
-            </w:tcBorders>
-            <w:shd w:fill="D9E2F3" w:color="auto" w:val="clear"/>
-            <w:tcMar>
-              <w:top w:type="dxa" w:w="50"/>
-              <w:left w:type="dxa" w:w="60"/>
-              <w:bottom w:type="dxa" w:w="50"/>
-              <w:right w:type="dxa" w:w="60"/>
-            </w:tcMar>
-          </w:tcPr>
-          <w:p>
-            <w:pPr>
-              <w:bidi/>
-              <w:spacing w:after="0" w:line="260"/>
-              <w:jc w:val="center"/>
-            </w:pPr>
-            <w:r>
-              <w:rPr>
-                <w:rFonts w:ascii="Arial" w:cs="Arial" w:eastAsia="Arial" w:hAnsi="Arial"/>
-                <w:b/>
-                <w:bCs/>
-                <w:sz w:val="15"/>
-                <w:szCs w:val="15"/>
-                <w:rtl/>
-              </w:rPr>
-              <w:t xml:space="preserve">۰</w:t>
-            </w:r>
-          </w:p>
-        </w:tc>
-        <w:tc>
-          <w:tcPr>
-            <w:tcW w:type="dxa" w:w="560"/>
-            <w:tcBorders>
-              <w:top w:val="single" w:color="A6A6A6" w:sz="4"/>
-              <w:left w:val="single" w:color="A6A6A6" w:sz="4"/>
-              <w:bottom w:val="single" w:color="A6A6A6" w:sz="4"/>
-              <w:right w:val="single" w:color="A6A6A6" w:sz="4"/>
-            </w:tcBorders>
-            <w:shd w:fill="D9E2F3" w:color="auto" w:val="clear"/>
-            <w:tcMar>
-              <w:top w:type="dxa" w:w="50"/>
-              <w:left w:type="dxa" w:w="60"/>
-              <w:bottom w:type="dxa" w:w="50"/>
-              <w:right w:type="dxa" w:w="60"/>
-            </w:tcMar>
-          </w:tcPr>
-          <w:p>
-            <w:pPr>
-              <w:bidi/>
-              <w:spacing w:after="0" w:line="260"/>
-              <w:jc w:val="center"/>
-            </w:pPr>
-            <w:r>
-              <w:rPr>
-                <w:rFonts w:ascii="Arial" w:cs="Arial" w:eastAsia="Arial" w:hAnsi="Arial"/>
-                <w:b/>
-                <w:bCs/>
-                <w:sz w:val="15"/>
-                <w:szCs w:val="15"/>
-                <w:rtl/>
-              </w:rPr>
-              <w:t xml:space="preserve">+۱</w:t>
-            </w:r>
-          </w:p>
-        </w:tc>
-        <w:tc>
-          <w:tcPr>
-            <w:tcW w:type="dxa" w:w="560"/>
-            <w:tcBorders>
-              <w:top w:val="single" w:color="A6A6A6" w:sz="4"/>
-              <w:left w:val="single" w:color="A6A6A6" w:sz="4"/>
-              <w:bottom w:val="single" w:color="A6A6A6" w:sz="4"/>
-              <w:right w:val="single" w:color="A6A6A6" w:sz="4"/>
-            </w:tcBorders>
-            <w:shd w:fill="D9E2F3" w:color="auto" w:val="clear"/>
-            <w:tcMar>
-              <w:top w:type="dxa" w:w="50"/>
-              <w:left w:type="dxa" w:w="60"/>
-              <w:bottom w:type="dxa" w:w="50"/>
-              <w:right w:type="dxa" w:w="60"/>
-            </w:tcMar>
-          </w:tcPr>
-          <w:p>
-            <w:pPr>
-              <w:bidi/>
-              <w:spacing w:after="0" w:line="260"/>
-              <w:jc w:val="center"/>
-            </w:pPr>
-            <w:r>
-              <w:rPr>
-                <w:rFonts w:ascii="Arial" w:cs="Arial" w:eastAsia="Arial" w:hAnsi="Arial"/>
-                <w:b/>
-                <w:bCs/>
-                <w:sz w:val="15"/>
-                <w:szCs w:val="15"/>
-                <w:rtl/>
-              </w:rPr>
-              <w:t xml:space="preserve">+۲</w:t>
-            </w:r>
-          </w:p>
-        </w:tc>
-        <w:tc>
-          <w:tcPr>
-            <w:tcW w:type="dxa" w:w="560"/>
-            <w:tcBorders>
-              <w:top w:val="single" w:color="A6A6A6" w:sz="4"/>
-              <w:left w:val="single" w:color="A6A6A6" w:sz="4"/>
-              <w:bottom w:val="single" w:color="A6A6A6" w:sz="4"/>
-              <w:right w:val="single" w:color="A6A6A6" w:sz="4"/>
-            </w:tcBorders>
-            <w:shd w:fill="D9E2F3" w:color="auto" w:val="clear"/>
-            <w:tcMar>
-              <w:top w:type="dxa" w:w="50"/>
-              <w:left w:type="dxa" w:w="60"/>
-              <w:bottom w:type="dxa" w:w="50"/>
-              <w:right w:type="dxa" w:w="60"/>
-            </w:tcMar>
-          </w:tcPr>
-          <w:p>
-            <w:pPr>
-              <w:bidi/>
-              <w:spacing w:after="0" w:line="260"/>
-              <w:jc w:val="center"/>
-            </w:pPr>
-            <w:r>
-              <w:rPr>
-                <w:rFonts w:ascii="Arial" w:cs="Arial" w:eastAsia="Arial" w:hAnsi="Arial"/>
-                <w:b/>
-                <w:bCs/>
-                <w:sz w:val="15"/>
-                <w:szCs w:val="15"/>
-                <w:rtl/>
-              </w:rPr>
-              <w:t xml:space="preserve">+۳</w:t>
-            </w:r>
-          </w:p>
-        </w:tc>
-      </w:tr>
-      <w:tr>
-        <w:trPr>
-          <w:cantSplit/>
-          <w:tblHeader w:val="false"/>
-        </w:trPr>
-        <w:tc>
-          <w:tcPr>
-            <w:tcW w:type="dxa" w:w="650"/>
-            <w:tcBorders>
-              <w:top w:val="single" w:color="A6A6A6" w:sz="4"/>
-              <w:left w:val="single" w:color="A6A6A6" w:sz="4"/>
-              <w:bottom w:val="single" w:color="A6A6A6" w:sz="4"/>
-              <w:right w:val="single" w:color="A6A6A6" w:sz="4"/>
-            </w:tcBorders>
-            <w:tcMar>
-              <w:top w:type="dxa" w:w="50"/>
-              <w:left w:type="dxa" w:w="60"/>
-              <w:bottom w:type="dxa" w:w="50"/>
-              <w:right w:type="dxa" w:w="60"/>
-            </w:tcMar>
-          </w:tcPr>
-          <w:p>
-            <w:pPr>
-              <w:bidi/>
-              <w:spacing w:after="0" w:line="260"/>
-              <w:jc w:val="center"/>
-            </w:pPr>
-            <w:r>
-              <w:rPr>
-                <w:rFonts w:ascii="Arial" w:cs="Arial" w:eastAsia="Arial" w:hAnsi="Arial"/>
-                <w:b w:val="false"/>
-                <w:bCs w:val="false"/>
-                <w:sz w:val="19"/>
-                <w:szCs w:val="19"/>
-                <w:rtl/>
-              </w:rPr>
-              <w:t xml:space="preserve">GO1</w:t>
-            </w:r>
-          </w:p>
-        </w:tc>
-        <w:tc>
-          <w:tcPr>
-            <w:tcW w:type="dxa" w:w="4930"/>
-            <w:tcBorders>
-              <w:top w:val="single" w:color="A6A6A6" w:sz="4"/>
-              <w:left w:val="single" w:color="A6A6A6" w:sz="4"/>
-              <w:bottom w:val="single" w:color="A6A6A6" w:sz="4"/>
-              <w:right w:val="single" w:color="A6A6A6" w:sz="4"/>
-            </w:tcBorders>
-            <w:tcMar>
-              <w:top w:type="dxa" w:w="50"/>
-              <w:left w:type="dxa" w:w="60"/>
-              <w:bottom w:type="dxa" w:w="50"/>
-              <w:right w:type="dxa" w:w="60"/>
-            </w:tcMar>
-          </w:tcPr>
-          <w:p>
-            <w:pPr>
-              <w:bidi/>
-              <w:spacing w:after="0" w:line="260"/>
-            </w:pPr>
-            <w:r>
-              <w:rPr>
-                <w:rFonts w:ascii="Arial" w:cs="Arial" w:eastAsia="Arial" w:hAnsi="Arial"/>
-                <w:b w:val="false"/>
-                <w:bCs w:val="false"/>
-                <w:sz w:val="19"/>
-                <w:szCs w:val="19"/>
-                <w:rtl/>
-              </w:rPr>
-              <w:t xml:space="preserve">می‌توانم از وقت‌گذراندن با گروهی از افراد لذت ببرم.</w:t>
-            </w:r>
-          </w:p>
-        </w:tc>
-        <w:tc>
-          <w:tcPr>
-            <w:tcW w:type="dxa" w:w="560"/>
-            <w:tcBorders>
-              <w:top w:val="single" w:color="A6A6A6" w:sz="4"/>
-              <w:left w:val="single" w:color="A6A6A6" w:sz="4"/>
-              <w:bottom w:val="single" w:color="A6A6A6" w:sz="4"/>
-              <w:right w:val="single" w:color="A6A6A6" w:sz="4"/>
-            </w:tcBorders>
-            <w:tcMar>
-              <w:top w:type="dxa" w:w="50"/>
-              <w:left w:type="dxa" w:w="60"/>
-              <w:bottom w:type="dxa" w:w="50"/>
-              <w:right w:type="dxa" w:w="60"/>
-            </w:tcMar>
-          </w:tcPr>
-          <w:p>
-            <w:pPr>
-              <w:bidi/>
-              <w:spacing w:after="0" w:line="260"/>
-              <w:jc w:val="center"/>
-            </w:pPr>
-            <w:r>
-              <w:rPr>
-                <w:rFonts w:ascii="Arial" w:cs="Arial" w:eastAsia="Arial" w:hAnsi="Arial"/>
-                <w:b w:val="false"/>
-                <w:bCs w:val="false"/>
-                <w:sz w:val="19"/>
-                <w:szCs w:val="19"/>
-                <w:rtl/>
-              </w:rPr>
-              <w:t xml:space="preserve">☐</w:t>
-            </w:r>
-          </w:p>
-        </w:tc>
-        <w:tc>
-          <w:tcPr>
-            <w:tcW w:type="dxa" w:w="560"/>
-            <w:tcBorders>
-              <w:top w:val="single" w:color="A6A6A6" w:sz="4"/>
-              <w:left w:val="single" w:color="A6A6A6" w:sz="4"/>
-              <w:bottom w:val="single" w:color="A6A6A6" w:sz="4"/>
-              <w:right w:val="single" w:color="A6A6A6" w:sz="4"/>
-            </w:tcBorders>
-            <w:tcMar>
-              <w:top w:type="dxa" w:w="50"/>
-              <w:left w:type="dxa" w:w="60"/>
-              <w:bottom w:type="dxa" w:w="50"/>
-              <w:right w:type="dxa" w:w="60"/>
-            </w:tcMar>
-          </w:tcPr>
-          <w:p>
-            <w:pPr>
-              <w:bidi/>
-              <w:spacing w:after="0" w:line="260"/>
-              <w:jc w:val="center"/>
-            </w:pPr>
-            <w:r>
-              <w:rPr>
-                <w:rFonts w:ascii="Arial" w:cs="Arial" w:eastAsia="Arial" w:hAnsi="Arial"/>
-                <w:b w:val="false"/>
-                <w:bCs w:val="false"/>
-                <w:sz w:val="19"/>
-                <w:szCs w:val="19"/>
-                <w:rtl/>
-              </w:rPr>
-              <w:t xml:space="preserve">☐</w:t>
-            </w:r>
-          </w:p>
-        </w:tc>
-        <w:tc>
-          <w:tcPr>
-            <w:tcW w:type="dxa" w:w="560"/>
-            <w:tcBorders>
-              <w:top w:val="single" w:color="A6A6A6" w:sz="4"/>
-              <w:left w:val="single" w:color="A6A6A6" w:sz="4"/>
-              <w:bottom w:val="single" w:color="A6A6A6" w:sz="4"/>
-              <w:right w:val="single" w:color="A6A6A6" w:sz="4"/>
-            </w:tcBorders>
-            <w:tcMar>
-              <w:top w:type="dxa" w:w="50"/>
-              <w:left w:type="dxa" w:w="60"/>
-              <w:bottom w:type="dxa" w:w="50"/>
-              <w:right w:type="dxa" w:w="60"/>
-            </w:tcMar>
-          </w:tcPr>
-          <w:p>
-            <w:pPr>
-              <w:bidi/>
-              <w:spacing w:after="0" w:line="260"/>
-              <w:jc w:val="center"/>
-            </w:pPr>
-            <w:r>
-              <w:rPr>
-                <w:rFonts w:ascii="Arial" w:cs="Arial" w:eastAsia="Arial" w:hAnsi="Arial"/>
-                <w:b w:val="false"/>
-                <w:bCs w:val="false"/>
-                <w:sz w:val="19"/>
-                <w:szCs w:val="19"/>
-                <w:rtl/>
-              </w:rPr>
-              <w:t xml:space="preserve">☐</w:t>
-            </w:r>
-          </w:p>
-        </w:tc>
-        <w:tc>
-          <w:tcPr>
-            <w:tcW w:type="dxa" w:w="560"/>
-            <w:tcBorders>
-              <w:top w:val="single" w:color="A6A6A6" w:sz="4"/>
-              <w:left w:val="single" w:color="A6A6A6" w:sz="4"/>
-              <w:bottom w:val="single" w:color="A6A6A6" w:sz="4"/>
-              <w:right w:val="single" w:color="A6A6A6" w:sz="4"/>
-            </w:tcBorders>
-            <w:tcMar>
-              <w:top w:type="dxa" w:w="50"/>
-              <w:left w:type="dxa" w:w="60"/>
-              <w:bottom w:type="dxa" w:w="50"/>
-              <w:right w:type="dxa" w:w="60"/>
-            </w:tcMar>
-          </w:tcPr>
-          <w:p>
-            <w:pPr>
-              <w:bidi/>
-              <w:spacing w:after="0" w:line="260"/>
-              <w:jc w:val="center"/>
-            </w:pPr>
-            <w:r>
-              <w:rPr>
-                <w:rFonts w:ascii="Arial" w:cs="Arial" w:eastAsia="Arial" w:hAnsi="Arial"/>
-                <w:b w:val="false"/>
-                <w:bCs w:val="false"/>
-                <w:sz w:val="19"/>
-                <w:szCs w:val="19"/>
-                <w:rtl/>
-              </w:rPr>
-              <w:t xml:space="preserve">☐</w:t>
-            </w:r>
-          </w:p>
-        </w:tc>
-        <w:tc>
-          <w:tcPr>
-            <w:tcW w:type="dxa" w:w="560"/>
-            <w:tcBorders>
-              <w:top w:val="single" w:color="A6A6A6" w:sz="4"/>
-              <w:left w:val="single" w:color="A6A6A6" w:sz="4"/>
-              <w:bottom w:val="single" w:color="A6A6A6" w:sz="4"/>
-              <w:right w:val="single" w:color="A6A6A6" w:sz="4"/>
-            </w:tcBorders>
-            <w:tcMar>
-              <w:top w:type="dxa" w:w="50"/>
-              <w:left w:type="dxa" w:w="60"/>
-              <w:bottom w:type="dxa" w:w="50"/>
-              <w:right w:type="dxa" w:w="60"/>
-            </w:tcMar>
-          </w:tcPr>
-          <w:p>
-            <w:pPr>
-              <w:bidi/>
-              <w:spacing w:after="0" w:line="260"/>
-              <w:jc w:val="center"/>
-            </w:pPr>
-            <w:r>
-              <w:rPr>
-                <w:rFonts w:ascii="Arial" w:cs="Arial" w:eastAsia="Arial" w:hAnsi="Arial"/>
-                <w:b w:val="false"/>
-                <w:bCs w:val="false"/>
-                <w:sz w:val="19"/>
-                <w:szCs w:val="19"/>
-                <w:rtl/>
-              </w:rPr>
-              <w:t xml:space="preserve">☐</w:t>
-            </w:r>
-          </w:p>
-        </w:tc>
-        <w:tc>
-          <w:tcPr>
-            <w:tcW w:type="dxa" w:w="560"/>
-            <w:tcBorders>
-              <w:top w:val="single" w:color="A6A6A6" w:sz="4"/>
-              <w:left w:val="single" w:color="A6A6A6" w:sz="4"/>
-              <w:bottom w:val="single" w:color="A6A6A6" w:sz="4"/>
-              <w:right w:val="single" w:color="A6A6A6" w:sz="4"/>
-            </w:tcBorders>
-            <w:tcMar>
-              <w:top w:type="dxa" w:w="50"/>
-              <w:left w:type="dxa" w:w="60"/>
-              <w:bottom w:type="dxa" w:w="50"/>
-              <w:right w:type="dxa" w:w="60"/>
-            </w:tcMar>
-          </w:tcPr>
-          <w:p>
-            <w:pPr>
-              <w:bidi/>
-              <w:spacing w:after="0" w:line="260"/>
-              <w:jc w:val="center"/>
-            </w:pPr>
-            <w:r>
-              <w:rPr>
-                <w:rFonts w:ascii="Arial" w:cs="Arial" w:eastAsia="Arial" w:hAnsi="Arial"/>
-                <w:b w:val="false"/>
-                <w:bCs w:val="false"/>
-                <w:sz w:val="19"/>
-                <w:szCs w:val="19"/>
-                <w:rtl/>
-              </w:rPr>
-              <w:t xml:space="preserve">☐</w:t>
-            </w:r>
-          </w:p>
-        </w:tc>
-        <w:tc>
-          <w:tcPr>
-            <w:tcW w:type="dxa" w:w="560"/>
-            <w:tcBorders>
-              <w:top w:val="single" w:color="A6A6A6" w:sz="4"/>
-              <w:left w:val="single" w:color="A6A6A6" w:sz="4"/>
-              <w:bottom w:val="single" w:color="A6A6A6" w:sz="4"/>
-              <w:right w:val="single" w:color="A6A6A6" w:sz="4"/>
-            </w:tcBorders>
-            <w:tcMar>
-              <w:top w:type="dxa" w:w="50"/>
-              <w:left w:type="dxa" w:w="60"/>
-              <w:bottom w:type="dxa" w:w="50"/>
-              <w:right w:type="dxa" w:w="60"/>
-            </w:tcMar>
-          </w:tcPr>
-          <w:p>
-            <w:pPr>
-              <w:bidi/>
-              <w:spacing w:after="0" w:line="260"/>
-              <w:jc w:val="center"/>
-            </w:pPr>
-            <w:r>
-              <w:rPr>
-                <w:rFonts w:ascii="Arial" w:cs="Arial" w:eastAsia="Arial" w:hAnsi="Arial"/>
-                <w:b w:val="false"/>
-                <w:bCs w:val="false"/>
-                <w:sz w:val="19"/>
-                <w:szCs w:val="19"/>
-                <w:rtl/>
-              </w:rPr>
-              <w:t xml:space="preserve">☐</w:t>
-            </w:r>
-          </w:p>
-        </w:tc>
-      </w:tr>
-      <w:tr>
-        <w:trPr>
-          <w:cantSplit/>
-          <w:tblHeader w:val="false"/>
-        </w:trPr>
-        <w:tc>
-          <w:tcPr>
-            <w:tcW w:type="dxa" w:w="650"/>
-            <w:tcBorders>
-              <w:top w:val="single" w:color="A6A6A6" w:sz="4"/>
-              <w:left w:val="single" w:color="A6A6A6" w:sz="4"/>
-              <w:bottom w:val="single" w:color="A6A6A6" w:sz="4"/>
-              <w:right w:val="single" w:color="A6A6A6" w:sz="4"/>
-            </w:tcBorders>
-            <w:tcMar>
-              <w:top w:type="dxa" w:w="50"/>
-              <w:left w:type="dxa" w:w="60"/>
-              <w:bottom w:type="dxa" w:w="50"/>
-              <w:right w:type="dxa" w:w="60"/>
-            </w:tcMar>
-          </w:tcPr>
-          <w:p>
-            <w:pPr>
-              <w:bidi/>
-              <w:spacing w:after="0" w:line="260"/>
-              <w:jc w:val="center"/>
-            </w:pPr>
-            <w:r>
-              <w:rPr>
-                <w:rFonts w:ascii="Arial" w:cs="Arial" w:eastAsia="Arial" w:hAnsi="Arial"/>
-                <w:b w:val="false"/>
-                <w:bCs w:val="false"/>
-                <w:sz w:val="19"/>
-                <w:szCs w:val="19"/>
-                <w:rtl/>
-              </w:rPr>
-              <w:t xml:space="preserve">GO2</w:t>
-            </w:r>
-          </w:p>
-        </w:tc>
-        <w:tc>
-          <w:tcPr>
-            <w:tcW w:type="dxa" w:w="4930"/>
-            <w:tcBorders>
-              <w:top w:val="single" w:color="A6A6A6" w:sz="4"/>
-              <w:left w:val="single" w:color="A6A6A6" w:sz="4"/>
-              <w:bottom w:val="single" w:color="A6A6A6" w:sz="4"/>
-              <w:right w:val="single" w:color="A6A6A6" w:sz="4"/>
-            </w:tcBorders>
-            <w:tcMar>
-              <w:top w:type="dxa" w:w="50"/>
-              <w:left w:type="dxa" w:w="60"/>
-              <w:bottom w:type="dxa" w:w="50"/>
-              <w:right w:type="dxa" w:w="60"/>
-            </w:tcMar>
-          </w:tcPr>
-          <w:p>
-            <w:pPr>
-              <w:bidi/>
-              <w:spacing w:after="0" w:line="260"/>
-            </w:pPr>
-            <w:r>
-              <w:rPr>
-                <w:rFonts w:ascii="Arial" w:cs="Arial" w:eastAsia="Arial" w:hAnsi="Arial"/>
-                <w:b w:val="false"/>
-                <w:bCs w:val="false"/>
-                <w:sz w:val="19"/>
-                <w:szCs w:val="19"/>
-                <w:rtl/>
-              </w:rPr>
-              <w:t xml:space="preserve">دوست دارم با اعضای یک گروه پیوند برقرار کنم.</w:t>
-            </w:r>
-          </w:p>
-        </w:tc>
-        <w:tc>
-          <w:tcPr>
-            <w:tcW w:type="dxa" w:w="560"/>
-            <w:tcBorders>
-              <w:top w:val="single" w:color="A6A6A6" w:sz="4"/>
-              <w:left w:val="single" w:color="A6A6A6" w:sz="4"/>
-              <w:bottom w:val="single" w:color="A6A6A6" w:sz="4"/>
-              <w:right w:val="single" w:color="A6A6A6" w:sz="4"/>
-            </w:tcBorders>
-            <w:tcMar>
-              <w:top w:type="dxa" w:w="50"/>
-              <w:left w:type="dxa" w:w="60"/>
-              <w:bottom w:type="dxa" w:w="50"/>
-              <w:right w:type="dxa" w:w="60"/>
-            </w:tcMar>
-          </w:tcPr>
-          <w:p>
-            <w:pPr>
-              <w:bidi/>
-              <w:spacing w:after="0" w:line="260"/>
-              <w:jc w:val="center"/>
-            </w:pPr>
-            <w:r>
-              <w:rPr>
-                <w:rFonts w:ascii="Arial" w:cs="Arial" w:eastAsia="Arial" w:hAnsi="Arial"/>
-                <w:b w:val="false"/>
-                <w:bCs w:val="false"/>
-                <w:sz w:val="19"/>
-                <w:szCs w:val="19"/>
-                <w:rtl/>
-              </w:rPr>
-              <w:t xml:space="preserve">☐</w:t>
-            </w:r>
-          </w:p>
-        </w:tc>
-        <w:tc>
-          <w:tcPr>
-            <w:tcW w:type="dxa" w:w="560"/>
-            <w:tcBorders>
-              <w:top w:val="single" w:color="A6A6A6" w:sz="4"/>
-              <w:left w:val="single" w:color="A6A6A6" w:sz="4"/>
-              <w:bottom w:val="single" w:color="A6A6A6" w:sz="4"/>
-              <w:right w:val="single" w:color="A6A6A6" w:sz="4"/>
-            </w:tcBorders>
-            <w:tcMar>
-              <w:top w:type="dxa" w:w="50"/>
-              <w:left w:type="dxa" w:w="60"/>
-              <w:bottom w:type="dxa" w:w="50"/>
-              <w:right w:type="dxa" w:w="60"/>
-            </w:tcMar>
-          </w:tcPr>
-          <w:p>
-            <w:pPr>
-              <w:bidi/>
-              <w:spacing w:after="0" w:line="260"/>
-              <w:jc w:val="center"/>
-            </w:pPr>
-            <w:r>
-              <w:rPr>
-                <w:rFonts w:ascii="Arial" w:cs="Arial" w:eastAsia="Arial" w:hAnsi="Arial"/>
-                <w:b w:val="false"/>
-                <w:bCs w:val="false"/>
-                <w:sz w:val="19"/>
-                <w:szCs w:val="19"/>
-                <w:rtl/>
-              </w:rPr>
-              <w:t xml:space="preserve">☐</w:t>
-            </w:r>
-          </w:p>
-        </w:tc>
-        <w:tc>
-          <w:tcPr>
-            <w:tcW w:type="dxa" w:w="560"/>
-            <w:tcBorders>
-              <w:top w:val="single" w:color="A6A6A6" w:sz="4"/>
-              <w:left w:val="single" w:color="A6A6A6" w:sz="4"/>
-              <w:bottom w:val="single" w:color="A6A6A6" w:sz="4"/>
-              <w:right w:val="single" w:color="A6A6A6" w:sz="4"/>
-            </w:tcBorders>
-            <w:tcMar>
-              <w:top w:type="dxa" w:w="50"/>
-              <w:left w:type="dxa" w:w="60"/>
-              <w:bottom w:type="dxa" w:w="50"/>
-              <w:right w:type="dxa" w:w="60"/>
-            </w:tcMar>
-          </w:tcPr>
-          <w:p>
-            <w:pPr>
-              <w:bidi/>
-              <w:spacing w:after="0" w:line="260"/>
-              <w:jc w:val="center"/>
-            </w:pPr>
-            <w:r>
-              <w:rPr>
-                <w:rFonts w:ascii="Arial" w:cs="Arial" w:eastAsia="Arial" w:hAnsi="Arial"/>
-                <w:b w:val="false"/>
-                <w:bCs w:val="false"/>
-                <w:sz w:val="19"/>
-                <w:szCs w:val="19"/>
-                <w:rtl/>
-              </w:rPr>
-              <w:t xml:space="preserve">☐</w:t>
-            </w:r>
-          </w:p>
-        </w:tc>
-        <w:tc>
-          <w:tcPr>
-            <w:tcW w:type="dxa" w:w="560"/>
-            <w:tcBorders>
-              <w:top w:val="single" w:color="A6A6A6" w:sz="4"/>
-              <w:left w:val="single" w:color="A6A6A6" w:sz="4"/>
-              <w:bottom w:val="single" w:color="A6A6A6" w:sz="4"/>
-              <w:right w:val="single" w:color="A6A6A6" w:sz="4"/>
-            </w:tcBorders>
-            <w:tcMar>
-              <w:top w:type="dxa" w:w="50"/>
-              <w:left w:type="dxa" w:w="60"/>
-              <w:bottom w:type="dxa" w:w="50"/>
-              <w:right w:type="dxa" w:w="60"/>
-            </w:tcMar>
-          </w:tcPr>
-          <w:p>
-            <w:pPr>
-              <w:bidi/>
-              <w:spacing w:after="0" w:line="260"/>
-              <w:jc w:val="center"/>
-            </w:pPr>
-            <w:r>
-              <w:rPr>
-                <w:rFonts w:ascii="Arial" w:cs="Arial" w:eastAsia="Arial" w:hAnsi="Arial"/>
-                <w:b w:val="false"/>
-                <w:bCs w:val="false"/>
-                <w:sz w:val="19"/>
-                <w:szCs w:val="19"/>
-                <w:rtl/>
-              </w:rPr>
-              <w:t xml:space="preserve">☐</w:t>
-            </w:r>
-          </w:p>
-        </w:tc>
-        <w:tc>
-          <w:tcPr>
-            <w:tcW w:type="dxa" w:w="560"/>
-            <w:tcBorders>
-              <w:top w:val="single" w:color="A6A6A6" w:sz="4"/>
-              <w:left w:val="single" w:color="A6A6A6" w:sz="4"/>
-              <w:bottom w:val="single" w:color="A6A6A6" w:sz="4"/>
-              <w:right w:val="single" w:color="A6A6A6" w:sz="4"/>
-            </w:tcBorders>
-            <w:tcMar>
-              <w:top w:type="dxa" w:w="50"/>
-              <w:left w:type="dxa" w:w="60"/>
-              <w:bottom w:type="dxa" w:w="50"/>
-              <w:right w:type="dxa" w:w="60"/>
-            </w:tcMar>
-          </w:tcPr>
-          <w:p>
-            <w:pPr>
-              <w:bidi/>
-              <w:spacing w:after="0" w:line="260"/>
-              <w:jc w:val="center"/>
-            </w:pPr>
-            <w:r>
-              <w:rPr>
-                <w:rFonts w:ascii="Arial" w:cs="Arial" w:eastAsia="Arial" w:hAnsi="Arial"/>
-                <w:b w:val="false"/>
-                <w:bCs w:val="false"/>
-                <w:sz w:val="19"/>
-                <w:szCs w:val="19"/>
-                <w:rtl/>
-              </w:rPr>
-              <w:t xml:space="preserve">☐</w:t>
-            </w:r>
-          </w:p>
-        </w:tc>
-        <w:tc>
-          <w:tcPr>
-            <w:tcW w:type="dxa" w:w="560"/>
-            <w:tcBorders>
-              <w:top w:val="single" w:color="A6A6A6" w:sz="4"/>
-              <w:left w:val="single" w:color="A6A6A6" w:sz="4"/>
-              <w:bottom w:val="single" w:color="A6A6A6" w:sz="4"/>
-              <w:right w:val="single" w:color="A6A6A6" w:sz="4"/>
-            </w:tcBorders>
-            <w:tcMar>
-              <w:top w:type="dxa" w:w="50"/>
-              <w:left w:type="dxa" w:w="60"/>
-              <w:bottom w:type="dxa" w:w="50"/>
-              <w:right w:type="dxa" w:w="60"/>
-            </w:tcMar>
-          </w:tcPr>
-          <w:p>
-            <w:pPr>
-              <w:bidi/>
-              <w:spacing w:after="0" w:line="260"/>
-              <w:jc w:val="center"/>
-            </w:pPr>
-            <w:r>
-              <w:rPr>
-                <w:rFonts w:ascii="Arial" w:cs="Arial" w:eastAsia="Arial" w:hAnsi="Arial"/>
-                <w:b w:val="false"/>
-                <w:bCs w:val="false"/>
-                <w:sz w:val="19"/>
-                <w:szCs w:val="19"/>
-                <w:rtl/>
-              </w:rPr>
-              <w:t xml:space="preserve">☐</w:t>
-            </w:r>
-          </w:p>
-        </w:tc>
-        <w:tc>
-          <w:tcPr>
-            <w:tcW w:type="dxa" w:w="560"/>
-            <w:tcBorders>
-              <w:top w:val="single" w:color="A6A6A6" w:sz="4"/>
-              <w:left w:val="single" w:color="A6A6A6" w:sz="4"/>
-              <w:bottom w:val="single" w:color="A6A6A6" w:sz="4"/>
-              <w:right w:val="single" w:color="A6A6A6" w:sz="4"/>
-            </w:tcBorders>
-            <w:tcMar>
-              <w:top w:type="dxa" w:w="50"/>
-              <w:left w:type="dxa" w:w="60"/>
-              <w:bottom w:type="dxa" w:w="50"/>
-              <w:right w:type="dxa" w:w="60"/>
-            </w:tcMar>
-          </w:tcPr>
-          <w:p>
-            <w:pPr>
-              <w:bidi/>
-              <w:spacing w:after="0" w:line="260"/>
-              <w:jc w:val="center"/>
-            </w:pPr>
-            <w:r>
-              <w:rPr>
-                <w:rFonts w:ascii="Arial" w:cs="Arial" w:eastAsia="Arial" w:hAnsi="Arial"/>
-                <w:b w:val="false"/>
-                <w:bCs w:val="false"/>
-                <w:sz w:val="19"/>
-                <w:szCs w:val="19"/>
-                <w:rtl/>
-              </w:rPr>
-              <w:t xml:space="preserve">☐</w:t>
-            </w:r>
-          </w:p>
-        </w:tc>
-      </w:tr>
-      <w:tr>
-        <w:trPr>
-          <w:cantSplit/>
-          <w:tblHeader w:val="false"/>
-        </w:trPr>
-        <w:tc>
-          <w:tcPr>
-            <w:tcW w:type="dxa" w:w="650"/>
-            <w:tcBorders>
-              <w:top w:val="single" w:color="A6A6A6" w:sz="4"/>
-              <w:left w:val="single" w:color="A6A6A6" w:sz="4"/>
-              <w:bottom w:val="single" w:color="A6A6A6" w:sz="4"/>
-              <w:right w:val="single" w:color="A6A6A6" w:sz="4"/>
-            </w:tcBorders>
-            <w:tcMar>
-              <w:top w:type="dxa" w:w="50"/>
-              <w:left w:type="dxa" w:w="60"/>
-              <w:bottom w:type="dxa" w:w="50"/>
-              <w:right w:type="dxa" w:w="60"/>
-            </w:tcMar>
-          </w:tcPr>
-          <w:p>
-            <w:pPr>
-              <w:bidi/>
-              <w:spacing w:after="0" w:line="260"/>
-              <w:jc w:val="center"/>
-            </w:pPr>
-            <w:r>
-              <w:rPr>
-                <w:rFonts w:ascii="Arial" w:cs="Arial" w:eastAsia="Arial" w:hAnsi="Arial"/>
-                <w:b w:val="false"/>
-                <w:bCs w:val="false"/>
-                <w:sz w:val="19"/>
-                <w:szCs w:val="19"/>
-                <w:rtl/>
-              </w:rPr>
-              <w:t xml:space="preserve">GO3</w:t>
-            </w:r>
-          </w:p>
-        </w:tc>
-        <w:tc>
-          <w:tcPr>
-            <w:tcW w:type="dxa" w:w="4930"/>
-            <w:tcBorders>
-              <w:top w:val="single" w:color="A6A6A6" w:sz="4"/>
-              <w:left w:val="single" w:color="A6A6A6" w:sz="4"/>
-              <w:bottom w:val="single" w:color="A6A6A6" w:sz="4"/>
-              <w:right w:val="single" w:color="A6A6A6" w:sz="4"/>
-            </w:tcBorders>
-            <w:tcMar>
-              <w:top w:type="dxa" w:w="50"/>
-              <w:left w:type="dxa" w:w="60"/>
-              <w:bottom w:type="dxa" w:w="50"/>
-              <w:right w:type="dxa" w:w="60"/>
-            </w:tcMar>
-          </w:tcPr>
-          <w:p>
-            <w:pPr>
-              <w:bidi/>
-              <w:spacing w:after="0" w:line="260"/>
-            </w:pPr>
-            <w:r>
-              <w:rPr>
-                <w:rFonts w:ascii="Arial" w:cs="Arial" w:eastAsia="Arial" w:hAnsi="Arial"/>
-                <w:b w:val="false"/>
-                <w:bCs w:val="false"/>
-                <w:sz w:val="19"/>
-                <w:szCs w:val="19"/>
-                <w:rtl/>
-              </w:rPr>
-              <w:t xml:space="preserve">دوست ندارم در یک گروه باشم.</w:t>
-            </w:r>
-          </w:p>
-        </w:tc>
-        <w:tc>
-          <w:tcPr>
-            <w:tcW w:type="dxa" w:w="560"/>
-            <w:tcBorders>
-              <w:top w:val="single" w:color="A6A6A6" w:sz="4"/>
-              <w:left w:val="single" w:color="A6A6A6" w:sz="4"/>
-              <w:bottom w:val="single" w:color="A6A6A6" w:sz="4"/>
-              <w:right w:val="single" w:color="A6A6A6" w:sz="4"/>
-            </w:tcBorders>
-            <w:tcMar>
-              <w:top w:type="dxa" w:w="50"/>
-              <w:left w:type="dxa" w:w="60"/>
-              <w:bottom w:type="dxa" w:w="50"/>
-              <w:right w:type="dxa" w:w="60"/>
-            </w:tcMar>
-          </w:tcPr>
-          <w:p>
-            <w:pPr>
-              <w:bidi/>
-              <w:spacing w:after="0" w:line="260"/>
-              <w:jc w:val="center"/>
-            </w:pPr>
-            <w:r>
-              <w:rPr>
-                <w:rFonts w:ascii="Arial" w:cs="Arial" w:eastAsia="Arial" w:hAnsi="Arial"/>
-                <w:b w:val="false"/>
-                <w:bCs w:val="false"/>
-                <w:sz w:val="19"/>
-                <w:szCs w:val="19"/>
-                <w:rtl/>
-              </w:rPr>
-              <w:t xml:space="preserve">☐</w:t>
-            </w:r>
-          </w:p>
-        </w:tc>
-        <w:tc>
-          <w:tcPr>
-            <w:tcW w:type="dxa" w:w="560"/>
-            <w:tcBorders>
-              <w:top w:val="single" w:color="A6A6A6" w:sz="4"/>
-              <w:left w:val="single" w:color="A6A6A6" w:sz="4"/>
-              <w:bottom w:val="single" w:color="A6A6A6" w:sz="4"/>
-              <w:right w:val="single" w:color="A6A6A6" w:sz="4"/>
-            </w:tcBorders>
-            <w:tcMar>
-              <w:top w:type="dxa" w:w="50"/>
-              <w:left w:type="dxa" w:w="60"/>
-              <w:bottom w:type="dxa" w:w="50"/>
-              <w:right w:type="dxa" w:w="60"/>
-            </w:tcMar>
-          </w:tcPr>
-          <w:p>
-            <w:pPr>
-              <w:bidi/>
-              <w:spacing w:after="0" w:line="260"/>
-              <w:jc w:val="center"/>
-            </w:pPr>
-            <w:r>
-              <w:rPr>
-                <w:rFonts w:ascii="Arial" w:cs="Arial" w:eastAsia="Arial" w:hAnsi="Arial"/>
-                <w:b w:val="false"/>
-                <w:bCs w:val="false"/>
-                <w:sz w:val="19"/>
-                <w:szCs w:val="19"/>
-                <w:rtl/>
-              </w:rPr>
-              <w:t xml:space="preserve">☐</w:t>
-            </w:r>
-          </w:p>
-        </w:tc>
-        <w:tc>
-          <w:tcPr>
-            <w:tcW w:type="dxa" w:w="560"/>
-            <w:tcBorders>
-              <w:top w:val="single" w:color="A6A6A6" w:sz="4"/>
-              <w:left w:val="single" w:color="A6A6A6" w:sz="4"/>
-              <w:bottom w:val="single" w:color="A6A6A6" w:sz="4"/>
-              <w:right w:val="single" w:color="A6A6A6" w:sz="4"/>
-            </w:tcBorders>
-            <w:tcMar>
-              <w:top w:type="dxa" w:w="50"/>
-              <w:left w:type="dxa" w:w="60"/>
-              <w:bottom w:type="dxa" w:w="50"/>
-              <w:right w:type="dxa" w:w="60"/>
-            </w:tcMar>
-          </w:tcPr>
-          <w:p>
-            <w:pPr>
-              <w:bidi/>
-              <w:spacing w:after="0" w:line="260"/>
-              <w:jc w:val="center"/>
-            </w:pPr>
-            <w:r>
-              <w:rPr>
-                <w:rFonts w:ascii="Arial" w:cs="Arial" w:eastAsia="Arial" w:hAnsi="Arial"/>
-                <w:b w:val="false"/>
-                <w:bCs w:val="false"/>
-                <w:sz w:val="19"/>
-                <w:szCs w:val="19"/>
-                <w:rtl/>
-              </w:rPr>
-              <w:t xml:space="preserve">☐</w:t>
-            </w:r>
-          </w:p>
-        </w:tc>
-        <w:tc>
-          <w:tcPr>
-            <w:tcW w:type="dxa" w:w="560"/>
-            <w:tcBorders>
-              <w:top w:val="single" w:color="A6A6A6" w:sz="4"/>
-              <w:left w:val="single" w:color="A6A6A6" w:sz="4"/>
-              <w:bottom w:val="single" w:color="A6A6A6" w:sz="4"/>
-              <w:right w:val="single" w:color="A6A6A6" w:sz="4"/>
-            </w:tcBorders>
-            <w:tcMar>
-              <w:top w:type="dxa" w:w="50"/>
-              <w:left w:type="dxa" w:w="60"/>
-              <w:bottom w:type="dxa" w:w="50"/>
-              <w:right w:type="dxa" w:w="60"/>
-            </w:tcMar>
-          </w:tcPr>
-          <w:p>
-            <w:pPr>
-              <w:bidi/>
-              <w:spacing w:after="0" w:line="260"/>
-              <w:jc w:val="center"/>
-            </w:pPr>
-            <w:r>
-              <w:rPr>
-                <w:rFonts w:ascii="Arial" w:cs="Arial" w:eastAsia="Arial" w:hAnsi="Arial"/>
-                <w:b w:val="false"/>
-                <w:bCs w:val="false"/>
-                <w:sz w:val="19"/>
-                <w:szCs w:val="19"/>
-                <w:rtl/>
-              </w:rPr>
-              <w:t xml:space="preserve">☐</w:t>
-            </w:r>
-          </w:p>
-        </w:tc>
-        <w:tc>
-          <w:tcPr>
-            <w:tcW w:type="dxa" w:w="560"/>
-            <w:tcBorders>
-              <w:top w:val="single" w:color="A6A6A6" w:sz="4"/>
-              <w:left w:val="single" w:color="A6A6A6" w:sz="4"/>
-              <w:bottom w:val="single" w:color="A6A6A6" w:sz="4"/>
-              <w:right w:val="single" w:color="A6A6A6" w:sz="4"/>
-            </w:tcBorders>
-            <w:tcMar>
-              <w:top w:type="dxa" w:w="50"/>
-              <w:left w:type="dxa" w:w="60"/>
-              <w:bottom w:type="dxa" w:w="50"/>
-              <w:right w:type="dxa" w:w="60"/>
-            </w:tcMar>
-          </w:tcPr>
-          <w:p>
-            <w:pPr>
-              <w:bidi/>
-              <w:spacing w:after="0" w:line="260"/>
-              <w:jc w:val="center"/>
-            </w:pPr>
-            <w:r>
-              <w:rPr>
-                <w:rFonts w:ascii="Arial" w:cs="Arial" w:eastAsia="Arial" w:hAnsi="Arial"/>
-                <w:b w:val="false"/>
-                <w:bCs w:val="false"/>
-                <w:sz w:val="19"/>
-                <w:szCs w:val="19"/>
-                <w:rtl/>
-              </w:rPr>
-              <w:t xml:space="preserve">☐</w:t>
-            </w:r>
-          </w:p>
-        </w:tc>
-        <w:tc>
-          <w:tcPr>
-            <w:tcW w:type="dxa" w:w="560"/>
-            <w:tcBorders>
-              <w:top w:val="single" w:color="A6A6A6" w:sz="4"/>
-              <w:left w:val="single" w:color="A6A6A6" w:sz="4"/>
-              <w:bottom w:val="single" w:color="A6A6A6" w:sz="4"/>
-              <w:right w:val="single" w:color="A6A6A6" w:sz="4"/>
-            </w:tcBorders>
-            <w:tcMar>
-              <w:top w:type="dxa" w:w="50"/>
-              <w:left w:type="dxa" w:w="60"/>
-              <w:bottom w:type="dxa" w:w="50"/>
-              <w:right w:type="dxa" w:w="60"/>
-            </w:tcMar>
-          </w:tcPr>
-          <w:p>
-            <w:pPr>
-              <w:bidi/>
-              <w:spacing w:after="0" w:line="260"/>
-              <w:jc w:val="center"/>
-            </w:pPr>
-            <w:r>
-              <w:rPr>
-                <w:rFonts w:ascii="Arial" w:cs="Arial" w:eastAsia="Arial" w:hAnsi="Arial"/>
-                <w:b w:val="false"/>
-                <w:bCs w:val="false"/>
-                <w:sz w:val="19"/>
-                <w:szCs w:val="19"/>
-                <w:rtl/>
-              </w:rPr>
-              <w:t xml:space="preserve">☐</w:t>
-            </w:r>
-          </w:p>
-        </w:tc>
-        <w:tc>
-          <w:tcPr>
-            <w:tcW w:type="dxa" w:w="560"/>
-            <w:tcBorders>
-              <w:top w:val="single" w:color="A6A6A6" w:sz="4"/>
-              <w:left w:val="single" w:color="A6A6A6" w:sz="4"/>
-              <w:bottom w:val="single" w:color="A6A6A6" w:sz="4"/>
-              <w:right w:val="single" w:color="A6A6A6" w:sz="4"/>
-            </w:tcBorders>
-            <w:tcMar>
-              <w:top w:type="dxa" w:w="50"/>
-              <w:left w:type="dxa" w:w="60"/>
-              <w:bottom w:type="dxa" w:w="50"/>
-              <w:right w:type="dxa" w:w="60"/>
-            </w:tcMar>
-          </w:tcPr>
-          <w:p>
-            <w:pPr>
-              <w:bidi/>
-              <w:spacing w:after="0" w:line="260"/>
-              <w:jc w:val="center"/>
-            </w:pPr>
-            <w:r>
-              <w:rPr>
-                <w:rFonts w:ascii="Arial" w:cs="Arial" w:eastAsia="Arial" w:hAnsi="Arial"/>
-                <w:b w:val="false"/>
-                <w:bCs w:val="false"/>
-                <w:sz w:val="19"/>
-                <w:szCs w:val="19"/>
-                <w:rtl/>
-              </w:rPr>
-              <w:t xml:space="preserve">☐</w:t>
-            </w:r>
-          </w:p>
-        </w:tc>
-      </w:tr>
-      <w:tr>
-        <w:trPr>
-          <w:cantSplit/>
-          <w:tblHeader w:val="false"/>
-        </w:trPr>
-        <w:tc>
-          <w:tcPr>
-            <w:tcW w:type="dxa" w:w="650"/>
-            <w:tcBorders>
-              <w:top w:val="single" w:color="A6A6A6" w:sz="4"/>
-              <w:left w:val="single" w:color="A6A6A6" w:sz="4"/>
-              <w:bottom w:val="single" w:color="A6A6A6" w:sz="4"/>
-              <w:right w:val="single" w:color="A6A6A6" w:sz="4"/>
-            </w:tcBorders>
-            <w:tcMar>
-              <w:top w:type="dxa" w:w="50"/>
-              <w:left w:type="dxa" w:w="60"/>
-              <w:bottom w:type="dxa" w:w="50"/>
-              <w:right w:type="dxa" w:w="60"/>
-            </w:tcMar>
-          </w:tcPr>
-          <w:p>
-            <w:pPr>
-              <w:bidi/>
-              <w:spacing w:after="0" w:line="260"/>
-              <w:jc w:val="center"/>
-            </w:pPr>
-            <w:r>
-              <w:rPr>
-                <w:rFonts w:ascii="Arial" w:cs="Arial" w:eastAsia="Arial" w:hAnsi="Arial"/>
-                <w:b w:val="false"/>
-                <w:bCs w:val="false"/>
-                <w:sz w:val="19"/>
-                <w:szCs w:val="19"/>
-                <w:rtl/>
-              </w:rPr>
-              <w:t xml:space="preserve">GO4</w:t>
-            </w:r>
-          </w:p>
-        </w:tc>
-        <w:tc>
-          <w:tcPr>
-            <w:tcW w:type="dxa" w:w="4930"/>
-            <w:tcBorders>
-              <w:top w:val="single" w:color="A6A6A6" w:sz="4"/>
-              <w:left w:val="single" w:color="A6A6A6" w:sz="4"/>
-              <w:bottom w:val="single" w:color="A6A6A6" w:sz="4"/>
-              <w:right w:val="single" w:color="A6A6A6" w:sz="4"/>
-            </w:tcBorders>
-            <w:tcMar>
-              <w:top w:type="dxa" w:w="50"/>
-              <w:left w:type="dxa" w:w="60"/>
-              <w:bottom w:type="dxa" w:w="50"/>
-              <w:right w:type="dxa" w:w="60"/>
-            </w:tcMar>
-          </w:tcPr>
-          <w:p>
-            <w:pPr>
-              <w:bidi/>
-              <w:spacing w:after="0" w:line="260"/>
-            </w:pPr>
-            <w:r>
-              <w:rPr>
-                <w:rFonts w:ascii="Arial" w:cs="Arial" w:eastAsia="Arial" w:hAnsi="Arial"/>
-                <w:b w:val="false"/>
-                <w:bCs w:val="false"/>
-                <w:sz w:val="19"/>
-                <w:szCs w:val="19"/>
-                <w:rtl/>
-              </w:rPr>
-              <w:t xml:space="preserve">از وقت‌گذراندن به‌تنهایی، به‌جای حضور در یک گروه، لذت می‌برم.</w:t>
-            </w:r>
-          </w:p>
-        </w:tc>
-        <w:tc>
-          <w:tcPr>
-            <w:tcW w:type="dxa" w:w="560"/>
-            <w:tcBorders>
-              <w:top w:val="single" w:color="A6A6A6" w:sz="4"/>
-              <w:left w:val="single" w:color="A6A6A6" w:sz="4"/>
-              <w:bottom w:val="single" w:color="A6A6A6" w:sz="4"/>
-              <w:right w:val="single" w:color="A6A6A6" w:sz="4"/>
-            </w:tcBorders>
-            <w:tcMar>
-              <w:top w:type="dxa" w:w="50"/>
-              <w:left w:type="dxa" w:w="60"/>
-              <w:bottom w:type="dxa" w:w="50"/>
-              <w:right w:type="dxa" w:w="60"/>
-            </w:tcMar>
-          </w:tcPr>
-          <w:p>
-            <w:pPr>
-              <w:bidi/>
-              <w:spacing w:after="0" w:line="260"/>
-              <w:jc w:val="center"/>
-            </w:pPr>
-            <w:r>
-              <w:rPr>
-                <w:rFonts w:ascii="Arial" w:cs="Arial" w:eastAsia="Arial" w:hAnsi="Arial"/>
-                <w:b w:val="false"/>
-                <w:bCs w:val="false"/>
-                <w:sz w:val="19"/>
-                <w:szCs w:val="19"/>
-                <w:rtl/>
-              </w:rPr>
-              <w:t xml:space="preserve">☐</w:t>
-            </w:r>
-          </w:p>
-        </w:tc>
-        <w:tc>
-          <w:tcPr>
-            <w:tcW w:type="dxa" w:w="560"/>
-            <w:tcBorders>
-              <w:top w:val="single" w:color="A6A6A6" w:sz="4"/>
-              <w:left w:val="single" w:color="A6A6A6" w:sz="4"/>
-              <w:bottom w:val="single" w:color="A6A6A6" w:sz="4"/>
-              <w:right w:val="single" w:color="A6A6A6" w:sz="4"/>
-            </w:tcBorders>
-            <w:tcMar>
-              <w:top w:type="dxa" w:w="50"/>
-              <w:left w:type="dxa" w:w="60"/>
-              <w:bottom w:type="dxa" w:w="50"/>
-              <w:right w:type="dxa" w:w="60"/>
-            </w:tcMar>
-          </w:tcPr>
-          <w:p>
-            <w:pPr>
-              <w:bidi/>
-              <w:spacing w:after="0" w:line="260"/>
-              <w:jc w:val="center"/>
-            </w:pPr>
-            <w:r>
-              <w:rPr>
-                <w:rFonts w:ascii="Arial" w:cs="Arial" w:eastAsia="Arial" w:hAnsi="Arial"/>
-                <w:b w:val="false"/>
-                <w:bCs w:val="false"/>
-                <w:sz w:val="19"/>
-                <w:szCs w:val="19"/>
-                <w:rtl/>
-              </w:rPr>
-              <w:t xml:space="preserve">☐</w:t>
-            </w:r>
-          </w:p>
-        </w:tc>
-        <w:tc>
-          <w:tcPr>
-            <w:tcW w:type="dxa" w:w="560"/>
-            <w:tcBorders>
-              <w:top w:val="single" w:color="A6A6A6" w:sz="4"/>
-              <w:left w:val="single" w:color="A6A6A6" w:sz="4"/>
-              <w:bottom w:val="single" w:color="A6A6A6" w:sz="4"/>
-              <w:right w:val="single" w:color="A6A6A6" w:sz="4"/>
-            </w:tcBorders>
-            <w:tcMar>
-              <w:top w:type="dxa" w:w="50"/>
-              <w:left w:type="dxa" w:w="60"/>
-              <w:bottom w:type="dxa" w:w="50"/>
-              <w:right w:type="dxa" w:w="60"/>
-            </w:tcMar>
-          </w:tcPr>
-          <w:p>
-            <w:pPr>
-              <w:bidi/>
-              <w:spacing w:after="0" w:line="260"/>
-              <w:jc w:val="center"/>
-            </w:pPr>
-            <w:r>
-              <w:rPr>
-                <w:rFonts w:ascii="Arial" w:cs="Arial" w:eastAsia="Arial" w:hAnsi="Arial"/>
-                <w:b w:val="false"/>
-                <w:bCs w:val="false"/>
-                <w:sz w:val="19"/>
-                <w:szCs w:val="19"/>
-                <w:rtl/>
-              </w:rPr>
-              <w:t xml:space="preserve">☐</w:t>
-            </w:r>
-          </w:p>
-        </w:tc>
-        <w:tc>
-          <w:tcPr>
-            <w:tcW w:type="dxa" w:w="560"/>
-            <w:tcBorders>
-              <w:top w:val="single" w:color="A6A6A6" w:sz="4"/>
-              <w:left w:val="single" w:color="A6A6A6" w:sz="4"/>
-              <w:bottom w:val="single" w:color="A6A6A6" w:sz="4"/>
-              <w:right w:val="single" w:color="A6A6A6" w:sz="4"/>
-            </w:tcBorders>
-            <w:tcMar>
-              <w:top w:type="dxa" w:w="50"/>
-              <w:left w:type="dxa" w:w="60"/>
-              <w:bottom w:type="dxa" w:w="50"/>
-              <w:right w:type="dxa" w:w="60"/>
-            </w:tcMar>
-          </w:tcPr>
-          <w:p>
-            <w:pPr>
-              <w:bidi/>
-              <w:spacing w:after="0" w:line="260"/>
-              <w:jc w:val="center"/>
-            </w:pPr>
-            <w:r>
-              <w:rPr>
-                <w:rFonts w:ascii="Arial" w:cs="Arial" w:eastAsia="Arial" w:hAnsi="Arial"/>
-                <w:b w:val="false"/>
-                <w:bCs w:val="false"/>
-                <w:sz w:val="19"/>
-                <w:szCs w:val="19"/>
-                <w:rtl/>
-              </w:rPr>
-              <w:t xml:space="preserve">☐</w:t>
-            </w:r>
-          </w:p>
-        </w:tc>
-        <w:tc>
-          <w:tcPr>
-            <w:tcW w:type="dxa" w:w="560"/>
-            <w:tcBorders>
-              <w:top w:val="single" w:color="A6A6A6" w:sz="4"/>
-              <w:left w:val="single" w:color="A6A6A6" w:sz="4"/>
-              <w:bottom w:val="single" w:color="A6A6A6" w:sz="4"/>
-              <w:right w:val="single" w:color="A6A6A6" w:sz="4"/>
-            </w:tcBorders>
-            <w:tcMar>
-              <w:top w:type="dxa" w:w="50"/>
-              <w:left w:type="dxa" w:w="60"/>
-              <w:bottom w:type="dxa" w:w="50"/>
-              <w:right w:type="dxa" w:w="60"/>
-            </w:tcMar>
-          </w:tcPr>
-          <w:p>
-            <w:pPr>
-              <w:bidi/>
-              <w:spacing w:after="0" w:line="260"/>
-              <w:jc w:val="center"/>
-            </w:pPr>
-            <w:r>
-              <w:rPr>
-                <w:rFonts w:ascii="Arial" w:cs="Arial" w:eastAsia="Arial" w:hAnsi="Arial"/>
-                <w:b w:val="false"/>
-                <w:bCs w:val="false"/>
-                <w:sz w:val="19"/>
-                <w:szCs w:val="19"/>
-                <w:rtl/>
-              </w:rPr>
-              <w:t xml:space="preserve">☐</w:t>
-            </w:r>
-          </w:p>
-        </w:tc>
-        <w:tc>
-          <w:tcPr>
-            <w:tcW w:type="dxa" w:w="560"/>
-            <w:tcBorders>
-              <w:top w:val="single" w:color="A6A6A6" w:sz="4"/>
-              <w:left w:val="single" w:color="A6A6A6" w:sz="4"/>
-              <w:bottom w:val="single" w:color="A6A6A6" w:sz="4"/>
-              <w:right w:val="single" w:color="A6A6A6" w:sz="4"/>
-            </w:tcBorders>
-            <w:tcMar>
-              <w:top w:type="dxa" w:w="50"/>
-              <w:left w:type="dxa" w:w="60"/>
-              <w:bottom w:type="dxa" w:w="50"/>
-              <w:right w:type="dxa" w:w="60"/>
-            </w:tcMar>
-          </w:tcPr>
-          <w:p>
-            <w:pPr>
-              <w:bidi/>
-              <w:spacing w:after="0" w:line="260"/>
-              <w:jc w:val="center"/>
-            </w:pPr>
-            <w:r>
-              <w:rPr>
-                <w:rFonts w:ascii="Arial" w:cs="Arial" w:eastAsia="Arial" w:hAnsi="Arial"/>
-                <w:b w:val="false"/>
-                <w:bCs w:val="false"/>
-                <w:sz w:val="19"/>
-                <w:szCs w:val="19"/>
-                <w:rtl/>
-              </w:rPr>
-              <w:t xml:space="preserve">☐</w:t>
-            </w:r>
-          </w:p>
-        </w:tc>
-        <w:tc>
-          <w:tcPr>
-            <w:tcW w:type="dxa" w:w="560"/>
-            <w:tcBorders>
-              <w:top w:val="single" w:color="A6A6A6" w:sz="4"/>
-              <w:left w:val="single" w:color="A6A6A6" w:sz="4"/>
-              <w:bottom w:val="single" w:color="A6A6A6" w:sz="4"/>
-              <w:right w:val="single" w:color="A6A6A6" w:sz="4"/>
-            </w:tcBorders>
-            <w:tcMar>
-              <w:top w:type="dxa" w:w="50"/>
-              <w:left w:type="dxa" w:w="60"/>
-              <w:bottom w:type="dxa" w:w="50"/>
-              <w:right w:type="dxa" w:w="60"/>
-            </w:tcMar>
-          </w:tcPr>
-          <w:p>
-            <w:pPr>
-              <w:bidi/>
-              <w:spacing w:after="0" w:line="260"/>
-              <w:jc w:val="center"/>
-            </w:pPr>
-            <w:r>
-              <w:rPr>
-                <w:rFonts w:ascii="Arial" w:cs="Arial" w:eastAsia="Arial" w:hAnsi="Arial"/>
-                <w:b w:val="false"/>
-                <w:bCs w:val="false"/>
-                <w:sz w:val="19"/>
-                <w:szCs w:val="19"/>
-                <w:rtl/>
-              </w:rPr>
-              <w:t xml:space="preserve">☐</w:t>
-            </w:r>
-          </w:p>
-        </w:tc>
-      </w:tr>
-      <w:tr>
-        <w:trPr>
-          <w:cantSplit/>
-          <w:tblHeader w:val="false"/>
-        </w:trPr>
-        <w:tc>
-          <w:tcPr>
-            <w:tcW w:type="dxa" w:w="650"/>
-            <w:tcBorders>
-              <w:top w:val="single" w:color="A6A6A6" w:sz="4"/>
-              <w:left w:val="single" w:color="A6A6A6" w:sz="4"/>
-              <w:bottom w:val="single" w:color="A6A6A6" w:sz="4"/>
-              <w:right w:val="single" w:color="A6A6A6" w:sz="4"/>
-            </w:tcBorders>
-            <w:tcMar>
-              <w:top w:type="dxa" w:w="50"/>
-              <w:left w:type="dxa" w:w="60"/>
-              <w:bottom w:type="dxa" w:w="50"/>
-              <w:right w:type="dxa" w:w="60"/>
-            </w:tcMar>
-          </w:tcPr>
-          <w:p>
-            <w:pPr>
-              <w:bidi/>
-              <w:spacing w:after="0" w:line="260"/>
-              <w:jc w:val="center"/>
-            </w:pPr>
-            <w:r>
-              <w:rPr>
-                <w:rFonts w:ascii="Arial" w:cs="Arial" w:eastAsia="Arial" w:hAnsi="Arial"/>
-                <w:b w:val="false"/>
-                <w:bCs w:val="false"/>
-                <w:sz w:val="19"/>
-                <w:szCs w:val="19"/>
-                <w:rtl/>
-              </w:rPr>
-              <w:t xml:space="preserve">GO5</w:t>
-            </w:r>
-          </w:p>
-        </w:tc>
-        <w:tc>
-          <w:tcPr>
-            <w:tcW w:type="dxa" w:w="4930"/>
-            <w:tcBorders>
-              <w:top w:val="single" w:color="A6A6A6" w:sz="4"/>
-              <w:left w:val="single" w:color="A6A6A6" w:sz="4"/>
-              <w:bottom w:val="single" w:color="A6A6A6" w:sz="4"/>
-              <w:right w:val="single" w:color="A6A6A6" w:sz="4"/>
-            </w:tcBorders>
-            <w:tcMar>
-              <w:top w:type="dxa" w:w="50"/>
-              <w:left w:type="dxa" w:w="60"/>
-              <w:bottom w:type="dxa" w:w="50"/>
-              <w:right w:type="dxa" w:w="60"/>
-            </w:tcMar>
-          </w:tcPr>
-          <w:p>
-            <w:pPr>
-              <w:bidi/>
-              <w:spacing w:after="0" w:line="260"/>
-            </w:pPr>
-            <w:r>
-              <w:rPr>
-                <w:rFonts w:ascii="Arial" w:cs="Arial" w:eastAsia="Arial" w:hAnsi="Arial"/>
-                <w:b w:val="false"/>
-                <w:bCs w:val="false"/>
-                <w:sz w:val="19"/>
-                <w:szCs w:val="19"/>
-                <w:rtl/>
-              </w:rPr>
-              <w:t xml:space="preserve">وقتی در یک گروه هستم، به‌آسانی با دیگر اعضای گروه یکی می‌شوم.</w:t>
-            </w:r>
-          </w:p>
-        </w:tc>
-        <w:tc>
-          <w:tcPr>
-            <w:tcW w:type="dxa" w:w="560"/>
-            <w:tcBorders>
-              <w:top w:val="single" w:color="A6A6A6" w:sz="4"/>
-              <w:left w:val="single" w:color="A6A6A6" w:sz="4"/>
-              <w:bottom w:val="single" w:color="A6A6A6" w:sz="4"/>
-              <w:right w:val="single" w:color="A6A6A6" w:sz="4"/>
-            </w:tcBorders>
-            <w:tcMar>
-              <w:top w:type="dxa" w:w="50"/>
-              <w:left w:type="dxa" w:w="60"/>
-              <w:bottom w:type="dxa" w:w="50"/>
-              <w:right w:type="dxa" w:w="60"/>
-            </w:tcMar>
-          </w:tcPr>
-          <w:p>
-            <w:pPr>
-              <w:bidi/>
-              <w:spacing w:after="0" w:line="260"/>
-              <w:jc w:val="center"/>
-            </w:pPr>
-            <w:r>
-              <w:rPr>
-                <w:rFonts w:ascii="Arial" w:cs="Arial" w:eastAsia="Arial" w:hAnsi="Arial"/>
-                <w:b w:val="false"/>
-                <w:bCs w:val="false"/>
-                <w:sz w:val="19"/>
-                <w:szCs w:val="19"/>
-                <w:rtl/>
-              </w:rPr>
-              <w:t xml:space="preserve">☐</w:t>
-            </w:r>
-          </w:p>
-        </w:tc>
-        <w:tc>
-          <w:tcPr>
-            <w:tcW w:type="dxa" w:w="560"/>
-            <w:tcBorders>
-              <w:top w:val="single" w:color="A6A6A6" w:sz="4"/>
-              <w:left w:val="single" w:color="A6A6A6" w:sz="4"/>
-              <w:bottom w:val="single" w:color="A6A6A6" w:sz="4"/>
-              <w:right w:val="single" w:color="A6A6A6" w:sz="4"/>
-            </w:tcBorders>
-            <w:tcMar>
-              <w:top w:type="dxa" w:w="50"/>
-              <w:left w:type="dxa" w:w="60"/>
-              <w:bottom w:type="dxa" w:w="50"/>
-              <w:right w:type="dxa" w:w="60"/>
-            </w:tcMar>
-          </w:tcPr>
-          <w:p>
-            <w:pPr>
-              <w:bidi/>
-              <w:spacing w:after="0" w:line="260"/>
-              <w:jc w:val="center"/>
-            </w:pPr>
-            <w:r>
-              <w:rPr>
-                <w:rFonts w:ascii="Arial" w:cs="Arial" w:eastAsia="Arial" w:hAnsi="Arial"/>
-                <w:b w:val="false"/>
-                <w:bCs w:val="false"/>
-                <w:sz w:val="19"/>
-                <w:szCs w:val="19"/>
-                <w:rtl/>
-              </w:rPr>
-              <w:t xml:space="preserve">☐</w:t>
-            </w:r>
-          </w:p>
-        </w:tc>
-        <w:tc>
-          <w:tcPr>
-            <w:tcW w:type="dxa" w:w="560"/>
-            <w:tcBorders>
-              <w:top w:val="single" w:color="A6A6A6" w:sz="4"/>
-              <w:left w:val="single" w:color="A6A6A6" w:sz="4"/>
-              <w:bottom w:val="single" w:color="A6A6A6" w:sz="4"/>
-              <w:right w:val="single" w:color="A6A6A6" w:sz="4"/>
-            </w:tcBorders>
-            <w:tcMar>
-              <w:top w:type="dxa" w:w="50"/>
-              <w:left w:type="dxa" w:w="60"/>
-              <w:bottom w:type="dxa" w:w="50"/>
-              <w:right w:type="dxa" w:w="60"/>
-            </w:tcMar>
-          </w:tcPr>
-          <w:p>
-            <w:pPr>
-              <w:bidi/>
-              <w:spacing w:after="0" w:line="260"/>
-              <w:jc w:val="center"/>
-            </w:pPr>
-            <w:r>
-              <w:rPr>
-                <w:rFonts w:ascii="Arial" w:cs="Arial" w:eastAsia="Arial" w:hAnsi="Arial"/>
-                <w:b w:val="false"/>
-                <w:bCs w:val="false"/>
-                <w:sz w:val="19"/>
-                <w:szCs w:val="19"/>
-                <w:rtl/>
-              </w:rPr>
-              <w:t xml:space="preserve">☐</w:t>
-            </w:r>
-          </w:p>
-        </w:tc>
-        <w:tc>
-          <w:tcPr>
-            <w:tcW w:type="dxa" w:w="560"/>
-            <w:tcBorders>
-              <w:top w:val="single" w:color="A6A6A6" w:sz="4"/>
-              <w:left w:val="single" w:color="A6A6A6" w:sz="4"/>
-              <w:bottom w:val="single" w:color="A6A6A6" w:sz="4"/>
-              <w:right w:val="single" w:color="A6A6A6" w:sz="4"/>
-            </w:tcBorders>
-            <w:tcMar>
-              <w:top w:type="dxa" w:w="50"/>
-              <w:left w:type="dxa" w:w="60"/>
-              <w:bottom w:type="dxa" w:w="50"/>
-              <w:right w:type="dxa" w:w="60"/>
-            </w:tcMar>
-          </w:tcPr>
-          <w:p>
-            <w:pPr>
-              <w:bidi/>
-              <w:spacing w:after="0" w:line="260"/>
-              <w:jc w:val="center"/>
-            </w:pPr>
-            <w:r>
-              <w:rPr>
-                <w:rFonts w:ascii="Arial" w:cs="Arial" w:eastAsia="Arial" w:hAnsi="Arial"/>
-                <w:b w:val="false"/>
-                <w:bCs w:val="false"/>
-                <w:sz w:val="19"/>
-                <w:szCs w:val="19"/>
-                <w:rtl/>
-              </w:rPr>
-              <w:t xml:space="preserve">☐</w:t>
-            </w:r>
-          </w:p>
-        </w:tc>
-        <w:tc>
-          <w:tcPr>
-            <w:tcW w:type="dxa" w:w="560"/>
-            <w:tcBorders>
-              <w:top w:val="single" w:color="A6A6A6" w:sz="4"/>
-              <w:left w:val="single" w:color="A6A6A6" w:sz="4"/>
-              <w:bottom w:val="single" w:color="A6A6A6" w:sz="4"/>
-              <w:right w:val="single" w:color="A6A6A6" w:sz="4"/>
-            </w:tcBorders>
-            <w:tcMar>
-              <w:top w:type="dxa" w:w="50"/>
-              <w:left w:type="dxa" w:w="60"/>
-              <w:bottom w:type="dxa" w:w="50"/>
-              <w:right w:type="dxa" w:w="60"/>
-            </w:tcMar>
-          </w:tcPr>
-          <w:p>
-            <w:pPr>
-              <w:bidi/>
-              <w:spacing w:after="0" w:line="260"/>
-              <w:jc w:val="center"/>
-            </w:pPr>
-            <w:r>
-              <w:rPr>
-                <w:rFonts w:ascii="Arial" w:cs="Arial" w:eastAsia="Arial" w:hAnsi="Arial"/>
-                <w:b w:val="false"/>
-                <w:bCs w:val="false"/>
-                <w:sz w:val="19"/>
-                <w:szCs w:val="19"/>
-                <w:rtl/>
-              </w:rPr>
-              <w:t xml:space="preserve">☐</w:t>
-            </w:r>
-          </w:p>
-        </w:tc>
-        <w:tc>
-          <w:tcPr>
-            <w:tcW w:type="dxa" w:w="560"/>
-            <w:tcBorders>
-              <w:top w:val="single" w:color="A6A6A6" w:sz="4"/>
-              <w:left w:val="single" w:color="A6A6A6" w:sz="4"/>
-              <w:bottom w:val="single" w:color="A6A6A6" w:sz="4"/>
-              <w:right w:val="single" w:color="A6A6A6" w:sz="4"/>
-            </w:tcBorders>
-            <w:tcMar>
-              <w:top w:type="dxa" w:w="50"/>
-              <w:left w:type="dxa" w:w="60"/>
-              <w:bottom w:type="dxa" w:w="50"/>
-              <w:right w:type="dxa" w:w="60"/>
-            </w:tcMar>
-          </w:tcPr>
-          <w:p>
-            <w:pPr>
-              <w:bidi/>
-              <w:spacing w:after="0" w:line="260"/>
-              <w:jc w:val="center"/>
-            </w:pPr>
-            <w:r>
-              <w:rPr>
-                <w:rFonts w:ascii="Arial" w:cs="Arial" w:eastAsia="Arial" w:hAnsi="Arial"/>
-                <w:b w:val="false"/>
-                <w:bCs w:val="false"/>
-                <w:sz w:val="19"/>
-                <w:szCs w:val="19"/>
-                <w:rtl/>
-              </w:rPr>
-              <w:t xml:space="preserve">☐</w:t>
-            </w:r>
-          </w:p>
-        </w:tc>
-        <w:tc>
-          <w:tcPr>
-            <w:tcW w:type="dxa" w:w="560"/>
-            <w:tcBorders>
-              <w:top w:val="single" w:color="A6A6A6" w:sz="4"/>
-              <w:left w:val="single" w:color="A6A6A6" w:sz="4"/>
-              <w:bottom w:val="single" w:color="A6A6A6" w:sz="4"/>
-              <w:right w:val="single" w:color="A6A6A6" w:sz="4"/>
-            </w:tcBorders>
-            <w:tcMar>
-              <w:top w:type="dxa" w:w="50"/>
-              <w:left w:type="dxa" w:w="60"/>
-              <w:bottom w:type="dxa" w:w="50"/>
-              <w:right w:type="dxa" w:w="60"/>
-            </w:tcMar>
-          </w:tcPr>
-          <w:p>
-            <w:pPr>
-              <w:bidi/>
-              <w:spacing w:after="0" w:line="260"/>
-              <w:jc w:val="center"/>
-            </w:pPr>
-            <w:r>
-              <w:rPr>
-                <w:rFonts w:ascii="Arial" w:cs="Arial" w:eastAsia="Arial" w:hAnsi="Arial"/>
-                <w:b w:val="false"/>
-                <w:bCs w:val="false"/>
-                <w:sz w:val="19"/>
-                <w:szCs w:val="19"/>
-                <w:rtl/>
-              </w:rPr>
-              <w:t xml:space="preserve">☐</w:t>
-            </w:r>
-          </w:p>
-        </w:tc>
-      </w:tr>
-      <w:tr>
-        <w:trPr>
-          <w:cantSplit/>
-          <w:tblHeader w:val="false"/>
-        </w:trPr>
-        <w:tc>
-          <w:tcPr>
-            <w:tcW w:type="dxa" w:w="650"/>
-            <w:tcBorders>
-              <w:top w:val="single" w:color="A6A6A6" w:sz="4"/>
-              <w:left w:val="single" w:color="A6A6A6" w:sz="4"/>
-              <w:bottom w:val="single" w:color="A6A6A6" w:sz="4"/>
-              <w:right w:val="single" w:color="A6A6A6" w:sz="4"/>
-            </w:tcBorders>
-            <w:tcMar>
-              <w:top w:type="dxa" w:w="50"/>
-              <w:left w:type="dxa" w:w="60"/>
-              <w:bottom w:type="dxa" w:w="50"/>
-              <w:right w:type="dxa" w:w="60"/>
-            </w:tcMar>
-          </w:tcPr>
-          <w:p>
-            <w:pPr>
-              <w:bidi/>
-              <w:spacing w:after="0" w:line="260"/>
-              <w:jc w:val="center"/>
-            </w:pPr>
-            <w:r>
-              <w:rPr>
-                <w:rFonts w:ascii="Arial" w:cs="Arial" w:eastAsia="Arial" w:hAnsi="Arial"/>
-                <w:b w:val="false"/>
-                <w:bCs w:val="false"/>
-                <w:sz w:val="19"/>
-                <w:szCs w:val="19"/>
-                <w:rtl/>
-              </w:rPr>
-              <w:t xml:space="preserve">GO6</w:t>
-            </w:r>
-          </w:p>
-        </w:tc>
-        <w:tc>
-          <w:tcPr>
-            <w:tcW w:type="dxa" w:w="4930"/>
-            <w:tcBorders>
-              <w:top w:val="single" w:color="A6A6A6" w:sz="4"/>
-              <w:left w:val="single" w:color="A6A6A6" w:sz="4"/>
-              <w:bottom w:val="single" w:color="A6A6A6" w:sz="4"/>
-              <w:right w:val="single" w:color="A6A6A6" w:sz="4"/>
-            </w:tcBorders>
-            <w:tcMar>
-              <w:top w:type="dxa" w:w="50"/>
-              <w:left w:type="dxa" w:w="60"/>
-              <w:bottom w:type="dxa" w:w="50"/>
-              <w:right w:type="dxa" w:w="60"/>
-            </w:tcMar>
-          </w:tcPr>
-          <w:p>
-            <w:pPr>
-              <w:bidi/>
-              <w:spacing w:after="0" w:line="260"/>
-            </w:pPr>
-            <w:r>
-              <w:rPr>
-                <w:rFonts w:ascii="Arial" w:cs="Arial" w:eastAsia="Arial" w:hAnsi="Arial"/>
-                <w:b w:val="false"/>
-                <w:bCs w:val="false"/>
-                <w:sz w:val="19"/>
-                <w:szCs w:val="19"/>
-                <w:rtl/>
-              </w:rPr>
-              <w:t xml:space="preserve">به‌آسانی با گروه‌هایی که به آن‌ها تعلق دارم، احساس همانندسازی می‌کنم.</w:t>
-            </w:r>
-          </w:p>
-        </w:tc>
-        <w:tc>
-          <w:tcPr>
-            <w:tcW w:type="dxa" w:w="560"/>
-            <w:tcBorders>
-              <w:top w:val="single" w:color="A6A6A6" w:sz="4"/>
-              <w:left w:val="single" w:color="A6A6A6" w:sz="4"/>
-              <w:bottom w:val="single" w:color="A6A6A6" w:sz="4"/>
-              <w:right w:val="single" w:color="A6A6A6" w:sz="4"/>
-            </w:tcBorders>
-            <w:tcMar>
-              <w:top w:type="dxa" w:w="50"/>
-              <w:left w:type="dxa" w:w="60"/>
-              <w:bottom w:type="dxa" w:w="50"/>
-              <w:right w:type="dxa" w:w="60"/>
-            </w:tcMar>
-          </w:tcPr>
-          <w:p>
-            <w:pPr>
-              <w:bidi/>
-              <w:spacing w:after="0" w:line="260"/>
-              <w:jc w:val="center"/>
-            </w:pPr>
-            <w:r>
-              <w:rPr>
-                <w:rFonts w:ascii="Arial" w:cs="Arial" w:eastAsia="Arial" w:hAnsi="Arial"/>
-                <w:b w:val="false"/>
-                <w:bCs w:val="false"/>
-                <w:sz w:val="19"/>
-                <w:szCs w:val="19"/>
-                <w:rtl/>
-              </w:rPr>
-              <w:t xml:space="preserve">☐</w:t>
-            </w:r>
-          </w:p>
-        </w:tc>
-        <w:tc>
-          <w:tcPr>
-            <w:tcW w:type="dxa" w:w="560"/>
-            <w:tcBorders>
-              <w:top w:val="single" w:color="A6A6A6" w:sz="4"/>
-              <w:left w:val="single" w:color="A6A6A6" w:sz="4"/>
-              <w:bottom w:val="single" w:color="A6A6A6" w:sz="4"/>
-              <w:right w:val="single" w:color="A6A6A6" w:sz="4"/>
-            </w:tcBorders>
-            <w:tcMar>
-              <w:top w:type="dxa" w:w="50"/>
-              <w:left w:type="dxa" w:w="60"/>
-              <w:bottom w:type="dxa" w:w="50"/>
-              <w:right w:type="dxa" w:w="60"/>
-            </w:tcMar>
-          </w:tcPr>
-          <w:p>
-            <w:pPr>
-              <w:bidi/>
-              <w:spacing w:after="0" w:line="260"/>
-              <w:jc w:val="center"/>
-            </w:pPr>
-            <w:r>
-              <w:rPr>
-                <w:rFonts w:ascii="Arial" w:cs="Arial" w:eastAsia="Arial" w:hAnsi="Arial"/>
-                <w:b w:val="false"/>
-                <w:bCs w:val="false"/>
-                <w:sz w:val="19"/>
-                <w:szCs w:val="19"/>
-                <w:rtl/>
-              </w:rPr>
-              <w:t xml:space="preserve">☐</w:t>
-            </w:r>
-          </w:p>
-        </w:tc>
-        <w:tc>
-          <w:tcPr>
-            <w:tcW w:type="dxa" w:w="560"/>
-            <w:tcBorders>
-              <w:top w:val="single" w:color="A6A6A6" w:sz="4"/>
-              <w:left w:val="single" w:color="A6A6A6" w:sz="4"/>
-              <w:bottom w:val="single" w:color="A6A6A6" w:sz="4"/>
-              <w:right w:val="single" w:color="A6A6A6" w:sz="4"/>
-            </w:tcBorders>
-            <w:tcMar>
-              <w:top w:type="dxa" w:w="50"/>
-              <w:left w:type="dxa" w:w="60"/>
-              <w:bottom w:type="dxa" w:w="50"/>
-              <w:right w:type="dxa" w:w="60"/>
-            </w:tcMar>
-          </w:tcPr>
-          <w:p>
-            <w:pPr>
-              <w:bidi/>
-              <w:spacing w:after="0" w:line="260"/>
-              <w:jc w:val="center"/>
-            </w:pPr>
-            <w:r>
-              <w:rPr>
-                <w:rFonts w:ascii="Arial" w:cs="Arial" w:eastAsia="Arial" w:hAnsi="Arial"/>
-                <w:b w:val="false"/>
-                <w:bCs w:val="false"/>
-                <w:sz w:val="19"/>
-                <w:szCs w:val="19"/>
-                <w:rtl/>
-              </w:rPr>
-              <w:t xml:space="preserve">☐</w:t>
-            </w:r>
-          </w:p>
-        </w:tc>
-        <w:tc>
-          <w:tcPr>
-            <w:tcW w:type="dxa" w:w="560"/>
-            <w:tcBorders>
-              <w:top w:val="single" w:color="A6A6A6" w:sz="4"/>
-              <w:left w:val="single" w:color="A6A6A6" w:sz="4"/>
-              <w:bottom w:val="single" w:color="A6A6A6" w:sz="4"/>
-              <w:right w:val="single" w:color="A6A6A6" w:sz="4"/>
-            </w:tcBorders>
-            <w:tcMar>
-              <w:top w:type="dxa" w:w="50"/>
-              <w:left w:type="dxa" w:w="60"/>
-              <w:bottom w:type="dxa" w:w="50"/>
-              <w:right w:type="dxa" w:w="60"/>
-            </w:tcMar>
-          </w:tcPr>
-          <w:p>
-            <w:pPr>
-              <w:bidi/>
-              <w:spacing w:after="0" w:line="260"/>
-              <w:jc w:val="center"/>
-            </w:pPr>
-            <w:r>
-              <w:rPr>
-                <w:rFonts w:ascii="Arial" w:cs="Arial" w:eastAsia="Arial" w:hAnsi="Arial"/>
-                <w:b w:val="false"/>
-                <w:bCs w:val="false"/>
-                <w:sz w:val="19"/>
-                <w:szCs w:val="19"/>
-                <w:rtl/>
-              </w:rPr>
-              <w:t xml:space="preserve">☐</w:t>
-            </w:r>
-          </w:p>
-        </w:tc>
-        <w:tc>
-          <w:tcPr>
-            <w:tcW w:type="dxa" w:w="560"/>
-            <w:tcBorders>
-              <w:top w:val="single" w:color="A6A6A6" w:sz="4"/>
-              <w:left w:val="single" w:color="A6A6A6" w:sz="4"/>
-              <w:bottom w:val="single" w:color="A6A6A6" w:sz="4"/>
-              <w:right w:val="single" w:color="A6A6A6" w:sz="4"/>
-            </w:tcBorders>
-            <w:tcMar>
-              <w:top w:type="dxa" w:w="50"/>
-              <w:left w:type="dxa" w:w="60"/>
-              <w:bottom w:type="dxa" w:w="50"/>
-              <w:right w:type="dxa" w:w="60"/>
-            </w:tcMar>
-          </w:tcPr>
-          <w:p>
-            <w:pPr>
-              <w:bidi/>
-              <w:spacing w:after="0" w:line="260"/>
-              <w:jc w:val="center"/>
-            </w:pPr>
-            <w:r>
-              <w:rPr>
-                <w:rFonts w:ascii="Arial" w:cs="Arial" w:eastAsia="Arial" w:hAnsi="Arial"/>
-                <w:b w:val="false"/>
-                <w:bCs w:val="false"/>
-                <w:sz w:val="19"/>
-                <w:szCs w:val="19"/>
-                <w:rtl/>
-              </w:rPr>
-              <w:t xml:space="preserve">☐</w:t>
-            </w:r>
-          </w:p>
-        </w:tc>
-        <w:tc>
-          <w:tcPr>
-            <w:tcW w:type="dxa" w:w="560"/>
-            <w:tcBorders>
-              <w:top w:val="single" w:color="A6A6A6" w:sz="4"/>
-              <w:left w:val="single" w:color="A6A6A6" w:sz="4"/>
-              <w:bottom w:val="single" w:color="A6A6A6" w:sz="4"/>
-              <w:right w:val="single" w:color="A6A6A6" w:sz="4"/>
-            </w:tcBorders>
-            <w:tcMar>
-              <w:top w:type="dxa" w:w="50"/>
-              <w:left w:type="dxa" w:w="60"/>
-              <w:bottom w:type="dxa" w:w="50"/>
-              <w:right w:type="dxa" w:w="60"/>
-            </w:tcMar>
-          </w:tcPr>
-          <w:p>
-            <w:pPr>
-              <w:bidi/>
-              <w:spacing w:after="0" w:line="260"/>
-              <w:jc w:val="center"/>
-            </w:pPr>
-            <w:r>
-              <w:rPr>
-                <w:rFonts w:ascii="Arial" w:cs="Arial" w:eastAsia="Arial" w:hAnsi="Arial"/>
-                <w:b w:val="false"/>
-                <w:bCs w:val="false"/>
-                <w:sz w:val="19"/>
-                <w:szCs w:val="19"/>
-                <w:rtl/>
-              </w:rPr>
-              <w:t xml:space="preserve">☐</w:t>
-            </w:r>
-          </w:p>
-        </w:tc>
-        <w:tc>
-          <w:tcPr>
-            <w:tcW w:type="dxa" w:w="560"/>
-            <w:tcBorders>
-              <w:top w:val="single" w:color="A6A6A6" w:sz="4"/>
-              <w:left w:val="single" w:color="A6A6A6" w:sz="4"/>
-              <w:bottom w:val="single" w:color="A6A6A6" w:sz="4"/>
-              <w:right w:val="single" w:color="A6A6A6" w:sz="4"/>
-            </w:tcBorders>
-            <w:tcMar>
-              <w:top w:type="dxa" w:w="50"/>
-              <w:left w:type="dxa" w:w="60"/>
-              <w:bottom w:type="dxa" w:w="50"/>
-              <w:right w:type="dxa" w:w="60"/>
-            </w:tcMar>
-          </w:tcPr>
-          <w:p>
-            <w:pPr>
-              <w:bidi/>
-              <w:spacing w:after="0" w:line="260"/>
-              <w:jc w:val="center"/>
-            </w:pPr>
-            <w:r>
-              <w:rPr>
-                <w:rFonts w:ascii="Arial" w:cs="Arial" w:eastAsia="Arial" w:hAnsi="Arial"/>
-                <w:b w:val="false"/>
-                <w:bCs w:val="false"/>
-                <w:sz w:val="19"/>
-                <w:szCs w:val="19"/>
-                <w:rtl/>
-              </w:rPr>
-              <w:t xml:space="preserve">☐</w:t>
-            </w:r>
-          </w:p>
-        </w:tc>
-      </w:tr>
-      <w:tr>
-        <w:trPr>
-          <w:cantSplit/>
-          <w:tblHeader w:val="false"/>
-        </w:trPr>
-        <w:tc>
-          <w:tcPr>
-            <w:tcW w:type="dxa" w:w="650"/>
-            <w:tcBorders>
-              <w:top w:val="single" w:color="A6A6A6" w:sz="4"/>
-              <w:left w:val="single" w:color="A6A6A6" w:sz="4"/>
-              <w:bottom w:val="single" w:color="A6A6A6" w:sz="4"/>
-              <w:right w:val="single" w:color="A6A6A6" w:sz="4"/>
-            </w:tcBorders>
-            <w:tcMar>
-              <w:top w:type="dxa" w:w="50"/>
-              <w:left w:type="dxa" w:w="60"/>
-              <w:bottom w:type="dxa" w:w="50"/>
-              <w:right w:type="dxa" w:w="60"/>
-            </w:tcMar>
-          </w:tcPr>
-          <w:p>
-            <w:pPr>
-              <w:bidi/>
-              <w:spacing w:after="0" w:line="260"/>
-              <w:jc w:val="center"/>
-            </w:pPr>
-            <w:r>
-              <w:rPr>
-                <w:rFonts w:ascii="Arial" w:cs="Arial" w:eastAsia="Arial" w:hAnsi="Arial"/>
-                <w:b w:val="false"/>
-                <w:bCs w:val="false"/>
-                <w:sz w:val="19"/>
-                <w:szCs w:val="19"/>
-                <w:rtl/>
-              </w:rPr>
-              <w:t xml:space="preserve">GO7</w:t>
-            </w:r>
-          </w:p>
-        </w:tc>
-        <w:tc>
-          <w:tcPr>
-            <w:tcW w:type="dxa" w:w="4930"/>
-            <w:tcBorders>
-              <w:top w:val="single" w:color="A6A6A6" w:sz="4"/>
-              <w:left w:val="single" w:color="A6A6A6" w:sz="4"/>
-              <w:bottom w:val="single" w:color="A6A6A6" w:sz="4"/>
-              <w:right w:val="single" w:color="A6A6A6" w:sz="4"/>
-            </w:tcBorders>
-            <w:tcMar>
-              <w:top w:type="dxa" w:w="50"/>
-              <w:left w:type="dxa" w:w="60"/>
-              <w:bottom w:type="dxa" w:w="50"/>
-              <w:right w:type="dxa" w:w="60"/>
-            </w:tcMar>
-          </w:tcPr>
-          <w:p>
-            <w:pPr>
-              <w:bidi/>
-              <w:spacing w:after="0" w:line="260"/>
-            </w:pPr>
-            <w:r>
-              <w:rPr>
-                <w:rFonts w:ascii="Arial" w:cs="Arial" w:eastAsia="Arial" w:hAnsi="Arial"/>
-                <w:b w:val="false"/>
-                <w:bCs w:val="false"/>
-                <w:sz w:val="19"/>
-                <w:szCs w:val="19"/>
-                <w:rtl/>
-              </w:rPr>
-              <w:t xml:space="preserve">از همکاری در گروه‌ها لذت می‌برم.</w:t>
-            </w:r>
-          </w:p>
-        </w:tc>
-        <w:tc>
-          <w:tcPr>
-            <w:tcW w:type="dxa" w:w="560"/>
-            <w:tcBorders>
-              <w:top w:val="single" w:color="A6A6A6" w:sz="4"/>
-              <w:left w:val="single" w:color="A6A6A6" w:sz="4"/>
-              <w:bottom w:val="single" w:color="A6A6A6" w:sz="4"/>
-              <w:right w:val="single" w:color="A6A6A6" w:sz="4"/>
-            </w:tcBorders>
-            <w:tcMar>
-              <w:top w:type="dxa" w:w="50"/>
-              <w:left w:type="dxa" w:w="60"/>
-              <w:bottom w:type="dxa" w:w="50"/>
-              <w:right w:type="dxa" w:w="60"/>
-            </w:tcMar>
-          </w:tcPr>
-          <w:p>
-            <w:pPr>
-              <w:bidi/>
-              <w:spacing w:after="0" w:line="260"/>
-              <w:jc w:val="center"/>
-            </w:pPr>
-            <w:r>
-              <w:rPr>
-                <w:rFonts w:ascii="Arial" w:cs="Arial" w:eastAsia="Arial" w:hAnsi="Arial"/>
-                <w:b w:val="false"/>
-                <w:bCs w:val="false"/>
-                <w:sz w:val="19"/>
-                <w:szCs w:val="19"/>
-                <w:rtl/>
-              </w:rPr>
-              <w:t xml:space="preserve">☐</w:t>
-            </w:r>
-          </w:p>
-        </w:tc>
-        <w:tc>
-          <w:tcPr>
-            <w:tcW w:type="dxa" w:w="560"/>
-            <w:tcBorders>
-              <w:top w:val="single" w:color="A6A6A6" w:sz="4"/>
-              <w:left w:val="single" w:color="A6A6A6" w:sz="4"/>
-              <w:bottom w:val="single" w:color="A6A6A6" w:sz="4"/>
-              <w:right w:val="single" w:color="A6A6A6" w:sz="4"/>
-            </w:tcBorders>
-            <w:tcMar>
-              <w:top w:type="dxa" w:w="50"/>
-              <w:left w:type="dxa" w:w="60"/>
-              <w:bottom w:type="dxa" w:w="50"/>
-              <w:right w:type="dxa" w:w="60"/>
-            </w:tcMar>
-          </w:tcPr>
-          <w:p>
-            <w:pPr>
-              <w:bidi/>
-              <w:spacing w:after="0" w:line="260"/>
-              <w:jc w:val="center"/>
-            </w:pPr>
-            <w:r>
-              <w:rPr>
-                <w:rFonts w:ascii="Arial" w:cs="Arial" w:eastAsia="Arial" w:hAnsi="Arial"/>
-                <w:b w:val="false"/>
-                <w:bCs w:val="false"/>
-                <w:sz w:val="19"/>
-                <w:szCs w:val="19"/>
-                <w:rtl/>
-              </w:rPr>
-              <w:t xml:space="preserve">☐</w:t>
-            </w:r>
-          </w:p>
-        </w:tc>
-        <w:tc>
-          <w:tcPr>
-            <w:tcW w:type="dxa" w:w="560"/>
-            <w:tcBorders>
-              <w:top w:val="single" w:color="A6A6A6" w:sz="4"/>
-              <w:left w:val="single" w:color="A6A6A6" w:sz="4"/>
-              <w:bottom w:val="single" w:color="A6A6A6" w:sz="4"/>
-              <w:right w:val="single" w:color="A6A6A6" w:sz="4"/>
-            </w:tcBorders>
-            <w:tcMar>
-              <w:top w:type="dxa" w:w="50"/>
-              <w:left w:type="dxa" w:w="60"/>
-              <w:bottom w:type="dxa" w:w="50"/>
-              <w:right w:type="dxa" w:w="60"/>
-            </w:tcMar>
-          </w:tcPr>
-          <w:p>
-            <w:pPr>
-              <w:bidi/>
-              <w:spacing w:after="0" w:line="260"/>
-              <w:jc w:val="center"/>
-            </w:pPr>
-            <w:r>
-              <w:rPr>
-                <w:rFonts w:ascii="Arial" w:cs="Arial" w:eastAsia="Arial" w:hAnsi="Arial"/>
-                <w:b w:val="false"/>
-                <w:bCs w:val="false"/>
-                <w:sz w:val="19"/>
-                <w:szCs w:val="19"/>
-                <w:rtl/>
-              </w:rPr>
-              <w:t xml:space="preserve">☐</w:t>
-            </w:r>
-          </w:p>
-        </w:tc>
-        <w:tc>
-          <w:tcPr>
-            <w:tcW w:type="dxa" w:w="560"/>
-            <w:tcBorders>
-              <w:top w:val="single" w:color="A6A6A6" w:sz="4"/>
-              <w:left w:val="single" w:color="A6A6A6" w:sz="4"/>
-              <w:bottom w:val="single" w:color="A6A6A6" w:sz="4"/>
-              <w:right w:val="single" w:color="A6A6A6" w:sz="4"/>
-            </w:tcBorders>
-            <w:tcMar>
-              <w:top w:type="dxa" w:w="50"/>
-              <w:left w:type="dxa" w:w="60"/>
-              <w:bottom w:type="dxa" w:w="50"/>
-              <w:right w:type="dxa" w:w="60"/>
-            </w:tcMar>
-          </w:tcPr>
-          <w:p>
-            <w:pPr>
-              <w:bidi/>
-              <w:spacing w:after="0" w:line="260"/>
-              <w:jc w:val="center"/>
-            </w:pPr>
-            <w:r>
-              <w:rPr>
-                <w:rFonts w:ascii="Arial" w:cs="Arial" w:eastAsia="Arial" w:hAnsi="Arial"/>
-                <w:b w:val="false"/>
-                <w:bCs w:val="false"/>
-                <w:sz w:val="19"/>
-                <w:szCs w:val="19"/>
-                <w:rtl/>
-              </w:rPr>
-              <w:t xml:space="preserve">☐</w:t>
-            </w:r>
-          </w:p>
-        </w:tc>
-        <w:tc>
-          <w:tcPr>
-            <w:tcW w:type="dxa" w:w="560"/>
-            <w:tcBorders>
-              <w:top w:val="single" w:color="A6A6A6" w:sz="4"/>
-              <w:left w:val="single" w:color="A6A6A6" w:sz="4"/>
-              <w:bottom w:val="single" w:color="A6A6A6" w:sz="4"/>
-              <w:right w:val="single" w:color="A6A6A6" w:sz="4"/>
-            </w:tcBorders>
-            <w:tcMar>
-              <w:top w:type="dxa" w:w="50"/>
-              <w:left w:type="dxa" w:w="60"/>
-              <w:bottom w:type="dxa" w:w="50"/>
-              <w:right w:type="dxa" w:w="60"/>
-            </w:tcMar>
-          </w:tcPr>
-          <w:p>
-            <w:pPr>
-              <w:bidi/>
-              <w:spacing w:after="0" w:line="260"/>
-              <w:jc w:val="center"/>
-            </w:pPr>
-            <w:r>
-              <w:rPr>
-                <w:rFonts w:ascii="Arial" w:cs="Arial" w:eastAsia="Arial" w:hAnsi="Arial"/>
-                <w:b w:val="false"/>
-                <w:bCs w:val="false"/>
-                <w:sz w:val="19"/>
-                <w:szCs w:val="19"/>
-                <w:rtl/>
-              </w:rPr>
-              <w:t xml:space="preserve">☐</w:t>
-            </w:r>
-          </w:p>
-        </w:tc>
-        <w:tc>
-          <w:tcPr>
-            <w:tcW w:type="dxa" w:w="560"/>
-            <w:tcBorders>
-              <w:top w:val="single" w:color="A6A6A6" w:sz="4"/>
-              <w:left w:val="single" w:color="A6A6A6" w:sz="4"/>
-              <w:bottom w:val="single" w:color="A6A6A6" w:sz="4"/>
-              <w:right w:val="single" w:color="A6A6A6" w:sz="4"/>
-            </w:tcBorders>
-            <w:tcMar>
-              <w:top w:type="dxa" w:w="50"/>
-              <w:left w:type="dxa" w:w="60"/>
-              <w:bottom w:type="dxa" w:w="50"/>
-              <w:right w:type="dxa" w:w="60"/>
-            </w:tcMar>
-          </w:tcPr>
-          <w:p>
-            <w:pPr>
-              <w:bidi/>
-              <w:spacing w:after="0" w:line="260"/>
-              <w:jc w:val="center"/>
-            </w:pPr>
-            <w:r>
-              <w:rPr>
-                <w:rFonts w:ascii="Arial" w:cs="Arial" w:eastAsia="Arial" w:hAnsi="Arial"/>
-                <w:b w:val="false"/>
-                <w:bCs w:val="false"/>
-                <w:sz w:val="19"/>
-                <w:szCs w:val="19"/>
-                <w:rtl/>
-              </w:rPr>
-              <w:t xml:space="preserve">☐</w:t>
-            </w:r>
-          </w:p>
-        </w:tc>
-        <w:tc>
-          <w:tcPr>
-            <w:tcW w:type="dxa" w:w="560"/>
-            <w:tcBorders>
-              <w:top w:val="single" w:color="A6A6A6" w:sz="4"/>
-              <w:left w:val="single" w:color="A6A6A6" w:sz="4"/>
-              <w:bottom w:val="single" w:color="A6A6A6" w:sz="4"/>
-              <w:right w:val="single" w:color="A6A6A6" w:sz="4"/>
-            </w:tcBorders>
-            <w:tcMar>
-              <w:top w:type="dxa" w:w="50"/>
-              <w:left w:type="dxa" w:w="60"/>
-              <w:bottom w:type="dxa" w:w="50"/>
-              <w:right w:type="dxa" w:w="60"/>
-            </w:tcMar>
-          </w:tcPr>
-          <w:p>
-            <w:pPr>
-              <w:bidi/>
-              <w:spacing w:after="0" w:line="260"/>
-              <w:jc w:val="center"/>
-            </w:pPr>
-            <w:r>
-              <w:rPr>
-                <w:rFonts w:ascii="Arial" w:cs="Arial" w:eastAsia="Arial" w:hAnsi="Arial"/>
-                <w:b w:val="false"/>
-                <w:bCs w:val="false"/>
-                <w:sz w:val="19"/>
-                <w:szCs w:val="19"/>
-                <w:rtl/>
-              </w:rPr>
-              <w:t xml:space="preserve">☐</w:t>
-            </w:r>
-          </w:p>
-        </w:tc>
-      </w:tr>
-      <w:tr>
-        <w:trPr>
-          <w:cantSplit/>
-          <w:tblHeader w:val="false"/>
-        </w:trPr>
-        <w:tc>
-          <w:tcPr>
-            <w:tcW w:type="dxa" w:w="650"/>
-            <w:tcBorders>
-              <w:top w:val="single" w:color="A6A6A6" w:sz="4"/>
-              <w:left w:val="single" w:color="A6A6A6" w:sz="4"/>
-              <w:bottom w:val="single" w:color="A6A6A6" w:sz="4"/>
-              <w:right w:val="single" w:color="A6A6A6" w:sz="4"/>
-            </w:tcBorders>
-            <w:tcMar>
-              <w:top w:type="dxa" w:w="50"/>
-              <w:left w:type="dxa" w:w="60"/>
-              <w:bottom w:type="dxa" w:w="50"/>
-              <w:right w:type="dxa" w:w="60"/>
-            </w:tcMar>
-          </w:tcPr>
-          <w:p>
-            <w:pPr>
-              <w:bidi/>
-              <w:spacing w:after="0" w:line="260"/>
-              <w:jc w:val="center"/>
-            </w:pPr>
-            <w:r>
-              <w:rPr>
-                <w:rFonts w:ascii="Arial" w:cs="Arial" w:eastAsia="Arial" w:hAnsi="Arial"/>
-                <w:b w:val="false"/>
-                <w:bCs w:val="false"/>
-                <w:sz w:val="19"/>
-                <w:szCs w:val="19"/>
-                <w:rtl/>
-              </w:rPr>
-              <w:t xml:space="preserve">GO8</w:t>
-            </w:r>
-          </w:p>
-        </w:tc>
-        <w:tc>
-          <w:tcPr>
-            <w:tcW w:type="dxa" w:w="4930"/>
-            <w:tcBorders>
-              <w:top w:val="single" w:color="A6A6A6" w:sz="4"/>
-              <w:left w:val="single" w:color="A6A6A6" w:sz="4"/>
-              <w:bottom w:val="single" w:color="A6A6A6" w:sz="4"/>
-              <w:right w:val="single" w:color="A6A6A6" w:sz="4"/>
-            </w:tcBorders>
-            <w:tcMar>
-              <w:top w:type="dxa" w:w="50"/>
-              <w:left w:type="dxa" w:w="60"/>
-              <w:bottom w:type="dxa" w:w="50"/>
-              <w:right w:type="dxa" w:w="60"/>
-            </w:tcMar>
-          </w:tcPr>
-          <w:p>
-            <w:pPr>
-              <w:bidi/>
-              <w:spacing w:after="0" w:line="260"/>
-            </w:pPr>
-            <w:r>
-              <w:rPr>
-                <w:rFonts w:ascii="Arial" w:cs="Arial" w:eastAsia="Arial" w:hAnsi="Arial"/>
-                <w:b w:val="false"/>
-                <w:bCs w:val="false"/>
-                <w:sz w:val="19"/>
-                <w:szCs w:val="19"/>
-                <w:rtl/>
-              </w:rPr>
-              <w:t xml:space="preserve">از تلاش برای دستیابی به یک هدف گروهی لذت می‌برم.</w:t>
-            </w:r>
-          </w:p>
-        </w:tc>
-        <w:tc>
-          <w:tcPr>
-            <w:tcW w:type="dxa" w:w="560"/>
-            <w:tcBorders>
-              <w:top w:val="single" w:color="A6A6A6" w:sz="4"/>
-              <w:left w:val="single" w:color="A6A6A6" w:sz="4"/>
-              <w:bottom w:val="single" w:color="A6A6A6" w:sz="4"/>
-              <w:right w:val="single" w:color="A6A6A6" w:sz="4"/>
-            </w:tcBorders>
-            <w:tcMar>
-              <w:top w:type="dxa" w:w="50"/>
-              <w:left w:type="dxa" w:w="60"/>
-              <w:bottom w:type="dxa" w:w="50"/>
-              <w:right w:type="dxa" w:w="60"/>
-            </w:tcMar>
-          </w:tcPr>
-          <w:p>
-            <w:pPr>
-              <w:bidi/>
-              <w:spacing w:after="0" w:line="260"/>
-              <w:jc w:val="center"/>
-            </w:pPr>
-            <w:r>
-              <w:rPr>
-                <w:rFonts w:ascii="Arial" w:cs="Arial" w:eastAsia="Arial" w:hAnsi="Arial"/>
-                <w:b w:val="false"/>
-                <w:bCs w:val="false"/>
-                <w:sz w:val="19"/>
-                <w:szCs w:val="19"/>
-                <w:rtl/>
-              </w:rPr>
-              <w:t xml:space="preserve">☐</w:t>
-            </w:r>
-          </w:p>
-        </w:tc>
-        <w:tc>
-          <w:tcPr>
-            <w:tcW w:type="dxa" w:w="560"/>
-            <w:tcBorders>
-              <w:top w:val="single" w:color="A6A6A6" w:sz="4"/>
-              <w:left w:val="single" w:color="A6A6A6" w:sz="4"/>
-              <w:bottom w:val="single" w:color="A6A6A6" w:sz="4"/>
-              <w:right w:val="single" w:color="A6A6A6" w:sz="4"/>
-            </w:tcBorders>
-            <w:tcMar>
-              <w:top w:type="dxa" w:w="50"/>
-              <w:left w:type="dxa" w:w="60"/>
-              <w:bottom w:type="dxa" w:w="50"/>
-              <w:right w:type="dxa" w:w="60"/>
-            </w:tcMar>
-          </w:tcPr>
-          <w:p>
-            <w:pPr>
-              <w:bidi/>
-              <w:spacing w:after="0" w:line="260"/>
-              <w:jc w:val="center"/>
-            </w:pPr>
-            <w:r>
-              <w:rPr>
-                <w:rFonts w:ascii="Arial" w:cs="Arial" w:eastAsia="Arial" w:hAnsi="Arial"/>
-                <w:b w:val="false"/>
-                <w:bCs w:val="false"/>
-                <w:sz w:val="19"/>
-                <w:szCs w:val="19"/>
-                <w:rtl/>
-              </w:rPr>
-              <w:t xml:space="preserve">☐</w:t>
-            </w:r>
-          </w:p>
-        </w:tc>
-        <w:tc>
-          <w:tcPr>
-            <w:tcW w:type="dxa" w:w="560"/>
-            <w:tcBorders>
-              <w:top w:val="single" w:color="A6A6A6" w:sz="4"/>
-              <w:left w:val="single" w:color="A6A6A6" w:sz="4"/>
-              <w:bottom w:val="single" w:color="A6A6A6" w:sz="4"/>
-              <w:right w:val="single" w:color="A6A6A6" w:sz="4"/>
-            </w:tcBorders>
-            <w:tcMar>
-              <w:top w:type="dxa" w:w="50"/>
-              <w:left w:type="dxa" w:w="60"/>
-              <w:bottom w:type="dxa" w:w="50"/>
-              <w:right w:type="dxa" w:w="60"/>
-            </w:tcMar>
-          </w:tcPr>
-          <w:p>
-            <w:pPr>
-              <w:bidi/>
-              <w:spacing w:after="0" w:line="260"/>
-              <w:jc w:val="center"/>
-            </w:pPr>
-            <w:r>
-              <w:rPr>
-                <w:rFonts w:ascii="Arial" w:cs="Arial" w:eastAsia="Arial" w:hAnsi="Arial"/>
-                <w:b w:val="false"/>
-                <w:bCs w:val="false"/>
-                <w:sz w:val="19"/>
-                <w:szCs w:val="19"/>
-                <w:rtl/>
-              </w:rPr>
-              <w:t xml:space="preserve">☐</w:t>
-            </w:r>
-          </w:p>
-        </w:tc>
-        <w:tc>
-          <w:tcPr>
-            <w:tcW w:type="dxa" w:w="560"/>
-            <w:tcBorders>
-              <w:top w:val="single" w:color="A6A6A6" w:sz="4"/>
-              <w:left w:val="single" w:color="A6A6A6" w:sz="4"/>
-              <w:bottom w:val="single" w:color="A6A6A6" w:sz="4"/>
-              <w:right w:val="single" w:color="A6A6A6" w:sz="4"/>
-            </w:tcBorders>
-            <w:tcMar>
-              <w:top w:type="dxa" w:w="50"/>
-              <w:left w:type="dxa" w:w="60"/>
-              <w:bottom w:type="dxa" w:w="50"/>
-              <w:right w:type="dxa" w:w="60"/>
-            </w:tcMar>
-          </w:tcPr>
-          <w:p>
-            <w:pPr>
-              <w:bidi/>
-              <w:spacing w:after="0" w:line="260"/>
-              <w:jc w:val="center"/>
-            </w:pPr>
-            <w:r>
-              <w:rPr>
-                <w:rFonts w:ascii="Arial" w:cs="Arial" w:eastAsia="Arial" w:hAnsi="Arial"/>
-                <w:b w:val="false"/>
-                <w:bCs w:val="false"/>
-                <w:sz w:val="19"/>
-                <w:szCs w:val="19"/>
-                <w:rtl/>
-              </w:rPr>
-              <w:t xml:space="preserve">☐</w:t>
-            </w:r>
-          </w:p>
-        </w:tc>
-        <w:tc>
-          <w:tcPr>
-            <w:tcW w:type="dxa" w:w="560"/>
-            <w:tcBorders>
-              <w:top w:val="single" w:color="A6A6A6" w:sz="4"/>
-              <w:left w:val="single" w:color="A6A6A6" w:sz="4"/>
-              <w:bottom w:val="single" w:color="A6A6A6" w:sz="4"/>
-              <w:right w:val="single" w:color="A6A6A6" w:sz="4"/>
-            </w:tcBorders>
-            <w:tcMar>
-              <w:top w:type="dxa" w:w="50"/>
-              <w:left w:type="dxa" w:w="60"/>
-              <w:bottom w:type="dxa" w:w="50"/>
-              <w:right w:type="dxa" w:w="60"/>
-            </w:tcMar>
-          </w:tcPr>
-          <w:p>
-            <w:pPr>
-              <w:bidi/>
-              <w:spacing w:after="0" w:line="260"/>
-              <w:jc w:val="center"/>
-            </w:pPr>
-            <w:r>
-              <w:rPr>
-                <w:rFonts w:ascii="Arial" w:cs="Arial" w:eastAsia="Arial" w:hAnsi="Arial"/>
-                <w:b w:val="false"/>
-                <w:bCs w:val="false"/>
-                <w:sz w:val="19"/>
-                <w:szCs w:val="19"/>
-                <w:rtl/>
-              </w:rPr>
-              <w:t xml:space="preserve">☐</w:t>
-            </w:r>
-          </w:p>
-        </w:tc>
-        <w:tc>
-          <w:tcPr>
-            <w:tcW w:type="dxa" w:w="560"/>
-            <w:tcBorders>
-              <w:top w:val="single" w:color="A6A6A6" w:sz="4"/>
-              <w:left w:val="single" w:color="A6A6A6" w:sz="4"/>
-              <w:bottom w:val="single" w:color="A6A6A6" w:sz="4"/>
-              <w:right w:val="single" w:color="A6A6A6" w:sz="4"/>
-            </w:tcBorders>
-            <w:tcMar>
-              <w:top w:type="dxa" w:w="50"/>
-              <w:left w:type="dxa" w:w="60"/>
-              <w:bottom w:type="dxa" w:w="50"/>
-              <w:right w:type="dxa" w:w="60"/>
-            </w:tcMar>
-          </w:tcPr>
-          <w:p>
-            <w:pPr>
-              <w:bidi/>
-              <w:spacing w:after="0" w:line="260"/>
-              <w:jc w:val="center"/>
-            </w:pPr>
-            <w:r>
-              <w:rPr>
-                <w:rFonts w:ascii="Arial" w:cs="Arial" w:eastAsia="Arial" w:hAnsi="Arial"/>
-                <w:b w:val="false"/>
-                <w:bCs w:val="false"/>
-                <w:sz w:val="19"/>
-                <w:szCs w:val="19"/>
-                <w:rtl/>
-              </w:rPr>
-              <w:t xml:space="preserve">☐</w:t>
-            </w:r>
-          </w:p>
-        </w:tc>
-        <w:tc>
-          <w:tcPr>
-            <w:tcW w:type="dxa" w:w="560"/>
             <w:tcBorders>
               <w:top w:val="single" w:color="A6A6A6" w:sz="4"/>
               <w:left w:val="single" w:color="A6A6A6" w:sz="4"/>
@@ -41372,7 +38536,7 @@
                 <w:szCs w:val="19"/>
                 <w:rtl/>
               </w:rPr>
-              <w:t xml:space="preserve">۴ گویه از گزارش شما (جدول ۱)؛ طیف ۵ درجه ۱ = None تا ۵ = A lot. متن جدول ۱ را خودم ندیده‌ام</w:t>
+              <w:t xml:space="preserve">هشت گویه‌ی حضور تعارض (۴ رابطه‌ای + ۴ وظیفه‌ای) در ۵ درجه از ۱ = None تا ۵ = A lot؛ طیف و آلفا (٫۹۲ رابطه‌ای، ٫۸۷ وظیفه‌ای) با متن مقاله تأییدشده. متن ۴ گویه‌ی رابطه‌ای از گزارش شماست؛ جدول ۱ را خودم ندیده‌ام</w:t>
             </w:r>
           </w:p>
         </w:tc>
@@ -41548,7 +38712,7 @@
                 <w:szCs w:val="19"/>
                 <w:rtl/>
               </w:rPr>
-              <w:t xml:space="preserve">تأییدشده با پیوست A (متن شما): ۷ گویه؛ علامت ستاره (معکوس) روی گویه‌های ۲، ۳، ۴، ۷. طیف این مقیاس در متن چسبانده‌شده نیست (۵ درجه‌ی موافقت فرض شد). پوشش مستقیم «ترس از تعارض» لنسونی</w:t>
+              <w:t xml:space="preserve">تأییدشده با پیوست A (متن شما): ۷ گویه؛ علامت ستاره (معکوس) روی گویه‌های ۲، ۳، ۴، ۷. این مقیاس بر پایه‌ی مقیاس openness کازیر و دالتون (۱۹۹۰) و تعدیل‌شده به سطح گروه است؛ قالب پاسخ آن در متن نیامده (۵ درجه‌ی موافقت فرض شد). پوشش مستقیم «ترس از تعارض» لنسونی</w:t>
             </w:r>
           </w:p>
         </w:tc>
@@ -42287,182 +39451,6 @@
                 <w:rtl/>
               </w:rPr>
               <w:t xml:space="preserve">نمادپردازی را جدا گزارش کنید</w:t>
-            </w:r>
-          </w:p>
-        </w:tc>
-      </w:tr>
-      <w:tr>
-        <w:trPr>
-          <w:cantSplit/>
-          <w:tblHeader w:val="false"/>
-        </w:trPr>
-        <w:tc>
-          <w:tcPr>
-            <w:tcW w:type="dxa" w:w="1500"/>
-            <w:tcBorders>
-              <w:top w:val="single" w:color="A6A6A6" w:sz="4"/>
-              <w:left w:val="single" w:color="A6A6A6" w:sz="4"/>
-              <w:bottom w:val="single" w:color="A6A6A6" w:sz="4"/>
-              <w:right w:val="single" w:color="A6A6A6" w:sz="4"/>
-            </w:tcBorders>
-            <w:tcMar>
-              <w:top w:type="dxa" w:w="50"/>
-              <w:left w:type="dxa" w:w="60"/>
-              <w:bottom w:type="dxa" w:w="50"/>
-              <w:right w:type="dxa" w:w="60"/>
-            </w:tcMar>
-          </w:tcPr>
-          <w:p>
-            <w:pPr>
-              <w:bidi/>
-              <w:spacing w:after="0" w:line="260"/>
-            </w:pPr>
-            <w:r>
-              <w:rPr>
-                <w:rFonts w:ascii="Arial" w:cs="Arial" w:eastAsia="Arial" w:hAnsi="Arial"/>
-                <w:b w:val="false"/>
-                <w:bCs w:val="false"/>
-                <w:sz w:val="19"/>
-                <w:szCs w:val="19"/>
-                <w:rtl/>
-              </w:rPr>
-              <w:t xml:space="preserve">گرایش به گروه (GOS)</w:t>
-            </w:r>
-          </w:p>
-        </w:tc>
-        <w:tc>
-          <w:tcPr>
-            <w:tcW w:type="dxa" w:w="2200"/>
-            <w:tcBorders>
-              <w:top w:val="single" w:color="A6A6A6" w:sz="4"/>
-              <w:left w:val="single" w:color="A6A6A6" w:sz="4"/>
-              <w:bottom w:val="single" w:color="A6A6A6" w:sz="4"/>
-              <w:right w:val="single" w:color="A6A6A6" w:sz="4"/>
-            </w:tcBorders>
-            <w:tcMar>
-              <w:top w:type="dxa" w:w="50"/>
-              <w:left w:type="dxa" w:w="60"/>
-              <w:bottom w:type="dxa" w:w="50"/>
-              <w:right w:type="dxa" w:w="60"/>
-            </w:tcMar>
-          </w:tcPr>
-          <w:p>
-            <w:pPr>
-              <w:bidi/>
-              <w:spacing w:after="0" w:line="260"/>
-            </w:pPr>
-            <w:r>
-              <w:rPr>
-                <w:rFonts w:ascii="Arial" w:cs="Arial" w:eastAsia="Arial" w:hAnsi="Arial"/>
-                <w:b w:val="false"/>
-                <w:bCs w:val="false"/>
-                <w:sz w:val="19"/>
-                <w:szCs w:val="19"/>
-                <w:rtl/>
-              </w:rPr>
-              <w:t xml:space="preserve">Kuppens, Manstead, Spears &amp; Sweetman (2026)، جدول ۲</w:t>
-            </w:r>
-          </w:p>
-        </w:tc>
-        <w:tc>
-          <w:tcPr>
-            <w:tcW w:type="dxa" w:w="800"/>
-            <w:tcBorders>
-              <w:top w:val="single" w:color="A6A6A6" w:sz="4"/>
-              <w:left w:val="single" w:color="A6A6A6" w:sz="4"/>
-              <w:bottom w:val="single" w:color="A6A6A6" w:sz="4"/>
-              <w:right w:val="single" w:color="A6A6A6" w:sz="4"/>
-            </w:tcBorders>
-            <w:tcMar>
-              <w:top w:type="dxa" w:w="50"/>
-              <w:left w:type="dxa" w:w="60"/>
-              <w:bottom w:type="dxa" w:w="50"/>
-              <w:right w:type="dxa" w:w="60"/>
-            </w:tcMar>
-          </w:tcPr>
-          <w:p>
-            <w:pPr>
-              <w:bidi/>
-              <w:spacing w:after="0" w:line="260"/>
-            </w:pPr>
-            <w:r>
-              <w:rPr>
-                <w:rFonts w:ascii="Arial" w:cs="Arial" w:eastAsia="Arial" w:hAnsi="Arial"/>
-                <w:b w:val="false"/>
-                <w:bCs w:val="false"/>
-                <w:sz w:val="19"/>
-                <w:szCs w:val="19"/>
-                <w:rtl/>
-              </w:rPr>
-              <w:t xml:space="preserve">۸</w:t>
-            </w:r>
-          </w:p>
-        </w:tc>
-        <w:tc>
-          <w:tcPr>
-            <w:tcW w:type="dxa" w:w="3000"/>
-            <w:tcBorders>
-              <w:top w:val="single" w:color="A6A6A6" w:sz="4"/>
-              <w:left w:val="single" w:color="A6A6A6" w:sz="4"/>
-              <w:bottom w:val="single" w:color="A6A6A6" w:sz="4"/>
-              <w:right w:val="single" w:color="A6A6A6" w:sz="4"/>
-            </w:tcBorders>
-            <w:tcMar>
-              <w:top w:type="dxa" w:w="50"/>
-              <w:left w:type="dxa" w:w="60"/>
-              <w:bottom w:type="dxa" w:w="50"/>
-              <w:right w:type="dxa" w:w="60"/>
-            </w:tcMar>
-          </w:tcPr>
-          <w:p>
-            <w:pPr>
-              <w:bidi/>
-              <w:spacing w:after="0" w:line="260"/>
-            </w:pPr>
-            <w:r>
-              <w:rPr>
-                <w:rFonts w:ascii="Arial" w:cs="Arial" w:eastAsia="Arial" w:hAnsi="Arial"/>
-                <w:b w:val="false"/>
-                <w:bCs w:val="false"/>
-                <w:sz w:val="19"/>
-                <w:szCs w:val="19"/>
-                <w:rtl/>
-              </w:rPr>
-              <w:t xml:space="preserve">تأییدشده با متن اصلی مقاله (گزارش شما): ۸ گویه‌ی نهایی عین متن، طیف ۷ درجه −۳ تا +۳ (فقط دو سر و میانه برچسب دارند)، GO3 و GO4 معکوس (تغییر علامت). α بین ٫۷۶ و ٫۹۰ در ۸ نمونه (n = ۳٬۲۰۹). مقیاس تک‌بعدی است؛ گویه‌های ۷ و ۸ را «زیرمقیاس اهداف جمعی» نخوانید. گویه‌های حذف‌شده‌ی ۱۱ و ۱۴ (اهداف فردی در برابر جمعی) را برنگردانید. ویژگی فردی کلی است، نه ادراک از این تیم؛ مجوز: «© The Author(s) 2026» و CC BY صریح دیده نشد (چکیده‌ی جست‌وجو CC را گفته بود: ناهمخوان)</w:t>
-            </w:r>
-          </w:p>
-        </w:tc>
-        <w:tc>
-          <w:tcPr>
-            <w:tcW w:type="dxa" w:w="2000"/>
-            <w:tcBorders>
-              <w:top w:val="single" w:color="A6A6A6" w:sz="4"/>
-              <w:left w:val="single" w:color="A6A6A6" w:sz="4"/>
-              <w:bottom w:val="single" w:color="A6A6A6" w:sz="4"/>
-              <w:right w:val="single" w:color="A6A6A6" w:sz="4"/>
-            </w:tcBorders>
-            <w:tcMar>
-              <w:top w:type="dxa" w:w="50"/>
-              <w:left w:type="dxa" w:w="60"/>
-              <w:bottom w:type="dxa" w:w="50"/>
-              <w:right w:type="dxa" w:w="60"/>
-            </w:tcMar>
-          </w:tcPr>
-          <w:p>
-            <w:pPr>
-              <w:bidi/>
-              <w:spacing w:after="0" w:line="260"/>
-            </w:pPr>
-            <w:r>
-              <w:rPr>
-                <w:rFonts w:ascii="Arial" w:cs="Arial" w:eastAsia="Arial" w:hAnsi="Arial"/>
-                <w:b w:val="false"/>
-                <w:bCs w:val="false"/>
-                <w:sz w:val="19"/>
-                <w:szCs w:val="19"/>
-                <w:rtl/>
-              </w:rPr>
-              <w:t xml:space="preserve">مجوز را روی PDF ببینید؛ به‌عنوان «گرایش گروهی فردی» نام ببرید</w:t>
             </w:r>
           </w:p>
         </w:tc>
@@ -43839,7 +40827,7 @@
                 <w:szCs w:val="19"/>
                 <w:rtl/>
               </w:rPr>
-              <w:t xml:space="preserve">گرایش به گروه (GOS، Kuppens و همکاران ۲۰۲۶، ۸ گویه) به‌عنوان ویژگی فردی؛ نه ادراک از تیم</w:t>
+              <w:t xml:space="preserve">— (جای خالی)</w:t>
             </w:r>
           </w:p>
         </w:tc>
@@ -43873,7 +40861,7 @@
                 <w:szCs w:val="19"/>
                 <w:rtl/>
               </w:rPr>
-              <w:t xml:space="preserve">پوشش ضعیف/غیرمستقیم</w:t>
+              <w:t xml:space="preserve">ابزار منتشرشده‌ی قابل‌تأیید پیدا نشد؛ بررسی‌شده و کنار گذاشته‌شده: Group Orientation Scale (ویژگی فردی)، goal interdependence (متن گویه‌ها پیدا نشد)</w:t>
             </w:r>
           </w:p>
         </w:tc>
@@ -47116,216 +44104,6 @@
                 <w:szCs w:val="19"/>
                 <w:rtl/>
               </w:rPr>
-              <w:t xml:space="preserve">گرایش به گروه</w:t>
-            </w:r>
-          </w:p>
-        </w:tc>
-        <w:tc>
-          <w:tcPr>
-            <w:tcW w:type="dxa" w:w="1700"/>
-            <w:tcBorders>
-              <w:top w:val="single" w:color="A6A6A6" w:sz="4"/>
-              <w:left w:val="single" w:color="A6A6A6" w:sz="4"/>
-              <w:bottom w:val="single" w:color="A6A6A6" w:sz="4"/>
-              <w:right w:val="single" w:color="A6A6A6" w:sz="4"/>
-            </w:tcBorders>
-            <w:tcMar>
-              <w:top w:type="dxa" w:w="50"/>
-              <w:left w:type="dxa" w:w="60"/>
-              <w:bottom w:type="dxa" w:w="50"/>
-              <w:right w:type="dxa" w:w="60"/>
-            </w:tcMar>
-          </w:tcPr>
-          <w:p>
-            <w:pPr>
-              <w:bidi/>
-              <w:spacing w:after="0" w:line="260"/>
-            </w:pPr>
-            <w:r>
-              <w:rPr>
-                <w:rFonts w:ascii="Arial" w:cs="Arial" w:eastAsia="Arial" w:hAnsi="Arial"/>
-                <w:b w:val="false"/>
-                <w:bCs w:val="false"/>
-                <w:sz w:val="19"/>
-                <w:szCs w:val="19"/>
-                <w:rtl/>
-              </w:rPr>
-              <w:t xml:space="preserve">GO1–GO8</w:t>
-            </w:r>
-          </w:p>
-        </w:tc>
-        <w:tc>
-          <w:tcPr>
-            <w:tcW w:type="dxa" w:w="700"/>
-            <w:tcBorders>
-              <w:top w:val="single" w:color="A6A6A6" w:sz="4"/>
-              <w:left w:val="single" w:color="A6A6A6" w:sz="4"/>
-              <w:bottom w:val="single" w:color="A6A6A6" w:sz="4"/>
-              <w:right w:val="single" w:color="A6A6A6" w:sz="4"/>
-            </w:tcBorders>
-            <w:tcMar>
-              <w:top w:type="dxa" w:w="50"/>
-              <w:left w:type="dxa" w:w="60"/>
-              <w:bottom w:type="dxa" w:w="50"/>
-              <w:right w:type="dxa" w:w="60"/>
-            </w:tcMar>
-          </w:tcPr>
-          <w:p>
-            <w:pPr>
-              <w:bidi/>
-              <w:spacing w:after="0" w:line="260"/>
-            </w:pPr>
-            <w:r>
-              <w:rPr>
-                <w:rFonts w:ascii="Arial" w:cs="Arial" w:eastAsia="Arial" w:hAnsi="Arial"/>
-                <w:b w:val="false"/>
-                <w:bCs w:val="false"/>
-                <w:sz w:val="19"/>
-                <w:szCs w:val="19"/>
-                <w:rtl/>
-              </w:rPr>
-              <w:t xml:space="preserve">8</w:t>
-            </w:r>
-          </w:p>
-        </w:tc>
-        <w:tc>
-          <w:tcPr>
-            <w:tcW w:type="dxa" w:w="1700"/>
-            <w:tcBorders>
-              <w:top w:val="single" w:color="A6A6A6" w:sz="4"/>
-              <w:left w:val="single" w:color="A6A6A6" w:sz="4"/>
-              <w:bottom w:val="single" w:color="A6A6A6" w:sz="4"/>
-              <w:right w:val="single" w:color="A6A6A6" w:sz="4"/>
-            </w:tcBorders>
-            <w:tcMar>
-              <w:top w:type="dxa" w:w="50"/>
-              <w:left w:type="dxa" w:w="60"/>
-              <w:bottom w:type="dxa" w:w="50"/>
-              <w:right w:type="dxa" w:w="60"/>
-            </w:tcMar>
-          </w:tcPr>
-          <w:p>
-            <w:pPr>
-              <w:bidi/>
-              <w:spacing w:after="0" w:line="260"/>
-            </w:pPr>
-            <w:r>
-              <w:rPr>
-                <w:rFonts w:ascii="Arial" w:cs="Arial" w:eastAsia="Arial" w:hAnsi="Arial"/>
-                <w:b w:val="false"/>
-                <w:bCs w:val="false"/>
-                <w:sz w:val="19"/>
-                <w:szCs w:val="19"/>
-                <w:rtl/>
-              </w:rPr>
-              <w:t xml:space="preserve">−۳ تا +۳</w:t>
-            </w:r>
-          </w:p>
-        </w:tc>
-        <w:tc>
-          <w:tcPr>
-            <w:tcW w:type="dxa" w:w="1700"/>
-            <w:tcBorders>
-              <w:top w:val="single" w:color="A6A6A6" w:sz="4"/>
-              <w:left w:val="single" w:color="A6A6A6" w:sz="4"/>
-              <w:bottom w:val="single" w:color="A6A6A6" w:sz="4"/>
-              <w:right w:val="single" w:color="A6A6A6" w:sz="4"/>
-            </w:tcBorders>
-            <w:tcMar>
-              <w:top w:type="dxa" w:w="50"/>
-              <w:left w:type="dxa" w:w="60"/>
-              <w:bottom w:type="dxa" w:w="50"/>
-              <w:right w:type="dxa" w:w="60"/>
-            </w:tcMar>
-          </w:tcPr>
-          <w:p>
-            <w:pPr>
-              <w:bidi/>
-              <w:spacing w:after="0" w:line="260"/>
-            </w:pPr>
-            <w:r>
-              <w:rPr>
-                <w:rFonts w:ascii="Arial" w:cs="Arial" w:eastAsia="Arial" w:hAnsi="Arial"/>
-                <w:b w:val="false"/>
-                <w:bCs w:val="false"/>
-                <w:sz w:val="19"/>
-                <w:szCs w:val="19"/>
-                <w:rtl/>
-              </w:rPr>
-              <w:t xml:space="preserve">فرد</w:t>
-            </w:r>
-          </w:p>
-        </w:tc>
-        <w:tc>
-          <w:tcPr>
-            <w:tcW w:type="dxa" w:w="2000"/>
-            <w:tcBorders>
-              <w:top w:val="single" w:color="A6A6A6" w:sz="4"/>
-              <w:left w:val="single" w:color="A6A6A6" w:sz="4"/>
-              <w:bottom w:val="single" w:color="A6A6A6" w:sz="4"/>
-              <w:right w:val="single" w:color="A6A6A6" w:sz="4"/>
-            </w:tcBorders>
-            <w:tcMar>
-              <w:top w:type="dxa" w:w="50"/>
-              <w:left w:type="dxa" w:w="60"/>
-              <w:bottom w:type="dxa" w:w="50"/>
-              <w:right w:type="dxa" w:w="60"/>
-            </w:tcMar>
-          </w:tcPr>
-          <w:p>
-            <w:pPr>
-              <w:bidi/>
-              <w:spacing w:after="0" w:line="260"/>
-            </w:pPr>
-            <w:r>
-              <w:rPr>
-                <w:rFonts w:ascii="Arial" w:cs="Arial" w:eastAsia="Arial" w:hAnsi="Arial"/>
-                <w:b w:val="false"/>
-                <w:bCs w:val="false"/>
-                <w:sz w:val="19"/>
-                <w:szCs w:val="19"/>
-                <w:rtl/>
-              </w:rPr>
-              <w:t xml:space="preserve">GO3، GO4 معکوس (تغییر علامت)</w:t>
-            </w:r>
-          </w:p>
-        </w:tc>
-      </w:tr>
-      <w:tr>
-        <w:trPr>
-          <w:cantSplit/>
-          <w:tblHeader w:val="false"/>
-        </w:trPr>
-        <w:tc>
-          <w:tcPr>
-            <w:tcW w:type="dxa" w:w="1700"/>
-            <w:tcBorders>
-              <w:top w:val="single" w:color="A6A6A6" w:sz="4"/>
-              <w:left w:val="single" w:color="A6A6A6" w:sz="4"/>
-              <w:bottom w:val="single" w:color="A6A6A6" w:sz="4"/>
-              <w:right w:val="single" w:color="A6A6A6" w:sz="4"/>
-            </w:tcBorders>
-            <w:tcMar>
-              <w:top w:type="dxa" w:w="50"/>
-              <w:left w:type="dxa" w:w="60"/>
-              <w:bottom w:type="dxa" w:w="50"/>
-              <w:right w:type="dxa" w:w="60"/>
-            </w:tcMar>
-          </w:tcPr>
-          <w:p>
-            <w:pPr>
-              <w:bidi/>
-              <w:spacing w:after="0" w:line="260"/>
-            </w:pPr>
-            <w:r>
-              <w:rPr>
-                <w:rFonts w:ascii="Arial" w:cs="Arial" w:eastAsia="Arial" w:hAnsi="Arial"/>
-                <w:b w:val="false"/>
-                <w:bCs w:val="false"/>
-                <w:sz w:val="19"/>
-                <w:szCs w:val="19"/>
-                <w:rtl/>
-              </w:rPr>
               <w:t xml:space="preserve">نشانگر</w:t>
             </w:r>
           </w:p>
@@ -48019,7 +44797,7 @@
                 <w:szCs w:val="19"/>
                 <w:rtl/>
               </w:rPr>
-              <w:t xml:space="preserve">این نسخه‌ی کوتاه (حدود ۱۲۵ گویه، ۱۹ تا ۲۲ دقیقه) برای جمع‌آوری اصلی است. نسبت به نسخه‌ی کامل حذف شده‌اند: تعهد تداومی حرفه و مؤسسه (۱۲ گویه)، نمادپردازی هویت اخلاقی (۵)، فرسودگی مرتبط با صاحبکار (۶)، قصد ماندن (۳)، کوچینگ سرپرست (۳)، هدف مشترک (۳)، حل تعارض (۳)، دوست‌داشتن اعضا (۴)، یادگیری تیم (۷) و عملکرد تیم (۵). جدول‌های ضمیمه برای ردیف‌های حذف‌شده فیلتر شده‌اند؛ ردیف تعهد (که مؤلفه‌ی تداومی را هم ذکر می‌کند) و جدول پوشش لنسونی با نسخه‌ی کامل یکی مانده‌اند.</w:t>
+              <w:t xml:space="preserve">این نسخه‌ی کوتاه (حدود ۱۱۷ گویه، ۱۸ تا ۲۱ دقیقه) برای جمع‌آوری اصلی است. نسبت به نسخه‌ی کامل حذف شده‌اند: تعهد تداومی حرفه و مؤسسه (۱۲ گویه)، نمادپردازی هویت اخلاقی (۵)، فرسودگی مرتبط با صاحبکار (۶)، قصد ماندن (۳)، کوچینگ سرپرست (۳)، هدف مشترک (۳)، حل تعارض (۳)، دوست‌داشتن اعضا (۴)، یادگیری تیم (۷)، عملکرد تیم (۵) و سرمایه‌ی روان‌شناختی PCQ-24 (۲۴، پس از مجوز). جدول‌های ضمیمه برای ردیف‌های حذف‌شده فیلتر شده‌اند؛ ردیف تعهد (که مؤلفه‌ی تداومی را هم ذکر می‌کند) و جدول پوشش لنسونی با نسخه‌ی کامل یکی مانده‌اند.</w:t>
             </w:r>
           </w:p>
         </w:tc>
@@ -48245,21 +45023,6 @@
           <w:szCs w:val="20"/>
         </w:rPr>
         <w:t xml:space="preserve">Kristensen, T. S., Borritz, M., Villadsen, E., &amp; Christensen, K. B. (2005). The Copenhagen Burnout Inventory: A new tool for the assessment of burnout. Work &amp; Stress, 19(3), 192–207. https://doi.org/10.1080/02678370500297720</w:t>
-      </w:r>
-    </w:p>
-    <w:p>
-      <w:pPr>
-        <w:bidi w:val="false"/>
-        <w:spacing w:after="80"/>
-        <w:ind w:left="360" w:hanging="360"/>
-      </w:pPr>
-      <w:r>
-        <w:rPr>
-          <w:rFonts w:ascii="Arial" w:cs="Arial" w:eastAsia="Arial" w:hAnsi="Arial"/>
-          <w:sz w:val="20"/>
-          <w:szCs w:val="20"/>
-        </w:rPr>
-        <w:t xml:space="preserve">Kuppens, T., Manstead, A. S. R., Spears, R., &amp; Sweetman, J. (2026). Who cares about groups? The Group Orientation Scale measures differences in the general motivation for group belonging and concern for group goals. Group Processes &amp; Intergroup Relations, 29(3), 446–470. https://doi.org/10.1177/13684302251406210</w:t>
       </w:r>
     </w:p>
     <w:p>

--- a/questionnaire-v3-short-fa.docx
+++ b/questionnaire-v3-short-fa.docx
@@ -37480,7 +37480,7 @@
                 <w:szCs w:val="19"/>
                 <w:rtl/>
               </w:rPr>
-              <w:t xml:space="preserve">تأییدشده با جدول ۳ (تصویر شما): ۶+۶+۶ گویه؛ «پرستاری» به «حسابرسی» تبدیل شد. معکوس‌ها: OC2، OC4، OC5، OCC5، ONM2. طیف در جدول نیست؛ ۷ درجه فرض شد (طبق دانش من، تأییدنشده)</w:t>
+              <w:t xml:space="preserve">تأییدشده با جدول ۳ (تصویر شما): ۶+۶+۶ گویه؛ «پرستاری» به «حسابرسی» تبدیل شد. معکوس‌ها: OC2، OC4، OC5، OCC5، ONM2. طیف ۷ درجه (۱ = strongly disagree، ۷ = strongly agree) و میانگین‌گیری برای نمره‌ی ترکیبی، تأییدشده با بخش روش مقاله (تصویر شما). نمونه‌ی مقاله ۶۰۳ پرستار انتاریو بود؛ تبدیل به حسابرسی اقتباس است</w:t>
             </w:r>
           </w:p>
         </w:tc>
@@ -37514,7 +37514,7 @@
                 <w:szCs w:val="19"/>
                 <w:rtl/>
               </w:rPr>
-              <w:t xml:space="preserve">اطلاع/مجوز؛ طیف را از مقاله ببینید</w:t>
+              <w:t xml:space="preserve">اطلاع/مجوز؛ اقتباس از پرستاری به حسابرسی را گزارش کنید</w:t>
             </w:r>
           </w:p>
         </w:tc>
@@ -42316,7 +42316,7 @@
                 <w:szCs w:val="19"/>
                 <w:rtl/>
               </w:rPr>
-              <w:t xml:space="preserve">۷ درجه (فرض)</w:t>
+              <w:t xml:space="preserve">۷ درجه</w:t>
             </w:r>
           </w:p>
         </w:tc>
@@ -42526,7 +42526,7 @@
                 <w:szCs w:val="19"/>
                 <w:rtl/>
               </w:rPr>
-              <w:t xml:space="preserve">۷ درجه (فرض)</w:t>
+              <w:t xml:space="preserve">۷ درجه</w:t>
             </w:r>
           </w:p>
         </w:tc>

--- a/questionnaire-v3-short-fa.docx
+++ b/questionnaire-v3-short-fa.docx
@@ -37656,7 +37656,7 @@
                 <w:szCs w:val="19"/>
                 <w:rtl/>
               </w:rPr>
-              <w:t xml:space="preserve">تأییدشده با جدول ۳: ۶+۶+۶ گویه. معکوس‌ها: AC3، AC4، AC5، ANM1</w:t>
+              <w:t xml:space="preserve">تأییدشده با جدول ۳: ۶+۶+۶ گویه. معکوس‌ها: AC3، AC4، AC5، ANM1. طبق بخش روش مقاله، مقیاس‌های سازمانی «نسخه‌های تعدیل‌شده‌ی» Allen &amp; Meyer (۱۹۹۰) هستند: عاطفی با حذف دو گویه‌ی ضعیف، تداومی با حذف سه گویه (از جمله دو معکوس) و افزودن گویه‌ی ACC5 که از مقیاس حرفه‌ای برگرفته شده، و هنجاری کاملاً بازنویسی‌شده. مقیاس‌های حرفه‌ای ۶ گویه‌ی منتخب از ۳۰ گویه‌ی اولیه‌ی پرستاران دانشجو هستند</w:t>
             </w:r>
           </w:p>
         </w:tc>

--- a/questionnaire-v3-short-fa.docx
+++ b/questionnaire-v3-short-fa.docx
@@ -2226,6 +2226,109 @@
         </w:tc>
       </w:tr>
     </w:tbl>
+    <w:tbl>
+      <w:tblPr>
+        <w:bidiVisual/>
+        <w:tblW w:type="dxa" w:w="9500"/>
+        <w:tblBorders>
+          <w:top w:val="single" w:color="auto" w:sz="4"/>
+          <w:left w:val="single" w:color="auto" w:sz="4"/>
+          <w:bottom w:val="single" w:color="auto" w:sz="4"/>
+          <w:right w:val="single" w:color="auto" w:sz="4"/>
+          <w:insideH w:val="single" w:color="auto" w:sz="4"/>
+          <w:insideV w:val="single" w:color="auto" w:sz="4"/>
+        </w:tblBorders>
+      </w:tblPr>
+      <w:tblGrid>
+        <w:gridCol w:w="9500"/>
+      </w:tblGrid>
+      <w:tr>
+        <w:trPr>
+          <w:cantSplit/>
+          <w:tblHeader/>
+        </w:trPr>
+        <w:tc>
+          <w:tcPr>
+            <w:tcW w:type="dxa" w:w="9500"/>
+            <w:tcBorders>
+              <w:top w:val="single" w:color="A6A6A6" w:sz="4"/>
+              <w:left w:val="single" w:color="A6A6A6" w:sz="4"/>
+              <w:bottom w:val="single" w:color="A6A6A6" w:sz="4"/>
+              <w:right w:val="single" w:color="A6A6A6" w:sz="4"/>
+            </w:tcBorders>
+            <w:shd w:fill="E7E6E6" w:color="auto" w:val="clear"/>
+            <w:tcMar>
+              <w:top w:type="dxa" w:w="50"/>
+              <w:left w:type="dxa" w:w="60"/>
+              <w:bottom w:type="dxa" w:w="50"/>
+              <w:right w:type="dxa" w:w="60"/>
+            </w:tcMar>
+          </w:tcPr>
+          <w:p>
+            <w:pPr>
+              <w:bidi/>
+              <w:spacing w:after="0" w:line="260"/>
+            </w:pPr>
+            <w:r>
+              <w:rPr>
+                <w:rFonts w:ascii="Arial" w:cs="Arial" w:eastAsia="Arial" w:hAnsi="Arial"/>
+                <w:b/>
+                <w:bCs/>
+                <w:sz w:val="19"/>
+                <w:szCs w:val="19"/>
+                <w:rtl/>
+              </w:rPr>
+              <w:t xml:space="preserve">یادداشت محقق (از نسخه‌ی پاسخ‌دهنده حذف شود)</w:t>
+            </w:r>
+          </w:p>
+        </w:tc>
+      </w:tr>
+      <w:tr>
+        <w:trPr>
+          <w:cantSplit/>
+          <w:tblHeader w:val="false"/>
+        </w:trPr>
+        <w:tc>
+          <w:tcPr>
+            <w:tcW w:type="dxa" w:w="9500"/>
+            <w:tcBorders>
+              <w:top w:val="single" w:color="A6A6A6" w:sz="4"/>
+              <w:left w:val="single" w:color="A6A6A6" w:sz="4"/>
+              <w:bottom w:val="single" w:color="A6A6A6" w:sz="4"/>
+              <w:right w:val="single" w:color="A6A6A6" w:sz="4"/>
+            </w:tcBorders>
+            <w:tcMar>
+              <w:top w:type="dxa" w:w="50"/>
+              <w:left w:type="dxa" w:w="60"/>
+              <w:bottom w:type="dxa" w:w="50"/>
+              <w:right w:type="dxa" w:w="60"/>
+            </w:tcMar>
+          </w:tcPr>
+          <w:p>
+            <w:pPr>
+              <w:bidi/>
+              <w:spacing w:after="0" w:line="260"/>
+            </w:pPr>
+            <w:r>
+              <w:rPr>
+                <w:rFonts w:ascii="Arial" w:cs="Arial" w:eastAsia="Arial" w:hAnsi="Arial"/>
+                <w:b w:val="false"/>
+                <w:bCs w:val="false"/>
+                <w:sz w:val="19"/>
+                <w:szCs w:val="19"/>
+                <w:rtl/>
+              </w:rPr>
+              <w:t xml:space="preserve">منبع: Otley, D. T., &amp; Pierce, B. J. (1996). Auditor time budget pressure: Consequences and antecedents. Accounting, Auditing &amp; Accountability Journal, 9(1), 31–58. https://doi.org/10.1108/09513579610109969 (Tables II and IV) | نمره‌گذاری: BT1 (۵ = بسیار آسان … ۱ = غیرممکن)، BT2 و BT3 (تقریباً همیشه = ۵ … هرگز = ۱)؛ مقاله‌ی اصلی میانگین/جمع سه پرسش را «قابلیت دستیابی به بودجه» می‌نامد (α = ٫۸۵؛ همبستگی ٫۶۴ تا ٫۶۷؛ جمع ۳ تا ۱۵ و بالاتر = راحت‌تر). برای «فشار بودجه» نمره را برعکس کنید (۶ − میانگین). FI1–FI3 (۱ = اصلاً … ۵ = بسیار زیاد) هر کدام جدا تحلیل می‌شوند؛ FI3 = اثر انتظار حق‌الزحمه‌ی صاحبکار. | همه‌ی گویه‌ها مستقیم‌اند (جهت قابلیت دستیابی). | وضعیت: تأییدشده؛ «سال گذشته» ← «مأموریت مرجع» اقتباس است؛ BT3 حساس است.</w:t>
+            </w:r>
+          </w:p>
+        </w:tc>
+      </w:tr>
+    </w:tbl>
+    <w:p>
+      <w:pPr>
+        <w:spacing w:after="80"/>
+      </w:pPr>
+    </w:p>
     <w:p>
       <w:r>
         <w:br w:type="page"/>
@@ -4877,6 +4980,109 @@
         </w:tc>
       </w:tr>
     </w:tbl>
+    <w:tbl>
+      <w:tblPr>
+        <w:bidiVisual/>
+        <w:tblW w:type="dxa" w:w="9500"/>
+        <w:tblBorders>
+          <w:top w:val="single" w:color="auto" w:sz="4"/>
+          <w:left w:val="single" w:color="auto" w:sz="4"/>
+          <w:bottom w:val="single" w:color="auto" w:sz="4"/>
+          <w:right w:val="single" w:color="auto" w:sz="4"/>
+          <w:insideH w:val="single" w:color="auto" w:sz="4"/>
+          <w:insideV w:val="single" w:color="auto" w:sz="4"/>
+        </w:tblBorders>
+      </w:tblPr>
+      <w:tblGrid>
+        <w:gridCol w:w="9500"/>
+      </w:tblGrid>
+      <w:tr>
+        <w:trPr>
+          <w:cantSplit/>
+          <w:tblHeader/>
+        </w:trPr>
+        <w:tc>
+          <w:tcPr>
+            <w:tcW w:type="dxa" w:w="9500"/>
+            <w:tcBorders>
+              <w:top w:val="single" w:color="A6A6A6" w:sz="4"/>
+              <w:left w:val="single" w:color="A6A6A6" w:sz="4"/>
+              <w:bottom w:val="single" w:color="A6A6A6" w:sz="4"/>
+              <w:right w:val="single" w:color="A6A6A6" w:sz="4"/>
+            </w:tcBorders>
+            <w:shd w:fill="E7E6E6" w:color="auto" w:val="clear"/>
+            <w:tcMar>
+              <w:top w:type="dxa" w:w="50"/>
+              <w:left w:type="dxa" w:w="60"/>
+              <w:bottom w:type="dxa" w:w="50"/>
+              <w:right w:type="dxa" w:w="60"/>
+            </w:tcMar>
+          </w:tcPr>
+          <w:p>
+            <w:pPr>
+              <w:bidi/>
+              <w:spacing w:after="0" w:line="260"/>
+            </w:pPr>
+            <w:r>
+              <w:rPr>
+                <w:rFonts w:ascii="Arial" w:cs="Arial" w:eastAsia="Arial" w:hAnsi="Arial"/>
+                <w:b/>
+                <w:bCs/>
+                <w:sz w:val="19"/>
+                <w:szCs w:val="19"/>
+                <w:rtl/>
+              </w:rPr>
+              <w:t xml:space="preserve">یادداشت محقق (از نسخه‌ی پاسخ‌دهنده حذف شود)</w:t>
+            </w:r>
+          </w:p>
+        </w:tc>
+      </w:tr>
+      <w:tr>
+        <w:trPr>
+          <w:cantSplit/>
+          <w:tblHeader w:val="false"/>
+        </w:trPr>
+        <w:tc>
+          <w:tcPr>
+            <w:tcW w:type="dxa" w:w="9500"/>
+            <w:tcBorders>
+              <w:top w:val="single" w:color="A6A6A6" w:sz="4"/>
+              <w:left w:val="single" w:color="A6A6A6" w:sz="4"/>
+              <w:bottom w:val="single" w:color="A6A6A6" w:sz="4"/>
+              <w:right w:val="single" w:color="A6A6A6" w:sz="4"/>
+            </w:tcBorders>
+            <w:tcMar>
+              <w:top w:type="dxa" w:w="50"/>
+              <w:left w:type="dxa" w:w="60"/>
+              <w:bottom w:type="dxa" w:w="50"/>
+              <w:right w:type="dxa" w:w="60"/>
+            </w:tcMar>
+          </w:tcPr>
+          <w:p>
+            <w:pPr>
+              <w:bidi/>
+              <w:spacing w:after="0" w:line="260"/>
+            </w:pPr>
+            <w:r>
+              <w:rPr>
+                <w:rFonts w:ascii="Arial" w:cs="Arial" w:eastAsia="Arial" w:hAnsi="Arial"/>
+                <w:b w:val="false"/>
+                <w:bCs w:val="false"/>
+                <w:sz w:val="19"/>
+                <w:szCs w:val="19"/>
+                <w:rtl/>
+              </w:rPr>
+              <w:t xml:space="preserve">منبع: Edmondson, A. (1999). Psychological safety and learning behavior in work teams. Administrative Science Quarterly, 44(2), 350–383. https://doi.org/10.2307/2666999 | نمره‌گذاری: ۷ درجه (۱ = بسیار نادرست … ۷ = بسیار درست). گویه‌های معکوس را با (۸ − پاسخ) بازکدگذاری کنید و میانگین ۷ گویه را بگیرید؛ بالاتر = ایمنی روانی بیشتر. | مستقیم: TS2، TS4، TS6، TS7. | معکوس: TS1، TS3، TS5. | سطح تیم: میانگین سایر اعضا (leave-one-out). | وضعیت: تأییدشده با پیوست مقاله؛ team ← audit team اقتباس است.</w:t>
+            </w:r>
+          </w:p>
+        </w:tc>
+      </w:tr>
+    </w:tbl>
+    <w:p>
+      <w:pPr>
+        <w:spacing w:after="80"/>
+      </w:pPr>
+    </w:p>
     <w:p>
       <w:pPr>
         <w:spacing w:after="80"/>
@@ -6211,6 +6417,109 @@
         </w:tc>
       </w:tr>
     </w:tbl>
+    <w:tbl>
+      <w:tblPr>
+        <w:bidiVisual/>
+        <w:tblW w:type="dxa" w:w="9500"/>
+        <w:tblBorders>
+          <w:top w:val="single" w:color="auto" w:sz="4"/>
+          <w:left w:val="single" w:color="auto" w:sz="4"/>
+          <w:bottom w:val="single" w:color="auto" w:sz="4"/>
+          <w:right w:val="single" w:color="auto" w:sz="4"/>
+          <w:insideH w:val="single" w:color="auto" w:sz="4"/>
+          <w:insideV w:val="single" w:color="auto" w:sz="4"/>
+        </w:tblBorders>
+      </w:tblPr>
+      <w:tblGrid>
+        <w:gridCol w:w="9500"/>
+      </w:tblGrid>
+      <w:tr>
+        <w:trPr>
+          <w:cantSplit/>
+          <w:tblHeader/>
+        </w:trPr>
+        <w:tc>
+          <w:tcPr>
+            <w:tcW w:type="dxa" w:w="9500"/>
+            <w:tcBorders>
+              <w:top w:val="single" w:color="A6A6A6" w:sz="4"/>
+              <w:left w:val="single" w:color="A6A6A6" w:sz="4"/>
+              <w:bottom w:val="single" w:color="A6A6A6" w:sz="4"/>
+              <w:right w:val="single" w:color="A6A6A6" w:sz="4"/>
+            </w:tcBorders>
+            <w:shd w:fill="E7E6E6" w:color="auto" w:val="clear"/>
+            <w:tcMar>
+              <w:top w:type="dxa" w:w="50"/>
+              <w:left w:type="dxa" w:w="60"/>
+              <w:bottom w:type="dxa" w:w="50"/>
+              <w:right w:type="dxa" w:w="60"/>
+            </w:tcMar>
+          </w:tcPr>
+          <w:p>
+            <w:pPr>
+              <w:bidi/>
+              <w:spacing w:after="0" w:line="260"/>
+            </w:pPr>
+            <w:r>
+              <w:rPr>
+                <w:rFonts w:ascii="Arial" w:cs="Arial" w:eastAsia="Arial" w:hAnsi="Arial"/>
+                <w:b/>
+                <w:bCs/>
+                <w:sz w:val="19"/>
+                <w:szCs w:val="19"/>
+                <w:rtl/>
+              </w:rPr>
+              <w:t xml:space="preserve">یادداشت محقق (از نسخه‌ی پاسخ‌دهنده حذف شود)</w:t>
+            </w:r>
+          </w:p>
+        </w:tc>
+      </w:tr>
+      <w:tr>
+        <w:trPr>
+          <w:cantSplit/>
+          <w:tblHeader w:val="false"/>
+        </w:trPr>
+        <w:tc>
+          <w:tcPr>
+            <w:tcW w:type="dxa" w:w="9500"/>
+            <w:tcBorders>
+              <w:top w:val="single" w:color="A6A6A6" w:sz="4"/>
+              <w:left w:val="single" w:color="A6A6A6" w:sz="4"/>
+              <w:bottom w:val="single" w:color="A6A6A6" w:sz="4"/>
+              <w:right w:val="single" w:color="A6A6A6" w:sz="4"/>
+            </w:tcBorders>
+            <w:tcMar>
+              <w:top w:type="dxa" w:w="50"/>
+              <w:left w:type="dxa" w:w="60"/>
+              <w:bottom w:type="dxa" w:w="50"/>
+              <w:right w:type="dxa" w:w="60"/>
+            </w:tcMar>
+          </w:tcPr>
+          <w:p>
+            <w:pPr>
+              <w:bidi/>
+              <w:spacing w:after="0" w:line="260"/>
+            </w:pPr>
+            <w:r>
+              <w:rPr>
+                <w:rFonts w:ascii="Arial" w:cs="Arial" w:eastAsia="Arial" w:hAnsi="Arial"/>
+                <w:b w:val="false"/>
+                <w:bCs w:val="false"/>
+                <w:sz w:val="19"/>
+                <w:szCs w:val="19"/>
+                <w:rtl/>
+              </w:rPr>
+              <w:t xml:space="preserve">منبع: Edmondson, A. (1999). Psychological safety and learning behavior in work teams. Administrative Science Quarterly, 44(2), 350–383. https://doi.org/10.2307/2666999 | نمره‌گذاری: همان ۷ درجه؛ میانگین ۳ گویه؛ بالاتر = جهت روشن‌تر. | مستقیم: CD1، CD2، CD3. | معکوس: ندارد. | وضعیت: تأییدشده با پیوست (Clear direction).</w:t>
+            </w:r>
+          </w:p>
+        </w:tc>
+      </w:tr>
+    </w:tbl>
+    <w:p>
+      <w:pPr>
+        <w:spacing w:after="80"/>
+      </w:pPr>
+    </w:p>
     <w:p>
       <w:pPr>
         <w:spacing w:after="80"/>
@@ -9145,11 +9454,6 @@
         </w:tc>
       </w:tr>
     </w:tbl>
-    <w:p>
-      <w:pPr>
-        <w:spacing w:after="80"/>
-      </w:pPr>
-    </w:p>
     <w:tbl>
       <w:tblPr>
         <w:bidiVisual/>
@@ -9180,7 +9484,7 @@
               <w:bottom w:val="single" w:color="A6A6A6" w:sz="4"/>
               <w:right w:val="single" w:color="A6A6A6" w:sz="4"/>
             </w:tcBorders>
-            <w:shd w:fill="FCE4D6" w:color="auto" w:val="clear"/>
+            <w:shd w:fill="E7E6E6" w:color="auto" w:val="clear"/>
             <w:tcMar>
               <w:top w:type="dxa" w:w="50"/>
               <w:left w:type="dxa" w:w="60"/>
@@ -9202,7 +9506,7 @@
                 <w:szCs w:val="19"/>
                 <w:rtl/>
               </w:rPr>
-              <w:t xml:space="preserve">جای خالی: بی‌توجهی به نتایج جمعی</w:t>
+              <w:t xml:space="preserve">یادداشت محقق (از نسخه‌ی پاسخ‌دهنده حذف شود)</w:t>
             </w:r>
           </w:p>
         </w:tc>
@@ -9242,12 +9546,17 @@
                 <w:szCs w:val="19"/>
                 <w:rtl/>
               </w:rPr>
-              <w:t xml:space="preserve">[ابزار منتشرشده‌ی قابل‌تأییدی برای این بُعد لنسونی پیدا نشد. این جای خالی عمداً نگه داشته شده است؛ هیچ گویه‌ی محقق‌ساخته یا جایگزین ناهمخوانی (مثل مقیاس‌های گرایش گروهی فردی) در آن گذاشته نشده.]</w:t>
+              <w:t xml:space="preserve">منبع: Stewart, V. R., Snyder, D. G., &amp; Kou, C.-Y. (2023). We hold ourselves accountable: A relational view of team accountability. Journal of Business Ethics, 183, 691–712. https://doi.org/10.1007/s10551-021-04969-z | نمره‌گذاری: ۷ درجه (۱ = strongly disagree … ۷ = strongly agree)؛ میانگین ۸ گویه؛ بالاتر = پاسخگویی تیمی بیشتر؛ برای «اجتناب از پاسخگویی» نمره‌ی ترکیبی را برعکس بخوانید (۸ − میانگین). | مستقیم: همه‌ی TAQ1 تا TAQ8. | معکوس: ندارد. | α مقاله = ٫۹۰ (نمونه‌ی ۷۰نفره). | وضعیت: تأییدشده با جدول ۱؛ گویه‌ها را معکوس‌نویسی نکرده‌ایم.</w:t>
             </w:r>
           </w:p>
         </w:tc>
       </w:tr>
     </w:tbl>
+    <w:p>
+      <w:pPr>
+        <w:spacing w:after="80"/>
+      </w:pPr>
+    </w:p>
     <w:p>
       <w:pPr>
         <w:spacing w:after="80"/>
@@ -11315,6 +11624,109 @@
         </w:tc>
       </w:tr>
     </w:tbl>
+    <w:tbl>
+      <w:tblPr>
+        <w:bidiVisual/>
+        <w:tblW w:type="dxa" w:w="9500"/>
+        <w:tblBorders>
+          <w:top w:val="single" w:color="auto" w:sz="4"/>
+          <w:left w:val="single" w:color="auto" w:sz="4"/>
+          <w:bottom w:val="single" w:color="auto" w:sz="4"/>
+          <w:right w:val="single" w:color="auto" w:sz="4"/>
+          <w:insideH w:val="single" w:color="auto" w:sz="4"/>
+          <w:insideV w:val="single" w:color="auto" w:sz="4"/>
+        </w:tblBorders>
+      </w:tblPr>
+      <w:tblGrid>
+        <w:gridCol w:w="9500"/>
+      </w:tblGrid>
+      <w:tr>
+        <w:trPr>
+          <w:cantSplit/>
+          <w:tblHeader/>
+        </w:trPr>
+        <w:tc>
+          <w:tcPr>
+            <w:tcW w:type="dxa" w:w="9500"/>
+            <w:tcBorders>
+              <w:top w:val="single" w:color="A6A6A6" w:sz="4"/>
+              <w:left w:val="single" w:color="A6A6A6" w:sz="4"/>
+              <w:bottom w:val="single" w:color="A6A6A6" w:sz="4"/>
+              <w:right w:val="single" w:color="A6A6A6" w:sz="4"/>
+            </w:tcBorders>
+            <w:shd w:fill="E7E6E6" w:color="auto" w:val="clear"/>
+            <w:tcMar>
+              <w:top w:type="dxa" w:w="50"/>
+              <w:left w:type="dxa" w:w="60"/>
+              <w:bottom w:type="dxa" w:w="50"/>
+              <w:right w:type="dxa" w:w="60"/>
+            </w:tcMar>
+          </w:tcPr>
+          <w:p>
+            <w:pPr>
+              <w:bidi/>
+              <w:spacing w:after="0" w:line="260"/>
+            </w:pPr>
+            <w:r>
+              <w:rPr>
+                <w:rFonts w:ascii="Arial" w:cs="Arial" w:eastAsia="Arial" w:hAnsi="Arial"/>
+                <w:b/>
+                <w:bCs/>
+                <w:sz w:val="19"/>
+                <w:szCs w:val="19"/>
+                <w:rtl/>
+              </w:rPr>
+              <w:t xml:space="preserve">یادداشت محقق (از نسخه‌ی پاسخ‌دهنده حذف شود)</w:t>
+            </w:r>
+          </w:p>
+        </w:tc>
+      </w:tr>
+      <w:tr>
+        <w:trPr>
+          <w:cantSplit/>
+          <w:tblHeader w:val="false"/>
+        </w:trPr>
+        <w:tc>
+          <w:tcPr>
+            <w:tcW w:type="dxa" w:w="9500"/>
+            <w:tcBorders>
+              <w:top w:val="single" w:color="A6A6A6" w:sz="4"/>
+              <w:left w:val="single" w:color="A6A6A6" w:sz="4"/>
+              <w:bottom w:val="single" w:color="A6A6A6" w:sz="4"/>
+              <w:right w:val="single" w:color="A6A6A6" w:sz="4"/>
+            </w:tcBorders>
+            <w:tcMar>
+              <w:top w:type="dxa" w:w="50"/>
+              <w:left w:type="dxa" w:w="60"/>
+              <w:bottom w:type="dxa" w:w="50"/>
+              <w:right w:type="dxa" w:w="60"/>
+            </w:tcMar>
+          </w:tcPr>
+          <w:p>
+            <w:pPr>
+              <w:bidi/>
+              <w:spacing w:after="0" w:line="260"/>
+            </w:pPr>
+            <w:r>
+              <w:rPr>
+                <w:rFonts w:ascii="Arial" w:cs="Arial" w:eastAsia="Arial" w:hAnsi="Arial"/>
+                <w:b w:val="false"/>
+                <w:bCs w:val="false"/>
+                <w:sz w:val="19"/>
+                <w:szCs w:val="19"/>
+                <w:rtl/>
+              </w:rPr>
+              <w:t xml:space="preserve">منبع: Jehn, K. A. (1995). A multimethod examination of the benefits and detriments of intragroup conflict. Administrative Science Quarterly, 40(2), 256–282. https://doi.org/10.2307/2393638 Scale based on Cosier, R. A., &amp; Dalton, D. R. (1990). Positive effects of conflict: A field assessment. International Journal of Conflict Management, 1(1), 81–92. (details to verify) | نمره‌گذاری: هنجار تعارض (Conflict Norms، α = ٫۷۴)، ۷ گویه؛ قالب پاسخ در متن نیامده (۵ درجه‌ی موافقت فرض شد؛ باید بررسی شود). پس از بازکدگذاری میانگین بگیرید؛ بالاتر = بازبودن بیشتر نسبت به تعارض. | مستقیم: CN1، CN5، CN6. | معکوس (ستاره‌دار در مقاله): CN2، CN3، CN4، CN7. | وضعیت: متن ۷ گویه تأییدشده؛ جهت معکوس CN3 دوباره دیده شود.</w:t>
+            </w:r>
+          </w:p>
+        </w:tc>
+      </w:tr>
+    </w:tbl>
+    <w:p>
+      <w:pPr>
+        <w:spacing w:after="80"/>
+      </w:pPr>
+    </w:p>
     <w:p>
       <w:pPr>
         <w:spacing w:after="80"/>
@@ -12615,6 +13027,1624 @@
         </w:tc>
       </w:tr>
     </w:tbl>
+    <w:tbl>
+      <w:tblPr>
+        <w:bidiVisual/>
+        <w:tblW w:type="dxa" w:w="9500"/>
+        <w:tblBorders>
+          <w:top w:val="single" w:color="auto" w:sz="4"/>
+          <w:left w:val="single" w:color="auto" w:sz="4"/>
+          <w:bottom w:val="single" w:color="auto" w:sz="4"/>
+          <w:right w:val="single" w:color="auto" w:sz="4"/>
+          <w:insideH w:val="single" w:color="auto" w:sz="4"/>
+          <w:insideV w:val="single" w:color="auto" w:sz="4"/>
+        </w:tblBorders>
+      </w:tblPr>
+      <w:tblGrid>
+        <w:gridCol w:w="9500"/>
+      </w:tblGrid>
+      <w:tr>
+        <w:trPr>
+          <w:cantSplit/>
+          <w:tblHeader/>
+        </w:trPr>
+        <w:tc>
+          <w:tcPr>
+            <w:tcW w:type="dxa" w:w="9500"/>
+            <w:tcBorders>
+              <w:top w:val="single" w:color="A6A6A6" w:sz="4"/>
+              <w:left w:val="single" w:color="A6A6A6" w:sz="4"/>
+              <w:bottom w:val="single" w:color="A6A6A6" w:sz="4"/>
+              <w:right w:val="single" w:color="A6A6A6" w:sz="4"/>
+            </w:tcBorders>
+            <w:shd w:fill="E7E6E6" w:color="auto" w:val="clear"/>
+            <w:tcMar>
+              <w:top w:type="dxa" w:w="50"/>
+              <w:left w:type="dxa" w:w="60"/>
+              <w:bottom w:type="dxa" w:w="50"/>
+              <w:right w:type="dxa" w:w="60"/>
+            </w:tcMar>
+          </w:tcPr>
+          <w:p>
+            <w:pPr>
+              <w:bidi/>
+              <w:spacing w:after="0" w:line="260"/>
+            </w:pPr>
+            <w:r>
+              <w:rPr>
+                <w:rFonts w:ascii="Arial" w:cs="Arial" w:eastAsia="Arial" w:hAnsi="Arial"/>
+                <w:b/>
+                <w:bCs/>
+                <w:sz w:val="19"/>
+                <w:szCs w:val="19"/>
+                <w:rtl/>
+              </w:rPr>
+              <w:t xml:space="preserve">یادداشت محقق (از نسخه‌ی پاسخ‌دهنده حذف شود)</w:t>
+            </w:r>
+          </w:p>
+        </w:tc>
+      </w:tr>
+      <w:tr>
+        <w:trPr>
+          <w:cantSplit/>
+          <w:tblHeader w:val="false"/>
+        </w:trPr>
+        <w:tc>
+          <w:tcPr>
+            <w:tcW w:type="dxa" w:w="9500"/>
+            <w:tcBorders>
+              <w:top w:val="single" w:color="A6A6A6" w:sz="4"/>
+              <w:left w:val="single" w:color="A6A6A6" w:sz="4"/>
+              <w:bottom w:val="single" w:color="A6A6A6" w:sz="4"/>
+              <w:right w:val="single" w:color="A6A6A6" w:sz="4"/>
+            </w:tcBorders>
+            <w:tcMar>
+              <w:top w:type="dxa" w:w="50"/>
+              <w:left w:type="dxa" w:w="60"/>
+              <w:bottom w:type="dxa" w:w="50"/>
+              <w:right w:type="dxa" w:w="60"/>
+            </w:tcMar>
+          </w:tcPr>
+          <w:p>
+            <w:pPr>
+              <w:bidi/>
+              <w:spacing w:after="0" w:line="260"/>
+            </w:pPr>
+            <w:r>
+              <w:rPr>
+                <w:rFonts w:ascii="Arial" w:cs="Arial" w:eastAsia="Arial" w:hAnsi="Arial"/>
+                <w:b w:val="false"/>
+                <w:bCs w:val="false"/>
+                <w:sz w:val="19"/>
+                <w:szCs w:val="19"/>
+                <w:rtl/>
+              </w:rPr>
+              <w:t xml:space="preserve">منبع: Jehn, K. A. (1995). A multimethod examination of the benefits and detriments of intragroup conflict. Administrative Science Quarterly, 40(2), 256–282. https://doi.org/10.2307/2393638 | نمره‌گذاری: ۵ درجه (۱ = None … ۵ = A lot)؛ میانگین ۴ گویه؛ بالاتر = تعارض رابطه‌ای بیشتر. در مقاله ۸ گویه‌ی حضور تعارض بود (۴ رابطه‌ای با α = ٫۹۲ و ۴ وظیفه‌ای با α = ٫۸۷)؛ فقط ۴ گویه‌ی رابطه‌ای آورده شده است. | مستقیم: RC1 تا RC4. | معکوس: ندارد. | وضعیت: طیف و آلفا تأییدشده؛ متن ۴ گویه از گزارش شما، نه جدول ۱.</w:t>
+            </w:r>
+          </w:p>
+        </w:tc>
+      </w:tr>
+    </w:tbl>
+    <w:p>
+      <w:pPr>
+        <w:spacing w:after="80"/>
+      </w:pPr>
+    </w:p>
+    <w:tbl>
+      <w:tblPr>
+        <w:bidiVisual/>
+        <w:tblW w:type="dxa" w:w="9500"/>
+        <w:tblBorders>
+          <w:top w:val="single" w:color="auto" w:sz="4"/>
+          <w:left w:val="single" w:color="auto" w:sz="4"/>
+          <w:bottom w:val="single" w:color="auto" w:sz="4"/>
+          <w:right w:val="single" w:color="auto" w:sz="4"/>
+          <w:insideH w:val="single" w:color="auto" w:sz="4"/>
+          <w:insideV w:val="single" w:color="auto" w:sz="4"/>
+        </w:tblBorders>
+      </w:tblPr>
+      <w:tblGrid>
+        <w:gridCol w:w="9500"/>
+      </w:tblGrid>
+      <w:tr>
+        <w:trPr>
+          <w:cantSplit/>
+          <w:tblHeader/>
+        </w:trPr>
+        <w:tc>
+          <w:tcPr>
+            <w:tcW w:type="dxa" w:w="9500"/>
+            <w:tcBorders>
+              <w:top w:val="single" w:color="A6A6A6" w:sz="4"/>
+              <w:left w:val="single" w:color="A6A6A6" w:sz="4"/>
+              <w:bottom w:val="single" w:color="A6A6A6" w:sz="4"/>
+              <w:right w:val="single" w:color="A6A6A6" w:sz="4"/>
+            </w:tcBorders>
+            <w:shd w:fill="FCE4D6" w:color="auto" w:val="clear"/>
+            <w:tcMar>
+              <w:top w:type="dxa" w:w="50"/>
+              <w:left w:type="dxa" w:w="60"/>
+              <w:bottom w:type="dxa" w:w="50"/>
+              <w:right w:type="dxa" w:w="60"/>
+            </w:tcMar>
+          </w:tcPr>
+          <w:p>
+            <w:pPr>
+              <w:bidi/>
+              <w:spacing w:after="0" w:line="260"/>
+            </w:pPr>
+            <w:r>
+              <w:rPr>
+                <w:rFonts w:ascii="Arial" w:cs="Arial" w:eastAsia="Arial" w:hAnsi="Arial"/>
+                <w:b/>
+                <w:bCs/>
+                <w:sz w:val="19"/>
+                <w:szCs w:val="19"/>
+                <w:rtl/>
+              </w:rPr>
+              <w:t xml:space="preserve">بُعد لنسونی: بی‌توجهی به نتایج جمعی — جای گویه‌ها خالی است (نیاز به بررسی)</w:t>
+            </w:r>
+          </w:p>
+        </w:tc>
+      </w:tr>
+      <w:tr>
+        <w:trPr>
+          <w:cantSplit/>
+          <w:tblHeader w:val="false"/>
+        </w:trPr>
+        <w:tc>
+          <w:tcPr>
+            <w:tcW w:type="dxa" w:w="9500"/>
+            <w:tcBorders>
+              <w:top w:val="single" w:color="A6A6A6" w:sz="4"/>
+              <w:left w:val="single" w:color="A6A6A6" w:sz="4"/>
+              <w:bottom w:val="single" w:color="A6A6A6" w:sz="4"/>
+              <w:right w:val="single" w:color="A6A6A6" w:sz="4"/>
+            </w:tcBorders>
+            <w:tcMar>
+              <w:top w:type="dxa" w:w="50"/>
+              <w:left w:type="dxa" w:w="60"/>
+              <w:bottom w:type="dxa" w:w="50"/>
+              <w:right w:type="dxa" w:w="60"/>
+            </w:tcMar>
+          </w:tcPr>
+          <w:p>
+            <w:pPr>
+              <w:bidi/>
+              <w:spacing w:after="0" w:line="260"/>
+            </w:pPr>
+            <w:r>
+              <w:rPr>
+                <w:rFonts w:ascii="Arial" w:cs="Arial" w:eastAsia="Arial" w:hAnsi="Arial"/>
+                <w:b w:val="false"/>
+                <w:bCs w:val="false"/>
+                <w:sz w:val="19"/>
+                <w:szCs w:val="19"/>
+                <w:rtl/>
+              </w:rPr>
+              <w:t xml:space="preserve">ابزار منتشرشده‌ی قابل‌تأییدی برای این بُعد پیدا نشد. جایگاه‌ها عمداً خالی مانده‌اند؛ هیچ گویه‌ی محقق‌ساخته یا جایگزین ناهمخوانی در آن نگذاشته‌ام. بررسی‌شده و کنار گذاشته‌شده: Group Orientation Scale (ویژگی فردی)، goal interdependence (متن گویه‌ها پیدا نشد).</w:t>
+            </w:r>
+          </w:p>
+        </w:tc>
+      </w:tr>
+    </w:tbl>
+    <w:tbl>
+      <w:tblPr>
+        <w:bidiVisual/>
+        <w:tblW w:type="dxa" w:w="9500"/>
+        <w:tblBorders>
+          <w:top w:val="single" w:color="auto" w:sz="4"/>
+          <w:left w:val="single" w:color="auto" w:sz="4"/>
+          <w:bottom w:val="single" w:color="auto" w:sz="4"/>
+          <w:right w:val="single" w:color="auto" w:sz="4"/>
+          <w:insideH w:val="single" w:color="auto" w:sz="4"/>
+          <w:insideV w:val="single" w:color="auto" w:sz="4"/>
+        </w:tblBorders>
+      </w:tblPr>
+      <w:tblGrid>
+        <w:gridCol w:w="650"/>
+        <w:gridCol w:w="4930"/>
+        <w:gridCol w:w="560"/>
+        <w:gridCol w:w="560"/>
+        <w:gridCol w:w="560"/>
+        <w:gridCol w:w="560"/>
+        <w:gridCol w:w="560"/>
+        <w:gridCol w:w="560"/>
+        <w:gridCol w:w="560"/>
+      </w:tblGrid>
+      <w:tr>
+        <w:trPr>
+          <w:cantSplit/>
+          <w:tblHeader/>
+        </w:trPr>
+        <w:tc>
+          <w:tcPr>
+            <w:tcW w:type="dxa" w:w="650"/>
+            <w:tcBorders>
+              <w:top w:val="single" w:color="A6A6A6" w:sz="4"/>
+              <w:left w:val="single" w:color="A6A6A6" w:sz="4"/>
+              <w:bottom w:val="single" w:color="A6A6A6" w:sz="4"/>
+              <w:right w:val="single" w:color="A6A6A6" w:sz="4"/>
+            </w:tcBorders>
+            <w:shd w:fill="D9E2F3" w:color="auto" w:val="clear"/>
+            <w:tcMar>
+              <w:top w:type="dxa" w:w="50"/>
+              <w:left w:type="dxa" w:w="60"/>
+              <w:bottom w:type="dxa" w:w="50"/>
+              <w:right w:type="dxa" w:w="60"/>
+            </w:tcMar>
+          </w:tcPr>
+          <w:p>
+            <w:pPr>
+              <w:bidi/>
+              <w:spacing w:after="0" w:line="260"/>
+              <w:jc w:val="center"/>
+            </w:pPr>
+            <w:r>
+              <w:rPr>
+                <w:rFonts w:ascii="Arial" w:cs="Arial" w:eastAsia="Arial" w:hAnsi="Arial"/>
+                <w:b/>
+                <w:bCs/>
+                <w:sz w:val="19"/>
+                <w:szCs w:val="19"/>
+                <w:rtl/>
+              </w:rPr>
+              <w:t xml:space="preserve"/>
+            </w:r>
+          </w:p>
+        </w:tc>
+        <w:tc>
+          <w:tcPr>
+            <w:tcW w:type="dxa" w:w="4930"/>
+            <w:tcBorders>
+              <w:top w:val="single" w:color="A6A6A6" w:sz="4"/>
+              <w:left w:val="single" w:color="A6A6A6" w:sz="4"/>
+              <w:bottom w:val="single" w:color="A6A6A6" w:sz="4"/>
+              <w:right w:val="single" w:color="A6A6A6" w:sz="4"/>
+            </w:tcBorders>
+            <w:shd w:fill="D9E2F3" w:color="auto" w:val="clear"/>
+            <w:tcMar>
+              <w:top w:type="dxa" w:w="50"/>
+              <w:left w:type="dxa" w:w="60"/>
+              <w:bottom w:type="dxa" w:w="50"/>
+              <w:right w:type="dxa" w:w="60"/>
+            </w:tcMar>
+          </w:tcPr>
+          <w:p>
+            <w:pPr>
+              <w:bidi/>
+              <w:spacing w:after="0" w:line="260"/>
+            </w:pPr>
+            <w:r>
+              <w:rPr>
+                <w:rFonts w:ascii="Arial" w:cs="Arial" w:eastAsia="Arial" w:hAnsi="Arial"/>
+                <w:b/>
+                <w:bCs/>
+                <w:sz w:val="19"/>
+                <w:szCs w:val="19"/>
+                <w:rtl/>
+              </w:rPr>
+              <w:t xml:space="preserve">عبارت</w:t>
+            </w:r>
+          </w:p>
+        </w:tc>
+        <w:tc>
+          <w:tcPr>
+            <w:tcW w:type="dxa" w:w="560"/>
+            <w:tcBorders>
+              <w:top w:val="single" w:color="A6A6A6" w:sz="4"/>
+              <w:left w:val="single" w:color="A6A6A6" w:sz="4"/>
+              <w:bottom w:val="single" w:color="A6A6A6" w:sz="4"/>
+              <w:right w:val="single" w:color="A6A6A6" w:sz="4"/>
+            </w:tcBorders>
+            <w:shd w:fill="D9E2F3" w:color="auto" w:val="clear"/>
+            <w:tcMar>
+              <w:top w:type="dxa" w:w="50"/>
+              <w:left w:type="dxa" w:w="60"/>
+              <w:bottom w:type="dxa" w:w="50"/>
+              <w:right w:type="dxa" w:w="60"/>
+            </w:tcMar>
+          </w:tcPr>
+          <w:p>
+            <w:pPr>
+              <w:bidi/>
+              <w:spacing w:after="0" w:line="260"/>
+              <w:jc w:val="center"/>
+            </w:pPr>
+            <w:r>
+              <w:rPr>
+                <w:rFonts w:ascii="Arial" w:cs="Arial" w:eastAsia="Arial" w:hAnsi="Arial"/>
+                <w:b/>
+                <w:bCs/>
+                <w:sz w:val="15"/>
+                <w:szCs w:val="15"/>
+                <w:rtl/>
+              </w:rPr>
+              <w:t xml:space="preserve">۱</w:t>
+            </w:r>
+          </w:p>
+        </w:tc>
+        <w:tc>
+          <w:tcPr>
+            <w:tcW w:type="dxa" w:w="560"/>
+            <w:tcBorders>
+              <w:top w:val="single" w:color="A6A6A6" w:sz="4"/>
+              <w:left w:val="single" w:color="A6A6A6" w:sz="4"/>
+              <w:bottom w:val="single" w:color="A6A6A6" w:sz="4"/>
+              <w:right w:val="single" w:color="A6A6A6" w:sz="4"/>
+            </w:tcBorders>
+            <w:shd w:fill="D9E2F3" w:color="auto" w:val="clear"/>
+            <w:tcMar>
+              <w:top w:type="dxa" w:w="50"/>
+              <w:left w:type="dxa" w:w="60"/>
+              <w:bottom w:type="dxa" w:w="50"/>
+              <w:right w:type="dxa" w:w="60"/>
+            </w:tcMar>
+          </w:tcPr>
+          <w:p>
+            <w:pPr>
+              <w:bidi/>
+              <w:spacing w:after="0" w:line="260"/>
+              <w:jc w:val="center"/>
+            </w:pPr>
+            <w:r>
+              <w:rPr>
+                <w:rFonts w:ascii="Arial" w:cs="Arial" w:eastAsia="Arial" w:hAnsi="Arial"/>
+                <w:b/>
+                <w:bCs/>
+                <w:sz w:val="15"/>
+                <w:szCs w:val="15"/>
+                <w:rtl/>
+              </w:rPr>
+              <w:t xml:space="preserve">۲</w:t>
+            </w:r>
+          </w:p>
+        </w:tc>
+        <w:tc>
+          <w:tcPr>
+            <w:tcW w:type="dxa" w:w="560"/>
+            <w:tcBorders>
+              <w:top w:val="single" w:color="A6A6A6" w:sz="4"/>
+              <w:left w:val="single" w:color="A6A6A6" w:sz="4"/>
+              <w:bottom w:val="single" w:color="A6A6A6" w:sz="4"/>
+              <w:right w:val="single" w:color="A6A6A6" w:sz="4"/>
+            </w:tcBorders>
+            <w:shd w:fill="D9E2F3" w:color="auto" w:val="clear"/>
+            <w:tcMar>
+              <w:top w:type="dxa" w:w="50"/>
+              <w:left w:type="dxa" w:w="60"/>
+              <w:bottom w:type="dxa" w:w="50"/>
+              <w:right w:type="dxa" w:w="60"/>
+            </w:tcMar>
+          </w:tcPr>
+          <w:p>
+            <w:pPr>
+              <w:bidi/>
+              <w:spacing w:after="0" w:line="260"/>
+              <w:jc w:val="center"/>
+            </w:pPr>
+            <w:r>
+              <w:rPr>
+                <w:rFonts w:ascii="Arial" w:cs="Arial" w:eastAsia="Arial" w:hAnsi="Arial"/>
+                <w:b/>
+                <w:bCs/>
+                <w:sz w:val="15"/>
+                <w:szCs w:val="15"/>
+                <w:rtl/>
+              </w:rPr>
+              <w:t xml:space="preserve">۳</w:t>
+            </w:r>
+          </w:p>
+        </w:tc>
+        <w:tc>
+          <w:tcPr>
+            <w:tcW w:type="dxa" w:w="560"/>
+            <w:tcBorders>
+              <w:top w:val="single" w:color="A6A6A6" w:sz="4"/>
+              <w:left w:val="single" w:color="A6A6A6" w:sz="4"/>
+              <w:bottom w:val="single" w:color="A6A6A6" w:sz="4"/>
+              <w:right w:val="single" w:color="A6A6A6" w:sz="4"/>
+            </w:tcBorders>
+            <w:shd w:fill="D9E2F3" w:color="auto" w:val="clear"/>
+            <w:tcMar>
+              <w:top w:type="dxa" w:w="50"/>
+              <w:left w:type="dxa" w:w="60"/>
+              <w:bottom w:type="dxa" w:w="50"/>
+              <w:right w:type="dxa" w:w="60"/>
+            </w:tcMar>
+          </w:tcPr>
+          <w:p>
+            <w:pPr>
+              <w:bidi/>
+              <w:spacing w:after="0" w:line="260"/>
+              <w:jc w:val="center"/>
+            </w:pPr>
+            <w:r>
+              <w:rPr>
+                <w:rFonts w:ascii="Arial" w:cs="Arial" w:eastAsia="Arial" w:hAnsi="Arial"/>
+                <w:b/>
+                <w:bCs/>
+                <w:sz w:val="15"/>
+                <w:szCs w:val="15"/>
+                <w:rtl/>
+              </w:rPr>
+              <w:t xml:space="preserve">۴</w:t>
+            </w:r>
+          </w:p>
+        </w:tc>
+        <w:tc>
+          <w:tcPr>
+            <w:tcW w:type="dxa" w:w="560"/>
+            <w:tcBorders>
+              <w:top w:val="single" w:color="A6A6A6" w:sz="4"/>
+              <w:left w:val="single" w:color="A6A6A6" w:sz="4"/>
+              <w:bottom w:val="single" w:color="A6A6A6" w:sz="4"/>
+              <w:right w:val="single" w:color="A6A6A6" w:sz="4"/>
+            </w:tcBorders>
+            <w:shd w:fill="D9E2F3" w:color="auto" w:val="clear"/>
+            <w:tcMar>
+              <w:top w:type="dxa" w:w="50"/>
+              <w:left w:type="dxa" w:w="60"/>
+              <w:bottom w:type="dxa" w:w="50"/>
+              <w:right w:type="dxa" w:w="60"/>
+            </w:tcMar>
+          </w:tcPr>
+          <w:p>
+            <w:pPr>
+              <w:bidi/>
+              <w:spacing w:after="0" w:line="260"/>
+              <w:jc w:val="center"/>
+            </w:pPr>
+            <w:r>
+              <w:rPr>
+                <w:rFonts w:ascii="Arial" w:cs="Arial" w:eastAsia="Arial" w:hAnsi="Arial"/>
+                <w:b/>
+                <w:bCs/>
+                <w:sz w:val="15"/>
+                <w:szCs w:val="15"/>
+                <w:rtl/>
+              </w:rPr>
+              <w:t xml:space="preserve">۵</w:t>
+            </w:r>
+          </w:p>
+        </w:tc>
+        <w:tc>
+          <w:tcPr>
+            <w:tcW w:type="dxa" w:w="560"/>
+            <w:tcBorders>
+              <w:top w:val="single" w:color="A6A6A6" w:sz="4"/>
+              <w:left w:val="single" w:color="A6A6A6" w:sz="4"/>
+              <w:bottom w:val="single" w:color="A6A6A6" w:sz="4"/>
+              <w:right w:val="single" w:color="A6A6A6" w:sz="4"/>
+            </w:tcBorders>
+            <w:shd w:fill="D9E2F3" w:color="auto" w:val="clear"/>
+            <w:tcMar>
+              <w:top w:type="dxa" w:w="50"/>
+              <w:left w:type="dxa" w:w="60"/>
+              <w:bottom w:type="dxa" w:w="50"/>
+              <w:right w:type="dxa" w:w="60"/>
+            </w:tcMar>
+          </w:tcPr>
+          <w:p>
+            <w:pPr>
+              <w:bidi/>
+              <w:spacing w:after="0" w:line="260"/>
+              <w:jc w:val="center"/>
+            </w:pPr>
+            <w:r>
+              <w:rPr>
+                <w:rFonts w:ascii="Arial" w:cs="Arial" w:eastAsia="Arial" w:hAnsi="Arial"/>
+                <w:b/>
+                <w:bCs/>
+                <w:sz w:val="15"/>
+                <w:szCs w:val="15"/>
+                <w:rtl/>
+              </w:rPr>
+              <w:t xml:space="preserve">۶</w:t>
+            </w:r>
+          </w:p>
+        </w:tc>
+        <w:tc>
+          <w:tcPr>
+            <w:tcW w:type="dxa" w:w="560"/>
+            <w:tcBorders>
+              <w:top w:val="single" w:color="A6A6A6" w:sz="4"/>
+              <w:left w:val="single" w:color="A6A6A6" w:sz="4"/>
+              <w:bottom w:val="single" w:color="A6A6A6" w:sz="4"/>
+              <w:right w:val="single" w:color="A6A6A6" w:sz="4"/>
+            </w:tcBorders>
+            <w:shd w:fill="D9E2F3" w:color="auto" w:val="clear"/>
+            <w:tcMar>
+              <w:top w:type="dxa" w:w="50"/>
+              <w:left w:type="dxa" w:w="60"/>
+              <w:bottom w:type="dxa" w:w="50"/>
+              <w:right w:type="dxa" w:w="60"/>
+            </w:tcMar>
+          </w:tcPr>
+          <w:p>
+            <w:pPr>
+              <w:bidi/>
+              <w:spacing w:after="0" w:line="260"/>
+              <w:jc w:val="center"/>
+            </w:pPr>
+            <w:r>
+              <w:rPr>
+                <w:rFonts w:ascii="Arial" w:cs="Arial" w:eastAsia="Arial" w:hAnsi="Arial"/>
+                <w:b/>
+                <w:bCs/>
+                <w:sz w:val="15"/>
+                <w:szCs w:val="15"/>
+                <w:rtl/>
+              </w:rPr>
+              <w:t xml:space="preserve">۷</w:t>
+            </w:r>
+          </w:p>
+        </w:tc>
+      </w:tr>
+      <w:tr>
+        <w:trPr>
+          <w:cantSplit/>
+          <w:tblHeader w:val="false"/>
+        </w:trPr>
+        <w:tc>
+          <w:tcPr>
+            <w:tcW w:type="dxa" w:w="650"/>
+            <w:tcBorders>
+              <w:top w:val="single" w:color="A6A6A6" w:sz="4"/>
+              <w:left w:val="single" w:color="A6A6A6" w:sz="4"/>
+              <w:bottom w:val="single" w:color="A6A6A6" w:sz="4"/>
+              <w:right w:val="single" w:color="A6A6A6" w:sz="4"/>
+            </w:tcBorders>
+            <w:tcMar>
+              <w:top w:type="dxa" w:w="50"/>
+              <w:left w:type="dxa" w:w="60"/>
+              <w:bottom w:type="dxa" w:w="50"/>
+              <w:right w:type="dxa" w:w="60"/>
+            </w:tcMar>
+          </w:tcPr>
+          <w:p>
+            <w:pPr>
+              <w:bidi/>
+              <w:spacing w:after="0" w:line="260"/>
+              <w:jc w:val="center"/>
+            </w:pPr>
+            <w:r>
+              <w:rPr>
+                <w:rFonts w:ascii="Arial" w:cs="Arial" w:eastAsia="Arial" w:hAnsi="Arial"/>
+                <w:b w:val="false"/>
+                <w:bCs w:val="false"/>
+                <w:sz w:val="19"/>
+                <w:szCs w:val="19"/>
+                <w:rtl/>
+              </w:rPr>
+              <w:t xml:space="preserve">NR1</w:t>
+            </w:r>
+          </w:p>
+        </w:tc>
+        <w:tc>
+          <w:tcPr>
+            <w:tcW w:type="dxa" w:w="4930"/>
+            <w:tcBorders>
+              <w:top w:val="single" w:color="A6A6A6" w:sz="4"/>
+              <w:left w:val="single" w:color="A6A6A6" w:sz="4"/>
+              <w:bottom w:val="single" w:color="A6A6A6" w:sz="4"/>
+              <w:right w:val="single" w:color="A6A6A6" w:sz="4"/>
+            </w:tcBorders>
+            <w:tcMar>
+              <w:top w:type="dxa" w:w="50"/>
+              <w:left w:type="dxa" w:w="60"/>
+              <w:bottom w:type="dxa" w:w="50"/>
+              <w:right w:type="dxa" w:w="60"/>
+            </w:tcMar>
+          </w:tcPr>
+          <w:p>
+            <w:pPr>
+              <w:bidi/>
+              <w:spacing w:after="0" w:line="260"/>
+            </w:pPr>
+            <w:r>
+              <w:rPr>
+                <w:rFonts w:ascii="Arial" w:cs="Arial" w:eastAsia="Arial" w:hAnsi="Arial"/>
+                <w:b w:val="false"/>
+                <w:bCs w:val="false"/>
+                <w:sz w:val="19"/>
+                <w:szCs w:val="19"/>
+                <w:rtl/>
+              </w:rPr>
+              <w:t xml:space="preserve">[متن گویه — نیاز به بررسی]</w:t>
+            </w:r>
+          </w:p>
+        </w:tc>
+        <w:tc>
+          <w:tcPr>
+            <w:tcW w:type="dxa" w:w="560"/>
+            <w:tcBorders>
+              <w:top w:val="single" w:color="A6A6A6" w:sz="4"/>
+              <w:left w:val="single" w:color="A6A6A6" w:sz="4"/>
+              <w:bottom w:val="single" w:color="A6A6A6" w:sz="4"/>
+              <w:right w:val="single" w:color="A6A6A6" w:sz="4"/>
+            </w:tcBorders>
+            <w:tcMar>
+              <w:top w:type="dxa" w:w="50"/>
+              <w:left w:type="dxa" w:w="60"/>
+              <w:bottom w:type="dxa" w:w="50"/>
+              <w:right w:type="dxa" w:w="60"/>
+            </w:tcMar>
+          </w:tcPr>
+          <w:p>
+            <w:pPr>
+              <w:bidi/>
+              <w:spacing w:after="0" w:line="260"/>
+              <w:jc w:val="center"/>
+            </w:pPr>
+            <w:r>
+              <w:rPr>
+                <w:rFonts w:ascii="Arial" w:cs="Arial" w:eastAsia="Arial" w:hAnsi="Arial"/>
+                <w:b w:val="false"/>
+                <w:bCs w:val="false"/>
+                <w:sz w:val="19"/>
+                <w:szCs w:val="19"/>
+                <w:rtl/>
+              </w:rPr>
+              <w:t xml:space="preserve">☐</w:t>
+            </w:r>
+          </w:p>
+        </w:tc>
+        <w:tc>
+          <w:tcPr>
+            <w:tcW w:type="dxa" w:w="560"/>
+            <w:tcBorders>
+              <w:top w:val="single" w:color="A6A6A6" w:sz="4"/>
+              <w:left w:val="single" w:color="A6A6A6" w:sz="4"/>
+              <w:bottom w:val="single" w:color="A6A6A6" w:sz="4"/>
+              <w:right w:val="single" w:color="A6A6A6" w:sz="4"/>
+            </w:tcBorders>
+            <w:tcMar>
+              <w:top w:type="dxa" w:w="50"/>
+              <w:left w:type="dxa" w:w="60"/>
+              <w:bottom w:type="dxa" w:w="50"/>
+              <w:right w:type="dxa" w:w="60"/>
+            </w:tcMar>
+          </w:tcPr>
+          <w:p>
+            <w:pPr>
+              <w:bidi/>
+              <w:spacing w:after="0" w:line="260"/>
+              <w:jc w:val="center"/>
+            </w:pPr>
+            <w:r>
+              <w:rPr>
+                <w:rFonts w:ascii="Arial" w:cs="Arial" w:eastAsia="Arial" w:hAnsi="Arial"/>
+                <w:b w:val="false"/>
+                <w:bCs w:val="false"/>
+                <w:sz w:val="19"/>
+                <w:szCs w:val="19"/>
+                <w:rtl/>
+              </w:rPr>
+              <w:t xml:space="preserve">☐</w:t>
+            </w:r>
+          </w:p>
+        </w:tc>
+        <w:tc>
+          <w:tcPr>
+            <w:tcW w:type="dxa" w:w="560"/>
+            <w:tcBorders>
+              <w:top w:val="single" w:color="A6A6A6" w:sz="4"/>
+              <w:left w:val="single" w:color="A6A6A6" w:sz="4"/>
+              <w:bottom w:val="single" w:color="A6A6A6" w:sz="4"/>
+              <w:right w:val="single" w:color="A6A6A6" w:sz="4"/>
+            </w:tcBorders>
+            <w:tcMar>
+              <w:top w:type="dxa" w:w="50"/>
+              <w:left w:type="dxa" w:w="60"/>
+              <w:bottom w:type="dxa" w:w="50"/>
+              <w:right w:type="dxa" w:w="60"/>
+            </w:tcMar>
+          </w:tcPr>
+          <w:p>
+            <w:pPr>
+              <w:bidi/>
+              <w:spacing w:after="0" w:line="260"/>
+              <w:jc w:val="center"/>
+            </w:pPr>
+            <w:r>
+              <w:rPr>
+                <w:rFonts w:ascii="Arial" w:cs="Arial" w:eastAsia="Arial" w:hAnsi="Arial"/>
+                <w:b w:val="false"/>
+                <w:bCs w:val="false"/>
+                <w:sz w:val="19"/>
+                <w:szCs w:val="19"/>
+                <w:rtl/>
+              </w:rPr>
+              <w:t xml:space="preserve">☐</w:t>
+            </w:r>
+          </w:p>
+        </w:tc>
+        <w:tc>
+          <w:tcPr>
+            <w:tcW w:type="dxa" w:w="560"/>
+            <w:tcBorders>
+              <w:top w:val="single" w:color="A6A6A6" w:sz="4"/>
+              <w:left w:val="single" w:color="A6A6A6" w:sz="4"/>
+              <w:bottom w:val="single" w:color="A6A6A6" w:sz="4"/>
+              <w:right w:val="single" w:color="A6A6A6" w:sz="4"/>
+            </w:tcBorders>
+            <w:tcMar>
+              <w:top w:type="dxa" w:w="50"/>
+              <w:left w:type="dxa" w:w="60"/>
+              <w:bottom w:type="dxa" w:w="50"/>
+              <w:right w:type="dxa" w:w="60"/>
+            </w:tcMar>
+          </w:tcPr>
+          <w:p>
+            <w:pPr>
+              <w:bidi/>
+              <w:spacing w:after="0" w:line="260"/>
+              <w:jc w:val="center"/>
+            </w:pPr>
+            <w:r>
+              <w:rPr>
+                <w:rFonts w:ascii="Arial" w:cs="Arial" w:eastAsia="Arial" w:hAnsi="Arial"/>
+                <w:b w:val="false"/>
+                <w:bCs w:val="false"/>
+                <w:sz w:val="19"/>
+                <w:szCs w:val="19"/>
+                <w:rtl/>
+              </w:rPr>
+              <w:t xml:space="preserve">☐</w:t>
+            </w:r>
+          </w:p>
+        </w:tc>
+        <w:tc>
+          <w:tcPr>
+            <w:tcW w:type="dxa" w:w="560"/>
+            <w:tcBorders>
+              <w:top w:val="single" w:color="A6A6A6" w:sz="4"/>
+              <w:left w:val="single" w:color="A6A6A6" w:sz="4"/>
+              <w:bottom w:val="single" w:color="A6A6A6" w:sz="4"/>
+              <w:right w:val="single" w:color="A6A6A6" w:sz="4"/>
+            </w:tcBorders>
+            <w:tcMar>
+              <w:top w:type="dxa" w:w="50"/>
+              <w:left w:type="dxa" w:w="60"/>
+              <w:bottom w:type="dxa" w:w="50"/>
+              <w:right w:type="dxa" w:w="60"/>
+            </w:tcMar>
+          </w:tcPr>
+          <w:p>
+            <w:pPr>
+              <w:bidi/>
+              <w:spacing w:after="0" w:line="260"/>
+              <w:jc w:val="center"/>
+            </w:pPr>
+            <w:r>
+              <w:rPr>
+                <w:rFonts w:ascii="Arial" w:cs="Arial" w:eastAsia="Arial" w:hAnsi="Arial"/>
+                <w:b w:val="false"/>
+                <w:bCs w:val="false"/>
+                <w:sz w:val="19"/>
+                <w:szCs w:val="19"/>
+                <w:rtl/>
+              </w:rPr>
+              <w:t xml:space="preserve">☐</w:t>
+            </w:r>
+          </w:p>
+        </w:tc>
+        <w:tc>
+          <w:tcPr>
+            <w:tcW w:type="dxa" w:w="560"/>
+            <w:tcBorders>
+              <w:top w:val="single" w:color="A6A6A6" w:sz="4"/>
+              <w:left w:val="single" w:color="A6A6A6" w:sz="4"/>
+              <w:bottom w:val="single" w:color="A6A6A6" w:sz="4"/>
+              <w:right w:val="single" w:color="A6A6A6" w:sz="4"/>
+            </w:tcBorders>
+            <w:tcMar>
+              <w:top w:type="dxa" w:w="50"/>
+              <w:left w:type="dxa" w:w="60"/>
+              <w:bottom w:type="dxa" w:w="50"/>
+              <w:right w:type="dxa" w:w="60"/>
+            </w:tcMar>
+          </w:tcPr>
+          <w:p>
+            <w:pPr>
+              <w:bidi/>
+              <w:spacing w:after="0" w:line="260"/>
+              <w:jc w:val="center"/>
+            </w:pPr>
+            <w:r>
+              <w:rPr>
+                <w:rFonts w:ascii="Arial" w:cs="Arial" w:eastAsia="Arial" w:hAnsi="Arial"/>
+                <w:b w:val="false"/>
+                <w:bCs w:val="false"/>
+                <w:sz w:val="19"/>
+                <w:szCs w:val="19"/>
+                <w:rtl/>
+              </w:rPr>
+              <w:t xml:space="preserve">☐</w:t>
+            </w:r>
+          </w:p>
+        </w:tc>
+        <w:tc>
+          <w:tcPr>
+            <w:tcW w:type="dxa" w:w="560"/>
+            <w:tcBorders>
+              <w:top w:val="single" w:color="A6A6A6" w:sz="4"/>
+              <w:left w:val="single" w:color="A6A6A6" w:sz="4"/>
+              <w:bottom w:val="single" w:color="A6A6A6" w:sz="4"/>
+              <w:right w:val="single" w:color="A6A6A6" w:sz="4"/>
+            </w:tcBorders>
+            <w:tcMar>
+              <w:top w:type="dxa" w:w="50"/>
+              <w:left w:type="dxa" w:w="60"/>
+              <w:bottom w:type="dxa" w:w="50"/>
+              <w:right w:type="dxa" w:w="60"/>
+            </w:tcMar>
+          </w:tcPr>
+          <w:p>
+            <w:pPr>
+              <w:bidi/>
+              <w:spacing w:after="0" w:line="260"/>
+              <w:jc w:val="center"/>
+            </w:pPr>
+            <w:r>
+              <w:rPr>
+                <w:rFonts w:ascii="Arial" w:cs="Arial" w:eastAsia="Arial" w:hAnsi="Arial"/>
+                <w:b w:val="false"/>
+                <w:bCs w:val="false"/>
+                <w:sz w:val="19"/>
+                <w:szCs w:val="19"/>
+                <w:rtl/>
+              </w:rPr>
+              <w:t xml:space="preserve">☐</w:t>
+            </w:r>
+          </w:p>
+        </w:tc>
+      </w:tr>
+      <w:tr>
+        <w:trPr>
+          <w:cantSplit/>
+          <w:tblHeader w:val="false"/>
+        </w:trPr>
+        <w:tc>
+          <w:tcPr>
+            <w:tcW w:type="dxa" w:w="650"/>
+            <w:tcBorders>
+              <w:top w:val="single" w:color="A6A6A6" w:sz="4"/>
+              <w:left w:val="single" w:color="A6A6A6" w:sz="4"/>
+              <w:bottom w:val="single" w:color="A6A6A6" w:sz="4"/>
+              <w:right w:val="single" w:color="A6A6A6" w:sz="4"/>
+            </w:tcBorders>
+            <w:tcMar>
+              <w:top w:type="dxa" w:w="50"/>
+              <w:left w:type="dxa" w:w="60"/>
+              <w:bottom w:type="dxa" w:w="50"/>
+              <w:right w:type="dxa" w:w="60"/>
+            </w:tcMar>
+          </w:tcPr>
+          <w:p>
+            <w:pPr>
+              <w:bidi/>
+              <w:spacing w:after="0" w:line="260"/>
+              <w:jc w:val="center"/>
+            </w:pPr>
+            <w:r>
+              <w:rPr>
+                <w:rFonts w:ascii="Arial" w:cs="Arial" w:eastAsia="Arial" w:hAnsi="Arial"/>
+                <w:b w:val="false"/>
+                <w:bCs w:val="false"/>
+                <w:sz w:val="19"/>
+                <w:szCs w:val="19"/>
+                <w:rtl/>
+              </w:rPr>
+              <w:t xml:space="preserve">NR2</w:t>
+            </w:r>
+          </w:p>
+        </w:tc>
+        <w:tc>
+          <w:tcPr>
+            <w:tcW w:type="dxa" w:w="4930"/>
+            <w:tcBorders>
+              <w:top w:val="single" w:color="A6A6A6" w:sz="4"/>
+              <w:left w:val="single" w:color="A6A6A6" w:sz="4"/>
+              <w:bottom w:val="single" w:color="A6A6A6" w:sz="4"/>
+              <w:right w:val="single" w:color="A6A6A6" w:sz="4"/>
+            </w:tcBorders>
+            <w:tcMar>
+              <w:top w:type="dxa" w:w="50"/>
+              <w:left w:type="dxa" w:w="60"/>
+              <w:bottom w:type="dxa" w:w="50"/>
+              <w:right w:type="dxa" w:w="60"/>
+            </w:tcMar>
+          </w:tcPr>
+          <w:p>
+            <w:pPr>
+              <w:bidi/>
+              <w:spacing w:after="0" w:line="260"/>
+            </w:pPr>
+            <w:r>
+              <w:rPr>
+                <w:rFonts w:ascii="Arial" w:cs="Arial" w:eastAsia="Arial" w:hAnsi="Arial"/>
+                <w:b w:val="false"/>
+                <w:bCs w:val="false"/>
+                <w:sz w:val="19"/>
+                <w:szCs w:val="19"/>
+                <w:rtl/>
+              </w:rPr>
+              <w:t xml:space="preserve">[متن گویه — نیاز به بررسی]</w:t>
+            </w:r>
+          </w:p>
+        </w:tc>
+        <w:tc>
+          <w:tcPr>
+            <w:tcW w:type="dxa" w:w="560"/>
+            <w:tcBorders>
+              <w:top w:val="single" w:color="A6A6A6" w:sz="4"/>
+              <w:left w:val="single" w:color="A6A6A6" w:sz="4"/>
+              <w:bottom w:val="single" w:color="A6A6A6" w:sz="4"/>
+              <w:right w:val="single" w:color="A6A6A6" w:sz="4"/>
+            </w:tcBorders>
+            <w:tcMar>
+              <w:top w:type="dxa" w:w="50"/>
+              <w:left w:type="dxa" w:w="60"/>
+              <w:bottom w:type="dxa" w:w="50"/>
+              <w:right w:type="dxa" w:w="60"/>
+            </w:tcMar>
+          </w:tcPr>
+          <w:p>
+            <w:pPr>
+              <w:bidi/>
+              <w:spacing w:after="0" w:line="260"/>
+              <w:jc w:val="center"/>
+            </w:pPr>
+            <w:r>
+              <w:rPr>
+                <w:rFonts w:ascii="Arial" w:cs="Arial" w:eastAsia="Arial" w:hAnsi="Arial"/>
+                <w:b w:val="false"/>
+                <w:bCs w:val="false"/>
+                <w:sz w:val="19"/>
+                <w:szCs w:val="19"/>
+                <w:rtl/>
+              </w:rPr>
+              <w:t xml:space="preserve">☐</w:t>
+            </w:r>
+          </w:p>
+        </w:tc>
+        <w:tc>
+          <w:tcPr>
+            <w:tcW w:type="dxa" w:w="560"/>
+            <w:tcBorders>
+              <w:top w:val="single" w:color="A6A6A6" w:sz="4"/>
+              <w:left w:val="single" w:color="A6A6A6" w:sz="4"/>
+              <w:bottom w:val="single" w:color="A6A6A6" w:sz="4"/>
+              <w:right w:val="single" w:color="A6A6A6" w:sz="4"/>
+            </w:tcBorders>
+            <w:tcMar>
+              <w:top w:type="dxa" w:w="50"/>
+              <w:left w:type="dxa" w:w="60"/>
+              <w:bottom w:type="dxa" w:w="50"/>
+              <w:right w:type="dxa" w:w="60"/>
+            </w:tcMar>
+          </w:tcPr>
+          <w:p>
+            <w:pPr>
+              <w:bidi/>
+              <w:spacing w:after="0" w:line="260"/>
+              <w:jc w:val="center"/>
+            </w:pPr>
+            <w:r>
+              <w:rPr>
+                <w:rFonts w:ascii="Arial" w:cs="Arial" w:eastAsia="Arial" w:hAnsi="Arial"/>
+                <w:b w:val="false"/>
+                <w:bCs w:val="false"/>
+                <w:sz w:val="19"/>
+                <w:szCs w:val="19"/>
+                <w:rtl/>
+              </w:rPr>
+              <w:t xml:space="preserve">☐</w:t>
+            </w:r>
+          </w:p>
+        </w:tc>
+        <w:tc>
+          <w:tcPr>
+            <w:tcW w:type="dxa" w:w="560"/>
+            <w:tcBorders>
+              <w:top w:val="single" w:color="A6A6A6" w:sz="4"/>
+              <w:left w:val="single" w:color="A6A6A6" w:sz="4"/>
+              <w:bottom w:val="single" w:color="A6A6A6" w:sz="4"/>
+              <w:right w:val="single" w:color="A6A6A6" w:sz="4"/>
+            </w:tcBorders>
+            <w:tcMar>
+              <w:top w:type="dxa" w:w="50"/>
+              <w:left w:type="dxa" w:w="60"/>
+              <w:bottom w:type="dxa" w:w="50"/>
+              <w:right w:type="dxa" w:w="60"/>
+            </w:tcMar>
+          </w:tcPr>
+          <w:p>
+            <w:pPr>
+              <w:bidi/>
+              <w:spacing w:after="0" w:line="260"/>
+              <w:jc w:val="center"/>
+            </w:pPr>
+            <w:r>
+              <w:rPr>
+                <w:rFonts w:ascii="Arial" w:cs="Arial" w:eastAsia="Arial" w:hAnsi="Arial"/>
+                <w:b w:val="false"/>
+                <w:bCs w:val="false"/>
+                <w:sz w:val="19"/>
+                <w:szCs w:val="19"/>
+                <w:rtl/>
+              </w:rPr>
+              <w:t xml:space="preserve">☐</w:t>
+            </w:r>
+          </w:p>
+        </w:tc>
+        <w:tc>
+          <w:tcPr>
+            <w:tcW w:type="dxa" w:w="560"/>
+            <w:tcBorders>
+              <w:top w:val="single" w:color="A6A6A6" w:sz="4"/>
+              <w:left w:val="single" w:color="A6A6A6" w:sz="4"/>
+              <w:bottom w:val="single" w:color="A6A6A6" w:sz="4"/>
+              <w:right w:val="single" w:color="A6A6A6" w:sz="4"/>
+            </w:tcBorders>
+            <w:tcMar>
+              <w:top w:type="dxa" w:w="50"/>
+              <w:left w:type="dxa" w:w="60"/>
+              <w:bottom w:type="dxa" w:w="50"/>
+              <w:right w:type="dxa" w:w="60"/>
+            </w:tcMar>
+          </w:tcPr>
+          <w:p>
+            <w:pPr>
+              <w:bidi/>
+              <w:spacing w:after="0" w:line="260"/>
+              <w:jc w:val="center"/>
+            </w:pPr>
+            <w:r>
+              <w:rPr>
+                <w:rFonts w:ascii="Arial" w:cs="Arial" w:eastAsia="Arial" w:hAnsi="Arial"/>
+                <w:b w:val="false"/>
+                <w:bCs w:val="false"/>
+                <w:sz w:val="19"/>
+                <w:szCs w:val="19"/>
+                <w:rtl/>
+              </w:rPr>
+              <w:t xml:space="preserve">☐</w:t>
+            </w:r>
+          </w:p>
+        </w:tc>
+        <w:tc>
+          <w:tcPr>
+            <w:tcW w:type="dxa" w:w="560"/>
+            <w:tcBorders>
+              <w:top w:val="single" w:color="A6A6A6" w:sz="4"/>
+              <w:left w:val="single" w:color="A6A6A6" w:sz="4"/>
+              <w:bottom w:val="single" w:color="A6A6A6" w:sz="4"/>
+              <w:right w:val="single" w:color="A6A6A6" w:sz="4"/>
+            </w:tcBorders>
+            <w:tcMar>
+              <w:top w:type="dxa" w:w="50"/>
+              <w:left w:type="dxa" w:w="60"/>
+              <w:bottom w:type="dxa" w:w="50"/>
+              <w:right w:type="dxa" w:w="60"/>
+            </w:tcMar>
+          </w:tcPr>
+          <w:p>
+            <w:pPr>
+              <w:bidi/>
+              <w:spacing w:after="0" w:line="260"/>
+              <w:jc w:val="center"/>
+            </w:pPr>
+            <w:r>
+              <w:rPr>
+                <w:rFonts w:ascii="Arial" w:cs="Arial" w:eastAsia="Arial" w:hAnsi="Arial"/>
+                <w:b w:val="false"/>
+                <w:bCs w:val="false"/>
+                <w:sz w:val="19"/>
+                <w:szCs w:val="19"/>
+                <w:rtl/>
+              </w:rPr>
+              <w:t xml:space="preserve">☐</w:t>
+            </w:r>
+          </w:p>
+        </w:tc>
+        <w:tc>
+          <w:tcPr>
+            <w:tcW w:type="dxa" w:w="560"/>
+            <w:tcBorders>
+              <w:top w:val="single" w:color="A6A6A6" w:sz="4"/>
+              <w:left w:val="single" w:color="A6A6A6" w:sz="4"/>
+              <w:bottom w:val="single" w:color="A6A6A6" w:sz="4"/>
+              <w:right w:val="single" w:color="A6A6A6" w:sz="4"/>
+            </w:tcBorders>
+            <w:tcMar>
+              <w:top w:type="dxa" w:w="50"/>
+              <w:left w:type="dxa" w:w="60"/>
+              <w:bottom w:type="dxa" w:w="50"/>
+              <w:right w:type="dxa" w:w="60"/>
+            </w:tcMar>
+          </w:tcPr>
+          <w:p>
+            <w:pPr>
+              <w:bidi/>
+              <w:spacing w:after="0" w:line="260"/>
+              <w:jc w:val="center"/>
+            </w:pPr>
+            <w:r>
+              <w:rPr>
+                <w:rFonts w:ascii="Arial" w:cs="Arial" w:eastAsia="Arial" w:hAnsi="Arial"/>
+                <w:b w:val="false"/>
+                <w:bCs w:val="false"/>
+                <w:sz w:val="19"/>
+                <w:szCs w:val="19"/>
+                <w:rtl/>
+              </w:rPr>
+              <w:t xml:space="preserve">☐</w:t>
+            </w:r>
+          </w:p>
+        </w:tc>
+        <w:tc>
+          <w:tcPr>
+            <w:tcW w:type="dxa" w:w="560"/>
+            <w:tcBorders>
+              <w:top w:val="single" w:color="A6A6A6" w:sz="4"/>
+              <w:left w:val="single" w:color="A6A6A6" w:sz="4"/>
+              <w:bottom w:val="single" w:color="A6A6A6" w:sz="4"/>
+              <w:right w:val="single" w:color="A6A6A6" w:sz="4"/>
+            </w:tcBorders>
+            <w:tcMar>
+              <w:top w:type="dxa" w:w="50"/>
+              <w:left w:type="dxa" w:w="60"/>
+              <w:bottom w:type="dxa" w:w="50"/>
+              <w:right w:type="dxa" w:w="60"/>
+            </w:tcMar>
+          </w:tcPr>
+          <w:p>
+            <w:pPr>
+              <w:bidi/>
+              <w:spacing w:after="0" w:line="260"/>
+              <w:jc w:val="center"/>
+            </w:pPr>
+            <w:r>
+              <w:rPr>
+                <w:rFonts w:ascii="Arial" w:cs="Arial" w:eastAsia="Arial" w:hAnsi="Arial"/>
+                <w:b w:val="false"/>
+                <w:bCs w:val="false"/>
+                <w:sz w:val="19"/>
+                <w:szCs w:val="19"/>
+                <w:rtl/>
+              </w:rPr>
+              <w:t xml:space="preserve">☐</w:t>
+            </w:r>
+          </w:p>
+        </w:tc>
+      </w:tr>
+      <w:tr>
+        <w:trPr>
+          <w:cantSplit/>
+          <w:tblHeader w:val="false"/>
+        </w:trPr>
+        <w:tc>
+          <w:tcPr>
+            <w:tcW w:type="dxa" w:w="650"/>
+            <w:tcBorders>
+              <w:top w:val="single" w:color="A6A6A6" w:sz="4"/>
+              <w:left w:val="single" w:color="A6A6A6" w:sz="4"/>
+              <w:bottom w:val="single" w:color="A6A6A6" w:sz="4"/>
+              <w:right w:val="single" w:color="A6A6A6" w:sz="4"/>
+            </w:tcBorders>
+            <w:tcMar>
+              <w:top w:type="dxa" w:w="50"/>
+              <w:left w:type="dxa" w:w="60"/>
+              <w:bottom w:type="dxa" w:w="50"/>
+              <w:right w:type="dxa" w:w="60"/>
+            </w:tcMar>
+          </w:tcPr>
+          <w:p>
+            <w:pPr>
+              <w:bidi/>
+              <w:spacing w:after="0" w:line="260"/>
+              <w:jc w:val="center"/>
+            </w:pPr>
+            <w:r>
+              <w:rPr>
+                <w:rFonts w:ascii="Arial" w:cs="Arial" w:eastAsia="Arial" w:hAnsi="Arial"/>
+                <w:b w:val="false"/>
+                <w:bCs w:val="false"/>
+                <w:sz w:val="19"/>
+                <w:szCs w:val="19"/>
+                <w:rtl/>
+              </w:rPr>
+              <w:t xml:space="preserve">NR3</w:t>
+            </w:r>
+          </w:p>
+        </w:tc>
+        <w:tc>
+          <w:tcPr>
+            <w:tcW w:type="dxa" w:w="4930"/>
+            <w:tcBorders>
+              <w:top w:val="single" w:color="A6A6A6" w:sz="4"/>
+              <w:left w:val="single" w:color="A6A6A6" w:sz="4"/>
+              <w:bottom w:val="single" w:color="A6A6A6" w:sz="4"/>
+              <w:right w:val="single" w:color="A6A6A6" w:sz="4"/>
+            </w:tcBorders>
+            <w:tcMar>
+              <w:top w:type="dxa" w:w="50"/>
+              <w:left w:type="dxa" w:w="60"/>
+              <w:bottom w:type="dxa" w:w="50"/>
+              <w:right w:type="dxa" w:w="60"/>
+            </w:tcMar>
+          </w:tcPr>
+          <w:p>
+            <w:pPr>
+              <w:bidi/>
+              <w:spacing w:after="0" w:line="260"/>
+            </w:pPr>
+            <w:r>
+              <w:rPr>
+                <w:rFonts w:ascii="Arial" w:cs="Arial" w:eastAsia="Arial" w:hAnsi="Arial"/>
+                <w:b w:val="false"/>
+                <w:bCs w:val="false"/>
+                <w:sz w:val="19"/>
+                <w:szCs w:val="19"/>
+                <w:rtl/>
+              </w:rPr>
+              <w:t xml:space="preserve">[متن گویه — نیاز به بررسی]</w:t>
+            </w:r>
+          </w:p>
+        </w:tc>
+        <w:tc>
+          <w:tcPr>
+            <w:tcW w:type="dxa" w:w="560"/>
+            <w:tcBorders>
+              <w:top w:val="single" w:color="A6A6A6" w:sz="4"/>
+              <w:left w:val="single" w:color="A6A6A6" w:sz="4"/>
+              <w:bottom w:val="single" w:color="A6A6A6" w:sz="4"/>
+              <w:right w:val="single" w:color="A6A6A6" w:sz="4"/>
+            </w:tcBorders>
+            <w:tcMar>
+              <w:top w:type="dxa" w:w="50"/>
+              <w:left w:type="dxa" w:w="60"/>
+              <w:bottom w:type="dxa" w:w="50"/>
+              <w:right w:type="dxa" w:w="60"/>
+            </w:tcMar>
+          </w:tcPr>
+          <w:p>
+            <w:pPr>
+              <w:bidi/>
+              <w:spacing w:after="0" w:line="260"/>
+              <w:jc w:val="center"/>
+            </w:pPr>
+            <w:r>
+              <w:rPr>
+                <w:rFonts w:ascii="Arial" w:cs="Arial" w:eastAsia="Arial" w:hAnsi="Arial"/>
+                <w:b w:val="false"/>
+                <w:bCs w:val="false"/>
+                <w:sz w:val="19"/>
+                <w:szCs w:val="19"/>
+                <w:rtl/>
+              </w:rPr>
+              <w:t xml:space="preserve">☐</w:t>
+            </w:r>
+          </w:p>
+        </w:tc>
+        <w:tc>
+          <w:tcPr>
+            <w:tcW w:type="dxa" w:w="560"/>
+            <w:tcBorders>
+              <w:top w:val="single" w:color="A6A6A6" w:sz="4"/>
+              <w:left w:val="single" w:color="A6A6A6" w:sz="4"/>
+              <w:bottom w:val="single" w:color="A6A6A6" w:sz="4"/>
+              <w:right w:val="single" w:color="A6A6A6" w:sz="4"/>
+            </w:tcBorders>
+            <w:tcMar>
+              <w:top w:type="dxa" w:w="50"/>
+              <w:left w:type="dxa" w:w="60"/>
+              <w:bottom w:type="dxa" w:w="50"/>
+              <w:right w:type="dxa" w:w="60"/>
+            </w:tcMar>
+          </w:tcPr>
+          <w:p>
+            <w:pPr>
+              <w:bidi/>
+              <w:spacing w:after="0" w:line="260"/>
+              <w:jc w:val="center"/>
+            </w:pPr>
+            <w:r>
+              <w:rPr>
+                <w:rFonts w:ascii="Arial" w:cs="Arial" w:eastAsia="Arial" w:hAnsi="Arial"/>
+                <w:b w:val="false"/>
+                <w:bCs w:val="false"/>
+                <w:sz w:val="19"/>
+                <w:szCs w:val="19"/>
+                <w:rtl/>
+              </w:rPr>
+              <w:t xml:space="preserve">☐</w:t>
+            </w:r>
+          </w:p>
+        </w:tc>
+        <w:tc>
+          <w:tcPr>
+            <w:tcW w:type="dxa" w:w="560"/>
+            <w:tcBorders>
+              <w:top w:val="single" w:color="A6A6A6" w:sz="4"/>
+              <w:left w:val="single" w:color="A6A6A6" w:sz="4"/>
+              <w:bottom w:val="single" w:color="A6A6A6" w:sz="4"/>
+              <w:right w:val="single" w:color="A6A6A6" w:sz="4"/>
+            </w:tcBorders>
+            <w:tcMar>
+              <w:top w:type="dxa" w:w="50"/>
+              <w:left w:type="dxa" w:w="60"/>
+              <w:bottom w:type="dxa" w:w="50"/>
+              <w:right w:type="dxa" w:w="60"/>
+            </w:tcMar>
+          </w:tcPr>
+          <w:p>
+            <w:pPr>
+              <w:bidi/>
+              <w:spacing w:after="0" w:line="260"/>
+              <w:jc w:val="center"/>
+            </w:pPr>
+            <w:r>
+              <w:rPr>
+                <w:rFonts w:ascii="Arial" w:cs="Arial" w:eastAsia="Arial" w:hAnsi="Arial"/>
+                <w:b w:val="false"/>
+                <w:bCs w:val="false"/>
+                <w:sz w:val="19"/>
+                <w:szCs w:val="19"/>
+                <w:rtl/>
+              </w:rPr>
+              <w:t xml:space="preserve">☐</w:t>
+            </w:r>
+          </w:p>
+        </w:tc>
+        <w:tc>
+          <w:tcPr>
+            <w:tcW w:type="dxa" w:w="560"/>
+            <w:tcBorders>
+              <w:top w:val="single" w:color="A6A6A6" w:sz="4"/>
+              <w:left w:val="single" w:color="A6A6A6" w:sz="4"/>
+              <w:bottom w:val="single" w:color="A6A6A6" w:sz="4"/>
+              <w:right w:val="single" w:color="A6A6A6" w:sz="4"/>
+            </w:tcBorders>
+            <w:tcMar>
+              <w:top w:type="dxa" w:w="50"/>
+              <w:left w:type="dxa" w:w="60"/>
+              <w:bottom w:type="dxa" w:w="50"/>
+              <w:right w:type="dxa" w:w="60"/>
+            </w:tcMar>
+          </w:tcPr>
+          <w:p>
+            <w:pPr>
+              <w:bidi/>
+              <w:spacing w:after="0" w:line="260"/>
+              <w:jc w:val="center"/>
+            </w:pPr>
+            <w:r>
+              <w:rPr>
+                <w:rFonts w:ascii="Arial" w:cs="Arial" w:eastAsia="Arial" w:hAnsi="Arial"/>
+                <w:b w:val="false"/>
+                <w:bCs w:val="false"/>
+                <w:sz w:val="19"/>
+                <w:szCs w:val="19"/>
+                <w:rtl/>
+              </w:rPr>
+              <w:t xml:space="preserve">☐</w:t>
+            </w:r>
+          </w:p>
+        </w:tc>
+        <w:tc>
+          <w:tcPr>
+            <w:tcW w:type="dxa" w:w="560"/>
+            <w:tcBorders>
+              <w:top w:val="single" w:color="A6A6A6" w:sz="4"/>
+              <w:left w:val="single" w:color="A6A6A6" w:sz="4"/>
+              <w:bottom w:val="single" w:color="A6A6A6" w:sz="4"/>
+              <w:right w:val="single" w:color="A6A6A6" w:sz="4"/>
+            </w:tcBorders>
+            <w:tcMar>
+              <w:top w:type="dxa" w:w="50"/>
+              <w:left w:type="dxa" w:w="60"/>
+              <w:bottom w:type="dxa" w:w="50"/>
+              <w:right w:type="dxa" w:w="60"/>
+            </w:tcMar>
+          </w:tcPr>
+          <w:p>
+            <w:pPr>
+              <w:bidi/>
+              <w:spacing w:after="0" w:line="260"/>
+              <w:jc w:val="center"/>
+            </w:pPr>
+            <w:r>
+              <w:rPr>
+                <w:rFonts w:ascii="Arial" w:cs="Arial" w:eastAsia="Arial" w:hAnsi="Arial"/>
+                <w:b w:val="false"/>
+                <w:bCs w:val="false"/>
+                <w:sz w:val="19"/>
+                <w:szCs w:val="19"/>
+                <w:rtl/>
+              </w:rPr>
+              <w:t xml:space="preserve">☐</w:t>
+            </w:r>
+          </w:p>
+        </w:tc>
+        <w:tc>
+          <w:tcPr>
+            <w:tcW w:type="dxa" w:w="560"/>
+            <w:tcBorders>
+              <w:top w:val="single" w:color="A6A6A6" w:sz="4"/>
+              <w:left w:val="single" w:color="A6A6A6" w:sz="4"/>
+              <w:bottom w:val="single" w:color="A6A6A6" w:sz="4"/>
+              <w:right w:val="single" w:color="A6A6A6" w:sz="4"/>
+            </w:tcBorders>
+            <w:tcMar>
+              <w:top w:type="dxa" w:w="50"/>
+              <w:left w:type="dxa" w:w="60"/>
+              <w:bottom w:type="dxa" w:w="50"/>
+              <w:right w:type="dxa" w:w="60"/>
+            </w:tcMar>
+          </w:tcPr>
+          <w:p>
+            <w:pPr>
+              <w:bidi/>
+              <w:spacing w:after="0" w:line="260"/>
+              <w:jc w:val="center"/>
+            </w:pPr>
+            <w:r>
+              <w:rPr>
+                <w:rFonts w:ascii="Arial" w:cs="Arial" w:eastAsia="Arial" w:hAnsi="Arial"/>
+                <w:b w:val="false"/>
+                <w:bCs w:val="false"/>
+                <w:sz w:val="19"/>
+                <w:szCs w:val="19"/>
+                <w:rtl/>
+              </w:rPr>
+              <w:t xml:space="preserve">☐</w:t>
+            </w:r>
+          </w:p>
+        </w:tc>
+        <w:tc>
+          <w:tcPr>
+            <w:tcW w:type="dxa" w:w="560"/>
+            <w:tcBorders>
+              <w:top w:val="single" w:color="A6A6A6" w:sz="4"/>
+              <w:left w:val="single" w:color="A6A6A6" w:sz="4"/>
+              <w:bottom w:val="single" w:color="A6A6A6" w:sz="4"/>
+              <w:right w:val="single" w:color="A6A6A6" w:sz="4"/>
+            </w:tcBorders>
+            <w:tcMar>
+              <w:top w:type="dxa" w:w="50"/>
+              <w:left w:type="dxa" w:w="60"/>
+              <w:bottom w:type="dxa" w:w="50"/>
+              <w:right w:type="dxa" w:w="60"/>
+            </w:tcMar>
+          </w:tcPr>
+          <w:p>
+            <w:pPr>
+              <w:bidi/>
+              <w:spacing w:after="0" w:line="260"/>
+              <w:jc w:val="center"/>
+            </w:pPr>
+            <w:r>
+              <w:rPr>
+                <w:rFonts w:ascii="Arial" w:cs="Arial" w:eastAsia="Arial" w:hAnsi="Arial"/>
+                <w:b w:val="false"/>
+                <w:bCs w:val="false"/>
+                <w:sz w:val="19"/>
+                <w:szCs w:val="19"/>
+                <w:rtl/>
+              </w:rPr>
+              <w:t xml:space="preserve">☐</w:t>
+            </w:r>
+          </w:p>
+        </w:tc>
+      </w:tr>
+    </w:tbl>
+    <w:tbl>
+      <w:tblPr>
+        <w:bidiVisual/>
+        <w:tblW w:type="dxa" w:w="9500"/>
+        <w:tblBorders>
+          <w:top w:val="single" w:color="auto" w:sz="4"/>
+          <w:left w:val="single" w:color="auto" w:sz="4"/>
+          <w:bottom w:val="single" w:color="auto" w:sz="4"/>
+          <w:right w:val="single" w:color="auto" w:sz="4"/>
+          <w:insideH w:val="single" w:color="auto" w:sz="4"/>
+          <w:insideV w:val="single" w:color="auto" w:sz="4"/>
+        </w:tblBorders>
+      </w:tblPr>
+      <w:tblGrid>
+        <w:gridCol w:w="9500"/>
+      </w:tblGrid>
+      <w:tr>
+        <w:trPr>
+          <w:cantSplit/>
+          <w:tblHeader/>
+        </w:trPr>
+        <w:tc>
+          <w:tcPr>
+            <w:tcW w:type="dxa" w:w="9500"/>
+            <w:tcBorders>
+              <w:top w:val="single" w:color="A6A6A6" w:sz="4"/>
+              <w:left w:val="single" w:color="A6A6A6" w:sz="4"/>
+              <w:bottom w:val="single" w:color="A6A6A6" w:sz="4"/>
+              <w:right w:val="single" w:color="A6A6A6" w:sz="4"/>
+            </w:tcBorders>
+            <w:shd w:fill="E7E6E6" w:color="auto" w:val="clear"/>
+            <w:tcMar>
+              <w:top w:type="dxa" w:w="50"/>
+              <w:left w:type="dxa" w:w="60"/>
+              <w:bottom w:type="dxa" w:w="50"/>
+              <w:right w:type="dxa" w:w="60"/>
+            </w:tcMar>
+          </w:tcPr>
+          <w:p>
+            <w:pPr>
+              <w:bidi/>
+              <w:spacing w:after="0" w:line="260"/>
+            </w:pPr>
+            <w:r>
+              <w:rPr>
+                <w:rFonts w:ascii="Arial" w:cs="Arial" w:eastAsia="Arial" w:hAnsi="Arial"/>
+                <w:b/>
+                <w:bCs/>
+                <w:sz w:val="19"/>
+                <w:szCs w:val="19"/>
+                <w:rtl/>
+              </w:rPr>
+              <w:t xml:space="preserve">یادداشت محقق (از نسخه‌ی پاسخ‌دهنده حذف شود)</w:t>
+            </w:r>
+          </w:p>
+        </w:tc>
+      </w:tr>
+      <w:tr>
+        <w:trPr>
+          <w:cantSplit/>
+          <w:tblHeader w:val="false"/>
+        </w:trPr>
+        <w:tc>
+          <w:tcPr>
+            <w:tcW w:type="dxa" w:w="9500"/>
+            <w:tcBorders>
+              <w:top w:val="single" w:color="A6A6A6" w:sz="4"/>
+              <w:left w:val="single" w:color="A6A6A6" w:sz="4"/>
+              <w:bottom w:val="single" w:color="A6A6A6" w:sz="4"/>
+              <w:right w:val="single" w:color="A6A6A6" w:sz="4"/>
+            </w:tcBorders>
+            <w:tcMar>
+              <w:top w:type="dxa" w:w="50"/>
+              <w:left w:type="dxa" w:w="60"/>
+              <w:bottom w:type="dxa" w:w="50"/>
+              <w:right w:type="dxa" w:w="60"/>
+            </w:tcMar>
+          </w:tcPr>
+          <w:p>
+            <w:pPr>
+              <w:bidi/>
+              <w:spacing w:after="0" w:line="260"/>
+            </w:pPr>
+            <w:r>
+              <w:rPr>
+                <w:rFonts w:ascii="Arial" w:cs="Arial" w:eastAsia="Arial" w:hAnsi="Arial"/>
+                <w:b w:val="false"/>
+                <w:bCs w:val="false"/>
+                <w:sz w:val="19"/>
+                <w:szCs w:val="19"/>
+                <w:rtl/>
+              </w:rPr>
+              <w:t xml:space="preserve">منبع: تعیین نشده | نمره‌گذاری: تعیین نشده (پس از یافتن ابزار) | مستقیم/معکوس: تعیین نشده | وضعیت: نیاز به بررسی. سه ردیف NR1 تا NR3 فقط جای نگه‌دارنده‌اند و تعداد گویه‌ی واقعی ابزار نامشخص است.</w:t>
+            </w:r>
+          </w:p>
+        </w:tc>
+      </w:tr>
+    </w:tbl>
+    <w:p>
+      <w:pPr>
+        <w:spacing w:after="80"/>
+      </w:pPr>
+    </w:p>
     <w:p>
       <w:r>
         <w:br w:type="page"/>
@@ -21851,6 +23881,109 @@
         </w:tc>
       </w:tr>
     </w:tbl>
+    <w:tbl>
+      <w:tblPr>
+        <w:bidiVisual/>
+        <w:tblW w:type="dxa" w:w="9500"/>
+        <w:tblBorders>
+          <w:top w:val="single" w:color="auto" w:sz="4"/>
+          <w:left w:val="single" w:color="auto" w:sz="4"/>
+          <w:bottom w:val="single" w:color="auto" w:sz="4"/>
+          <w:right w:val="single" w:color="auto" w:sz="4"/>
+          <w:insideH w:val="single" w:color="auto" w:sz="4"/>
+          <w:insideV w:val="single" w:color="auto" w:sz="4"/>
+        </w:tblBorders>
+      </w:tblPr>
+      <w:tblGrid>
+        <w:gridCol w:w="9500"/>
+      </w:tblGrid>
+      <w:tr>
+        <w:trPr>
+          <w:cantSplit/>
+          <w:tblHeader/>
+        </w:trPr>
+        <w:tc>
+          <w:tcPr>
+            <w:tcW w:type="dxa" w:w="9500"/>
+            <w:tcBorders>
+              <w:top w:val="single" w:color="A6A6A6" w:sz="4"/>
+              <w:left w:val="single" w:color="A6A6A6" w:sz="4"/>
+              <w:bottom w:val="single" w:color="A6A6A6" w:sz="4"/>
+              <w:right w:val="single" w:color="A6A6A6" w:sz="4"/>
+            </w:tcBorders>
+            <w:shd w:fill="E7E6E6" w:color="auto" w:val="clear"/>
+            <w:tcMar>
+              <w:top w:type="dxa" w:w="50"/>
+              <w:left w:type="dxa" w:w="60"/>
+              <w:bottom w:type="dxa" w:w="50"/>
+              <w:right w:type="dxa" w:w="60"/>
+            </w:tcMar>
+          </w:tcPr>
+          <w:p>
+            <w:pPr>
+              <w:bidi/>
+              <w:spacing w:after="0" w:line="260"/>
+            </w:pPr>
+            <w:r>
+              <w:rPr>
+                <w:rFonts w:ascii="Arial" w:cs="Arial" w:eastAsia="Arial" w:hAnsi="Arial"/>
+                <w:b/>
+                <w:bCs/>
+                <w:sz w:val="19"/>
+                <w:szCs w:val="19"/>
+                <w:rtl/>
+              </w:rPr>
+              <w:t xml:space="preserve">یادداشت محقق (از نسخه‌ی پاسخ‌دهنده حذف شود)</w:t>
+            </w:r>
+          </w:p>
+        </w:tc>
+      </w:tr>
+      <w:tr>
+        <w:trPr>
+          <w:cantSplit/>
+          <w:tblHeader w:val="false"/>
+        </w:trPr>
+        <w:tc>
+          <w:tcPr>
+            <w:tcW w:type="dxa" w:w="9500"/>
+            <w:tcBorders>
+              <w:top w:val="single" w:color="A6A6A6" w:sz="4"/>
+              <w:left w:val="single" w:color="A6A6A6" w:sz="4"/>
+              <w:bottom w:val="single" w:color="A6A6A6" w:sz="4"/>
+              <w:right w:val="single" w:color="A6A6A6" w:sz="4"/>
+            </w:tcBorders>
+            <w:tcMar>
+              <w:top w:type="dxa" w:w="50"/>
+              <w:left w:type="dxa" w:w="60"/>
+              <w:bottom w:type="dxa" w:w="50"/>
+              <w:right w:type="dxa" w:w="60"/>
+            </w:tcMar>
+          </w:tcPr>
+          <w:p>
+            <w:pPr>
+              <w:bidi/>
+              <w:spacing w:after="0" w:line="260"/>
+            </w:pPr>
+            <w:r>
+              <w:rPr>
+                <w:rFonts w:ascii="Arial" w:cs="Arial" w:eastAsia="Arial" w:hAnsi="Arial"/>
+                <w:b w:val="false"/>
+                <w:bCs w:val="false"/>
+                <w:sz w:val="19"/>
+                <w:szCs w:val="19"/>
+                <w:rtl/>
+              </w:rPr>
+              <w:t xml:space="preserve">منبع: Meyer, J. P., Allen, N. J., &amp; Smith, C. A. (1993). Commitment to organizations and occupations: Extension and test of a three-component conceptualization. Journal of Applied Psychology, 78(4), 538–551. Organizational scales are modified versions of Allen, N. J., &amp; Meyer, J. P. (1990). The measurement and antecedents of affective, continuance and normative commitment to the organization. Journal of Occupational Psychology, 63(1), 1–18. | نمره‌گذاری: ۷ درجه (۱ = strongly disagree … ۷ = strongly agree)؛ برای هر مؤلفه میانگین ۶ گویه پس از بازکدگذاری (۸ − پاسخ). مؤلفه‌ها: حرفه (عاطفی OC، تداومی OCC، هنجاری ONM) و مؤسسه (عاطفی AC، تداومی ACC، هنجاری ANM). | معکوس: OC2، OC4، OC5؛ OCC5؛ ONM2؛ AC3، AC4، AC5؛ ANM1. | مستقیم: بقیه‌ی گویه‌ها. | وضعیت: متن و جهت‌ها تأییدشده با جدول ۳؛ «پرستاری» ← «حسابرسی» اقتباس است.</w:t>
+            </w:r>
+          </w:p>
+        </w:tc>
+      </w:tr>
+    </w:tbl>
+    <w:p>
+      <w:pPr>
+        <w:spacing w:after="80"/>
+      </w:pPr>
+    </w:p>
     <w:p>
       <w:pPr>
         <w:spacing w:after="80"/>
@@ -24211,6 +26344,109 @@
         </w:tc>
       </w:tr>
     </w:tbl>
+    <w:tbl>
+      <w:tblPr>
+        <w:bidiVisual/>
+        <w:tblW w:type="dxa" w:w="9500"/>
+        <w:tblBorders>
+          <w:top w:val="single" w:color="auto" w:sz="4"/>
+          <w:left w:val="single" w:color="auto" w:sz="4"/>
+          <w:bottom w:val="single" w:color="auto" w:sz="4"/>
+          <w:right w:val="single" w:color="auto" w:sz="4"/>
+          <w:insideH w:val="single" w:color="auto" w:sz="4"/>
+          <w:insideV w:val="single" w:color="auto" w:sz="4"/>
+        </w:tblBorders>
+      </w:tblPr>
+      <w:tblGrid>
+        <w:gridCol w:w="9500"/>
+      </w:tblGrid>
+      <w:tr>
+        <w:trPr>
+          <w:cantSplit/>
+          <w:tblHeader/>
+        </w:trPr>
+        <w:tc>
+          <w:tcPr>
+            <w:tcW w:type="dxa" w:w="9500"/>
+            <w:tcBorders>
+              <w:top w:val="single" w:color="A6A6A6" w:sz="4"/>
+              <w:left w:val="single" w:color="A6A6A6" w:sz="4"/>
+              <w:bottom w:val="single" w:color="A6A6A6" w:sz="4"/>
+              <w:right w:val="single" w:color="A6A6A6" w:sz="4"/>
+            </w:tcBorders>
+            <w:shd w:fill="E7E6E6" w:color="auto" w:val="clear"/>
+            <w:tcMar>
+              <w:top w:type="dxa" w:w="50"/>
+              <w:left w:type="dxa" w:w="60"/>
+              <w:bottom w:type="dxa" w:w="50"/>
+              <w:right w:type="dxa" w:w="60"/>
+            </w:tcMar>
+          </w:tcPr>
+          <w:p>
+            <w:pPr>
+              <w:bidi/>
+              <w:spacing w:after="0" w:line="260"/>
+            </w:pPr>
+            <w:r>
+              <w:rPr>
+                <w:rFonts w:ascii="Arial" w:cs="Arial" w:eastAsia="Arial" w:hAnsi="Arial"/>
+                <w:b/>
+                <w:bCs/>
+                <w:sz w:val="19"/>
+                <w:szCs w:val="19"/>
+                <w:rtl/>
+              </w:rPr>
+              <w:t xml:space="preserve">یادداشت محقق (از نسخه‌ی پاسخ‌دهنده حذف شود)</w:t>
+            </w:r>
+          </w:p>
+        </w:tc>
+      </w:tr>
+      <w:tr>
+        <w:trPr>
+          <w:cantSplit/>
+          <w:tblHeader w:val="false"/>
+        </w:trPr>
+        <w:tc>
+          <w:tcPr>
+            <w:tcW w:type="dxa" w:w="9500"/>
+            <w:tcBorders>
+              <w:top w:val="single" w:color="A6A6A6" w:sz="4"/>
+              <w:left w:val="single" w:color="A6A6A6" w:sz="4"/>
+              <w:bottom w:val="single" w:color="A6A6A6" w:sz="4"/>
+              <w:right w:val="single" w:color="A6A6A6" w:sz="4"/>
+            </w:tcBorders>
+            <w:tcMar>
+              <w:top w:type="dxa" w:w="50"/>
+              <w:left w:type="dxa" w:w="60"/>
+              <w:bottom w:type="dxa" w:w="50"/>
+              <w:right w:type="dxa" w:w="60"/>
+            </w:tcMar>
+          </w:tcPr>
+          <w:p>
+            <w:pPr>
+              <w:bidi/>
+              <w:spacing w:after="0" w:line="260"/>
+            </w:pPr>
+            <w:r>
+              <w:rPr>
+                <w:rFonts w:ascii="Arial" w:cs="Arial" w:eastAsia="Arial" w:hAnsi="Arial"/>
+                <w:b w:val="false"/>
+                <w:bCs w:val="false"/>
+                <w:sz w:val="19"/>
+                <w:szCs w:val="19"/>
+                <w:rtl/>
+              </w:rPr>
+              <w:t xml:space="preserve">منبع: Kristensen, T. S., Borritz, M., Villadsen, E., &amp; Christensen, K. B. (2005). The Copenhagen Burnout Inventory: A new tool for the assessment of burnout. Work &amp; Stress, 19(3), 192–207. https://doi.org/10.1080/02678370500297720 | نمره‌گذاری (فرسودگی مرتبط با کار): پاسخ‌ها را به ۱۰۰ / ۷۵ / ۵۰ / ۲۵ / ۰ تبدیل کنید (Always یا To a very high degree = ۱۰۰ … Never/almost never یا To a very low degree = ۰؛ یعنی (پاسخ ۱ تا ۵ − ۱) × ۲۵). میانگین ۷ گویه = ۰ تا ۱۰۰؛ بالاتر = فرسودگی بیشتر؛ α مقاله = ٫۸۷. | نوع پاسخ: EX1–EX3 شدت، EX4–EX7 فراوانی. | مستقیم: EX1–EX6. | معکوس: EX7 (۱۰۰ − نمره). | وضعیت: متن و نوع پاسخ تأییدشده با جدول II مقاله. نام زیرمقیاس «فرسودگی مرتبط با کار» است، نه «خستگی عاطفی».</w:t>
+            </w:r>
+          </w:p>
+        </w:tc>
+      </w:tr>
+    </w:tbl>
+    <w:p>
+      <w:pPr>
+        <w:spacing w:after="80"/>
+      </w:pPr>
+    </w:p>
     <w:p>
       <w:pPr>
         <w:spacing w:after="80"/>
@@ -27182,6 +29418,109 @@
         </w:tc>
       </w:tr>
     </w:tbl>
+    <w:tbl>
+      <w:tblPr>
+        <w:bidiVisual/>
+        <w:tblW w:type="dxa" w:w="9500"/>
+        <w:tblBorders>
+          <w:top w:val="single" w:color="auto" w:sz="4"/>
+          <w:left w:val="single" w:color="auto" w:sz="4"/>
+          <w:bottom w:val="single" w:color="auto" w:sz="4"/>
+          <w:right w:val="single" w:color="auto" w:sz="4"/>
+          <w:insideH w:val="single" w:color="auto" w:sz="4"/>
+          <w:insideV w:val="single" w:color="auto" w:sz="4"/>
+        </w:tblBorders>
+      </w:tblPr>
+      <w:tblGrid>
+        <w:gridCol w:w="9500"/>
+      </w:tblGrid>
+      <w:tr>
+        <w:trPr>
+          <w:cantSplit/>
+          <w:tblHeader/>
+        </w:trPr>
+        <w:tc>
+          <w:tcPr>
+            <w:tcW w:type="dxa" w:w="9500"/>
+            <w:tcBorders>
+              <w:top w:val="single" w:color="A6A6A6" w:sz="4"/>
+              <w:left w:val="single" w:color="A6A6A6" w:sz="4"/>
+              <w:bottom w:val="single" w:color="A6A6A6" w:sz="4"/>
+              <w:right w:val="single" w:color="A6A6A6" w:sz="4"/>
+            </w:tcBorders>
+            <w:shd w:fill="E7E6E6" w:color="auto" w:val="clear"/>
+            <w:tcMar>
+              <w:top w:type="dxa" w:w="50"/>
+              <w:left w:type="dxa" w:w="60"/>
+              <w:bottom w:type="dxa" w:w="50"/>
+              <w:right w:type="dxa" w:w="60"/>
+            </w:tcMar>
+          </w:tcPr>
+          <w:p>
+            <w:pPr>
+              <w:bidi/>
+              <w:spacing w:after="0" w:line="260"/>
+            </w:pPr>
+            <w:r>
+              <w:rPr>
+                <w:rFonts w:ascii="Arial" w:cs="Arial" w:eastAsia="Arial" w:hAnsi="Arial"/>
+                <w:b/>
+                <w:bCs/>
+                <w:sz w:val="19"/>
+                <w:szCs w:val="19"/>
+                <w:rtl/>
+              </w:rPr>
+              <w:t xml:space="preserve">یادداشت محقق (از نسخه‌ی پاسخ‌دهنده حذف شود)</w:t>
+            </w:r>
+          </w:p>
+        </w:tc>
+      </w:tr>
+      <w:tr>
+        <w:trPr>
+          <w:cantSplit/>
+          <w:tblHeader w:val="false"/>
+        </w:trPr>
+        <w:tc>
+          <w:tcPr>
+            <w:tcW w:type="dxa" w:w="9500"/>
+            <w:tcBorders>
+              <w:top w:val="single" w:color="A6A6A6" w:sz="4"/>
+              <w:left w:val="single" w:color="A6A6A6" w:sz="4"/>
+              <w:bottom w:val="single" w:color="A6A6A6" w:sz="4"/>
+              <w:right w:val="single" w:color="A6A6A6" w:sz="4"/>
+            </w:tcBorders>
+            <w:tcMar>
+              <w:top w:type="dxa" w:w="50"/>
+              <w:left w:type="dxa" w:w="60"/>
+              <w:bottom w:type="dxa" w:w="50"/>
+              <w:right w:type="dxa" w:w="60"/>
+            </w:tcMar>
+          </w:tcPr>
+          <w:p>
+            <w:pPr>
+              <w:bidi/>
+              <w:spacing w:after="0" w:line="260"/>
+            </w:pPr>
+            <w:r>
+              <w:rPr>
+                <w:rFonts w:ascii="Arial" w:cs="Arial" w:eastAsia="Arial" w:hAnsi="Arial"/>
+                <w:b w:val="false"/>
+                <w:bCs w:val="false"/>
+                <w:sz w:val="19"/>
+                <w:szCs w:val="19"/>
+                <w:rtl/>
+              </w:rPr>
+              <w:t xml:space="preserve">منبع: Moore, C., Detert, J. R., Treviño, L. K., Baker, V. L., &amp; Mayer, D. M. (2012). Why employees do bad things: Moral disengagement and unethical organizational behavior. Personnel Psychology, 65(1), 1–48. https://doi.org/10.1111/j.1744-6570.2011.01237.x | نمره‌گذاری: ۷ درجه (۱ = strongly disagree … ۷ = strongly agree)؛ میانگین ۸ گویه؛ بالاتر = تمایل بیشتر به عدم تقید اخلاقی. | مستقیم: همه‌ی MD1 تا MD8 (گویه‌ها به‌صورت عبارت توجیه‌کننده نوشته شده‌اند). | معکوس: ندارد. | هر گویه یک سازوکار Bandura را می‌سنجد (MD1 توجیه اخلاقی، MD2 برچسب‌گذاری خوش‌آیند، MD3 مقایسه‌ی سودمند، MD4 جابه‌جایی مسئولیت، MD5 پخش مسئولیت، MD6 تحریف پیامد، MD7 انسان‌زدایی، MD8 نسبت‌دادن سرزنش). | وضعیت: متن تأییدشده با پیوست A.</w:t>
+            </w:r>
+          </w:p>
+        </w:tc>
+      </w:tr>
+    </w:tbl>
+    <w:p>
+      <w:pPr>
+        <w:spacing w:after="80"/>
+      </w:pPr>
+    </w:p>
     <w:p>
       <w:r>
         <w:br w:type="page"/>
@@ -29496,6 +31835,109 @@
         </w:tc>
       </w:tr>
     </w:tbl>
+    <w:tbl>
+      <w:tblPr>
+        <w:bidiVisual/>
+        <w:tblW w:type="dxa" w:w="9500"/>
+        <w:tblBorders>
+          <w:top w:val="single" w:color="auto" w:sz="4"/>
+          <w:left w:val="single" w:color="auto" w:sz="4"/>
+          <w:bottom w:val="single" w:color="auto" w:sz="4"/>
+          <w:right w:val="single" w:color="auto" w:sz="4"/>
+          <w:insideH w:val="single" w:color="auto" w:sz="4"/>
+          <w:insideV w:val="single" w:color="auto" w:sz="4"/>
+        </w:tblBorders>
+      </w:tblPr>
+      <w:tblGrid>
+        <w:gridCol w:w="9500"/>
+      </w:tblGrid>
+      <w:tr>
+        <w:trPr>
+          <w:cantSplit/>
+          <w:tblHeader/>
+        </w:trPr>
+        <w:tc>
+          <w:tcPr>
+            <w:tcW w:type="dxa" w:w="9500"/>
+            <w:tcBorders>
+              <w:top w:val="single" w:color="A6A6A6" w:sz="4"/>
+              <w:left w:val="single" w:color="A6A6A6" w:sz="4"/>
+              <w:bottom w:val="single" w:color="A6A6A6" w:sz="4"/>
+              <w:right w:val="single" w:color="A6A6A6" w:sz="4"/>
+            </w:tcBorders>
+            <w:shd w:fill="E7E6E6" w:color="auto" w:val="clear"/>
+            <w:tcMar>
+              <w:top w:type="dxa" w:w="50"/>
+              <w:left w:type="dxa" w:w="60"/>
+              <w:bottom w:type="dxa" w:w="50"/>
+              <w:right w:type="dxa" w:w="60"/>
+            </w:tcMar>
+          </w:tcPr>
+          <w:p>
+            <w:pPr>
+              <w:bidi/>
+              <w:spacing w:after="0" w:line="260"/>
+            </w:pPr>
+            <w:r>
+              <w:rPr>
+                <w:rFonts w:ascii="Arial" w:cs="Arial" w:eastAsia="Arial" w:hAnsi="Arial"/>
+                <w:b/>
+                <w:bCs/>
+                <w:sz w:val="19"/>
+                <w:szCs w:val="19"/>
+                <w:rtl/>
+              </w:rPr>
+              <w:t xml:space="preserve">یادداشت محقق (از نسخه‌ی پاسخ‌دهنده حذف شود)</w:t>
+            </w:r>
+          </w:p>
+        </w:tc>
+      </w:tr>
+      <w:tr>
+        <w:trPr>
+          <w:cantSplit/>
+          <w:tblHeader w:val="false"/>
+        </w:trPr>
+        <w:tc>
+          <w:tcPr>
+            <w:tcW w:type="dxa" w:w="9500"/>
+            <w:tcBorders>
+              <w:top w:val="single" w:color="A6A6A6" w:sz="4"/>
+              <w:left w:val="single" w:color="A6A6A6" w:sz="4"/>
+              <w:bottom w:val="single" w:color="A6A6A6" w:sz="4"/>
+              <w:right w:val="single" w:color="A6A6A6" w:sz="4"/>
+            </w:tcBorders>
+            <w:tcMar>
+              <w:top w:type="dxa" w:w="50"/>
+              <w:left w:type="dxa" w:w="60"/>
+              <w:bottom w:type="dxa" w:w="50"/>
+              <w:right w:type="dxa" w:w="60"/>
+            </w:tcMar>
+          </w:tcPr>
+          <w:p>
+            <w:pPr>
+              <w:bidi/>
+              <w:spacing w:after="0" w:line="260"/>
+            </w:pPr>
+            <w:r>
+              <w:rPr>
+                <w:rFonts w:ascii="Arial" w:cs="Arial" w:eastAsia="Arial" w:hAnsi="Arial"/>
+                <w:b w:val="false"/>
+                <w:bCs w:val="false"/>
+                <w:sz w:val="19"/>
+                <w:szCs w:val="19"/>
+                <w:rtl/>
+              </w:rPr>
+              <w:t xml:space="preserve">منبع: Otley, D. T., &amp; Pierce, B. J. (1996). Auditor time budget pressure: Consequences and antecedents. Accounting, Auditing &amp; Accountability Journal, 9(1), 31–58. https://doi.org/10.1108/09513579610109969 (wording of the five behaviours from its Appendix; origin: Kelley &amp; Margheim, 1990) | نمره‌گذاری: فراوانی ۵ درجه (هرگز = ۱ … تقریباً همیشه = ۵)؛ «موضوعیت نداشت» و «ترجیح می‌دهم پاسخ ندهم» = داده‌ی گمشده؛ میانگین PN1–PN5 (هسته) = هنجار DAB که اعضا برداشت می‌کنند؛ PN6 جدا. | مستقیم: همه. | معکوس: ندارد. | وضعیت: PN1–PN5 همان پنج رفتار منبع با مرجع «اعضای دیگر تیم» (تغییر مرجع = اقتباس)؛ PN6 از ما.</w:t>
+            </w:r>
+          </w:p>
+        </w:tc>
+      </w:tr>
+    </w:tbl>
+    <w:p>
+      <w:pPr>
+        <w:spacing w:after="80"/>
+      </w:pPr>
+    </w:p>
     <w:p>
       <w:pPr>
         <w:spacing w:after="80"/>
@@ -32130,6 +34572,109 @@
         </w:tc>
       </w:tr>
     </w:tbl>
+    <w:tbl>
+      <w:tblPr>
+        <w:bidiVisual/>
+        <w:tblW w:type="dxa" w:w="9500"/>
+        <w:tblBorders>
+          <w:top w:val="single" w:color="auto" w:sz="4"/>
+          <w:left w:val="single" w:color="auto" w:sz="4"/>
+          <w:bottom w:val="single" w:color="auto" w:sz="4"/>
+          <w:right w:val="single" w:color="auto" w:sz="4"/>
+          <w:insideH w:val="single" w:color="auto" w:sz="4"/>
+          <w:insideV w:val="single" w:color="auto" w:sz="4"/>
+        </w:tblBorders>
+      </w:tblPr>
+      <w:tblGrid>
+        <w:gridCol w:w="9500"/>
+      </w:tblGrid>
+      <w:tr>
+        <w:trPr>
+          <w:cantSplit/>
+          <w:tblHeader/>
+        </w:trPr>
+        <w:tc>
+          <w:tcPr>
+            <w:tcW w:type="dxa" w:w="9500"/>
+            <w:tcBorders>
+              <w:top w:val="single" w:color="A6A6A6" w:sz="4"/>
+              <w:left w:val="single" w:color="A6A6A6" w:sz="4"/>
+              <w:bottom w:val="single" w:color="A6A6A6" w:sz="4"/>
+              <w:right w:val="single" w:color="A6A6A6" w:sz="4"/>
+            </w:tcBorders>
+            <w:shd w:fill="E7E6E6" w:color="auto" w:val="clear"/>
+            <w:tcMar>
+              <w:top w:type="dxa" w:w="50"/>
+              <w:left w:type="dxa" w:w="60"/>
+              <w:bottom w:type="dxa" w:w="50"/>
+              <w:right w:type="dxa" w:w="60"/>
+            </w:tcMar>
+          </w:tcPr>
+          <w:p>
+            <w:pPr>
+              <w:bidi/>
+              <w:spacing w:after="0" w:line="260"/>
+            </w:pPr>
+            <w:r>
+              <w:rPr>
+                <w:rFonts w:ascii="Arial" w:cs="Arial" w:eastAsia="Arial" w:hAnsi="Arial"/>
+                <w:b/>
+                <w:bCs/>
+                <w:sz w:val="19"/>
+                <w:szCs w:val="19"/>
+                <w:rtl/>
+              </w:rPr>
+              <w:t xml:space="preserve">یادداشت محقق (از نسخه‌ی پاسخ‌دهنده حذف شود)</w:t>
+            </w:r>
+          </w:p>
+        </w:tc>
+      </w:tr>
+      <w:tr>
+        <w:trPr>
+          <w:cantSplit/>
+          <w:tblHeader w:val="false"/>
+        </w:trPr>
+        <w:tc>
+          <w:tcPr>
+            <w:tcW w:type="dxa" w:w="9500"/>
+            <w:tcBorders>
+              <w:top w:val="single" w:color="A6A6A6" w:sz="4"/>
+              <w:left w:val="single" w:color="A6A6A6" w:sz="4"/>
+              <w:bottom w:val="single" w:color="A6A6A6" w:sz="4"/>
+              <w:right w:val="single" w:color="A6A6A6" w:sz="4"/>
+            </w:tcBorders>
+            <w:tcMar>
+              <w:top w:type="dxa" w:w="50"/>
+              <w:left w:type="dxa" w:w="60"/>
+              <w:bottom w:type="dxa" w:w="50"/>
+              <w:right w:type="dxa" w:w="60"/>
+            </w:tcMar>
+          </w:tcPr>
+          <w:p>
+            <w:pPr>
+              <w:bidi/>
+              <w:spacing w:after="0" w:line="260"/>
+            </w:pPr>
+            <w:r>
+              <w:rPr>
+                <w:rFonts w:ascii="Arial" w:cs="Arial" w:eastAsia="Arial" w:hAnsi="Arial"/>
+                <w:b w:val="false"/>
+                <w:bCs w:val="false"/>
+                <w:sz w:val="19"/>
+                <w:szCs w:val="19"/>
+                <w:rtl/>
+              </w:rPr>
+              <w:t xml:space="preserve">منبع: Otley, D. T., &amp; Pierce, B. J. (1996). Auditor time budget pressure: Consequences and antecedents. Accounting, Auditing &amp; Accountability Journal, 9(1), 31–58. https://doi.org/10.1108/09513579610109969 (Appendix, questions 6–7; behaviours based on Kelley &amp; Margheim, 1990; URT after Kelley &amp; Seiler, 1982, Table VIII) | نمره‌گذاری: فراوانی ۵ درجه (Never/هرگز = ۱، Rarely = ۲، Sometimes = ۳، Often = ۴، Nearly always = ۵)؛ میانگین DB1–DB5 = DAB (کاهش کیفیت)؛ DB6–DB7 = کم‌گزارشی زمان (URT) جدا. | مستقیم: همه. | معکوس: ندارد. | وضعیت: DB1–DB5 عین پیوست؛ DB6–DB7 جمله‌بندی از ماست بر پایه‌ی برچسب‌های جدول VIII (ساختار تأییدشده، متن نه). «موضوعیت نداشت» = گمشده.</w:t>
+            </w:r>
+          </w:p>
+        </w:tc>
+      </w:tr>
+    </w:tbl>
+    <w:p>
+      <w:pPr>
+        <w:spacing w:after="80"/>
+      </w:pPr>
+    </w:p>
     <w:p>
       <w:r>
         <w:br w:type="page"/>
@@ -33731,6 +36276,109 @@
         </w:tc>
       </w:tr>
     </w:tbl>
+    <w:tbl>
+      <w:tblPr>
+        <w:bidiVisual/>
+        <w:tblW w:type="dxa" w:w="9500"/>
+        <w:tblBorders>
+          <w:top w:val="single" w:color="auto" w:sz="4"/>
+          <w:left w:val="single" w:color="auto" w:sz="4"/>
+          <w:bottom w:val="single" w:color="auto" w:sz="4"/>
+          <w:right w:val="single" w:color="auto" w:sz="4"/>
+          <w:insideH w:val="single" w:color="auto" w:sz="4"/>
+          <w:insideV w:val="single" w:color="auto" w:sz="4"/>
+        </w:tblBorders>
+      </w:tblPr>
+      <w:tblGrid>
+        <w:gridCol w:w="9500"/>
+      </w:tblGrid>
+      <w:tr>
+        <w:trPr>
+          <w:cantSplit/>
+          <w:tblHeader/>
+        </w:trPr>
+        <w:tc>
+          <w:tcPr>
+            <w:tcW w:type="dxa" w:w="9500"/>
+            <w:tcBorders>
+              <w:top w:val="single" w:color="A6A6A6" w:sz="4"/>
+              <w:left w:val="single" w:color="A6A6A6" w:sz="4"/>
+              <w:bottom w:val="single" w:color="A6A6A6" w:sz="4"/>
+              <w:right w:val="single" w:color="A6A6A6" w:sz="4"/>
+            </w:tcBorders>
+            <w:shd w:fill="E7E6E6" w:color="auto" w:val="clear"/>
+            <w:tcMar>
+              <w:top w:type="dxa" w:w="50"/>
+              <w:left w:type="dxa" w:w="60"/>
+              <w:bottom w:type="dxa" w:w="50"/>
+              <w:right w:type="dxa" w:w="60"/>
+            </w:tcMar>
+          </w:tcPr>
+          <w:p>
+            <w:pPr>
+              <w:bidi/>
+              <w:spacing w:after="0" w:line="260"/>
+            </w:pPr>
+            <w:r>
+              <w:rPr>
+                <w:rFonts w:ascii="Arial" w:cs="Arial" w:eastAsia="Arial" w:hAnsi="Arial"/>
+                <w:b/>
+                <w:bCs/>
+                <w:sz w:val="19"/>
+                <w:szCs w:val="19"/>
+                <w:rtl/>
+              </w:rPr>
+              <w:t xml:space="preserve">یادداشت محقق (از نسخه‌ی پاسخ‌دهنده حذف شود)</w:t>
+            </w:r>
+          </w:p>
+        </w:tc>
+      </w:tr>
+      <w:tr>
+        <w:trPr>
+          <w:cantSplit/>
+          <w:tblHeader w:val="false"/>
+        </w:trPr>
+        <w:tc>
+          <w:tcPr>
+            <w:tcW w:type="dxa" w:w="9500"/>
+            <w:tcBorders>
+              <w:top w:val="single" w:color="A6A6A6" w:sz="4"/>
+              <w:left w:val="single" w:color="A6A6A6" w:sz="4"/>
+              <w:bottom w:val="single" w:color="A6A6A6" w:sz="4"/>
+              <w:right w:val="single" w:color="A6A6A6" w:sz="4"/>
+            </w:tcBorders>
+            <w:tcMar>
+              <w:top w:type="dxa" w:w="50"/>
+              <w:left w:type="dxa" w:w="60"/>
+              <w:bottom w:type="dxa" w:w="50"/>
+              <w:right w:type="dxa" w:w="60"/>
+            </w:tcMar>
+          </w:tcPr>
+          <w:p>
+            <w:pPr>
+              <w:bidi/>
+              <w:spacing w:after="0" w:line="260"/>
+            </w:pPr>
+            <w:r>
+              <w:rPr>
+                <w:rFonts w:ascii="Arial" w:cs="Arial" w:eastAsia="Arial" w:hAnsi="Arial"/>
+                <w:b w:val="false"/>
+                <w:bCs w:val="false"/>
+                <w:sz w:val="19"/>
+                <w:szCs w:val="19"/>
+                <w:rtl/>
+              </w:rPr>
+              <w:t xml:space="preserve">منبع: researcher-made experimental scenario (no published instrument) | نمره‌گذاری: V1a–V1c ۷ درجه (۱ = اصلاً محتمل نیست … ۷ = بسیار محتمل)؛ میانگین = قصد رفتار نادرست؛ V1d = درصد برآوردی همکاران. | مستقیم: همه. | معکوس: ندارد. | عامل‌های تصادفی: اعتماد تیمی (بالا/پایین) × فشار زمانی (بالا/پایین). | وضعیت: محقق‌ساخته؛ فقط بررسی درک سناریو لازم است.</w:t>
+            </w:r>
+          </w:p>
+        </w:tc>
+      </w:tr>
+    </w:tbl>
+    <w:p>
+      <w:pPr>
+        <w:spacing w:after="80"/>
+      </w:pPr>
+    </w:p>
     <w:p>
       <w:pPr>
         <w:bidi/>
@@ -34004,6 +36652,109 @@
         <w:t xml:space="preserve">بررسی درک سناریو (۱ = اصلاً … ۷ = بسیار): V2m1: تا چه حد برای پذیرش پیشنهاد مدیر مالی احساس فشار کردید؟  V2m2: چه کسی پذیرش پیشنهاد را توصیه کرد؟ ☐ هیچ‌کس  ☐ همکار هم‌رده  ☐ شریک</w:t>
       </w:r>
     </w:p>
+    <w:tbl>
+      <w:tblPr>
+        <w:bidiVisual/>
+        <w:tblW w:type="dxa" w:w="9500"/>
+        <w:tblBorders>
+          <w:top w:val="single" w:color="auto" w:sz="4"/>
+          <w:left w:val="single" w:color="auto" w:sz="4"/>
+          <w:bottom w:val="single" w:color="auto" w:sz="4"/>
+          <w:right w:val="single" w:color="auto" w:sz="4"/>
+          <w:insideH w:val="single" w:color="auto" w:sz="4"/>
+          <w:insideV w:val="single" w:color="auto" w:sz="4"/>
+        </w:tblBorders>
+      </w:tblPr>
+      <w:tblGrid>
+        <w:gridCol w:w="9500"/>
+      </w:tblGrid>
+      <w:tr>
+        <w:trPr>
+          <w:cantSplit/>
+          <w:tblHeader/>
+        </w:trPr>
+        <w:tc>
+          <w:tcPr>
+            <w:tcW w:type="dxa" w:w="9500"/>
+            <w:tcBorders>
+              <w:top w:val="single" w:color="A6A6A6" w:sz="4"/>
+              <w:left w:val="single" w:color="A6A6A6" w:sz="4"/>
+              <w:bottom w:val="single" w:color="A6A6A6" w:sz="4"/>
+              <w:right w:val="single" w:color="A6A6A6" w:sz="4"/>
+            </w:tcBorders>
+            <w:shd w:fill="E7E6E6" w:color="auto" w:val="clear"/>
+            <w:tcMar>
+              <w:top w:type="dxa" w:w="50"/>
+              <w:left w:type="dxa" w:w="60"/>
+              <w:bottom w:type="dxa" w:w="50"/>
+              <w:right w:type="dxa" w:w="60"/>
+            </w:tcMar>
+          </w:tcPr>
+          <w:p>
+            <w:pPr>
+              <w:bidi/>
+              <w:spacing w:after="0" w:line="260"/>
+            </w:pPr>
+            <w:r>
+              <w:rPr>
+                <w:rFonts w:ascii="Arial" w:cs="Arial" w:eastAsia="Arial" w:hAnsi="Arial"/>
+                <w:b/>
+                <w:bCs/>
+                <w:sz w:val="19"/>
+                <w:szCs w:val="19"/>
+                <w:rtl/>
+              </w:rPr>
+              <w:t xml:space="preserve">یادداشت محقق (از نسخه‌ی پاسخ‌دهنده حذف شود)</w:t>
+            </w:r>
+          </w:p>
+        </w:tc>
+      </w:tr>
+      <w:tr>
+        <w:trPr>
+          <w:cantSplit/>
+          <w:tblHeader w:val="false"/>
+        </w:trPr>
+        <w:tc>
+          <w:tcPr>
+            <w:tcW w:type="dxa" w:w="9500"/>
+            <w:tcBorders>
+              <w:top w:val="single" w:color="A6A6A6" w:sz="4"/>
+              <w:left w:val="single" w:color="A6A6A6" w:sz="4"/>
+              <w:bottom w:val="single" w:color="A6A6A6" w:sz="4"/>
+              <w:right w:val="single" w:color="A6A6A6" w:sz="4"/>
+            </w:tcBorders>
+            <w:tcMar>
+              <w:top w:type="dxa" w:w="50"/>
+              <w:left w:type="dxa" w:w="60"/>
+              <w:bottom w:type="dxa" w:w="50"/>
+              <w:right w:type="dxa" w:w="60"/>
+            </w:tcMar>
+          </w:tcPr>
+          <w:p>
+            <w:pPr>
+              <w:bidi/>
+              <w:spacing w:after="0" w:line="260"/>
+            </w:pPr>
+            <w:r>
+              <w:rPr>
+                <w:rFonts w:ascii="Arial" w:cs="Arial" w:eastAsia="Arial" w:hAnsi="Arial"/>
+                <w:b w:val="false"/>
+                <w:bCs w:val="false"/>
+                <w:sz w:val="19"/>
+                <w:szCs w:val="19"/>
+                <w:rtl/>
+              </w:rPr>
+              <w:t xml:space="preserve">منبع: Lord, A. T., &amp; DeZoort, F. T. (2001). The impact of commitment and moral reasoning on auditors' responses to social influence pressure. Accounting, Organizations and Society, 26(3), 215–235. https://doi.org/10.1016/S0361-3682(00)00022-2 (Appendix A, scenario) | نمره‌گذاری: متغیر وابسته = مبلغ خالص تجهیزاتی که امضا می‌کنید (V2؛ میلیون ریال)؛ مبلغ کمتر = مقاومت بیشتر در برابر فشار (امضای ۲۰٬۰۰۰ = پذیرش پیشنهاد مدیر مالی). عامل تصادفی: بدون فشار / همنوایی / اطاعت. | مستقیم/معکوس: مفهومی ندارد (یک متغیر عددی). | وضعیت: سناریو عین متن با تعدیل مبالغ و سال‌ها؛ شرط «بدون فشار» فرض ماست.</w:t>
+            </w:r>
+          </w:p>
+        </w:tc>
+      </w:tr>
+    </w:tbl>
+    <w:p>
+      <w:pPr>
+        <w:spacing w:after="80"/>
+      </w:pPr>
+    </w:p>
     <w:p>
       <w:r>
         <w:br w:type="page"/>
@@ -35591,6 +38342,109 @@
         </w:tc>
       </w:tr>
     </w:tbl>
+    <w:tbl>
+      <w:tblPr>
+        <w:bidiVisual/>
+        <w:tblW w:type="dxa" w:w="9500"/>
+        <w:tblBorders>
+          <w:top w:val="single" w:color="auto" w:sz="4"/>
+          <w:left w:val="single" w:color="auto" w:sz="4"/>
+          <w:bottom w:val="single" w:color="auto" w:sz="4"/>
+          <w:right w:val="single" w:color="auto" w:sz="4"/>
+          <w:insideH w:val="single" w:color="auto" w:sz="4"/>
+          <w:insideV w:val="single" w:color="auto" w:sz="4"/>
+        </w:tblBorders>
+      </w:tblPr>
+      <w:tblGrid>
+        <w:gridCol w:w="9500"/>
+      </w:tblGrid>
+      <w:tr>
+        <w:trPr>
+          <w:cantSplit/>
+          <w:tblHeader/>
+        </w:trPr>
+        <w:tc>
+          <w:tcPr>
+            <w:tcW w:type="dxa" w:w="9500"/>
+            <w:tcBorders>
+              <w:top w:val="single" w:color="A6A6A6" w:sz="4"/>
+              <w:left w:val="single" w:color="A6A6A6" w:sz="4"/>
+              <w:bottom w:val="single" w:color="A6A6A6" w:sz="4"/>
+              <w:right w:val="single" w:color="A6A6A6" w:sz="4"/>
+            </w:tcBorders>
+            <w:shd w:fill="E7E6E6" w:color="auto" w:val="clear"/>
+            <w:tcMar>
+              <w:top w:type="dxa" w:w="50"/>
+              <w:left w:type="dxa" w:w="60"/>
+              <w:bottom w:type="dxa" w:w="50"/>
+              <w:right w:type="dxa" w:w="60"/>
+            </w:tcMar>
+          </w:tcPr>
+          <w:p>
+            <w:pPr>
+              <w:bidi/>
+              <w:spacing w:after="0" w:line="260"/>
+            </w:pPr>
+            <w:r>
+              <w:rPr>
+                <w:rFonts w:ascii="Arial" w:cs="Arial" w:eastAsia="Arial" w:hAnsi="Arial"/>
+                <w:b/>
+                <w:bCs/>
+                <w:sz w:val="19"/>
+                <w:szCs w:val="19"/>
+                <w:rtl/>
+              </w:rPr>
+              <w:t xml:space="preserve">یادداشت محقق (از نسخه‌ی پاسخ‌دهنده حذف شود)</w:t>
+            </w:r>
+          </w:p>
+        </w:tc>
+      </w:tr>
+      <w:tr>
+        <w:trPr>
+          <w:cantSplit/>
+          <w:tblHeader w:val="false"/>
+        </w:trPr>
+        <w:tc>
+          <w:tcPr>
+            <w:tcW w:type="dxa" w:w="9500"/>
+            <w:tcBorders>
+              <w:top w:val="single" w:color="A6A6A6" w:sz="4"/>
+              <w:left w:val="single" w:color="A6A6A6" w:sz="4"/>
+              <w:bottom w:val="single" w:color="A6A6A6" w:sz="4"/>
+              <w:right w:val="single" w:color="A6A6A6" w:sz="4"/>
+            </w:tcBorders>
+            <w:tcMar>
+              <w:top w:type="dxa" w:w="50"/>
+              <w:left w:type="dxa" w:w="60"/>
+              <w:bottom w:type="dxa" w:w="50"/>
+              <w:right w:type="dxa" w:w="60"/>
+            </w:tcMar>
+          </w:tcPr>
+          <w:p>
+            <w:pPr>
+              <w:bidi/>
+              <w:spacing w:after="0" w:line="260"/>
+            </w:pPr>
+            <w:r>
+              <w:rPr>
+                <w:rFonts w:ascii="Arial" w:cs="Arial" w:eastAsia="Arial" w:hAnsi="Arial"/>
+                <w:b w:val="false"/>
+                <w:bCs w:val="false"/>
+                <w:sz w:val="19"/>
+                <w:szCs w:val="19"/>
+                <w:rtl/>
+              </w:rPr>
+              <w:t xml:space="preserve">منبع: Aquino, K., &amp; Reed, A., II. (2002). The self-importance of moral identity. Journal of Personality and Social Psychology, 83(6), 1423–1440. https://doi.org/10.1037/0022-3514.83.6.1423 | نمره‌گذاری: ۵ درجه (۱ = strongly disagree … ۵ = strongly agree). درونی‌سازی = میانگین MI1–MI5 (α مقاله = ٫۷۸)، نمادپردازی = میانگین MIS1–MIS5 (α = ٫۶۹)؛ بالاتر = هویت اخلاقی مهم‌تر/نمایان‌تر. | مستقیم: MI1، MI2، MI5، MIS1–MIS5. | معکوس (بازکدگذاری ۶ − پاسخ): MI3، MI4. | وضعیت: ۱۰ گویه‌ی نهایی تأییدشده با متن مقاله (جدول ۳). نمادپردازی در نسخه‌ی کوتاه نیست.</w:t>
+            </w:r>
+          </w:p>
+        </w:tc>
+      </w:tr>
+    </w:tbl>
+    <w:p>
+      <w:pPr>
+        <w:spacing w:after="80"/>
+      </w:pPr>
+    </w:p>
     <w:p>
       <w:pPr>
         <w:spacing w:after="80"/>
@@ -36927,6 +39781,109 @@
         </w:tc>
       </w:tr>
     </w:tbl>
+    <w:tbl>
+      <w:tblPr>
+        <w:bidiVisual/>
+        <w:tblW w:type="dxa" w:w="9500"/>
+        <w:tblBorders>
+          <w:top w:val="single" w:color="auto" w:sz="4"/>
+          <w:left w:val="single" w:color="auto" w:sz="4"/>
+          <w:bottom w:val="single" w:color="auto" w:sz="4"/>
+          <w:right w:val="single" w:color="auto" w:sz="4"/>
+          <w:insideH w:val="single" w:color="auto" w:sz="4"/>
+          <w:insideV w:val="single" w:color="auto" w:sz="4"/>
+        </w:tblBorders>
+      </w:tblPr>
+      <w:tblGrid>
+        <w:gridCol w:w="9500"/>
+      </w:tblGrid>
+      <w:tr>
+        <w:trPr>
+          <w:cantSplit/>
+          <w:tblHeader/>
+        </w:trPr>
+        <w:tc>
+          <w:tcPr>
+            <w:tcW w:type="dxa" w:w="9500"/>
+            <w:tcBorders>
+              <w:top w:val="single" w:color="A6A6A6" w:sz="4"/>
+              <w:left w:val="single" w:color="A6A6A6" w:sz="4"/>
+              <w:bottom w:val="single" w:color="A6A6A6" w:sz="4"/>
+              <w:right w:val="single" w:color="A6A6A6" w:sz="4"/>
+            </w:tcBorders>
+            <w:shd w:fill="E7E6E6" w:color="auto" w:val="clear"/>
+            <w:tcMar>
+              <w:top w:type="dxa" w:w="50"/>
+              <w:left w:type="dxa" w:w="60"/>
+              <w:bottom w:type="dxa" w:w="50"/>
+              <w:right w:type="dxa" w:w="60"/>
+            </w:tcMar>
+          </w:tcPr>
+          <w:p>
+            <w:pPr>
+              <w:bidi/>
+              <w:spacing w:after="0" w:line="260"/>
+            </w:pPr>
+            <w:r>
+              <w:rPr>
+                <w:rFonts w:ascii="Arial" w:cs="Arial" w:eastAsia="Arial" w:hAnsi="Arial"/>
+                <w:b/>
+                <w:bCs/>
+                <w:sz w:val="19"/>
+                <w:szCs w:val="19"/>
+                <w:rtl/>
+              </w:rPr>
+              <w:t xml:space="preserve">یادداشت محقق (از نسخه‌ی پاسخ‌دهنده حذف شود)</w:t>
+            </w:r>
+          </w:p>
+        </w:tc>
+      </w:tr>
+      <w:tr>
+        <w:trPr>
+          <w:cantSplit/>
+          <w:tblHeader w:val="false"/>
+        </w:trPr>
+        <w:tc>
+          <w:tcPr>
+            <w:tcW w:type="dxa" w:w="9500"/>
+            <w:tcBorders>
+              <w:top w:val="single" w:color="A6A6A6" w:sz="4"/>
+              <w:left w:val="single" w:color="A6A6A6" w:sz="4"/>
+              <w:bottom w:val="single" w:color="A6A6A6" w:sz="4"/>
+              <w:right w:val="single" w:color="A6A6A6" w:sz="4"/>
+            </w:tcBorders>
+            <w:tcMar>
+              <w:top w:type="dxa" w:w="50"/>
+              <w:left w:type="dxa" w:w="60"/>
+              <w:bottom w:type="dxa" w:w="50"/>
+              <w:right w:type="dxa" w:w="60"/>
+            </w:tcMar>
+          </w:tcPr>
+          <w:p>
+            <w:pPr>
+              <w:bidi/>
+              <w:spacing w:after="0" w:line="260"/>
+            </w:pPr>
+            <w:r>
+              <w:rPr>
+                <w:rFonts w:ascii="Arial" w:cs="Arial" w:eastAsia="Arial" w:hAnsi="Arial"/>
+                <w:b w:val="false"/>
+                <w:bCs w:val="false"/>
+                <w:sz w:val="19"/>
+                <w:szCs w:val="19"/>
+                <w:rtl/>
+              </w:rPr>
+              <w:t xml:space="preserve">منبع: researcher-made marker items (no published instrument) | نمره‌گذاری: ۷ درجه؛ میانگین؛ فقط برای سنجش اثر روش مشترک. | همه‌ی گویه‌ها مستقیم؛ معکوس ندارد. | وضعیت: محقق‌ساخته و عمداً بی‌ربط به موضوع.</w:t>
+            </w:r>
+          </w:p>
+        </w:tc>
+      </w:tr>
+    </w:tbl>
+    <w:p>
+      <w:pPr>
+        <w:spacing w:after="80"/>
+      </w:pPr>
+    </w:p>
     <w:p>
       <w:pPr>
         <w:spacing w:after="80"/>
@@ -37730,6 +40687,182 @@
                 <w:szCs w:val="19"/>
                 <w:rtl/>
               </w:rPr>
+              <w:t xml:space="preserve">بی‌توجهی به نتایج جمعی (لنسونی)</w:t>
+            </w:r>
+          </w:p>
+        </w:tc>
+        <w:tc>
+          <w:tcPr>
+            <w:tcW w:type="dxa" w:w="2200"/>
+            <w:tcBorders>
+              <w:top w:val="single" w:color="A6A6A6" w:sz="4"/>
+              <w:left w:val="single" w:color="A6A6A6" w:sz="4"/>
+              <w:bottom w:val="single" w:color="A6A6A6" w:sz="4"/>
+              <w:right w:val="single" w:color="A6A6A6" w:sz="4"/>
+            </w:tcBorders>
+            <w:tcMar>
+              <w:top w:type="dxa" w:w="50"/>
+              <w:left w:type="dxa" w:w="60"/>
+              <w:bottom w:type="dxa" w:w="50"/>
+              <w:right w:type="dxa" w:w="60"/>
+            </w:tcMar>
+          </w:tcPr>
+          <w:p>
+            <w:pPr>
+              <w:bidi/>
+              <w:spacing w:after="0" w:line="260"/>
+            </w:pPr>
+            <w:r>
+              <w:rPr>
+                <w:rFonts w:ascii="Arial" w:cs="Arial" w:eastAsia="Arial" w:hAnsi="Arial"/>
+                <w:b w:val="false"/>
+                <w:bCs w:val="false"/>
+                <w:sz w:val="19"/>
+                <w:szCs w:val="19"/>
+                <w:rtl/>
+              </w:rPr>
+              <w:t xml:space="preserve">تعیین نشده</w:t>
+            </w:r>
+          </w:p>
+        </w:tc>
+        <w:tc>
+          <w:tcPr>
+            <w:tcW w:type="dxa" w:w="800"/>
+            <w:tcBorders>
+              <w:top w:val="single" w:color="A6A6A6" w:sz="4"/>
+              <w:left w:val="single" w:color="A6A6A6" w:sz="4"/>
+              <w:bottom w:val="single" w:color="A6A6A6" w:sz="4"/>
+              <w:right w:val="single" w:color="A6A6A6" w:sz="4"/>
+            </w:tcBorders>
+            <w:tcMar>
+              <w:top w:type="dxa" w:w="50"/>
+              <w:left w:type="dxa" w:w="60"/>
+              <w:bottom w:type="dxa" w:w="50"/>
+              <w:right w:type="dxa" w:w="60"/>
+            </w:tcMar>
+          </w:tcPr>
+          <w:p>
+            <w:pPr>
+              <w:bidi/>
+              <w:spacing w:after="0" w:line="260"/>
+            </w:pPr>
+            <w:r>
+              <w:rPr>
+                <w:rFonts w:ascii="Arial" w:cs="Arial" w:eastAsia="Arial" w:hAnsi="Arial"/>
+                <w:b w:val="false"/>
+                <w:bCs w:val="false"/>
+                <w:sz w:val="19"/>
+                <w:szCs w:val="19"/>
+                <w:rtl/>
+              </w:rPr>
+              <w:t xml:space="preserve">۳ جایگاه</w:t>
+            </w:r>
+          </w:p>
+        </w:tc>
+        <w:tc>
+          <w:tcPr>
+            <w:tcW w:type="dxa" w:w="3000"/>
+            <w:tcBorders>
+              <w:top w:val="single" w:color="A6A6A6" w:sz="4"/>
+              <w:left w:val="single" w:color="A6A6A6" w:sz="4"/>
+              <w:bottom w:val="single" w:color="A6A6A6" w:sz="4"/>
+              <w:right w:val="single" w:color="A6A6A6" w:sz="4"/>
+            </w:tcBorders>
+            <w:tcMar>
+              <w:top w:type="dxa" w:w="50"/>
+              <w:left w:type="dxa" w:w="60"/>
+              <w:bottom w:type="dxa" w:w="50"/>
+              <w:right w:type="dxa" w:w="60"/>
+            </w:tcMar>
+          </w:tcPr>
+          <w:p>
+            <w:pPr>
+              <w:bidi/>
+              <w:spacing w:after="0" w:line="260"/>
+            </w:pPr>
+            <w:r>
+              <w:rPr>
+                <w:rFonts w:ascii="Arial" w:cs="Arial" w:eastAsia="Arial" w:hAnsi="Arial"/>
+                <w:b w:val="false"/>
+                <w:bCs w:val="false"/>
+                <w:sz w:val="19"/>
+                <w:szCs w:val="19"/>
+                <w:rtl/>
+              </w:rPr>
+              <w:t xml:space="preserve">ابزار قابل‌تأیید پیدا نشد؛ جایگاه‌ها خالی</w:t>
+            </w:r>
+          </w:p>
+        </w:tc>
+        <w:tc>
+          <w:tcPr>
+            <w:tcW w:type="dxa" w:w="2000"/>
+            <w:tcBorders>
+              <w:top w:val="single" w:color="A6A6A6" w:sz="4"/>
+              <w:left w:val="single" w:color="A6A6A6" w:sz="4"/>
+              <w:bottom w:val="single" w:color="A6A6A6" w:sz="4"/>
+              <w:right w:val="single" w:color="A6A6A6" w:sz="4"/>
+            </w:tcBorders>
+            <w:tcMar>
+              <w:top w:type="dxa" w:w="50"/>
+              <w:left w:type="dxa" w:w="60"/>
+              <w:bottom w:type="dxa" w:w="50"/>
+              <w:right w:type="dxa" w:w="60"/>
+            </w:tcMar>
+          </w:tcPr>
+          <w:p>
+            <w:pPr>
+              <w:bidi/>
+              <w:spacing w:after="0" w:line="260"/>
+            </w:pPr>
+            <w:r>
+              <w:rPr>
+                <w:rFonts w:ascii="Arial" w:cs="Arial" w:eastAsia="Arial" w:hAnsi="Arial"/>
+                <w:b w:val="false"/>
+                <w:bCs w:val="false"/>
+                <w:sz w:val="19"/>
+                <w:szCs w:val="19"/>
+                <w:rtl/>
+              </w:rPr>
+              <w:t xml:space="preserve">نیاز به بررسی</w:t>
+            </w:r>
+          </w:p>
+        </w:tc>
+      </w:tr>
+      <w:tr>
+        <w:trPr>
+          <w:cantSplit/>
+          <w:tblHeader w:val="false"/>
+        </w:trPr>
+        <w:tc>
+          <w:tcPr>
+            <w:tcW w:type="dxa" w:w="1500"/>
+            <w:tcBorders>
+              <w:top w:val="single" w:color="A6A6A6" w:sz="4"/>
+              <w:left w:val="single" w:color="A6A6A6" w:sz="4"/>
+              <w:bottom w:val="single" w:color="A6A6A6" w:sz="4"/>
+              <w:right w:val="single" w:color="A6A6A6" w:sz="4"/>
+            </w:tcBorders>
+            <w:tcMar>
+              <w:top w:type="dxa" w:w="50"/>
+              <w:left w:type="dxa" w:w="60"/>
+              <w:bottom w:type="dxa" w:w="50"/>
+              <w:right w:type="dxa" w:w="60"/>
+            </w:tcMar>
+          </w:tcPr>
+          <w:p>
+            <w:pPr>
+              <w:bidi/>
+              <w:spacing w:after="0" w:line="260"/>
+            </w:pPr>
+            <w:r>
+              <w:rPr>
+                <w:rFonts w:ascii="Arial" w:cs="Arial" w:eastAsia="Arial" w:hAnsi="Arial"/>
+                <w:b w:val="false"/>
+                <w:bCs w:val="false"/>
+                <w:sz w:val="19"/>
+                <w:szCs w:val="19"/>
+                <w:rtl/>
+              </w:rPr>
               <w:t xml:space="preserve">DAB (رفتار خود و همکاران)</w:t>
             </w:r>
           </w:p>
@@ -42634,6 +45767,216 @@
                 <w:szCs w:val="19"/>
                 <w:rtl/>
               </w:rPr>
+              <w:t xml:space="preserve">بی‌توجهی به نتایج جمعی</w:t>
+            </w:r>
+          </w:p>
+        </w:tc>
+        <w:tc>
+          <w:tcPr>
+            <w:tcW w:type="dxa" w:w="1700"/>
+            <w:tcBorders>
+              <w:top w:val="single" w:color="A6A6A6" w:sz="4"/>
+              <w:left w:val="single" w:color="A6A6A6" w:sz="4"/>
+              <w:bottom w:val="single" w:color="A6A6A6" w:sz="4"/>
+              <w:right w:val="single" w:color="A6A6A6" w:sz="4"/>
+            </w:tcBorders>
+            <w:tcMar>
+              <w:top w:type="dxa" w:w="50"/>
+              <w:left w:type="dxa" w:w="60"/>
+              <w:bottom w:type="dxa" w:w="50"/>
+              <w:right w:type="dxa" w:w="60"/>
+            </w:tcMar>
+          </w:tcPr>
+          <w:p>
+            <w:pPr>
+              <w:bidi/>
+              <w:spacing w:after="0" w:line="260"/>
+            </w:pPr>
+            <w:r>
+              <w:rPr>
+                <w:rFonts w:ascii="Arial" w:cs="Arial" w:eastAsia="Arial" w:hAnsi="Arial"/>
+                <w:b w:val="false"/>
+                <w:bCs w:val="false"/>
+                <w:sz w:val="19"/>
+                <w:szCs w:val="19"/>
+                <w:rtl/>
+              </w:rPr>
+              <w:t xml:space="preserve">NR1–NR3</w:t>
+            </w:r>
+          </w:p>
+        </w:tc>
+        <w:tc>
+          <w:tcPr>
+            <w:tcW w:type="dxa" w:w="700"/>
+            <w:tcBorders>
+              <w:top w:val="single" w:color="A6A6A6" w:sz="4"/>
+              <w:left w:val="single" w:color="A6A6A6" w:sz="4"/>
+              <w:bottom w:val="single" w:color="A6A6A6" w:sz="4"/>
+              <w:right w:val="single" w:color="A6A6A6" w:sz="4"/>
+            </w:tcBorders>
+            <w:tcMar>
+              <w:top w:type="dxa" w:w="50"/>
+              <w:left w:type="dxa" w:w="60"/>
+              <w:bottom w:type="dxa" w:w="50"/>
+              <w:right w:type="dxa" w:w="60"/>
+            </w:tcMar>
+          </w:tcPr>
+          <w:p>
+            <w:pPr>
+              <w:bidi/>
+              <w:spacing w:after="0" w:line="260"/>
+            </w:pPr>
+            <w:r>
+              <w:rPr>
+                <w:rFonts w:ascii="Arial" w:cs="Arial" w:eastAsia="Arial" w:hAnsi="Arial"/>
+                <w:b w:val="false"/>
+                <w:bCs w:val="false"/>
+                <w:sz w:val="19"/>
+                <w:szCs w:val="19"/>
+                <w:rtl/>
+              </w:rPr>
+              <w:t xml:space="preserve">۳ جایگاه</w:t>
+            </w:r>
+          </w:p>
+        </w:tc>
+        <w:tc>
+          <w:tcPr>
+            <w:tcW w:type="dxa" w:w="1700"/>
+            <w:tcBorders>
+              <w:top w:val="single" w:color="A6A6A6" w:sz="4"/>
+              <w:left w:val="single" w:color="A6A6A6" w:sz="4"/>
+              <w:bottom w:val="single" w:color="A6A6A6" w:sz="4"/>
+              <w:right w:val="single" w:color="A6A6A6" w:sz="4"/>
+            </w:tcBorders>
+            <w:tcMar>
+              <w:top w:type="dxa" w:w="50"/>
+              <w:left w:type="dxa" w:w="60"/>
+              <w:bottom w:type="dxa" w:w="50"/>
+              <w:right w:type="dxa" w:w="60"/>
+            </w:tcMar>
+          </w:tcPr>
+          <w:p>
+            <w:pPr>
+              <w:bidi/>
+              <w:spacing w:after="0" w:line="260"/>
+            </w:pPr>
+            <w:r>
+              <w:rPr>
+                <w:rFonts w:ascii="Arial" w:cs="Arial" w:eastAsia="Arial" w:hAnsi="Arial"/>
+                <w:b w:val="false"/>
+                <w:bCs w:val="false"/>
+                <w:sz w:val="19"/>
+                <w:szCs w:val="19"/>
+                <w:rtl/>
+              </w:rPr>
+              <w:t xml:space="preserve">—</w:t>
+            </w:r>
+          </w:p>
+        </w:tc>
+        <w:tc>
+          <w:tcPr>
+            <w:tcW w:type="dxa" w:w="1700"/>
+            <w:tcBorders>
+              <w:top w:val="single" w:color="A6A6A6" w:sz="4"/>
+              <w:left w:val="single" w:color="A6A6A6" w:sz="4"/>
+              <w:bottom w:val="single" w:color="A6A6A6" w:sz="4"/>
+              <w:right w:val="single" w:color="A6A6A6" w:sz="4"/>
+            </w:tcBorders>
+            <w:tcMar>
+              <w:top w:type="dxa" w:w="50"/>
+              <w:left w:type="dxa" w:w="60"/>
+              <w:bottom w:type="dxa" w:w="50"/>
+              <w:right w:type="dxa" w:w="60"/>
+            </w:tcMar>
+          </w:tcPr>
+          <w:p>
+            <w:pPr>
+              <w:bidi/>
+              <w:spacing w:after="0" w:line="260"/>
+            </w:pPr>
+            <w:r>
+              <w:rPr>
+                <w:rFonts w:ascii="Arial" w:cs="Arial" w:eastAsia="Arial" w:hAnsi="Arial"/>
+                <w:b w:val="false"/>
+                <w:bCs w:val="false"/>
+                <w:sz w:val="19"/>
+                <w:szCs w:val="19"/>
+                <w:rtl/>
+              </w:rPr>
+              <w:t xml:space="preserve">تیم (بدون خود)</w:t>
+            </w:r>
+          </w:p>
+        </w:tc>
+        <w:tc>
+          <w:tcPr>
+            <w:tcW w:type="dxa" w:w="2000"/>
+            <w:tcBorders>
+              <w:top w:val="single" w:color="A6A6A6" w:sz="4"/>
+              <w:left w:val="single" w:color="A6A6A6" w:sz="4"/>
+              <w:bottom w:val="single" w:color="A6A6A6" w:sz="4"/>
+              <w:right w:val="single" w:color="A6A6A6" w:sz="4"/>
+            </w:tcBorders>
+            <w:tcMar>
+              <w:top w:type="dxa" w:w="50"/>
+              <w:left w:type="dxa" w:w="60"/>
+              <w:bottom w:type="dxa" w:w="50"/>
+              <w:right w:type="dxa" w:w="60"/>
+            </w:tcMar>
+          </w:tcPr>
+          <w:p>
+            <w:pPr>
+              <w:bidi/>
+              <w:spacing w:after="0" w:line="260"/>
+            </w:pPr>
+            <w:r>
+              <w:rPr>
+                <w:rFonts w:ascii="Arial" w:cs="Arial" w:eastAsia="Arial" w:hAnsi="Arial"/>
+                <w:b w:val="false"/>
+                <w:bCs w:val="false"/>
+                <w:sz w:val="19"/>
+                <w:szCs w:val="19"/>
+                <w:rtl/>
+              </w:rPr>
+              <w:t xml:space="preserve">تعیین نشده</w:t>
+            </w:r>
+          </w:p>
+        </w:tc>
+      </w:tr>
+      <w:tr>
+        <w:trPr>
+          <w:cantSplit/>
+          <w:tblHeader w:val="false"/>
+        </w:trPr>
+        <w:tc>
+          <w:tcPr>
+            <w:tcW w:type="dxa" w:w="1700"/>
+            <w:tcBorders>
+              <w:top w:val="single" w:color="A6A6A6" w:sz="4"/>
+              <w:left w:val="single" w:color="A6A6A6" w:sz="4"/>
+              <w:bottom w:val="single" w:color="A6A6A6" w:sz="4"/>
+              <w:right w:val="single" w:color="A6A6A6" w:sz="4"/>
+            </w:tcBorders>
+            <w:tcMar>
+              <w:top w:type="dxa" w:w="50"/>
+              <w:left w:type="dxa" w:w="60"/>
+              <w:bottom w:type="dxa" w:w="50"/>
+              <w:right w:type="dxa" w:w="60"/>
+            </w:tcMar>
+          </w:tcPr>
+          <w:p>
+            <w:pPr>
+              <w:bidi/>
+              <w:spacing w:after="0" w:line="260"/>
+            </w:pPr>
+            <w:r>
+              <w:rPr>
+                <w:rFonts w:ascii="Arial" w:cs="Arial" w:eastAsia="Arial" w:hAnsi="Arial"/>
+                <w:b w:val="false"/>
+                <w:bCs w:val="false"/>
+                <w:sz w:val="19"/>
+                <w:szCs w:val="19"/>
+                <w:rtl/>
+              </w:rPr>
               <w:t xml:space="preserve">فرسودگی مرتبط با کار</w:t>
             </w:r>
           </w:p>
@@ -44797,7 +48140,7 @@
                 <w:szCs w:val="19"/>
                 <w:rtl/>
               </w:rPr>
-              <w:t xml:space="preserve">این نسخه‌ی کوتاه (حدود ۱۱۷ گویه، ۱۸ تا ۲۱ دقیقه) برای جمع‌آوری اصلی است. نسبت به نسخه‌ی کامل حذف شده‌اند: تعهد تداومی حرفه و مؤسسه (۱۲ گویه)، نمادپردازی هویت اخلاقی (۵)، فرسودگی مرتبط با صاحبکار (۶)، قصد ماندن (۳)، کوچینگ سرپرست (۳)، هدف مشترک (۳)، حل تعارض (۳)، دوست‌داشتن اعضا (۴)، یادگیری تیم (۷)، عملکرد تیم (۵) و سرمایه‌ی روان‌شناختی PCQ-24 (۲۴، پس از مجوز). جدول‌های ضمیمه برای ردیف‌های حذف‌شده فیلتر شده‌اند؛ ردیف تعهد (که مؤلفه‌ی تداومی را هم ذکر می‌کند) و جدول پوشش لنسونی با نسخه‌ی کامل یکی مانده‌اند.</w:t>
+              <w:t xml:space="preserve">این نسخه‌ی کوتاه (حدود ۱۱۷ گویه، ۱۸ تا ۲۱ دقیقه) برای جمع‌آوری اصلی است. نسبت به نسخه‌ی کامل حذف شده‌اند: تعهد تداومی حرفه و مؤسسه (۱۲ گویه)، نمادپردازی هویت اخلاقی (۵)، فرسودگی مرتبط با صاحبکار (۶)، قصد ترک حرفه و مؤسسه (۶)، صدا/وفاداری/بی‌اعتنایی/شهروندی/تکلیف/رضایت (جایگاه‌های خالی)، کوچینگ سرپرست (۳)، هدف مشترک (۳)، حل تعارض (۳)، دوست‌داشتن اعضا (۴)، یادگیری تیم (۷)، عملکرد تیم (۵) و سرمایه‌ی روان‌شناختی PCQ-24 (۲۴، پس از مجوز). جدول‌های ضمیمه برای ردیف‌های حذف‌شده فیلتر شده‌اند؛ ردیف تعهد (که مؤلفه‌ی تداومی را هم ذکر می‌کند) و جدول پوشش لنسونی با نسخه‌ی کامل یکی مانده‌اند.</w:t>
             </w:r>
           </w:p>
         </w:tc>

--- a/questionnaire-v3-short-fa.docx
+++ b/questionnaire-v3-short-fa.docx
@@ -130,7 +130,7 @@
                 <w:szCs w:val="19"/>
                 <w:rtl/>
               </w:rPr>
-              <w:t xml:space="preserve">بخش ۱ متن پاسخ‌دهنده است. بخش ۲ ضمیمه‌ی محقق است و در نسخه‌ی پاسخ‌دهنده نمایش داده نشود. گویه‌های تعهد (AC، OC) و رفتارهای DAB (DB1–DB5) از جدول و پیوستی که شما فرستادید عین متن آمده‌اند. بقیه‌ی ابزارها از دانش من هستند و هنوز با متن اصلی تطبیق داده نشده‌اند؛ وضعیت هر ابزار در جدول ۲-۱ آمده است.</w:t>
+              <w:t xml:space="preserve">بخش ۱ متن پاسخ‌دهنده است و بخش ۲ ضمیمه‌ی محقق است؛ یادداشت‌های خاکستری زیر هر ابزار (مرجع، نمره‌گذاری، گویه‌های مستقیم و معکوس، وضعیت) و ضمیمه‌ی بخش ۲ در نسخه‌ی پاسخ‌دهنده نمایش داده نشوند. بیشتر ابزارها عین متن مقاله‌های منتشرشده‌اند و وضعیت هر کدام در یادداشت زیر آن آمده است. محقق‌ساخته فقط سناریوی ۱، متغیر نشانگر و گویه‌های DB6، DB7 و PN6 هستند. جایگاه‌های خالی با «نیاز به بررسی» مشخص شده‌اند.</w:t>
             </w:r>
           </w:p>
         </w:tc>
@@ -13222,7 +13222,7 @@
                 <w:szCs w:val="19"/>
                 <w:rtl/>
               </w:rPr>
-              <w:t xml:space="preserve">ابزار منتشرشده‌ی قابل‌تأییدی برای این بُعد پیدا نشد. جایگاه‌ها عمداً خالی مانده‌اند؛ هیچ گویه‌ی محقق‌ساخته یا جایگزین ناهمخوانی در آن نگذاشته‌ام. بررسی‌شده و کنار گذاشته‌شده: Group Orientation Scale (ویژگی فردی)، goal interdependence (متن گویه‌ها پیدا نشد).</w:t>
+              <w:t xml:space="preserve">ابزار منتشرشده‌ی قابل‌تأییدی برای این بُعد پیدا نشد. جایگاه‌ها عمداً خالی مانده‌اند؛ هیچ گویه‌ی محقق‌ساخته یا جایگزین ناهمخوانی در آن نگذاشته‌ام. نامزدهای جست‌وجوشده که متن گویه‌هایشان در دسترس من نبود: زیرمقیاس «تلاش (Effort)» از Hoegl و Gemuenden (2001، Organization Science 12(4)، 435–449، DOI 10.1287/orsc.12.4.435.10635؛ گویه‌ها باید در پیوست مقاله باشند) و مقیاس «اهداف همکارانه» از Alper، Tjosvold و Law (2000، Personnel Psychology). بررسی و کنار گذاشته‌شده: Group Orientation Scale (ویژگی فردی). اسکرین‌شات گویه‌های پیوست Hoegl و Gemuenden را بیاورید تا جایگاه‌ها پر شود.</w:t>
             </w:r>
           </w:p>
         </w:tc>
@@ -40079,6 +40079,109 @@
         <w:t xml:space="preserve">بخش ۲: ضمیمه‌ی محقق (در نسخه‌ی پاسخ‌دهنده نمایش داده نشود)</w:t>
       </w:r>
     </w:p>
+    <w:tbl>
+      <w:tblPr>
+        <w:bidiVisual/>
+        <w:tblW w:type="dxa" w:w="9500"/>
+        <w:tblBorders>
+          <w:top w:val="single" w:color="auto" w:sz="4"/>
+          <w:left w:val="single" w:color="auto" w:sz="4"/>
+          <w:bottom w:val="single" w:color="auto" w:sz="4"/>
+          <w:right w:val="single" w:color="auto" w:sz="4"/>
+          <w:insideH w:val="single" w:color="auto" w:sz="4"/>
+          <w:insideV w:val="single" w:color="auto" w:sz="4"/>
+        </w:tblBorders>
+      </w:tblPr>
+      <w:tblGrid>
+        <w:gridCol w:w="9500"/>
+      </w:tblGrid>
+      <w:tr>
+        <w:trPr>
+          <w:cantSplit/>
+          <w:tblHeader/>
+        </w:trPr>
+        <w:tc>
+          <w:tcPr>
+            <w:tcW w:type="dxa" w:w="9500"/>
+            <w:tcBorders>
+              <w:top w:val="single" w:color="A6A6A6" w:sz="4"/>
+              <w:left w:val="single" w:color="A6A6A6" w:sz="4"/>
+              <w:bottom w:val="single" w:color="A6A6A6" w:sz="4"/>
+              <w:right w:val="single" w:color="A6A6A6" w:sz="4"/>
+            </w:tcBorders>
+            <w:shd w:fill="E2EFDA" w:color="auto" w:val="clear"/>
+            <w:tcMar>
+              <w:top w:type="dxa" w:w="50"/>
+              <w:left w:type="dxa" w:w="60"/>
+              <w:bottom w:type="dxa" w:w="50"/>
+              <w:right w:type="dxa" w:w="60"/>
+            </w:tcMar>
+          </w:tcPr>
+          <w:p>
+            <w:pPr>
+              <w:bidi/>
+              <w:spacing w:after="0" w:line="260"/>
+            </w:pPr>
+            <w:r>
+              <w:rPr>
+                <w:rFonts w:ascii="Arial" w:cs="Arial" w:eastAsia="Arial" w:hAnsi="Arial"/>
+                <w:b/>
+                <w:bCs/>
+                <w:sz w:val="19"/>
+                <w:szCs w:val="19"/>
+                <w:rtl/>
+              </w:rPr>
+              <w:t xml:space="preserve">اصل انتخاب ابزار</w:t>
+            </w:r>
+          </w:p>
+        </w:tc>
+      </w:tr>
+      <w:tr>
+        <w:trPr>
+          <w:cantSplit/>
+          <w:tblHeader w:val="false"/>
+        </w:trPr>
+        <w:tc>
+          <w:tcPr>
+            <w:tcW w:type="dxa" w:w="9500"/>
+            <w:tcBorders>
+              <w:top w:val="single" w:color="A6A6A6" w:sz="4"/>
+              <w:left w:val="single" w:color="A6A6A6" w:sz="4"/>
+              <w:bottom w:val="single" w:color="A6A6A6" w:sz="4"/>
+              <w:right w:val="single" w:color="A6A6A6" w:sz="4"/>
+            </w:tcBorders>
+            <w:tcMar>
+              <w:top w:type="dxa" w:w="50"/>
+              <w:left w:type="dxa" w:w="60"/>
+              <w:bottom w:type="dxa" w:w="50"/>
+              <w:right w:type="dxa" w:w="60"/>
+            </w:tcMar>
+          </w:tcPr>
+          <w:p>
+            <w:pPr>
+              <w:bidi/>
+              <w:spacing w:after="0" w:line="260"/>
+            </w:pPr>
+            <w:r>
+              <w:rPr>
+                <w:rFonts w:ascii="Arial" w:cs="Arial" w:eastAsia="Arial" w:hAnsi="Arial"/>
+                <w:b w:val="false"/>
+                <w:bCs w:val="false"/>
+                <w:sz w:val="19"/>
+                <w:szCs w:val="19"/>
+                <w:rtl/>
+              </w:rPr>
+              <w:t xml:space="preserve">در این پرسشنامه فقط گویه‌هایی آمده‌اند که متن‌شان در یک مقاله‌ی منتشرشده چاپ شده است و با ارجاع کامل به همان مقاله به‌کار می‌روند؛ برای هیچ سازه‌ای مجوز یا اجازه‌ی جداگانه درخواست نشده است. به همین دلیل ابزارهای تجاری یا مجوزدار (PCQ، MBI، ارزیابی لنسونی) کنار گذاشته شدند و «سرمایه‌ی روان‌شناختی» فعلاً در پرسشنامه نیست. یادداشت صادقانه: چاپ‌شدن گویه در مقاله به‌معنای رهاشدن حق نشر نیست؛ رویه‌ی رایج در پژوهش دانشگاهی ارجاع کامل است، اما اگر نشریه‌ای مجوز خواست، تصمیم با نویسندگان است.</w:t>
+            </w:r>
+          </w:p>
+        </w:tc>
+      </w:tr>
+    </w:tbl>
+    <w:p>
+      <w:pPr>
+        <w:spacing w:after="80"/>
+      </w:pPr>
+    </w:p>
     <w:p>
       <w:pPr>
         <w:pStyle w:val="Heading2"/>
@@ -40471,7 +40574,7 @@
                 <w:szCs w:val="19"/>
                 <w:rtl/>
               </w:rPr>
-              <w:t xml:space="preserve">اطلاع/مجوز؛ اقتباس از پرستاری به حسابرسی را گزارش کنید</w:t>
+              <w:t xml:space="preserve">اقتباس از پرستاری به حسابرسی را گزارش کنید</w:t>
             </w:r>
           </w:p>
         </w:tc>
@@ -40647,7 +40750,7 @@
                 <w:szCs w:val="19"/>
                 <w:rtl/>
               </w:rPr>
-              <w:t xml:space="preserve">اطلاع/مجوز</w:t>
+              <w:t xml:space="preserve">ارجاع کامل به مقاله</w:t>
             </w:r>
           </w:p>
         </w:tc>
@@ -41175,7 +41278,7 @@
                 <w:szCs w:val="19"/>
                 <w:rtl/>
               </w:rPr>
-              <w:t xml:space="preserve">تطبیق جمله‌بندی با متن اصلی؛ مجوز نویسنده</w:t>
+              <w:t xml:space="preserve">تطبیق جمله‌بندی با متن اصلی</w:t>
             </w:r>
           </w:p>
         </w:tc>
@@ -42231,7 +42334,7 @@
                 <w:szCs w:val="19"/>
                 <w:rtl/>
               </w:rPr>
-              <w:t xml:space="preserve">بررسی مجوز</w:t>
+              <w:t xml:space="preserve">ارجاع کامل به مقاله</w:t>
             </w:r>
           </w:p>
         </w:tc>
@@ -42407,7 +42510,7 @@
                 <w:szCs w:val="19"/>
                 <w:rtl/>
               </w:rPr>
-              <w:t xml:space="preserve">مجوز/اطلاع به نویسنده</w:t>
+              <w:t xml:space="preserve">ارجاع کامل به مقاله</w:t>
             </w:r>
           </w:p>
         </w:tc>
@@ -48140,7 +48243,7 @@
                 <w:szCs w:val="19"/>
                 <w:rtl/>
               </w:rPr>
-              <w:t xml:space="preserve">این نسخه‌ی کوتاه (حدود ۱۱۷ گویه، ۱۸ تا ۲۱ دقیقه) برای جمع‌آوری اصلی است. نسبت به نسخه‌ی کامل حذف شده‌اند: تعهد تداومی حرفه و مؤسسه (۱۲ گویه)، نمادپردازی هویت اخلاقی (۵)، فرسودگی مرتبط با صاحبکار (۶)، قصد ترک حرفه و مؤسسه (۶)، صدا/وفاداری/بی‌اعتنایی/شهروندی/تکلیف/رضایت (جایگاه‌های خالی)، کوچینگ سرپرست (۳)، هدف مشترک (۳)، حل تعارض (۳)، دوست‌داشتن اعضا (۴)، یادگیری تیم (۷)، عملکرد تیم (۵) و سرمایه‌ی روان‌شناختی PCQ-24 (۲۴، پس از مجوز). جدول‌های ضمیمه برای ردیف‌های حذف‌شده فیلتر شده‌اند؛ ردیف تعهد (که مؤلفه‌ی تداومی را هم ذکر می‌کند) و جدول پوشش لنسونی با نسخه‌ی کامل یکی مانده‌اند.</w:t>
+              <w:t xml:space="preserve">این نسخه‌ی کوتاه (حدود ۱۱۷ گویه، ۱۸ تا ۲۱ دقیقه) برای جمع‌آوری اصلی است. نسبت به نسخه‌ی کامل حذف شده‌اند: تعهد تداومی حرفه و مؤسسه (۱۲ گویه)، نمادپردازی هویت اخلاقی (۵)، فرسودگی مرتبط با صاحبکار (۶)، قصد ترک حرفه و مؤسسه (۶)، صدا/وفاداری/بی‌اعتنایی/شهروندی/تکلیف/رضایت (جایگاه‌های خالی)، کوچینگ سرپرست (۳)، هدف مشترک (۳)، حل تعارض (۳)، دوست‌داشتن اعضا (۴)، یادگیری تیم (۷)، عملکرد تیم (۵). جدول‌های ضمیمه برای ردیف‌های حذف‌شده فیلتر شده‌اند؛ ردیف تعهد (که مؤلفه‌ی تداومی را هم ذکر می‌کند) و جدول پوشش لنسونی با نسخه‌ی کامل یکی مانده‌اند.</w:t>
             </w:r>
           </w:p>
         </w:tc>
